--- a/Document/[ĐATN.CT6.BCĐA] CT060417. Nguyễn Gia Huy. Xây dựng Ứng dụng CRM ứng dụng AI.docx
+++ b/Document/[ĐATN.CT6.BCĐA] CT060417. Nguyễn Gia Huy. Xây dựng Ứng dụng CRM ứng dụng AI.docx
@@ -2120,7 +2120,7 @@
       <w:pPr>
         <w:pStyle w:val="Heading1"/>
         <w:rPr>
-          <w:lang w:val="en-US"/>
+          <w:lang w:val="vi-VN"/>
         </w:rPr>
       </w:pPr>
       <w:r>
@@ -2141,7 +2141,7 @@
       <w:pPr>
         <w:ind w:firstLine="0"/>
         <w:rPr>
-          <w:lang w:val="en-US"/>
+          <w:lang w:val="vi-VN"/>
         </w:rPr>
       </w:pPr>
     </w:p>
@@ -2211,6 +2211,9 @@
           <w:ilvl w:val="0"/>
           <w:numId w:val="47"/>
         </w:numPr>
+        <w:spacing w:after="0" w:line="276" w:lineRule="auto"/>
+        <w:ind w:hanging="357"/>
+        <w:contextualSpacing w:val="0"/>
         <w:rPr>
           <w:sz w:val="28"/>
           <w:szCs w:val="28"/>
@@ -2249,6 +2252,9 @@
           <w:ilvl w:val="0"/>
           <w:numId w:val="47"/>
         </w:numPr>
+        <w:spacing w:after="0" w:line="276" w:lineRule="auto"/>
+        <w:ind w:hanging="357"/>
+        <w:contextualSpacing w:val="0"/>
         <w:rPr>
           <w:sz w:val="28"/>
           <w:szCs w:val="28"/>
@@ -2277,7 +2283,7 @@
           <w:szCs w:val="28"/>
           <w:lang w:val="vi-VN"/>
         </w:rPr>
-        <w:t xml:space="preserve"> đại diện cho các doanh nghiệp sẽ sử dụng hệ thống để quản lý việc nhắn tin</w:t>
+        <w:t xml:space="preserve"> đại diện cho các doanh nghiệp sẽ sử dụng hệ thống để </w:t>
       </w:r>
       <w:r>
         <w:rPr>
@@ -2285,7 +2291,15 @@
           <w:szCs w:val="28"/>
           <w:lang w:val="vi-VN"/>
         </w:rPr>
-        <w:t xml:space="preserve"> với khách hàng, </w:t>
+        <w:t>tiếp cận với khách hàng</w:t>
+      </w:r>
+      <w:r>
+        <w:rPr>
+          <w:sz w:val="28"/>
+          <w:szCs w:val="28"/>
+          <w:lang w:val="vi-VN"/>
+        </w:rPr>
+        <w:t xml:space="preserve">, </w:t>
       </w:r>
       <w:r>
         <w:rPr>
@@ -2319,7 +2333,9 @@
           <w:ilvl w:val="0"/>
           <w:numId w:val="47"/>
         </w:numPr>
-        <w:spacing w:before="60" w:after="0" w:line="288" w:lineRule="auto"/>
+        <w:spacing w:after="0" w:line="276" w:lineRule="auto"/>
+        <w:ind w:hanging="357"/>
+        <w:contextualSpacing w:val="0"/>
         <w:rPr>
           <w:lang w:val="vi-VN"/>
         </w:rPr>
@@ -2396,6 +2412,9 @@
           <w:ilvl w:val="0"/>
           <w:numId w:val="47"/>
         </w:numPr>
+        <w:spacing w:after="0" w:line="276" w:lineRule="auto"/>
+        <w:ind w:hanging="357"/>
+        <w:contextualSpacing w:val="0"/>
         <w:rPr>
           <w:sz w:val="28"/>
           <w:szCs w:val="28"/>
@@ -2433,9 +2452,68 @@
         <w:rPr>
           <w:sz w:val="28"/>
           <w:szCs w:val="28"/>
-          <w:lang w:val="vi-VN"/>
-        </w:rPr>
-      </w:pPr>
+        </w:rPr>
+      </w:pPr>
+    </w:p>
+    <w:p>
+      <w:pPr>
+        <w:pStyle w:val="ListParagraph"/>
+        <w:ind w:left="0"/>
+        <w:jc w:val="center"/>
+        <w:rPr>
+          <w:sz w:val="28"/>
+          <w:szCs w:val="28"/>
+        </w:rPr>
+      </w:pPr>
+      <w:r>
+        <w:rPr>
+          <w:noProof/>
+          <w:sz w:val="28"/>
+          <w:szCs w:val="28"/>
+        </w:rPr>
+        <w:lastRenderedPageBreak/>
+        <w:drawing>
+          <wp:inline distT="0" distB="0" distL="0" distR="0" wp14:anchorId="03DD9EC9" wp14:editId="5E4A68C1">
+            <wp:extent cx="5524500" cy="6305550"/>
+            <wp:effectExtent l="0" t="0" r="0" b="0"/>
+            <wp:docPr id="632882113" name="Picture 5"/>
+            <wp:cNvGraphicFramePr>
+              <a:graphicFrameLocks xmlns:a="http://schemas.openxmlformats.org/drawingml/2006/main" noChangeAspect="1"/>
+            </wp:cNvGraphicFramePr>
+            <a:graphic xmlns:a="http://schemas.openxmlformats.org/drawingml/2006/main">
+              <a:graphicData uri="http://schemas.openxmlformats.org/drawingml/2006/picture">
+                <pic:pic xmlns:pic="http://schemas.openxmlformats.org/drawingml/2006/picture">
+                  <pic:nvPicPr>
+                    <pic:cNvPr id="632882113" name="Picture 632882113"/>
+                    <pic:cNvPicPr/>
+                  </pic:nvPicPr>
+                  <pic:blipFill>
+                    <a:blip r:embed="rId10">
+                      <a:extLst>
+                        <a:ext uri="{28A0092B-C50C-407E-A947-70E740481C1C}">
+                          <a14:useLocalDpi xmlns:a14="http://schemas.microsoft.com/office/drawing/2010/main" val="0"/>
+                        </a:ext>
+                      </a:extLst>
+                    </a:blip>
+                    <a:stretch>
+                      <a:fillRect/>
+                    </a:stretch>
+                  </pic:blipFill>
+                  <pic:spPr>
+                    <a:xfrm>
+                      <a:off x="0" y="0"/>
+                      <a:ext cx="5524500" cy="6305550"/>
+                    </a:xfrm>
+                    <a:prstGeom prst="rect">
+                      <a:avLst/>
+                    </a:prstGeom>
+                  </pic:spPr>
+                </pic:pic>
+              </a:graphicData>
+            </a:graphic>
+          </wp:inline>
+        </w:drawing>
+      </w:r>
     </w:p>
     <w:p>
       <w:pPr>
@@ -2444,9 +2522,51 @@
         <w:rPr>
           <w:sz w:val="28"/>
           <w:szCs w:val="28"/>
-          <w:lang w:val="vi-VN"/>
-        </w:rPr>
-      </w:pPr>
+        </w:rPr>
+      </w:pPr>
+      <w:r>
+        <w:rPr>
+          <w:sz w:val="28"/>
+          <w:szCs w:val="28"/>
+        </w:rPr>
+        <w:t>Biểu</w:t>
+      </w:r>
+      <w:r>
+        <w:rPr>
+          <w:sz w:val="28"/>
+          <w:szCs w:val="28"/>
+          <w:lang w:val="vi-VN"/>
+        </w:rPr>
+        <w:t xml:space="preserve"> đồ Usecase tổng quát</w:t>
+      </w:r>
+      <w:r>
+        <w:rPr>
+          <w:sz w:val="28"/>
+          <w:szCs w:val="28"/>
+        </w:rPr>
+        <w:br/>
+      </w:r>
+      <w:r>
+        <w:rPr>
+          <w:sz w:val="28"/>
+          <w:szCs w:val="28"/>
+        </w:rPr>
+        <w:br/>
+      </w:r>
+    </w:p>
+    <w:p>
+      <w:pPr>
+        <w:spacing w:before="0" w:after="0" w:line="240" w:lineRule="auto"/>
+        <w:ind w:firstLine="0"/>
+        <w:jc w:val="left"/>
+        <w:rPr>
+          <w:rFonts w:eastAsia="Times New Roman" w:cs="Times New Roman"/>
+          <w:lang w:val="vi-VN" w:bidi="ar-SA"/>
+        </w:rPr>
+      </w:pPr>
+      <w:r>
+        <w:br w:type="page"/>
+      </w:r>
     </w:p>
     <w:p>
       <w:pPr>
@@ -2459,19 +2579,1217 @@
         <w:rPr>
           <w:lang w:val="vi-VN"/>
         </w:rPr>
+        <w:lastRenderedPageBreak/>
         <w:t>Phân rã biểu đồ Usecase</w:t>
       </w:r>
     </w:p>
     <w:p>
       <w:pPr>
-        <w:rPr>
-          <w:lang w:val="vi-VN"/>
-        </w:rPr>
-      </w:pPr>
+        <w:pStyle w:val="Heading4"/>
+        <w:ind w:left="0" w:firstLine="0"/>
+        <w:rPr>
+          <w:b/>
+          <w:bCs w:val="0"/>
+          <w:lang w:val="vi-VN"/>
+        </w:rPr>
+      </w:pPr>
+      <w:r>
+        <w:rPr>
+          <w:b/>
+          <w:bCs w:val="0"/>
+          <w:lang w:val="vi-VN"/>
+        </w:rPr>
+        <w:t>Phân rã Usecase Quản lý nhân viên</w:t>
+      </w:r>
+    </w:p>
+    <w:p>
+      <w:pPr>
+        <w:rPr>
+          <w:lang w:val="vi-VN"/>
+        </w:rPr>
+      </w:pPr>
+      <w:r>
+        <w:rPr>
+          <w:lang w:val="vi-VN"/>
+        </w:rPr>
+        <w:t>Biểu đồ phân rã Use case Quản lý nhân viên tập trung vào các nghiệp vụ quản trị tài khoản nhân viên trong hệ thống ChatDesk. Sơ đồ xác lập các chức năng cho phép Chủ doanh nghiệp xem danh sách nhân viên, tạo tài khoản mới, cập nhật thông tin hồ sơ, đổi mật khẩu, khóa hoặc mở khóa trạng thái hoạt động và xóa tài khoản nhân viên khi không còn sử dụng. Bên cạnh đó, hệ thống cũng hỗ trợ</w:t>
+      </w:r>
+      <w:r>
+        <w:rPr>
+          <w:lang w:val="vi-VN"/>
+        </w:rPr>
+        <w:t xml:space="preserve"> tài khoản doanh nghiệp có thể</w:t>
+      </w:r>
+      <w:r>
+        <w:rPr>
+          <w:lang w:val="vi-VN"/>
+        </w:rPr>
+        <w:t xml:space="preserve"> </w:t>
+      </w:r>
+      <w:r>
+        <w:rPr>
+          <w:lang w:val="vi-VN"/>
+        </w:rPr>
+        <w:t xml:space="preserve">toàn quyền </w:t>
+      </w:r>
+      <w:r>
+        <w:rPr>
+          <w:lang w:val="vi-VN"/>
+        </w:rPr>
+        <w:t xml:space="preserve">cập nhật </w:t>
+      </w:r>
+      <w:r>
+        <w:rPr>
+          <w:lang w:val="vi-VN"/>
+        </w:rPr>
+        <w:t>thông tin cơ bản</w:t>
+      </w:r>
+      <w:r>
+        <w:rPr>
+          <w:lang w:val="vi-VN"/>
+        </w:rPr>
+        <w:t xml:space="preserve"> và thay đổi mật khẩu </w:t>
+      </w:r>
+      <w:r>
+        <w:rPr>
+          <w:lang w:val="vi-VN"/>
+        </w:rPr>
+        <w:t xml:space="preserve">của </w:t>
+      </w:r>
+      <w:r>
+        <w:rPr>
+          <w:lang w:val="vi-VN"/>
+        </w:rPr>
+        <w:t>nhân viên CSKH. Các chức năng này giúp doanh nghiệp kiểm soát chặt chẽ đội ngũ vận hành, phân quyền truy cập phù hợp, hạn chế tài khoản không hợp lệ và duy trì tính an toàn, minh bạch cho hoạt động chăm sóc khách hàng trên hệ thống.</w:t>
+      </w:r>
+    </w:p>
+    <w:p>
+      <w:pPr>
+        <w:rPr>
+          <w:lang w:val="vi-VN"/>
+        </w:rPr>
+      </w:pPr>
+    </w:p>
+    <w:p>
+      <w:pPr>
+        <w:ind w:firstLine="0"/>
+        <w:jc w:val="center"/>
+        <w:rPr>
+          <w:lang w:val="vi-VN"/>
+        </w:rPr>
+      </w:pPr>
+      <w:r>
+        <w:rPr>
+          <w:noProof/>
+          <w:lang w:val="vi-VN"/>
+        </w:rPr>
+        <w:drawing>
+          <wp:inline distT="0" distB="0" distL="0" distR="0" wp14:anchorId="73FEB924" wp14:editId="6730EF93">
+            <wp:extent cx="5939790" cy="2590165"/>
+            <wp:effectExtent l="0" t="0" r="3810" b="635"/>
+            <wp:docPr id="552009170" name="Picture 6"/>
+            <wp:cNvGraphicFramePr>
+              <a:graphicFrameLocks xmlns:a="http://schemas.openxmlformats.org/drawingml/2006/main" noChangeAspect="1"/>
+            </wp:cNvGraphicFramePr>
+            <a:graphic xmlns:a="http://schemas.openxmlformats.org/drawingml/2006/main">
+              <a:graphicData uri="http://schemas.openxmlformats.org/drawingml/2006/picture">
+                <pic:pic xmlns:pic="http://schemas.openxmlformats.org/drawingml/2006/picture">
+                  <pic:nvPicPr>
+                    <pic:cNvPr id="552009170" name="Picture 552009170"/>
+                    <pic:cNvPicPr/>
+                  </pic:nvPicPr>
+                  <pic:blipFill>
+                    <a:blip r:embed="rId11">
+                      <a:extLst>
+                        <a:ext uri="{28A0092B-C50C-407E-A947-70E740481C1C}">
+                          <a14:useLocalDpi xmlns:a14="http://schemas.microsoft.com/office/drawing/2010/main" val="0"/>
+                        </a:ext>
+                      </a:extLst>
+                    </a:blip>
+                    <a:stretch>
+                      <a:fillRect/>
+                    </a:stretch>
+                  </pic:blipFill>
+                  <pic:spPr>
+                    <a:xfrm>
+                      <a:off x="0" y="0"/>
+                      <a:ext cx="5939790" cy="2590165"/>
+                    </a:xfrm>
+                    <a:prstGeom prst="rect">
+                      <a:avLst/>
+                    </a:prstGeom>
+                  </pic:spPr>
+                </pic:pic>
+              </a:graphicData>
+            </a:graphic>
+          </wp:inline>
+        </w:drawing>
+      </w:r>
+    </w:p>
+    <w:p>
+      <w:pPr>
+        <w:ind w:firstLine="0"/>
+        <w:jc w:val="center"/>
+        <w:rPr>
+          <w:lang w:val="vi-VN"/>
+        </w:rPr>
+      </w:pPr>
+      <w:r>
+        <w:rPr>
+          <w:lang w:val="vi-VN"/>
+        </w:rPr>
+        <w:t xml:space="preserve">Biểu đồ </w:t>
+      </w:r>
+      <w:r>
+        <w:rPr>
+          <w:lang w:val="vi-VN"/>
+        </w:rPr>
+        <w:t xml:space="preserve">phân rã </w:t>
+      </w:r>
+      <w:r>
+        <w:rPr>
+          <w:lang w:val="vi-VN"/>
+        </w:rPr>
+        <w:t>Usecase Quản lý nhân viên</w:t>
+      </w:r>
+    </w:p>
+    <w:p>
+      <w:pPr>
+        <w:ind w:firstLine="0"/>
+        <w:rPr>
+          <w:lang w:val="vi-VN"/>
+        </w:rPr>
+      </w:pPr>
+    </w:p>
+    <w:p>
+      <w:pPr>
+        <w:pStyle w:val="Heading4"/>
+        <w:rPr>
+          <w:b/>
+          <w:bCs w:val="0"/>
+          <w:lang w:val="vi-VN"/>
+        </w:rPr>
+      </w:pPr>
+      <w:r>
+        <w:rPr>
+          <w:b/>
+          <w:bCs w:val="0"/>
+          <w:lang w:val="vi-VN"/>
+        </w:rPr>
+        <w:t>Phân rã Usecase Quản lý thông tin sản phẩm</w:t>
+      </w:r>
+    </w:p>
+    <w:p>
+      <w:pPr>
+        <w:rPr>
+          <w:lang w:val="vi-VN"/>
+        </w:rPr>
+      </w:pPr>
+      <w:r>
+        <w:rPr>
+          <w:lang w:val="vi-VN"/>
+        </w:rPr>
+        <w:t xml:space="preserve">Biểu đồ phân rã Use case Quản lý thông tin sản phẩm tập trung vào các nghiệp vụ quản trị dữ liệu sản phẩm và xây dựng nguồn tri thức phục vụ AI trong hệ thống ChatDesk. Sơ đồ xác lập các chức năng cho phép Chủ doanh nghiệp xem danh sách sản phẩm, thêm mới, cập nhật, xóa từng sản phẩm, xóa toàn bộ dữ liệu sản phẩm và import danh sách sản phẩm từ JSON. Mỗi sản phẩm có thể bao gồm các thông tin như tên, mã SKU, danh mục, mô tả, giá, số lượng tồn kho, trạng thái còn hàng và thông tin bổ sung. </w:t>
+      </w:r>
+    </w:p>
+    <w:p>
+      <w:pPr>
+        <w:ind w:firstLine="0"/>
+        <w:rPr>
+          <w:lang w:val="vi-VN"/>
+        </w:rPr>
+      </w:pPr>
+    </w:p>
+    <w:p>
+      <w:pPr>
+        <w:ind w:firstLine="0"/>
+        <w:rPr>
+          <w:lang w:val="vi-VN"/>
+        </w:rPr>
+      </w:pPr>
+      <w:r>
+        <w:rPr>
+          <w:noProof/>
+          <w:lang w:val="vi-VN"/>
+        </w:rPr>
+        <w:lastRenderedPageBreak/>
+        <w:drawing>
+          <wp:inline distT="0" distB="0" distL="0" distR="0" wp14:anchorId="21C92EFA" wp14:editId="4B73A9BA">
+            <wp:extent cx="5838825" cy="2628900"/>
+            <wp:effectExtent l="0" t="0" r="9525" b="0"/>
+            <wp:docPr id="1782656244" name="Picture 7"/>
+            <wp:cNvGraphicFramePr>
+              <a:graphicFrameLocks xmlns:a="http://schemas.openxmlformats.org/drawingml/2006/main" noChangeAspect="1"/>
+            </wp:cNvGraphicFramePr>
+            <a:graphic xmlns:a="http://schemas.openxmlformats.org/drawingml/2006/main">
+              <a:graphicData uri="http://schemas.openxmlformats.org/drawingml/2006/picture">
+                <pic:pic xmlns:pic="http://schemas.openxmlformats.org/drawingml/2006/picture">
+                  <pic:nvPicPr>
+                    <pic:cNvPr id="1782656244" name="Picture 1782656244"/>
+                    <pic:cNvPicPr/>
+                  </pic:nvPicPr>
+                  <pic:blipFill>
+                    <a:blip r:embed="rId12">
+                      <a:extLst>
+                        <a:ext uri="{28A0092B-C50C-407E-A947-70E740481C1C}">
+                          <a14:useLocalDpi xmlns:a14="http://schemas.microsoft.com/office/drawing/2010/main" val="0"/>
+                        </a:ext>
+                      </a:extLst>
+                    </a:blip>
+                    <a:stretch>
+                      <a:fillRect/>
+                    </a:stretch>
+                  </pic:blipFill>
+                  <pic:spPr>
+                    <a:xfrm>
+                      <a:off x="0" y="0"/>
+                      <a:ext cx="5838825" cy="2628900"/>
+                    </a:xfrm>
+                    <a:prstGeom prst="rect">
+                      <a:avLst/>
+                    </a:prstGeom>
+                  </pic:spPr>
+                </pic:pic>
+              </a:graphicData>
+            </a:graphic>
+          </wp:inline>
+        </w:drawing>
+      </w:r>
+    </w:p>
+    <w:p>
+      <w:pPr>
+        <w:ind w:firstLine="0"/>
+        <w:jc w:val="center"/>
+        <w:rPr>
+          <w:lang w:val="vi-VN"/>
+        </w:rPr>
+      </w:pPr>
+      <w:r>
+        <w:rPr>
+          <w:lang w:val="vi-VN"/>
+        </w:rPr>
+        <w:t xml:space="preserve">Biểu đồ </w:t>
+      </w:r>
+      <w:r>
+        <w:rPr>
+          <w:lang w:val="vi-VN"/>
+        </w:rPr>
+        <w:t xml:space="preserve">phân rã </w:t>
+      </w:r>
+      <w:r>
+        <w:rPr>
+          <w:lang w:val="vi-VN"/>
+        </w:rPr>
+        <w:t>Usecase Quản lý thông tin sản phẩm</w:t>
+      </w:r>
+    </w:p>
+    <w:p>
+      <w:pPr>
+        <w:ind w:firstLine="0"/>
+        <w:rPr>
+          <w:lang w:val="vi-VN"/>
+        </w:rPr>
+      </w:pPr>
+    </w:p>
+    <w:p>
+      <w:pPr>
+        <w:pStyle w:val="Heading4"/>
+        <w:rPr>
+          <w:b/>
+          <w:bCs w:val="0"/>
+          <w:lang w:val="vi-VN"/>
+        </w:rPr>
+      </w:pPr>
+      <w:r>
+        <w:rPr>
+          <w:b/>
+          <w:bCs w:val="0"/>
+          <w:lang w:val="vi-VN"/>
+        </w:rPr>
+        <w:t>Phân rã Usecase Quản lý mẫu trả lời nhanh</w:t>
+      </w:r>
+    </w:p>
+    <w:p>
+      <w:pPr>
+        <w:rPr>
+          <w:lang w:val="vi-VN"/>
+        </w:rPr>
+      </w:pPr>
+      <w:r>
+        <w:rPr>
+          <w:lang w:val="vi-VN"/>
+        </w:rPr>
+        <w:t>Biểu đồ phân rã Use case Quản lý mẫu trả lời nhanh tập trung vào các nghiệp vụ tạo lập và sử dụng nội dung phản hồi mẫu trong hệ thống ChatDesk. Sơ đồ xác lập các chức năng cho phép Chủ doanh nghiệp và Nhân viên CSKH xem danh sách mẫu trả lời, tạo mẫu mới, chỉnh sửa nội dung, xóa mẫu không còn phù hợp và chèn mẫu trực tiếp vào khung chat thông qua cú pháp /shortcut. Mỗi mẫu trả lời gồm tiêu đề, phím tắt và nội dung phản hồi, giúp rút ngắn thời gian thao tác khi xử lý các câu hỏi lặp lại từ khách hàng. Bên cạnh đó, hệ thống phân quyền giữa mẫu chung của doanh nghiệp và mẫu cá nhân của nhân viên, đảm bảo Chủ doanh nghiệp quản lý các mẫu dùng chung, trong khi nhân viên có thể tự xây dựng bộ mẫu riêng phục vụ quy trình chăm sóc khách hàng của mình. Chức năng này góp phần chuẩn hóa nội dung tư vấn, tăng tốc độ phản hồi và duy trì sự nhất quán trong giao tiếp với khách hàng.</w:t>
+      </w:r>
+    </w:p>
+    <w:p>
+      <w:pPr>
+        <w:rPr>
+          <w:lang w:val="vi-VN"/>
+        </w:rPr>
+      </w:pPr>
+    </w:p>
+    <w:p>
+      <w:pPr>
+        <w:ind w:firstLine="0"/>
+        <w:jc w:val="center"/>
+        <w:rPr>
+          <w:lang w:val="vi-VN"/>
+        </w:rPr>
+      </w:pPr>
+      <w:r>
+        <w:rPr>
+          <w:noProof/>
+          <w:lang w:val="vi-VN"/>
+        </w:rPr>
+        <w:lastRenderedPageBreak/>
+        <w:drawing>
+          <wp:inline distT="0" distB="0" distL="0" distR="0" wp14:anchorId="7DA19A16" wp14:editId="6ECC9025">
+            <wp:extent cx="4391025" cy="2533650"/>
+            <wp:effectExtent l="0" t="0" r="9525" b="0"/>
+            <wp:docPr id="585945767" name="Picture 8"/>
+            <wp:cNvGraphicFramePr>
+              <a:graphicFrameLocks xmlns:a="http://schemas.openxmlformats.org/drawingml/2006/main" noChangeAspect="1"/>
+            </wp:cNvGraphicFramePr>
+            <a:graphic xmlns:a="http://schemas.openxmlformats.org/drawingml/2006/main">
+              <a:graphicData uri="http://schemas.openxmlformats.org/drawingml/2006/picture">
+                <pic:pic xmlns:pic="http://schemas.openxmlformats.org/drawingml/2006/picture">
+                  <pic:nvPicPr>
+                    <pic:cNvPr id="585945767" name="Picture 585945767"/>
+                    <pic:cNvPicPr/>
+                  </pic:nvPicPr>
+                  <pic:blipFill>
+                    <a:blip r:embed="rId13">
+                      <a:extLst>
+                        <a:ext uri="{28A0092B-C50C-407E-A947-70E740481C1C}">
+                          <a14:useLocalDpi xmlns:a14="http://schemas.microsoft.com/office/drawing/2010/main" val="0"/>
+                        </a:ext>
+                      </a:extLst>
+                    </a:blip>
+                    <a:stretch>
+                      <a:fillRect/>
+                    </a:stretch>
+                  </pic:blipFill>
+                  <pic:spPr>
+                    <a:xfrm>
+                      <a:off x="0" y="0"/>
+                      <a:ext cx="4391025" cy="2533650"/>
+                    </a:xfrm>
+                    <a:prstGeom prst="rect">
+                      <a:avLst/>
+                    </a:prstGeom>
+                  </pic:spPr>
+                </pic:pic>
+              </a:graphicData>
+            </a:graphic>
+          </wp:inline>
+        </w:drawing>
+      </w:r>
+    </w:p>
+    <w:p>
+      <w:pPr>
+        <w:ind w:firstLine="0"/>
+        <w:jc w:val="center"/>
+        <w:rPr>
+          <w:lang w:val="vi-VN"/>
+        </w:rPr>
+      </w:pPr>
+      <w:r>
+        <w:rPr>
+          <w:lang w:val="vi-VN"/>
+        </w:rPr>
+        <w:t xml:space="preserve">Biểu đồ </w:t>
+      </w:r>
+      <w:r>
+        <w:rPr>
+          <w:lang w:val="vi-VN"/>
+        </w:rPr>
+        <w:t xml:space="preserve">phân rã </w:t>
+      </w:r>
+      <w:r>
+        <w:rPr>
+          <w:lang w:val="vi-VN"/>
+        </w:rPr>
+        <w:t>Usecase Quản lý mẫu trả lời nhanh</w:t>
+      </w:r>
+      <w:r>
+        <w:rPr>
+          <w:lang w:val="vi-VN"/>
+        </w:rPr>
+        <w:br/>
+      </w:r>
+    </w:p>
+    <w:p>
+      <w:pPr>
+        <w:pStyle w:val="Heading4"/>
+        <w:rPr>
+          <w:b/>
+          <w:bCs w:val="0"/>
+          <w:lang w:val="vi-VN"/>
+        </w:rPr>
+      </w:pPr>
+      <w:r>
+        <w:rPr>
+          <w:b/>
+          <w:bCs w:val="0"/>
+          <w:lang w:val="vi-VN"/>
+        </w:rPr>
+        <w:t>Phân rã Usecase Trợ lý AI nội bộ</w:t>
+      </w:r>
+    </w:p>
+    <w:p>
+      <w:pPr>
+        <w:rPr>
+          <w:lang w:val="vi-VN"/>
+        </w:rPr>
+      </w:pPr>
+      <w:r>
+        <w:rPr>
+          <w:lang w:val="vi-VN"/>
+        </w:rPr>
+        <w:t>B</w:t>
+      </w:r>
+      <w:r>
+        <w:rPr>
+          <w:lang w:val="vi-VN"/>
+        </w:rPr>
+        <w:t xml:space="preserve">iểu đồ phân rã Use case Trợ lý AI nội bộ tập trung vào các nghiệp vụ hỗ trợ Chủ doanh nghiệp và Nhân viên CSKH tra cứu thông tin trong quá trình vận hành hệ thống </w:t>
+      </w:r>
+      <w:r>
+        <w:rPr>
+          <w:lang w:val="vi-VN"/>
+        </w:rPr>
+        <w:t>ChatDesk</w:t>
+      </w:r>
+      <w:r>
+        <w:rPr>
+          <w:lang w:val="vi-VN"/>
+        </w:rPr>
+        <w:t xml:space="preserve">. Sơ đồ xác lập chức năng cho phép người dùng đặt câu hỏi cho trợ lý AI, xem lại lịch sử trao đổi. Khi tiếp nhận câu hỏi, hệ thống truy xuất các dữ liệu liên quan như thông tin doanh nghiệp, danh mục sản phẩm, tồn kho, chính sách bán hàng và kiến thức hướng dẫn sử dụng ChatDesk, sau đó gửi ngữ cảnh này đến LLM Provider để sinh phản hồi. Bên cạnh đó, trợ lý AI nội bộ có thể tìm kiếm sản phẩm liên quan thông qua dữ liệu embedding trong Milvus Vector </w:t>
+      </w:r>
+      <w:r>
+        <w:rPr>
+          <w:lang w:val="vi-VN"/>
+        </w:rPr>
+        <w:t xml:space="preserve">DB. </w:t>
+      </w:r>
+      <w:r>
+        <w:rPr>
+          <w:lang w:val="vi-VN"/>
+        </w:rPr>
+        <w:t>Chức năng này chỉ phục vụ tư vấn nội bộ trong giao diện hệ thống, không tự động gửi tin nhắn ra các kênh khách hàng, qua đó hỗ trợ nhân viên xử lý hội thoại nhanh hơn, chính xác hơn và nhất quán với dữ liệu hiện có của doanh nghiệp.</w:t>
+      </w:r>
+    </w:p>
+    <w:p>
+      <w:pPr>
+        <w:ind w:firstLine="0"/>
+        <w:rPr>
+          <w:lang w:val="vi-VN"/>
+        </w:rPr>
+      </w:pPr>
+    </w:p>
+    <w:p>
+      <w:pPr>
+        <w:ind w:firstLine="0"/>
+        <w:jc w:val="center"/>
+        <w:rPr>
+          <w:lang w:val="vi-VN"/>
+        </w:rPr>
+      </w:pPr>
+      <w:r>
+        <w:rPr>
+          <w:noProof/>
+          <w:lang w:val="vi-VN"/>
+        </w:rPr>
+        <w:drawing>
+          <wp:inline distT="0" distB="0" distL="0" distR="0" wp14:anchorId="564629E0" wp14:editId="3C248CF3">
+            <wp:extent cx="4295775" cy="1971675"/>
+            <wp:effectExtent l="0" t="0" r="9525" b="9525"/>
+            <wp:docPr id="1438925514" name="Picture 10"/>
+            <wp:cNvGraphicFramePr>
+              <a:graphicFrameLocks xmlns:a="http://schemas.openxmlformats.org/drawingml/2006/main" noChangeAspect="1"/>
+            </wp:cNvGraphicFramePr>
+            <a:graphic xmlns:a="http://schemas.openxmlformats.org/drawingml/2006/main">
+              <a:graphicData uri="http://schemas.openxmlformats.org/drawingml/2006/picture">
+                <pic:pic xmlns:pic="http://schemas.openxmlformats.org/drawingml/2006/picture">
+                  <pic:nvPicPr>
+                    <pic:cNvPr id="1438925514" name="Picture 1438925514"/>
+                    <pic:cNvPicPr/>
+                  </pic:nvPicPr>
+                  <pic:blipFill>
+                    <a:blip r:embed="rId14">
+                      <a:extLst>
+                        <a:ext uri="{28A0092B-C50C-407E-A947-70E740481C1C}">
+                          <a14:useLocalDpi xmlns:a14="http://schemas.microsoft.com/office/drawing/2010/main" val="0"/>
+                        </a:ext>
+                      </a:extLst>
+                    </a:blip>
+                    <a:stretch>
+                      <a:fillRect/>
+                    </a:stretch>
+                  </pic:blipFill>
+                  <pic:spPr>
+                    <a:xfrm>
+                      <a:off x="0" y="0"/>
+                      <a:ext cx="4295775" cy="1971675"/>
+                    </a:xfrm>
+                    <a:prstGeom prst="rect">
+                      <a:avLst/>
+                    </a:prstGeom>
+                  </pic:spPr>
+                </pic:pic>
+              </a:graphicData>
+            </a:graphic>
+          </wp:inline>
+        </w:drawing>
+      </w:r>
+    </w:p>
+    <w:p>
+      <w:pPr>
+        <w:ind w:firstLine="0"/>
+        <w:jc w:val="center"/>
+        <w:rPr>
+          <w:lang w:val="vi-VN"/>
+        </w:rPr>
+      </w:pPr>
+      <w:r>
+        <w:rPr>
+          <w:lang w:val="vi-VN"/>
+        </w:rPr>
+        <w:t xml:space="preserve">Biểu đồ </w:t>
+      </w:r>
+      <w:r>
+        <w:rPr>
+          <w:lang w:val="vi-VN"/>
+        </w:rPr>
+        <w:t xml:space="preserve">phân rã Usecase </w:t>
+      </w:r>
+      <w:r>
+        <w:rPr>
+          <w:lang w:val="vi-VN"/>
+        </w:rPr>
+        <w:t>Trợ lý AI nội bộ</w:t>
+      </w:r>
+    </w:p>
+    <w:p>
+      <w:pPr>
+        <w:ind w:firstLine="0"/>
+        <w:rPr>
+          <w:lang w:val="vi-VN"/>
+        </w:rPr>
+      </w:pPr>
+    </w:p>
+    <w:p>
+      <w:pPr>
+        <w:pStyle w:val="Heading4"/>
+        <w:rPr>
+          <w:b/>
+          <w:bCs w:val="0"/>
+          <w:lang w:val="vi-VN"/>
+        </w:rPr>
+      </w:pPr>
+      <w:r>
+        <w:rPr>
+          <w:b/>
+          <w:bCs w:val="0"/>
+          <w:lang w:val="vi-VN"/>
+        </w:rPr>
+        <w:lastRenderedPageBreak/>
+        <w:t>Phân rã Usecase Cấu hình và xử lý phân công</w:t>
+      </w:r>
+    </w:p>
+    <w:p>
+      <w:pPr>
+        <w:rPr>
+          <w:lang w:val="vi-VN"/>
+        </w:rPr>
+      </w:pPr>
+      <w:r>
+        <w:rPr>
+          <w:lang w:val="vi-VN"/>
+        </w:rPr>
+        <w:t xml:space="preserve">Biểu đồ phân rã Use case </w:t>
+      </w:r>
+      <w:r>
+        <w:rPr>
+          <w:lang w:val="vi-VN"/>
+        </w:rPr>
+        <w:t>Cấu hình và xử lý phân công</w:t>
+      </w:r>
+      <w:r>
+        <w:rPr>
+          <w:lang w:val="vi-VN"/>
+        </w:rPr>
+        <w:t xml:space="preserve"> </w:t>
+      </w:r>
+      <w:r>
+        <w:rPr>
+          <w:lang w:val="vi-VN"/>
+        </w:rPr>
+        <w:t>tập trung vào các nghiệp vụ quản lý và điều phối phân công hội thoại trong hệ thống ChatDesk. Sơ đồ xác lập các chức năng cho phép Chủ doanh nghiệp xem tổng quan số lượng hội thoại chưa được gán, hội thoại đang thuộc doanh nghiệp và số hội thoại đang được từng nhân viên phụ trách. Bên cạnh đó, hệ thống hỗ trợ cấu hình cơ chế tự động phân công hội thoại mới, bao gồm bật/tắt tự động phân công, lựa chọn chiến lược round-robin hoặc least-active, thiết lập quy tắc điều phối theo kênh và theo nhãn khách hàng.</w:t>
+      </w:r>
+    </w:p>
+    <w:p>
+      <w:pPr>
+        <w:ind w:firstLine="0"/>
+        <w:rPr>
+          <w:lang w:val="vi-VN"/>
+        </w:rPr>
+      </w:pPr>
+    </w:p>
+    <w:p>
+      <w:pPr>
+        <w:ind w:firstLine="0"/>
+        <w:rPr>
+          <w:lang w:val="vi-VN"/>
+        </w:rPr>
+      </w:pPr>
+      <w:r>
+        <w:rPr>
+          <w:noProof/>
+          <w:lang w:val="vi-VN"/>
+        </w:rPr>
+        <w:drawing>
+          <wp:inline distT="0" distB="0" distL="0" distR="0" wp14:anchorId="43F48A8B" wp14:editId="17B728DB">
+            <wp:extent cx="5743575" cy="1962150"/>
+            <wp:effectExtent l="0" t="0" r="9525" b="0"/>
+            <wp:docPr id="952534568" name="Picture 12"/>
+            <wp:cNvGraphicFramePr>
+              <a:graphicFrameLocks xmlns:a="http://schemas.openxmlformats.org/drawingml/2006/main" noChangeAspect="1"/>
+            </wp:cNvGraphicFramePr>
+            <a:graphic xmlns:a="http://schemas.openxmlformats.org/drawingml/2006/main">
+              <a:graphicData uri="http://schemas.openxmlformats.org/drawingml/2006/picture">
+                <pic:pic xmlns:pic="http://schemas.openxmlformats.org/drawingml/2006/picture">
+                  <pic:nvPicPr>
+                    <pic:cNvPr id="952534568" name="Picture 952534568"/>
+                    <pic:cNvPicPr/>
+                  </pic:nvPicPr>
+                  <pic:blipFill>
+                    <a:blip r:embed="rId15">
+                      <a:extLst>
+                        <a:ext uri="{28A0092B-C50C-407E-A947-70E740481C1C}">
+                          <a14:useLocalDpi xmlns:a14="http://schemas.microsoft.com/office/drawing/2010/main" val="0"/>
+                        </a:ext>
+                      </a:extLst>
+                    </a:blip>
+                    <a:stretch>
+                      <a:fillRect/>
+                    </a:stretch>
+                  </pic:blipFill>
+                  <pic:spPr>
+                    <a:xfrm>
+                      <a:off x="0" y="0"/>
+                      <a:ext cx="5743575" cy="1962150"/>
+                    </a:xfrm>
+                    <a:prstGeom prst="rect">
+                      <a:avLst/>
+                    </a:prstGeom>
+                  </pic:spPr>
+                </pic:pic>
+              </a:graphicData>
+            </a:graphic>
+          </wp:inline>
+        </w:drawing>
+      </w:r>
+    </w:p>
+    <w:p>
+      <w:pPr>
+        <w:ind w:firstLine="0"/>
+        <w:jc w:val="center"/>
+        <w:rPr>
+          <w:lang w:val="vi-VN"/>
+        </w:rPr>
+      </w:pPr>
+      <w:r>
+        <w:rPr>
+          <w:lang w:val="vi-VN"/>
+        </w:rPr>
+        <w:t>Biểu đồ phân rã Usecase Cấu hình và xử lý phân công</w:t>
+      </w:r>
+    </w:p>
+    <w:p>
+      <w:pPr>
+        <w:ind w:firstLine="0"/>
+        <w:rPr>
+          <w:lang w:val="vi-VN"/>
+        </w:rPr>
+      </w:pPr>
+    </w:p>
+    <w:p>
+      <w:pPr>
+        <w:pStyle w:val="Heading4"/>
+        <w:rPr>
+          <w:b/>
+          <w:bCs w:val="0"/>
+          <w:lang w:val="vi-VN"/>
+        </w:rPr>
+      </w:pPr>
+      <w:r>
+        <w:rPr>
+          <w:b/>
+          <w:bCs w:val="0"/>
+          <w:lang w:val="vi-VN"/>
+        </w:rPr>
+        <w:t>Phân rã Usecase Quản lý nhãn khách hàng</w:t>
+      </w:r>
+    </w:p>
+    <w:p>
+      <w:pPr>
+        <w:rPr>
+          <w:lang w:val="vi-VN"/>
+        </w:rPr>
+      </w:pPr>
+      <w:r>
+        <w:rPr>
+          <w:lang w:val="vi-VN"/>
+        </w:rPr>
+        <w:t>Biểu đồ phân rã Use case Quản lý nhãn khách hàng tập trung vào các nghiệp vụ phân loại và theo dõi khách hàng trong hệ thống ChatDesk. Sơ đồ xác lập các chức năng cho phép Chủ doanh nghiệp xem danh sách nhãn, tạo nhãn mới, cập nhật tên, màu sắc, ghi chú nội bộ và xóa các nhãn không còn phù hợp. Bên cạnh đó, cả Chủ doanh nghiệp và Nhân viên CSKH đều có thể xem danh sách khách hàng, xem chi tiết khách hàng, gắn nhãn hoặc gỡ nhãn khỏi khách hàng trong quá trình xử lý hội thoại.</w:t>
+      </w:r>
+    </w:p>
+    <w:p>
+      <w:pPr>
+        <w:ind w:firstLine="0"/>
+        <w:rPr>
+          <w:lang w:val="vi-VN"/>
+        </w:rPr>
+      </w:pPr>
+    </w:p>
+    <w:p>
+      <w:pPr>
+        <w:ind w:firstLine="0"/>
+        <w:jc w:val="center"/>
+        <w:rPr>
+          <w:lang w:val="vi-VN"/>
+        </w:rPr>
+      </w:pPr>
+      <w:r>
+        <w:rPr>
+          <w:noProof/>
+          <w:lang w:val="vi-VN"/>
+        </w:rPr>
+        <w:lastRenderedPageBreak/>
+        <w:drawing>
+          <wp:inline distT="0" distB="0" distL="0" distR="0" wp14:anchorId="29AAE1F3" wp14:editId="7B410575">
+            <wp:extent cx="4219575" cy="1962150"/>
+            <wp:effectExtent l="0" t="0" r="9525" b="0"/>
+            <wp:docPr id="331247367" name="Picture 13"/>
+            <wp:cNvGraphicFramePr>
+              <a:graphicFrameLocks xmlns:a="http://schemas.openxmlformats.org/drawingml/2006/main" noChangeAspect="1"/>
+            </wp:cNvGraphicFramePr>
+            <a:graphic xmlns:a="http://schemas.openxmlformats.org/drawingml/2006/main">
+              <a:graphicData uri="http://schemas.openxmlformats.org/drawingml/2006/picture">
+                <pic:pic xmlns:pic="http://schemas.openxmlformats.org/drawingml/2006/picture">
+                  <pic:nvPicPr>
+                    <pic:cNvPr id="331247367" name="Picture 331247367"/>
+                    <pic:cNvPicPr/>
+                  </pic:nvPicPr>
+                  <pic:blipFill>
+                    <a:blip r:embed="rId16">
+                      <a:extLst>
+                        <a:ext uri="{28A0092B-C50C-407E-A947-70E740481C1C}">
+                          <a14:useLocalDpi xmlns:a14="http://schemas.microsoft.com/office/drawing/2010/main" val="0"/>
+                        </a:ext>
+                      </a:extLst>
+                    </a:blip>
+                    <a:stretch>
+                      <a:fillRect/>
+                    </a:stretch>
+                  </pic:blipFill>
+                  <pic:spPr>
+                    <a:xfrm>
+                      <a:off x="0" y="0"/>
+                      <a:ext cx="4219575" cy="1962150"/>
+                    </a:xfrm>
+                    <a:prstGeom prst="rect">
+                      <a:avLst/>
+                    </a:prstGeom>
+                  </pic:spPr>
+                </pic:pic>
+              </a:graphicData>
+            </a:graphic>
+          </wp:inline>
+        </w:drawing>
+      </w:r>
+    </w:p>
+    <w:p>
+      <w:pPr>
+        <w:ind w:firstLine="0"/>
+        <w:jc w:val="center"/>
+        <w:rPr>
+          <w:lang w:val="vi-VN"/>
+        </w:rPr>
+      </w:pPr>
+      <w:r>
+        <w:rPr>
+          <w:lang w:val="vi-VN"/>
+        </w:rPr>
+        <w:t xml:space="preserve">Biểu đồ phân rã Usecase Quản lý </w:t>
+      </w:r>
+      <w:r>
+        <w:rPr>
+          <w:lang w:val="vi-VN"/>
+        </w:rPr>
+        <w:t>nhãn</w:t>
+      </w:r>
+      <w:r>
+        <w:rPr>
+          <w:lang w:val="vi-VN"/>
+        </w:rPr>
+        <w:t xml:space="preserve"> khách hàng</w:t>
+      </w:r>
+    </w:p>
+    <w:p>
+      <w:pPr>
+        <w:ind w:firstLine="0"/>
+        <w:rPr>
+          <w:lang w:val="vi-VN"/>
+        </w:rPr>
+      </w:pPr>
+    </w:p>
+    <w:p>
+      <w:pPr>
+        <w:pStyle w:val="Heading4"/>
+        <w:rPr>
+          <w:b/>
+          <w:bCs w:val="0"/>
+          <w:lang w:val="vi-VN"/>
+        </w:rPr>
+      </w:pPr>
+      <w:r>
+        <w:rPr>
+          <w:b/>
+          <w:bCs w:val="0"/>
+          <w:lang w:val="vi-VN"/>
+        </w:rPr>
+        <w:t>Phân rã Usecase Quản lý kênh liên lạc khách hàng</w:t>
+      </w:r>
+    </w:p>
+    <w:p>
+      <w:pPr>
+        <w:rPr>
+          <w:lang w:val="vi-VN"/>
+        </w:rPr>
+      </w:pPr>
+      <w:r>
+        <w:rPr>
+          <w:lang w:val="vi-VN"/>
+        </w:rPr>
+        <w:t>Biểu đồ phân rã Use case Quản lý kênh liên lạc khách hàng tập trung vào các nghiệp vụ thiết lập và duy trì các kênh giao tiếp giữa doanh nghiệp với khách hàng trong hệ thống ChatDesk. Sơ đồ xác lập các chức năng cho phép Chủ doanh nghiệp xem danh sách kênh đã kết nối, kết nối Facebook Page và Instagram Professional Account thông qua OAuth, xử lý callback xác thực, lưu thông tin tài khoản/kênh và đăng ký webhook để hệ thống có thể nhận tin nhắn từ Meta. Bên cạnh đó, hệ thống hỗ trợ kết nối Telegram Bot bằng bot token, kiểm tra tính hợp lệ của token, đăng ký webhook Telegram và ngắt kết nối kênh khi không còn sử dụng.</w:t>
+      </w:r>
+      <w:r>
+        <w:rPr>
+          <w:lang w:val="vi-VN"/>
+        </w:rPr>
+        <w:t xml:space="preserve"> </w:t>
+      </w:r>
+      <w:r>
+        <w:rPr>
+          <w:lang w:val="vi-VN"/>
+        </w:rPr>
+        <w:t>Ngoài các kênh mạng xã hội, hệ thống còn hỗ trợ tạo widget chat website để khách truy cập có thể gửi tin nhắn trực tiếp từ website của doanh nghiệp. Chủ doanh nghiệp có thể tạo widget, xem danh sách widget, lấy mã nhúng, cấu hình domain được phép sử dụng thông qua allowed_origins và xóa widget khi cần. Các kênh liên lạc sau khi được kết nối sẽ trở thành nguồn tạo hội thoại, khách hàng và tin nhắn trong ChatDesk, giúp doanh nghiệp tập trung quản lý chăm sóc khách hàng đa kênh trên một giao diện thống nhất.</w:t>
+      </w:r>
+    </w:p>
+    <w:p>
+      <w:pPr>
+        <w:ind w:firstLine="0"/>
+        <w:rPr>
+          <w:lang w:val="vi-VN"/>
+        </w:rPr>
+      </w:pPr>
+    </w:p>
+    <w:p>
+      <w:pPr>
+        <w:ind w:firstLine="0"/>
+        <w:rPr>
+          <w:lang w:val="vi-VN"/>
+        </w:rPr>
+      </w:pPr>
+    </w:p>
+    <w:p>
+      <w:pPr>
+        <w:ind w:firstLine="0"/>
+        <w:jc w:val="center"/>
+        <w:rPr>
+          <w:lang w:val="vi-VN"/>
+        </w:rPr>
+      </w:pPr>
+      <w:r>
+        <w:rPr>
+          <w:noProof/>
+          <w:lang w:val="vi-VN"/>
+        </w:rPr>
+        <w:lastRenderedPageBreak/>
+        <w:drawing>
+          <wp:inline distT="0" distB="0" distL="0" distR="0" wp14:anchorId="3B3F4548" wp14:editId="72C7A2D0">
+            <wp:extent cx="5648325" cy="3200400"/>
+            <wp:effectExtent l="0" t="0" r="9525" b="0"/>
+            <wp:docPr id="945126329" name="Picture 14"/>
+            <wp:cNvGraphicFramePr>
+              <a:graphicFrameLocks xmlns:a="http://schemas.openxmlformats.org/drawingml/2006/main" noChangeAspect="1"/>
+            </wp:cNvGraphicFramePr>
+            <a:graphic xmlns:a="http://schemas.openxmlformats.org/drawingml/2006/main">
+              <a:graphicData uri="http://schemas.openxmlformats.org/drawingml/2006/picture">
+                <pic:pic xmlns:pic="http://schemas.openxmlformats.org/drawingml/2006/picture">
+                  <pic:nvPicPr>
+                    <pic:cNvPr id="945126329" name="Picture 945126329"/>
+                    <pic:cNvPicPr/>
+                  </pic:nvPicPr>
+                  <pic:blipFill>
+                    <a:blip r:embed="rId17">
+                      <a:extLst>
+                        <a:ext uri="{28A0092B-C50C-407E-A947-70E740481C1C}">
+                          <a14:useLocalDpi xmlns:a14="http://schemas.microsoft.com/office/drawing/2010/main" val="0"/>
+                        </a:ext>
+                      </a:extLst>
+                    </a:blip>
+                    <a:stretch>
+                      <a:fillRect/>
+                    </a:stretch>
+                  </pic:blipFill>
+                  <pic:spPr>
+                    <a:xfrm>
+                      <a:off x="0" y="0"/>
+                      <a:ext cx="5648325" cy="3200400"/>
+                    </a:xfrm>
+                    <a:prstGeom prst="rect">
+                      <a:avLst/>
+                    </a:prstGeom>
+                  </pic:spPr>
+                </pic:pic>
+              </a:graphicData>
+            </a:graphic>
+          </wp:inline>
+        </w:drawing>
+      </w:r>
+    </w:p>
+    <w:p>
+      <w:pPr>
+        <w:ind w:firstLine="0"/>
+        <w:jc w:val="center"/>
+        <w:rPr>
+          <w:lang w:val="vi-VN"/>
+        </w:rPr>
+      </w:pPr>
+      <w:r>
+        <w:rPr>
+          <w:lang w:val="vi-VN"/>
+        </w:rPr>
+        <w:t>Biểu đồ phân rã Usecase Quản lý kênh liên lạc khách hàng</w:t>
+      </w:r>
+    </w:p>
+    <w:p>
+      <w:pPr>
+        <w:ind w:firstLine="0"/>
+        <w:rPr>
+          <w:lang w:val="vi-VN"/>
+        </w:rPr>
+      </w:pPr>
+    </w:p>
+    <w:p>
+      <w:pPr>
+        <w:pStyle w:val="Heading4"/>
+        <w:rPr>
+          <w:b/>
+          <w:bCs w:val="0"/>
+          <w:lang w:val="vi-VN"/>
+        </w:rPr>
+      </w:pPr>
+      <w:r>
+        <w:rPr>
+          <w:b/>
+          <w:bCs w:val="0"/>
+          <w:lang w:val="vi-VN"/>
+        </w:rPr>
+        <w:t>Phân rã Usecase Quản lý hồ sơ doanh nghiệp</w:t>
+      </w:r>
+    </w:p>
+    <w:p>
+      <w:pPr>
+        <w:rPr>
+          <w:lang w:val="vi-VN"/>
+        </w:rPr>
+      </w:pPr>
+      <w:r>
+        <w:rPr>
+          <w:lang w:val="vi-VN"/>
+        </w:rPr>
+        <w:t>Biểu đồ phân rã Use case Quản lý hồ sơ doanh nghiệp tập trung vào các nghiệp vụ cập nhật và duy trì thông tin vận hành của doanh nghiệp trong hệ thống ChatDesk. Sơ đồ xác lập chức năng cho phép Chủ doanh nghiệp xem và chỉnh sửa các thông tin cơ bản như tên doanh nghiệp, mô tả cửa hàng, số điện thoại, hotline, địa chỉ, giờ mở cửa, chính sách vận chuyển, chính sách bảo hành/đổi trả và phương thức thanh toán. Các thông tin này được lưu trữ trong hồ sơ tài khoản doanh nghiệp và có thể được cập nhật khi hoạt động kinh doanh thay đổi.</w:t>
+      </w:r>
+      <w:r>
+        <w:rPr>
+          <w:lang w:val="vi-VN"/>
+        </w:rPr>
+        <w:t xml:space="preserve"> </w:t>
+      </w:r>
+    </w:p>
+    <w:p>
+      <w:pPr>
+        <w:ind w:firstLine="0"/>
+        <w:rPr>
+          <w:lang w:val="vi-VN"/>
+        </w:rPr>
+      </w:pPr>
+    </w:p>
+    <w:p>
+      <w:pPr>
+        <w:ind w:firstLine="0"/>
+        <w:jc w:val="center"/>
+        <w:rPr>
+          <w:lang w:val="vi-VN"/>
+        </w:rPr>
+      </w:pPr>
+      <w:r>
+        <w:rPr>
+          <w:noProof/>
+          <w:lang w:val="vi-VN"/>
+        </w:rPr>
+        <w:drawing>
+          <wp:inline distT="0" distB="0" distL="0" distR="0" wp14:anchorId="08F7B820" wp14:editId="536DF4D8">
+            <wp:extent cx="4219575" cy="1200150"/>
+            <wp:effectExtent l="0" t="0" r="9525" b="0"/>
+            <wp:docPr id="430463215" name="Picture 15"/>
+            <wp:cNvGraphicFramePr>
+              <a:graphicFrameLocks xmlns:a="http://schemas.openxmlformats.org/drawingml/2006/main" noChangeAspect="1"/>
+            </wp:cNvGraphicFramePr>
+            <a:graphic xmlns:a="http://schemas.openxmlformats.org/drawingml/2006/main">
+              <a:graphicData uri="http://schemas.openxmlformats.org/drawingml/2006/picture">
+                <pic:pic xmlns:pic="http://schemas.openxmlformats.org/drawingml/2006/picture">
+                  <pic:nvPicPr>
+                    <pic:cNvPr id="430463215" name="Picture 430463215"/>
+                    <pic:cNvPicPr/>
+                  </pic:nvPicPr>
+                  <pic:blipFill>
+                    <a:blip r:embed="rId18">
+                      <a:extLst>
+                        <a:ext uri="{28A0092B-C50C-407E-A947-70E740481C1C}">
+                          <a14:useLocalDpi xmlns:a14="http://schemas.microsoft.com/office/drawing/2010/main" val="0"/>
+                        </a:ext>
+                      </a:extLst>
+                    </a:blip>
+                    <a:stretch>
+                      <a:fillRect/>
+                    </a:stretch>
+                  </pic:blipFill>
+                  <pic:spPr>
+                    <a:xfrm>
+                      <a:off x="0" y="0"/>
+                      <a:ext cx="4219575" cy="1200150"/>
+                    </a:xfrm>
+                    <a:prstGeom prst="rect">
+                      <a:avLst/>
+                    </a:prstGeom>
+                  </pic:spPr>
+                </pic:pic>
+              </a:graphicData>
+            </a:graphic>
+          </wp:inline>
+        </w:drawing>
+      </w:r>
+    </w:p>
+    <w:p>
+      <w:pPr>
+        <w:ind w:firstLine="0"/>
+        <w:jc w:val="center"/>
+        <w:rPr>
+          <w:lang w:val="vi-VN"/>
+        </w:rPr>
+      </w:pPr>
+      <w:r>
+        <w:rPr>
+          <w:lang w:val="vi-VN"/>
+        </w:rPr>
+        <w:t>Biểu đồ phân rã Usecase Quản lý hồ sơ doanh nghiệp</w:t>
+      </w:r>
+    </w:p>
+    <w:p>
+      <w:pPr>
+        <w:ind w:firstLine="0"/>
+        <w:rPr>
+          <w:lang w:val="vi-VN"/>
+        </w:rPr>
+      </w:pPr>
+    </w:p>
+    <w:p>
+      <w:pPr>
+        <w:pStyle w:val="Heading4"/>
+        <w:rPr>
+          <w:b/>
+          <w:bCs w:val="0"/>
+          <w:lang w:val="vi-VN"/>
+        </w:rPr>
+      </w:pPr>
+      <w:r>
+        <w:rPr>
+          <w:b/>
+          <w:bCs w:val="0"/>
+          <w:lang w:val="vi-VN"/>
+        </w:rPr>
+        <w:t>Phân rã Usecase Quản lý hội thoại đa kênh</w:t>
+      </w:r>
+    </w:p>
+    <w:p>
+      <w:pPr>
+        <w:rPr>
+          <w:lang w:val="vi-VN"/>
+        </w:rPr>
+      </w:pPr>
+      <w:r>
+        <w:rPr>
+          <w:lang w:val="vi-VN"/>
+        </w:rPr>
+        <w:t xml:space="preserve">Biểu đồ phân rã Use case Quản lý hội thoại đa kênh tập trung vào các nghiệp vụ tiếp nhận, hiển thị và phản hồi tin nhắn khách hàng từ nhiều nền tảng trong hệ thống ChatDesk. Sơ đồ xác lập các chức năng cho phép Chủ doanh nghiệp và Nhân </w:t>
+      </w:r>
+      <w:r>
+        <w:rPr>
+          <w:lang w:val="vi-VN"/>
+        </w:rPr>
+        <w:lastRenderedPageBreak/>
+        <w:t>viên CSKH xem danh sách hội thoại, xem chi tiết hội thoại, tải lịch sử tin nhắn theo phân trang, xem thông tin khách hàng và theo dõi lịch sử phân công hoặc thay đổi nhãn trong từng hội thoại. Đối với nhân viên, hệ thống giới hạn phạm vi truy cập theo các hội thoại được phân công nhằm đảm bảo dữ liệu khách hàng được kiểm soát đúng quyền.</w:t>
+      </w:r>
+    </w:p>
+    <w:p>
+      <w:pPr>
+        <w:ind w:firstLine="0"/>
+        <w:rPr>
+          <w:lang w:val="vi-VN"/>
+        </w:rPr>
+      </w:pPr>
+    </w:p>
+    <w:p>
+      <w:pPr>
+        <w:ind w:firstLine="0"/>
+        <w:rPr>
+          <w:lang w:val="vi-VN"/>
+        </w:rPr>
+      </w:pPr>
+      <w:r>
+        <w:rPr>
+          <w:lang w:val="vi-VN"/>
+        </w:rPr>
+        <w:t>Khi khách hàng gửi tin nhắn từ Facebook, Instagram, Telegram hoặc Widget website, hệ thống tiếp nhận dữ liệu qua webhook hoặc endpoint widget, sau đó tạo hoặc cập nhật hồ sơ khách hàng, tạo hoặc cập nhật hội thoại tương ứng và lưu nội dung tin nhắn kèm metadata file nếu có. Bên cạnh đó, người vận hành có thể gửi tin nhắn văn bản, hình ảnh, video hoặc tệp đính kèm trực tiếp từ ChatDesk; hệ thống sẽ chuyển tiếp nội dung qua API của nền tảng gốc và lưu lại mã tin nhắn, nội dung, thời gian gửi cùng thông tin tệp. Các tin nhắn mới được đồng bộ real-time qua WebSocket, giúp giao diện quản trị và widget nhận cập nhật tức thời. Chức năng này giúp doanh nghiệp tập trung quản lý toàn bộ trao đổi khách hàng trên một màn hình thống nhất, giảm phân tán dữ liệu giữa các nền tảng và nâng cao tốc độ phản hồi trong quá trình chăm sóc khách hàng.</w:t>
+      </w:r>
+    </w:p>
+    <w:p>
+      <w:pPr>
+        <w:pStyle w:val="Heading4"/>
+        <w:numPr>
+          <w:ilvl w:val="0"/>
+          <w:numId w:val="0"/>
+        </w:numPr>
+        <w:rPr>
+          <w:lang w:val="vi-VN"/>
+        </w:rPr>
+      </w:pPr>
+      <w:r>
+        <w:rPr>
+          <w:lang w:val="vi-VN"/>
+        </w:rPr>
+        <w:br/>
+      </w:r>
     </w:p>
     <w:sectPr>
-      <w:footerReference w:type="default" r:id="rId10"/>
-      <w:footerReference w:type="first" r:id="rId11"/>
+      <w:footerReference w:type="default" r:id="rId19"/>
+      <w:footerReference w:type="first" r:id="rId20"/>
       <w:pgSz w:w="11906" w:h="16838"/>
       <w:pgMar w:top="1134" w:right="1134" w:bottom="1134" w:left="1418" w:header="397" w:footer="397" w:gutter="0"/>
       <w:pgNumType w:start="1"/>
@@ -6365,6 +7683,119 @@
     </w:lvl>
   </w:abstractNum>
   <w:abstractNum w:abstractNumId="39" w15:restartNumberingAfterBreak="0">
+    <w:nsid w:val="79EB76E4"/>
+    <w:multiLevelType w:val="hybridMultilevel"/>
+    <w:tmpl w:val="B1208DD2"/>
+    <w:lvl w:ilvl="0" w:tplc="04090001">
+      <w:start w:val="1"/>
+      <w:numFmt w:val="bullet"/>
+      <w:lvlText w:val=""/>
+      <w:lvlJc w:val="left"/>
+      <w:pPr>
+        <w:ind w:left="720" w:hanging="360"/>
+      </w:pPr>
+      <w:rPr>
+        <w:rFonts w:ascii="Symbol" w:hAnsi="Symbol" w:hint="default"/>
+      </w:rPr>
+    </w:lvl>
+    <w:lvl w:ilvl="1" w:tplc="04090003" w:tentative="1">
+      <w:start w:val="1"/>
+      <w:numFmt w:val="bullet"/>
+      <w:lvlText w:val="o"/>
+      <w:lvlJc w:val="left"/>
+      <w:pPr>
+        <w:ind w:left="1440" w:hanging="360"/>
+      </w:pPr>
+      <w:rPr>
+        <w:rFonts w:ascii="Courier New" w:hAnsi="Courier New" w:cs="Courier New" w:hint="default"/>
+      </w:rPr>
+    </w:lvl>
+    <w:lvl w:ilvl="2" w:tplc="04090005" w:tentative="1">
+      <w:start w:val="1"/>
+      <w:numFmt w:val="bullet"/>
+      <w:lvlText w:val=""/>
+      <w:lvlJc w:val="left"/>
+      <w:pPr>
+        <w:ind w:left="2160" w:hanging="360"/>
+      </w:pPr>
+      <w:rPr>
+        <w:rFonts w:ascii="Wingdings" w:hAnsi="Wingdings" w:hint="default"/>
+      </w:rPr>
+    </w:lvl>
+    <w:lvl w:ilvl="3" w:tplc="04090001" w:tentative="1">
+      <w:start w:val="1"/>
+      <w:numFmt w:val="bullet"/>
+      <w:lvlText w:val=""/>
+      <w:lvlJc w:val="left"/>
+      <w:pPr>
+        <w:ind w:left="2880" w:hanging="360"/>
+      </w:pPr>
+      <w:rPr>
+        <w:rFonts w:ascii="Symbol" w:hAnsi="Symbol" w:hint="default"/>
+      </w:rPr>
+    </w:lvl>
+    <w:lvl w:ilvl="4" w:tplc="04090003" w:tentative="1">
+      <w:start w:val="1"/>
+      <w:numFmt w:val="bullet"/>
+      <w:lvlText w:val="o"/>
+      <w:lvlJc w:val="left"/>
+      <w:pPr>
+        <w:ind w:left="3600" w:hanging="360"/>
+      </w:pPr>
+      <w:rPr>
+        <w:rFonts w:ascii="Courier New" w:hAnsi="Courier New" w:cs="Courier New" w:hint="default"/>
+      </w:rPr>
+    </w:lvl>
+    <w:lvl w:ilvl="5" w:tplc="04090005" w:tentative="1">
+      <w:start w:val="1"/>
+      <w:numFmt w:val="bullet"/>
+      <w:lvlText w:val=""/>
+      <w:lvlJc w:val="left"/>
+      <w:pPr>
+        <w:ind w:left="4320" w:hanging="360"/>
+      </w:pPr>
+      <w:rPr>
+        <w:rFonts w:ascii="Wingdings" w:hAnsi="Wingdings" w:hint="default"/>
+      </w:rPr>
+    </w:lvl>
+    <w:lvl w:ilvl="6" w:tplc="04090001" w:tentative="1">
+      <w:start w:val="1"/>
+      <w:numFmt w:val="bullet"/>
+      <w:lvlText w:val=""/>
+      <w:lvlJc w:val="left"/>
+      <w:pPr>
+        <w:ind w:left="5040" w:hanging="360"/>
+      </w:pPr>
+      <w:rPr>
+        <w:rFonts w:ascii="Symbol" w:hAnsi="Symbol" w:hint="default"/>
+      </w:rPr>
+    </w:lvl>
+    <w:lvl w:ilvl="7" w:tplc="04090003" w:tentative="1">
+      <w:start w:val="1"/>
+      <w:numFmt w:val="bullet"/>
+      <w:lvlText w:val="o"/>
+      <w:lvlJc w:val="left"/>
+      <w:pPr>
+        <w:ind w:left="5760" w:hanging="360"/>
+      </w:pPr>
+      <w:rPr>
+        <w:rFonts w:ascii="Courier New" w:hAnsi="Courier New" w:cs="Courier New" w:hint="default"/>
+      </w:rPr>
+    </w:lvl>
+    <w:lvl w:ilvl="8" w:tplc="04090005" w:tentative="1">
+      <w:start w:val="1"/>
+      <w:numFmt w:val="bullet"/>
+      <w:lvlText w:val=""/>
+      <w:lvlJc w:val="left"/>
+      <w:pPr>
+        <w:ind w:left="6480" w:hanging="360"/>
+      </w:pPr>
+      <w:rPr>
+        <w:rFonts w:ascii="Wingdings" w:hAnsi="Wingdings" w:hint="default"/>
+      </w:rPr>
+    </w:lvl>
+  </w:abstractNum>
+  <w:abstractNum w:abstractNumId="40" w15:restartNumberingAfterBreak="0">
     <w:nsid w:val="7A7A6765"/>
     <w:multiLevelType w:val="multilevel"/>
     <w:tmpl w:val="DE18D510"/>
@@ -6491,7 +7922,7 @@
       </w:rPr>
     </w:lvl>
   </w:abstractNum>
-  <w:abstractNum w:abstractNumId="40" w15:restartNumberingAfterBreak="0">
+  <w:abstractNum w:abstractNumId="41" w15:restartNumberingAfterBreak="0">
     <w:nsid w:val="7AC41451"/>
     <w:multiLevelType w:val="multilevel"/>
     <w:tmpl w:val="04090021"/>
@@ -6604,7 +8035,7 @@
       </w:rPr>
     </w:lvl>
   </w:abstractNum>
-  <w:abstractNum w:abstractNumId="41" w15:restartNumberingAfterBreak="0">
+  <w:abstractNum w:abstractNumId="42" w15:restartNumberingAfterBreak="0">
     <w:nsid w:val="7C1509D5"/>
     <w:multiLevelType w:val="multilevel"/>
     <w:tmpl w:val="82FEDA6C"/>
@@ -6758,7 +8189,7 @@
     <w:abstractNumId w:val="31"/>
   </w:num>
   <w:num w:numId="14" w16cid:durableId="264264293">
-    <w:abstractNumId w:val="41"/>
+    <w:abstractNumId w:val="42"/>
   </w:num>
   <w:num w:numId="15" w16cid:durableId="2022462211">
     <w:abstractNumId w:val="38"/>
@@ -6767,7 +8198,7 @@
     <w:abstractNumId w:val="9"/>
   </w:num>
   <w:num w:numId="17" w16cid:durableId="1174763375">
-    <w:abstractNumId w:val="40"/>
+    <w:abstractNumId w:val="41"/>
   </w:num>
   <w:num w:numId="18" w16cid:durableId="1286036655">
     <w:abstractNumId w:val="15"/>
@@ -6875,10 +8306,10 @@
     <w:abstractNumId w:val="17"/>
   </w:num>
   <w:num w:numId="44" w16cid:durableId="1096250418">
-    <w:abstractNumId w:val="39"/>
+    <w:abstractNumId w:val="40"/>
   </w:num>
   <w:num w:numId="45" w16cid:durableId="1802382932">
-    <w:abstractNumId w:val="39"/>
+    <w:abstractNumId w:val="40"/>
     <w:lvlOverride w:ilvl="0">
       <w:startOverride w:val="1"/>
     </w:lvlOverride>
@@ -6908,7 +8339,7 @@
     </w:lvlOverride>
   </w:num>
   <w:num w:numId="46" w16cid:durableId="328948151">
-    <w:abstractNumId w:val="39"/>
+    <w:abstractNumId w:val="40"/>
     <w:lvlOverride w:ilvl="0">
       <w:startOverride w:val="1"/>
     </w:lvlOverride>
@@ -6939,6 +8370,9 @@
   </w:num>
   <w:num w:numId="47" w16cid:durableId="1093892314">
     <w:abstractNumId w:val="2"/>
+  </w:num>
+  <w:num w:numId="48" w16cid:durableId="1632907026">
+    <w:abstractNumId w:val="39"/>
   </w:num>
 </w:numbering>
 </file>
@@ -7437,7 +8871,7 @@
     <w:uiPriority w:val="9"/>
     <w:unhideWhenUsed/>
     <w:qFormat/>
-    <w:rsid w:val="00537C38"/>
+    <w:rsid w:val="00A4084A"/>
     <w:pPr>
       <w:keepNext/>
       <w:keepLines/>
@@ -7445,13 +8879,14 @@
         <w:ilvl w:val="3"/>
         <w:numId w:val="44"/>
       </w:numPr>
+      <w:ind w:left="964"/>
       <w:jc w:val="left"/>
       <w:outlineLvl w:val="3"/>
     </w:pPr>
     <w:rPr>
       <w:rFonts w:eastAsia="Times New Roman" w:cs="Angsana New"/>
-      <w:b/>
       <w:bCs/>
+      <w:i/>
       <w:iCs/>
       <w:szCs w:val="35"/>
     </w:rPr>
@@ -7710,11 +9145,11 @@
     <w:name w:val="Heading 4 Char"/>
     <w:link w:val="Heading4"/>
     <w:uiPriority w:val="9"/>
-    <w:rsid w:val="008A3D7D"/>
+    <w:rsid w:val="00A4084A"/>
     <w:rPr>
       <w:rFonts w:ascii="Times New Roman" w:eastAsia="Times New Roman" w:hAnsi="Times New Roman" w:cs="Angsana New"/>
-      <w:b/>
       <w:bCs/>
+      <w:i/>
       <w:iCs/>
       <w:sz w:val="28"/>
       <w:szCs w:val="35"/>

--- a/Document/[ĐATN.CT6.BCĐA] CT060417. Nguyễn Gia Huy. Xây dựng Ứng dụng CRM ứng dụng AI.docx
+++ b/Document/[ĐATN.CT6.BCĐA] CT060417. Nguyễn Gia Huy. Xây dựng Ứng dụng CRM ứng dụng AI.docx
@@ -760,15 +760,24 @@
                 <w:rFonts w:cs="Times New Roman"/>
                 <w:b/>
               </w:rPr>
-              <w:t>Hà Nộ</w:t>
-            </w:r>
+              <w:t xml:space="preserve">Hà </w:t>
+            </w:r>
+            <w:proofErr w:type="spellStart"/>
             <w:r>
               <w:rPr>
                 <w:rFonts w:cs="Times New Roman"/>
                 <w:b/>
               </w:rPr>
+              <w:t>Nộ</w:t>
+            </w:r>
+            <w:r>
+              <w:rPr>
+                <w:rFonts w:cs="Times New Roman"/>
+                <w:b/>
+              </w:rPr>
               <w:t>i</w:t>
             </w:r>
+            <w:proofErr w:type="spellEnd"/>
             <w:r>
               <w:rPr>
                 <w:rFonts w:cs="Times New Roman"/>
@@ -1127,6 +1136,7 @@
               <w:ind w:firstLine="0"/>
               <w:jc w:val="left"/>
             </w:pPr>
+            <w:proofErr w:type="spellStart"/>
             <w:r>
               <w:rPr>
                 <w:rFonts w:eastAsia="Times New Roman"/>
@@ -1135,8 +1145,31 @@
                 <w:sz w:val="26"/>
                 <w:szCs w:val="26"/>
               </w:rPr>
-              <w:t>Tác nhân</w:t>
-            </w:r>
+              <w:t>Tác</w:t>
+            </w:r>
+            <w:proofErr w:type="spellEnd"/>
+            <w:r>
+              <w:rPr>
+                <w:rFonts w:eastAsia="Times New Roman"/>
+                <w:b/>
+                <w:bCs/>
+                <w:sz w:val="26"/>
+                <w:szCs w:val="26"/>
+              </w:rPr>
+              <w:t xml:space="preserve"> </w:t>
+            </w:r>
+            <w:proofErr w:type="spellStart"/>
+            <w:r>
+              <w:rPr>
+                <w:rFonts w:eastAsia="Times New Roman"/>
+                <w:b/>
+                <w:bCs/>
+                <w:sz w:val="26"/>
+                <w:szCs w:val="26"/>
+              </w:rPr>
+              <w:t>nhân</w:t>
+            </w:r>
+            <w:proofErr w:type="spellEnd"/>
           </w:p>
         </w:tc>
         <w:tc>
@@ -1148,6 +1181,7 @@
               <w:spacing w:before="60" w:after="60"/>
               <w:ind w:firstLine="0"/>
             </w:pPr>
+            <w:proofErr w:type="spellStart"/>
             <w:r>
               <w:rPr>
                 <w:rFonts w:eastAsia="Times New Roman"/>
@@ -1156,8 +1190,53 @@
                 <w:sz w:val="26"/>
                 <w:szCs w:val="26"/>
               </w:rPr>
-              <w:t>Nhóm chức năng</w:t>
-            </w:r>
+              <w:t>Nhóm</w:t>
+            </w:r>
+            <w:proofErr w:type="spellEnd"/>
+            <w:r>
+              <w:rPr>
+                <w:rFonts w:eastAsia="Times New Roman"/>
+                <w:b/>
+                <w:bCs/>
+                <w:sz w:val="26"/>
+                <w:szCs w:val="26"/>
+              </w:rPr>
+              <w:t xml:space="preserve"> </w:t>
+            </w:r>
+            <w:proofErr w:type="spellStart"/>
+            <w:r>
+              <w:rPr>
+                <w:rFonts w:eastAsia="Times New Roman"/>
+                <w:b/>
+                <w:bCs/>
+                <w:sz w:val="26"/>
+                <w:szCs w:val="26"/>
+              </w:rPr>
+              <w:t>chức</w:t>
+            </w:r>
+            <w:proofErr w:type="spellEnd"/>
+            <w:r>
+              <w:rPr>
+                <w:rFonts w:eastAsia="Times New Roman"/>
+                <w:b/>
+                <w:bCs/>
+                <w:sz w:val="26"/>
+                <w:szCs w:val="26"/>
+              </w:rPr>
+              <w:t xml:space="preserve"> </w:t>
+            </w:r>
+            <w:proofErr w:type="spellStart"/>
+            <w:r>
+              <w:rPr>
+                <w:rFonts w:eastAsia="Times New Roman"/>
+                <w:b/>
+                <w:bCs/>
+                <w:sz w:val="26"/>
+                <w:szCs w:val="26"/>
+              </w:rPr>
+              <w:t>năng</w:t>
+            </w:r>
+            <w:proofErr w:type="spellEnd"/>
           </w:p>
         </w:tc>
         <w:tc>
@@ -1169,6 +1248,7 @@
               <w:spacing w:before="60" w:after="60"/>
               <w:ind w:firstLine="0"/>
             </w:pPr>
+            <w:proofErr w:type="spellStart"/>
             <w:r>
               <w:rPr>
                 <w:rFonts w:eastAsia="Times New Roman"/>
@@ -1177,8 +1257,31 @@
                 <w:sz w:val="26"/>
                 <w:szCs w:val="26"/>
               </w:rPr>
-              <w:t>Mô tả</w:t>
-            </w:r>
+              <w:t>Mô</w:t>
+            </w:r>
+            <w:proofErr w:type="spellEnd"/>
+            <w:r>
+              <w:rPr>
+                <w:rFonts w:eastAsia="Times New Roman"/>
+                <w:b/>
+                <w:bCs/>
+                <w:sz w:val="26"/>
+                <w:szCs w:val="26"/>
+              </w:rPr>
+              <w:t xml:space="preserve"> </w:t>
+            </w:r>
+            <w:proofErr w:type="spellStart"/>
+            <w:r>
+              <w:rPr>
+                <w:rFonts w:eastAsia="Times New Roman"/>
+                <w:b/>
+                <w:bCs/>
+                <w:sz w:val="26"/>
+                <w:szCs w:val="26"/>
+              </w:rPr>
+              <w:t>tả</w:t>
+            </w:r>
+            <w:proofErr w:type="spellEnd"/>
           </w:p>
         </w:tc>
       </w:tr>
@@ -1213,14 +1316,70 @@
               <w:ind w:firstLine="0"/>
               <w:jc w:val="left"/>
             </w:pPr>
-            <w:r>
-              <w:rPr>
-                <w:rFonts w:eastAsia="Times New Roman"/>
-                <w:sz w:val="26"/>
-                <w:szCs w:val="26"/>
-              </w:rPr>
-              <w:t>Thống kê hệ thống</w:t>
-            </w:r>
+            <w:proofErr w:type="spellStart"/>
+            <w:r>
+              <w:rPr>
+                <w:rFonts w:eastAsia="Times New Roman"/>
+                <w:sz w:val="26"/>
+                <w:szCs w:val="26"/>
+              </w:rPr>
+              <w:t>Thống</w:t>
+            </w:r>
+            <w:proofErr w:type="spellEnd"/>
+            <w:r>
+              <w:rPr>
+                <w:rFonts w:eastAsia="Times New Roman"/>
+                <w:sz w:val="26"/>
+                <w:szCs w:val="26"/>
+              </w:rPr>
+              <w:t xml:space="preserve"> </w:t>
+            </w:r>
+            <w:proofErr w:type="spellStart"/>
+            <w:r>
+              <w:rPr>
+                <w:rFonts w:eastAsia="Times New Roman"/>
+                <w:sz w:val="26"/>
+                <w:szCs w:val="26"/>
+              </w:rPr>
+              <w:t>kê</w:t>
+            </w:r>
+            <w:proofErr w:type="spellEnd"/>
+            <w:r>
+              <w:rPr>
+                <w:rFonts w:eastAsia="Times New Roman"/>
+                <w:sz w:val="26"/>
+                <w:szCs w:val="26"/>
+              </w:rPr>
+              <w:t xml:space="preserve"> </w:t>
+            </w:r>
+            <w:proofErr w:type="spellStart"/>
+            <w:r>
+              <w:rPr>
+                <w:rFonts w:eastAsia="Times New Roman"/>
+                <w:sz w:val="26"/>
+                <w:szCs w:val="26"/>
+              </w:rPr>
+              <w:t>hệ</w:t>
+            </w:r>
+            <w:proofErr w:type="spellEnd"/>
+            <w:r>
+              <w:rPr>
+                <w:rFonts w:eastAsia="Times New Roman"/>
+                <w:sz w:val="26"/>
+                <w:szCs w:val="26"/>
+              </w:rPr>
+              <w:t xml:space="preserve"> </w:t>
+            </w:r>
+            <w:proofErr w:type="spellStart"/>
+            <w:r>
+              <w:rPr>
+                <w:rFonts w:eastAsia="Times New Roman"/>
+                <w:sz w:val="26"/>
+                <w:szCs w:val="26"/>
+              </w:rPr>
+              <w:t>thống</w:t>
+            </w:r>
+            <w:proofErr w:type="spellEnd"/>
           </w:p>
         </w:tc>
         <w:tc>
@@ -1238,7 +1397,187 @@
                 <w:sz w:val="26"/>
                 <w:szCs w:val="26"/>
               </w:rPr>
-              <w:t>Theo dõi doanh nghiệp, kênh, hội thoại, tin nhắn, sản phẩm và AI.</w:t>
+              <w:t xml:space="preserve">Theo </w:t>
+            </w:r>
+            <w:proofErr w:type="spellStart"/>
+            <w:r>
+              <w:rPr>
+                <w:rFonts w:eastAsia="Times New Roman"/>
+                <w:sz w:val="26"/>
+                <w:szCs w:val="26"/>
+              </w:rPr>
+              <w:t>dõi</w:t>
+            </w:r>
+            <w:proofErr w:type="spellEnd"/>
+            <w:r>
+              <w:rPr>
+                <w:rFonts w:eastAsia="Times New Roman"/>
+                <w:sz w:val="26"/>
+                <w:szCs w:val="26"/>
+              </w:rPr>
+              <w:t xml:space="preserve"> </w:t>
+            </w:r>
+            <w:proofErr w:type="spellStart"/>
+            <w:r>
+              <w:rPr>
+                <w:rFonts w:eastAsia="Times New Roman"/>
+                <w:sz w:val="26"/>
+                <w:szCs w:val="26"/>
+              </w:rPr>
+              <w:t>doanh</w:t>
+            </w:r>
+            <w:proofErr w:type="spellEnd"/>
+            <w:r>
+              <w:rPr>
+                <w:rFonts w:eastAsia="Times New Roman"/>
+                <w:sz w:val="26"/>
+                <w:szCs w:val="26"/>
+              </w:rPr>
+              <w:t xml:space="preserve"> </w:t>
+            </w:r>
+            <w:proofErr w:type="spellStart"/>
+            <w:r>
+              <w:rPr>
+                <w:rFonts w:eastAsia="Times New Roman"/>
+                <w:sz w:val="26"/>
+                <w:szCs w:val="26"/>
+              </w:rPr>
+              <w:t>nghiệp</w:t>
+            </w:r>
+            <w:proofErr w:type="spellEnd"/>
+            <w:r>
+              <w:rPr>
+                <w:rFonts w:eastAsia="Times New Roman"/>
+                <w:sz w:val="26"/>
+                <w:szCs w:val="26"/>
+              </w:rPr>
+              <w:t xml:space="preserve">, </w:t>
+            </w:r>
+            <w:proofErr w:type="spellStart"/>
+            <w:r>
+              <w:rPr>
+                <w:rFonts w:eastAsia="Times New Roman"/>
+                <w:sz w:val="26"/>
+                <w:szCs w:val="26"/>
+              </w:rPr>
+              <w:t>kênh</w:t>
+            </w:r>
+            <w:proofErr w:type="spellEnd"/>
+            <w:r>
+              <w:rPr>
+                <w:rFonts w:eastAsia="Times New Roman"/>
+                <w:sz w:val="26"/>
+                <w:szCs w:val="26"/>
+              </w:rPr>
+              <w:t xml:space="preserve">, </w:t>
+            </w:r>
+            <w:proofErr w:type="spellStart"/>
+            <w:r>
+              <w:rPr>
+                <w:rFonts w:eastAsia="Times New Roman"/>
+                <w:sz w:val="26"/>
+                <w:szCs w:val="26"/>
+              </w:rPr>
+              <w:t>hội</w:t>
+            </w:r>
+            <w:proofErr w:type="spellEnd"/>
+            <w:r>
+              <w:rPr>
+                <w:rFonts w:eastAsia="Times New Roman"/>
+                <w:sz w:val="26"/>
+                <w:szCs w:val="26"/>
+              </w:rPr>
+              <w:t xml:space="preserve"> </w:t>
+            </w:r>
+            <w:proofErr w:type="spellStart"/>
+            <w:r>
+              <w:rPr>
+                <w:rFonts w:eastAsia="Times New Roman"/>
+                <w:sz w:val="26"/>
+                <w:szCs w:val="26"/>
+              </w:rPr>
+              <w:t>thoại</w:t>
+            </w:r>
+            <w:proofErr w:type="spellEnd"/>
+            <w:r>
+              <w:rPr>
+                <w:rFonts w:eastAsia="Times New Roman"/>
+                <w:sz w:val="26"/>
+                <w:szCs w:val="26"/>
+              </w:rPr>
+              <w:t xml:space="preserve">, tin </w:t>
+            </w:r>
+            <w:proofErr w:type="spellStart"/>
+            <w:r>
+              <w:rPr>
+                <w:rFonts w:eastAsia="Times New Roman"/>
+                <w:sz w:val="26"/>
+                <w:szCs w:val="26"/>
+              </w:rPr>
+              <w:t>nhắn</w:t>
+            </w:r>
+            <w:proofErr w:type="spellEnd"/>
+            <w:r>
+              <w:rPr>
+                <w:rFonts w:eastAsia="Times New Roman"/>
+                <w:sz w:val="26"/>
+                <w:szCs w:val="26"/>
+              </w:rPr>
+              <w:t xml:space="preserve">, </w:t>
+            </w:r>
+            <w:proofErr w:type="spellStart"/>
+            <w:r>
+              <w:rPr>
+                <w:rFonts w:eastAsia="Times New Roman"/>
+                <w:sz w:val="26"/>
+                <w:szCs w:val="26"/>
+              </w:rPr>
+              <w:t>sản</w:t>
+            </w:r>
+            <w:proofErr w:type="spellEnd"/>
+            <w:r>
+              <w:rPr>
+                <w:rFonts w:eastAsia="Times New Roman"/>
+                <w:sz w:val="26"/>
+                <w:szCs w:val="26"/>
+              </w:rPr>
+              <w:t xml:space="preserve"> </w:t>
+            </w:r>
+            <w:proofErr w:type="spellStart"/>
+            <w:r>
+              <w:rPr>
+                <w:rFonts w:eastAsia="Times New Roman"/>
+                <w:sz w:val="26"/>
+                <w:szCs w:val="26"/>
+              </w:rPr>
+              <w:t>phẩm</w:t>
+            </w:r>
+            <w:proofErr w:type="spellEnd"/>
+            <w:r>
+              <w:rPr>
+                <w:rFonts w:eastAsia="Times New Roman"/>
+                <w:sz w:val="26"/>
+                <w:szCs w:val="26"/>
+              </w:rPr>
+              <w:t xml:space="preserve"> </w:t>
+            </w:r>
+            <w:proofErr w:type="spellStart"/>
+            <w:r>
+              <w:rPr>
+                <w:rFonts w:eastAsia="Times New Roman"/>
+                <w:sz w:val="26"/>
+                <w:szCs w:val="26"/>
+              </w:rPr>
+              <w:t>và</w:t>
+            </w:r>
+            <w:proofErr w:type="spellEnd"/>
+            <w:r>
+              <w:rPr>
+                <w:rFonts w:eastAsia="Times New Roman"/>
+                <w:sz w:val="26"/>
+                <w:szCs w:val="26"/>
+              </w:rPr>
+              <w:t xml:space="preserve"> AI.</w:t>
             </w:r>
           </w:p>
         </w:tc>
@@ -1273,14 +1612,70 @@
               <w:spacing w:before="60" w:after="60"/>
               <w:ind w:firstLine="0"/>
             </w:pPr>
-            <w:r>
-              <w:rPr>
-                <w:rFonts w:eastAsia="Times New Roman"/>
-                <w:sz w:val="26"/>
-                <w:szCs w:val="26"/>
-              </w:rPr>
-              <w:t>Cấu hình doanh nghiệp</w:t>
-            </w:r>
+            <w:proofErr w:type="spellStart"/>
+            <w:r>
+              <w:rPr>
+                <w:rFonts w:eastAsia="Times New Roman"/>
+                <w:sz w:val="26"/>
+                <w:szCs w:val="26"/>
+              </w:rPr>
+              <w:t>Cấu</w:t>
+            </w:r>
+            <w:proofErr w:type="spellEnd"/>
+            <w:r>
+              <w:rPr>
+                <w:rFonts w:eastAsia="Times New Roman"/>
+                <w:sz w:val="26"/>
+                <w:szCs w:val="26"/>
+              </w:rPr>
+              <w:t xml:space="preserve"> </w:t>
+            </w:r>
+            <w:proofErr w:type="spellStart"/>
+            <w:r>
+              <w:rPr>
+                <w:rFonts w:eastAsia="Times New Roman"/>
+                <w:sz w:val="26"/>
+                <w:szCs w:val="26"/>
+              </w:rPr>
+              <w:t>hình</w:t>
+            </w:r>
+            <w:proofErr w:type="spellEnd"/>
+            <w:r>
+              <w:rPr>
+                <w:rFonts w:eastAsia="Times New Roman"/>
+                <w:sz w:val="26"/>
+                <w:szCs w:val="26"/>
+              </w:rPr>
+              <w:t xml:space="preserve"> </w:t>
+            </w:r>
+            <w:proofErr w:type="spellStart"/>
+            <w:r>
+              <w:rPr>
+                <w:rFonts w:eastAsia="Times New Roman"/>
+                <w:sz w:val="26"/>
+                <w:szCs w:val="26"/>
+              </w:rPr>
+              <w:t>doanh</w:t>
+            </w:r>
+            <w:proofErr w:type="spellEnd"/>
+            <w:r>
+              <w:rPr>
+                <w:rFonts w:eastAsia="Times New Roman"/>
+                <w:sz w:val="26"/>
+                <w:szCs w:val="26"/>
+              </w:rPr>
+              <w:t xml:space="preserve"> </w:t>
+            </w:r>
+            <w:proofErr w:type="spellStart"/>
+            <w:r>
+              <w:rPr>
+                <w:rFonts w:eastAsia="Times New Roman"/>
+                <w:sz w:val="26"/>
+                <w:szCs w:val="26"/>
+              </w:rPr>
+              <w:t>nghiệp</w:t>
+            </w:r>
+            <w:proofErr w:type="spellEnd"/>
           </w:p>
         </w:tc>
         <w:tc>
@@ -1298,7 +1693,205 @@
                 <w:sz w:val="26"/>
                 <w:szCs w:val="26"/>
               </w:rPr>
-              <w:t>Thông tin cửa hàng, kênh, widget, sản phẩm, nhân viên, nhãn và phân công.</w:t>
+              <w:t xml:space="preserve">Thông tin </w:t>
+            </w:r>
+            <w:proofErr w:type="spellStart"/>
+            <w:r>
+              <w:rPr>
+                <w:rFonts w:eastAsia="Times New Roman"/>
+                <w:sz w:val="26"/>
+                <w:szCs w:val="26"/>
+              </w:rPr>
+              <w:t>cửa</w:t>
+            </w:r>
+            <w:proofErr w:type="spellEnd"/>
+            <w:r>
+              <w:rPr>
+                <w:rFonts w:eastAsia="Times New Roman"/>
+                <w:sz w:val="26"/>
+                <w:szCs w:val="26"/>
+              </w:rPr>
+              <w:t xml:space="preserve"> </w:t>
+            </w:r>
+            <w:proofErr w:type="spellStart"/>
+            <w:r>
+              <w:rPr>
+                <w:rFonts w:eastAsia="Times New Roman"/>
+                <w:sz w:val="26"/>
+                <w:szCs w:val="26"/>
+              </w:rPr>
+              <w:t>hàng</w:t>
+            </w:r>
+            <w:proofErr w:type="spellEnd"/>
+            <w:r>
+              <w:rPr>
+                <w:rFonts w:eastAsia="Times New Roman"/>
+                <w:sz w:val="26"/>
+                <w:szCs w:val="26"/>
+              </w:rPr>
+              <w:t xml:space="preserve">, </w:t>
+            </w:r>
+            <w:proofErr w:type="spellStart"/>
+            <w:r>
+              <w:rPr>
+                <w:rFonts w:eastAsia="Times New Roman"/>
+                <w:sz w:val="26"/>
+                <w:szCs w:val="26"/>
+              </w:rPr>
+              <w:t>kênh</w:t>
+            </w:r>
+            <w:proofErr w:type="spellEnd"/>
+            <w:r>
+              <w:rPr>
+                <w:rFonts w:eastAsia="Times New Roman"/>
+                <w:sz w:val="26"/>
+                <w:szCs w:val="26"/>
+              </w:rPr>
+              <w:t xml:space="preserve">, widget, </w:t>
+            </w:r>
+            <w:proofErr w:type="spellStart"/>
+            <w:r>
+              <w:rPr>
+                <w:rFonts w:eastAsia="Times New Roman"/>
+                <w:sz w:val="26"/>
+                <w:szCs w:val="26"/>
+              </w:rPr>
+              <w:t>sản</w:t>
+            </w:r>
+            <w:proofErr w:type="spellEnd"/>
+            <w:r>
+              <w:rPr>
+                <w:rFonts w:eastAsia="Times New Roman"/>
+                <w:sz w:val="26"/>
+                <w:szCs w:val="26"/>
+              </w:rPr>
+              <w:t xml:space="preserve"> </w:t>
+            </w:r>
+            <w:proofErr w:type="spellStart"/>
+            <w:r>
+              <w:rPr>
+                <w:rFonts w:eastAsia="Times New Roman"/>
+                <w:sz w:val="26"/>
+                <w:szCs w:val="26"/>
+              </w:rPr>
+              <w:t>phẩm</w:t>
+            </w:r>
+            <w:proofErr w:type="spellEnd"/>
+            <w:r>
+              <w:rPr>
+                <w:rFonts w:eastAsia="Times New Roman"/>
+                <w:sz w:val="26"/>
+                <w:szCs w:val="26"/>
+              </w:rPr>
+              <w:t xml:space="preserve">, </w:t>
+            </w:r>
+            <w:proofErr w:type="spellStart"/>
+            <w:r>
+              <w:rPr>
+                <w:rFonts w:eastAsia="Times New Roman"/>
+                <w:sz w:val="26"/>
+                <w:szCs w:val="26"/>
+              </w:rPr>
+              <w:t>nhân</w:t>
+            </w:r>
+            <w:proofErr w:type="spellEnd"/>
+            <w:r>
+              <w:rPr>
+                <w:rFonts w:eastAsia="Times New Roman"/>
+                <w:sz w:val="26"/>
+                <w:szCs w:val="26"/>
+              </w:rPr>
+              <w:t xml:space="preserve"> </w:t>
+            </w:r>
+            <w:proofErr w:type="spellStart"/>
+            <w:r>
+              <w:rPr>
+                <w:rFonts w:eastAsia="Times New Roman"/>
+                <w:sz w:val="26"/>
+                <w:szCs w:val="26"/>
+              </w:rPr>
+              <w:t>viên</w:t>
+            </w:r>
+            <w:proofErr w:type="spellEnd"/>
+            <w:r>
+              <w:rPr>
+                <w:rFonts w:eastAsia="Times New Roman"/>
+                <w:sz w:val="26"/>
+                <w:szCs w:val="26"/>
+              </w:rPr>
+              <w:t xml:space="preserve">, </w:t>
+            </w:r>
+            <w:proofErr w:type="spellStart"/>
+            <w:r>
+              <w:rPr>
+                <w:rFonts w:eastAsia="Times New Roman"/>
+                <w:sz w:val="26"/>
+                <w:szCs w:val="26"/>
+              </w:rPr>
+              <w:t>nhãn</w:t>
+            </w:r>
+            <w:proofErr w:type="spellEnd"/>
+            <w:r>
+              <w:rPr>
+                <w:rFonts w:eastAsia="Times New Roman"/>
+                <w:sz w:val="26"/>
+                <w:szCs w:val="26"/>
+              </w:rPr>
+              <w:t xml:space="preserve"> </w:t>
+            </w:r>
+            <w:proofErr w:type="spellStart"/>
+            <w:r>
+              <w:rPr>
+                <w:rFonts w:eastAsia="Times New Roman"/>
+                <w:sz w:val="26"/>
+                <w:szCs w:val="26"/>
+              </w:rPr>
+              <w:t>và</w:t>
+            </w:r>
+            <w:proofErr w:type="spellEnd"/>
+            <w:r>
+              <w:rPr>
+                <w:rFonts w:eastAsia="Times New Roman"/>
+                <w:sz w:val="26"/>
+                <w:szCs w:val="26"/>
+              </w:rPr>
+              <w:t xml:space="preserve"> </w:t>
+            </w:r>
+            <w:proofErr w:type="spellStart"/>
+            <w:r>
+              <w:rPr>
+                <w:rFonts w:eastAsia="Times New Roman"/>
+                <w:sz w:val="26"/>
+                <w:szCs w:val="26"/>
+              </w:rPr>
+              <w:t>phân</w:t>
+            </w:r>
+            <w:proofErr w:type="spellEnd"/>
+            <w:r>
+              <w:rPr>
+                <w:rFonts w:eastAsia="Times New Roman"/>
+                <w:sz w:val="26"/>
+                <w:szCs w:val="26"/>
+              </w:rPr>
+              <w:t xml:space="preserve"> </w:t>
+            </w:r>
+            <w:proofErr w:type="spellStart"/>
+            <w:r>
+              <w:rPr>
+                <w:rFonts w:eastAsia="Times New Roman"/>
+                <w:sz w:val="26"/>
+                <w:szCs w:val="26"/>
+              </w:rPr>
+              <w:t>công</w:t>
+            </w:r>
+            <w:proofErr w:type="spellEnd"/>
+            <w:r>
+              <w:rPr>
+                <w:rFonts w:eastAsia="Times New Roman"/>
+                <w:sz w:val="26"/>
+                <w:szCs w:val="26"/>
+              </w:rPr>
+              <w:t>.</w:t>
             </w:r>
           </w:p>
         </w:tc>
@@ -1333,14 +1926,70 @@
               <w:spacing w:before="60" w:after="60"/>
               <w:ind w:firstLine="0"/>
             </w:pPr>
-            <w:r>
-              <w:rPr>
-                <w:rFonts w:eastAsia="Times New Roman"/>
-                <w:sz w:val="26"/>
-                <w:szCs w:val="26"/>
-              </w:rPr>
-              <w:t>Xử lý hội thoại</w:t>
-            </w:r>
+            <w:proofErr w:type="spellStart"/>
+            <w:r>
+              <w:rPr>
+                <w:rFonts w:eastAsia="Times New Roman"/>
+                <w:sz w:val="26"/>
+                <w:szCs w:val="26"/>
+              </w:rPr>
+              <w:t>Xử</w:t>
+            </w:r>
+            <w:proofErr w:type="spellEnd"/>
+            <w:r>
+              <w:rPr>
+                <w:rFonts w:eastAsia="Times New Roman"/>
+                <w:sz w:val="26"/>
+                <w:szCs w:val="26"/>
+              </w:rPr>
+              <w:t xml:space="preserve"> </w:t>
+            </w:r>
+            <w:proofErr w:type="spellStart"/>
+            <w:r>
+              <w:rPr>
+                <w:rFonts w:eastAsia="Times New Roman"/>
+                <w:sz w:val="26"/>
+                <w:szCs w:val="26"/>
+              </w:rPr>
+              <w:t>lý</w:t>
+            </w:r>
+            <w:proofErr w:type="spellEnd"/>
+            <w:r>
+              <w:rPr>
+                <w:rFonts w:eastAsia="Times New Roman"/>
+                <w:sz w:val="26"/>
+                <w:szCs w:val="26"/>
+              </w:rPr>
+              <w:t xml:space="preserve"> </w:t>
+            </w:r>
+            <w:proofErr w:type="spellStart"/>
+            <w:r>
+              <w:rPr>
+                <w:rFonts w:eastAsia="Times New Roman"/>
+                <w:sz w:val="26"/>
+                <w:szCs w:val="26"/>
+              </w:rPr>
+              <w:t>hội</w:t>
+            </w:r>
+            <w:proofErr w:type="spellEnd"/>
+            <w:r>
+              <w:rPr>
+                <w:rFonts w:eastAsia="Times New Roman"/>
+                <w:sz w:val="26"/>
+                <w:szCs w:val="26"/>
+              </w:rPr>
+              <w:t xml:space="preserve"> </w:t>
+            </w:r>
+            <w:proofErr w:type="spellStart"/>
+            <w:r>
+              <w:rPr>
+                <w:rFonts w:eastAsia="Times New Roman"/>
+                <w:sz w:val="26"/>
+                <w:szCs w:val="26"/>
+              </w:rPr>
+              <w:t>thoại</w:t>
+            </w:r>
+            <w:proofErr w:type="spellEnd"/>
           </w:p>
         </w:tc>
         <w:tc>
@@ -1358,7 +2007,241 @@
                 <w:sz w:val="26"/>
                 <w:szCs w:val="26"/>
               </w:rPr>
-              <w:t>Xem hội thoại được giao, gửi tin/file, dùng mẫu trả lời và hỏi AI nội bộ.</w:t>
+              <w:t xml:space="preserve">Xem </w:t>
+            </w:r>
+            <w:proofErr w:type="spellStart"/>
+            <w:r>
+              <w:rPr>
+                <w:rFonts w:eastAsia="Times New Roman"/>
+                <w:sz w:val="26"/>
+                <w:szCs w:val="26"/>
+              </w:rPr>
+              <w:t>hội</w:t>
+            </w:r>
+            <w:proofErr w:type="spellEnd"/>
+            <w:r>
+              <w:rPr>
+                <w:rFonts w:eastAsia="Times New Roman"/>
+                <w:sz w:val="26"/>
+                <w:szCs w:val="26"/>
+              </w:rPr>
+              <w:t xml:space="preserve"> </w:t>
+            </w:r>
+            <w:proofErr w:type="spellStart"/>
+            <w:r>
+              <w:rPr>
+                <w:rFonts w:eastAsia="Times New Roman"/>
+                <w:sz w:val="26"/>
+                <w:szCs w:val="26"/>
+              </w:rPr>
+              <w:t>thoại</w:t>
+            </w:r>
+            <w:proofErr w:type="spellEnd"/>
+            <w:r>
+              <w:rPr>
+                <w:rFonts w:eastAsia="Times New Roman"/>
+                <w:sz w:val="26"/>
+                <w:szCs w:val="26"/>
+              </w:rPr>
+              <w:t xml:space="preserve"> </w:t>
+            </w:r>
+            <w:proofErr w:type="spellStart"/>
+            <w:r>
+              <w:rPr>
+                <w:rFonts w:eastAsia="Times New Roman"/>
+                <w:sz w:val="26"/>
+                <w:szCs w:val="26"/>
+              </w:rPr>
+              <w:t>được</w:t>
+            </w:r>
+            <w:proofErr w:type="spellEnd"/>
+            <w:r>
+              <w:rPr>
+                <w:rFonts w:eastAsia="Times New Roman"/>
+                <w:sz w:val="26"/>
+                <w:szCs w:val="26"/>
+              </w:rPr>
+              <w:t xml:space="preserve"> </w:t>
+            </w:r>
+            <w:proofErr w:type="spellStart"/>
+            <w:r>
+              <w:rPr>
+                <w:rFonts w:eastAsia="Times New Roman"/>
+                <w:sz w:val="26"/>
+                <w:szCs w:val="26"/>
+              </w:rPr>
+              <w:t>giao</w:t>
+            </w:r>
+            <w:proofErr w:type="spellEnd"/>
+            <w:r>
+              <w:rPr>
+                <w:rFonts w:eastAsia="Times New Roman"/>
+                <w:sz w:val="26"/>
+                <w:szCs w:val="26"/>
+              </w:rPr>
+              <w:t xml:space="preserve">, </w:t>
+            </w:r>
+            <w:proofErr w:type="spellStart"/>
+            <w:r>
+              <w:rPr>
+                <w:rFonts w:eastAsia="Times New Roman"/>
+                <w:sz w:val="26"/>
+                <w:szCs w:val="26"/>
+              </w:rPr>
+              <w:t>gửi</w:t>
+            </w:r>
+            <w:proofErr w:type="spellEnd"/>
+            <w:r>
+              <w:rPr>
+                <w:rFonts w:eastAsia="Times New Roman"/>
+                <w:sz w:val="26"/>
+                <w:szCs w:val="26"/>
+              </w:rPr>
+              <w:t xml:space="preserve"> tin/file, </w:t>
+            </w:r>
+            <w:proofErr w:type="spellStart"/>
+            <w:r>
+              <w:rPr>
+                <w:rFonts w:eastAsia="Times New Roman"/>
+                <w:sz w:val="26"/>
+                <w:szCs w:val="26"/>
+              </w:rPr>
+              <w:t>dùng</w:t>
+            </w:r>
+            <w:proofErr w:type="spellEnd"/>
+            <w:r>
+              <w:rPr>
+                <w:rFonts w:eastAsia="Times New Roman"/>
+                <w:sz w:val="26"/>
+                <w:szCs w:val="26"/>
+              </w:rPr>
+              <w:t xml:space="preserve"> </w:t>
+            </w:r>
+            <w:proofErr w:type="spellStart"/>
+            <w:r>
+              <w:rPr>
+                <w:rFonts w:eastAsia="Times New Roman"/>
+                <w:sz w:val="26"/>
+                <w:szCs w:val="26"/>
+              </w:rPr>
+              <w:t>mẫu</w:t>
+            </w:r>
+            <w:proofErr w:type="spellEnd"/>
+            <w:r>
+              <w:rPr>
+                <w:rFonts w:eastAsia="Times New Roman"/>
+                <w:sz w:val="26"/>
+                <w:szCs w:val="26"/>
+              </w:rPr>
+              <w:t xml:space="preserve"> </w:t>
+            </w:r>
+            <w:proofErr w:type="spellStart"/>
+            <w:r>
+              <w:rPr>
+                <w:rFonts w:eastAsia="Times New Roman"/>
+                <w:sz w:val="26"/>
+                <w:szCs w:val="26"/>
+              </w:rPr>
+              <w:t>trả</w:t>
+            </w:r>
+            <w:proofErr w:type="spellEnd"/>
+            <w:r>
+              <w:rPr>
+                <w:rFonts w:eastAsia="Times New Roman"/>
+                <w:sz w:val="26"/>
+                <w:szCs w:val="26"/>
+              </w:rPr>
+              <w:t xml:space="preserve"> </w:t>
+            </w:r>
+            <w:proofErr w:type="spellStart"/>
+            <w:r>
+              <w:rPr>
+                <w:rFonts w:eastAsia="Times New Roman"/>
+                <w:sz w:val="26"/>
+                <w:szCs w:val="26"/>
+              </w:rPr>
+              <w:t>lời</w:t>
+            </w:r>
+            <w:proofErr w:type="spellEnd"/>
+            <w:r>
+              <w:rPr>
+                <w:rFonts w:eastAsia="Times New Roman"/>
+                <w:sz w:val="26"/>
+                <w:szCs w:val="26"/>
+              </w:rPr>
+              <w:t xml:space="preserve"> </w:t>
+            </w:r>
+            <w:proofErr w:type="spellStart"/>
+            <w:r>
+              <w:rPr>
+                <w:rFonts w:eastAsia="Times New Roman"/>
+                <w:sz w:val="26"/>
+                <w:szCs w:val="26"/>
+              </w:rPr>
+              <w:t>và</w:t>
+            </w:r>
+            <w:proofErr w:type="spellEnd"/>
+            <w:r>
+              <w:rPr>
+                <w:rFonts w:eastAsia="Times New Roman"/>
+                <w:sz w:val="26"/>
+                <w:szCs w:val="26"/>
+              </w:rPr>
+              <w:t xml:space="preserve"> </w:t>
+            </w:r>
+            <w:proofErr w:type="spellStart"/>
+            <w:r>
+              <w:rPr>
+                <w:rFonts w:eastAsia="Times New Roman"/>
+                <w:sz w:val="26"/>
+                <w:szCs w:val="26"/>
+              </w:rPr>
+              <w:t>hỏi</w:t>
+            </w:r>
+            <w:proofErr w:type="spellEnd"/>
+            <w:r>
+              <w:rPr>
+                <w:rFonts w:eastAsia="Times New Roman"/>
+                <w:sz w:val="26"/>
+                <w:szCs w:val="26"/>
+              </w:rPr>
+              <w:t xml:space="preserve"> AI </w:t>
+            </w:r>
+            <w:proofErr w:type="spellStart"/>
+            <w:r>
+              <w:rPr>
+                <w:rFonts w:eastAsia="Times New Roman"/>
+                <w:sz w:val="26"/>
+                <w:szCs w:val="26"/>
+              </w:rPr>
+              <w:t>nội</w:t>
+            </w:r>
+            <w:proofErr w:type="spellEnd"/>
+            <w:r>
+              <w:rPr>
+                <w:rFonts w:eastAsia="Times New Roman"/>
+                <w:sz w:val="26"/>
+                <w:szCs w:val="26"/>
+              </w:rPr>
+              <w:t xml:space="preserve"> </w:t>
+            </w:r>
+            <w:proofErr w:type="spellStart"/>
+            <w:r>
+              <w:rPr>
+                <w:rFonts w:eastAsia="Times New Roman"/>
+                <w:sz w:val="26"/>
+                <w:szCs w:val="26"/>
+              </w:rPr>
+              <w:t>bộ</w:t>
+            </w:r>
+            <w:proofErr w:type="spellEnd"/>
+            <w:r>
+              <w:rPr>
+                <w:rFonts w:eastAsia="Times New Roman"/>
+                <w:sz w:val="26"/>
+                <w:szCs w:val="26"/>
+              </w:rPr>
+              <w:t>.</w:t>
             </w:r>
           </w:p>
         </w:tc>
@@ -1393,14 +2276,34 @@
               <w:spacing w:before="60" w:after="60"/>
               <w:ind w:firstLine="0"/>
             </w:pPr>
-            <w:r>
-              <w:rPr>
-                <w:rFonts w:eastAsia="Times New Roman"/>
-                <w:sz w:val="26"/>
-                <w:szCs w:val="26"/>
-              </w:rPr>
-              <w:t>Gửi tin nhắn</w:t>
-            </w:r>
+            <w:proofErr w:type="spellStart"/>
+            <w:r>
+              <w:rPr>
+                <w:rFonts w:eastAsia="Times New Roman"/>
+                <w:sz w:val="26"/>
+                <w:szCs w:val="26"/>
+              </w:rPr>
+              <w:t>Gửi</w:t>
+            </w:r>
+            <w:proofErr w:type="spellEnd"/>
+            <w:r>
+              <w:rPr>
+                <w:rFonts w:eastAsia="Times New Roman"/>
+                <w:sz w:val="26"/>
+                <w:szCs w:val="26"/>
+              </w:rPr>
+              <w:t xml:space="preserve"> tin </w:t>
+            </w:r>
+            <w:proofErr w:type="spellStart"/>
+            <w:r>
+              <w:rPr>
+                <w:rFonts w:eastAsia="Times New Roman"/>
+                <w:sz w:val="26"/>
+                <w:szCs w:val="26"/>
+              </w:rPr>
+              <w:t>nhắn</w:t>
+            </w:r>
+            <w:proofErr w:type="spellEnd"/>
           </w:p>
         </w:tc>
         <w:tc>
@@ -1412,13 +2315,113 @@
               <w:spacing w:before="60" w:after="60"/>
               <w:ind w:firstLine="0"/>
             </w:pPr>
-            <w:r>
-              <w:rPr>
-                <w:rFonts w:eastAsia="Times New Roman"/>
-                <w:sz w:val="26"/>
-                <w:szCs w:val="26"/>
-              </w:rPr>
-              <w:t>Nhắn qua Facebook, Instagram, Telegram hoặc widget và nhận phản hồi.</w:t>
+            <w:proofErr w:type="spellStart"/>
+            <w:r>
+              <w:rPr>
+                <w:rFonts w:eastAsia="Times New Roman"/>
+                <w:sz w:val="26"/>
+                <w:szCs w:val="26"/>
+              </w:rPr>
+              <w:t>Nhắn</w:t>
+            </w:r>
+            <w:proofErr w:type="spellEnd"/>
+            <w:r>
+              <w:rPr>
+                <w:rFonts w:eastAsia="Times New Roman"/>
+                <w:sz w:val="26"/>
+                <w:szCs w:val="26"/>
+              </w:rPr>
+              <w:t xml:space="preserve"> qua Facebook, Instagram, Telegram </w:t>
+            </w:r>
+            <w:proofErr w:type="spellStart"/>
+            <w:r>
+              <w:rPr>
+                <w:rFonts w:eastAsia="Times New Roman"/>
+                <w:sz w:val="26"/>
+                <w:szCs w:val="26"/>
+              </w:rPr>
+              <w:t>hoặc</w:t>
+            </w:r>
+            <w:proofErr w:type="spellEnd"/>
+            <w:r>
+              <w:rPr>
+                <w:rFonts w:eastAsia="Times New Roman"/>
+                <w:sz w:val="26"/>
+                <w:szCs w:val="26"/>
+              </w:rPr>
+              <w:t xml:space="preserve"> widget </w:t>
+            </w:r>
+            <w:proofErr w:type="spellStart"/>
+            <w:r>
+              <w:rPr>
+                <w:rFonts w:eastAsia="Times New Roman"/>
+                <w:sz w:val="26"/>
+                <w:szCs w:val="26"/>
+              </w:rPr>
+              <w:t>và</w:t>
+            </w:r>
+            <w:proofErr w:type="spellEnd"/>
+            <w:r>
+              <w:rPr>
+                <w:rFonts w:eastAsia="Times New Roman"/>
+                <w:sz w:val="26"/>
+                <w:szCs w:val="26"/>
+              </w:rPr>
+              <w:t xml:space="preserve"> </w:t>
+            </w:r>
+            <w:proofErr w:type="spellStart"/>
+            <w:r>
+              <w:rPr>
+                <w:rFonts w:eastAsia="Times New Roman"/>
+                <w:sz w:val="26"/>
+                <w:szCs w:val="26"/>
+              </w:rPr>
+              <w:t>nhận</w:t>
+            </w:r>
+            <w:proofErr w:type="spellEnd"/>
+            <w:r>
+              <w:rPr>
+                <w:rFonts w:eastAsia="Times New Roman"/>
+                <w:sz w:val="26"/>
+                <w:szCs w:val="26"/>
+              </w:rPr>
+              <w:t xml:space="preserve"> </w:t>
+            </w:r>
+            <w:proofErr w:type="spellStart"/>
+            <w:r>
+              <w:rPr>
+                <w:rFonts w:eastAsia="Times New Roman"/>
+                <w:sz w:val="26"/>
+                <w:szCs w:val="26"/>
+              </w:rPr>
+              <w:t>phản</w:t>
+            </w:r>
+            <w:proofErr w:type="spellEnd"/>
+            <w:r>
+              <w:rPr>
+                <w:rFonts w:eastAsia="Times New Roman"/>
+                <w:sz w:val="26"/>
+                <w:szCs w:val="26"/>
+              </w:rPr>
+              <w:t xml:space="preserve"> </w:t>
+            </w:r>
+            <w:proofErr w:type="spellStart"/>
+            <w:r>
+              <w:rPr>
+                <w:rFonts w:eastAsia="Times New Roman"/>
+                <w:sz w:val="26"/>
+                <w:szCs w:val="26"/>
+              </w:rPr>
+              <w:t>hồi</w:t>
+            </w:r>
+            <w:proofErr w:type="spellEnd"/>
+            <w:r>
+              <w:rPr>
+                <w:rFonts w:eastAsia="Times New Roman"/>
+                <w:sz w:val="26"/>
+                <w:szCs w:val="26"/>
+              </w:rPr>
+              <w:t>.</w:t>
             </w:r>
           </w:p>
         </w:tc>
@@ -1601,6 +2604,7 @@
               <w:spacing w:before="60" w:after="60"/>
               <w:ind w:firstLine="0"/>
             </w:pPr>
+            <w:proofErr w:type="spellStart"/>
             <w:r>
               <w:rPr>
                 <w:rFonts w:eastAsia="Times New Roman"/>
@@ -1611,6 +2615,7 @@
               </w:rPr>
               <w:t>Lớp</w:t>
             </w:r>
+            <w:proofErr w:type="spellEnd"/>
           </w:p>
         </w:tc>
         <w:tc>
@@ -1630,8 +2635,20 @@
                 <w:sz w:val="26"/>
                 <w:szCs w:val="26"/>
               </w:rPr>
-              <w:t>Công nghệ</w:t>
-            </w:r>
+              <w:t xml:space="preserve">Công </w:t>
+            </w:r>
+            <w:proofErr w:type="spellStart"/>
+            <w:r>
+              <w:rPr>
+                <w:rFonts w:eastAsia="Times New Roman"/>
+                <w:b/>
+                <w:bCs/>
+                <w:sz w:val="26"/>
+                <w:szCs w:val="26"/>
+              </w:rPr>
+              <w:t>nghệ</w:t>
+            </w:r>
+            <w:proofErr w:type="spellEnd"/>
           </w:p>
         </w:tc>
         <w:tc>
@@ -1651,8 +2668,20 @@
                 <w:sz w:val="26"/>
                 <w:szCs w:val="26"/>
               </w:rPr>
-              <w:t>Vai trò</w:t>
-            </w:r>
+              <w:t xml:space="preserve">Vai </w:t>
+            </w:r>
+            <w:proofErr w:type="spellStart"/>
+            <w:r>
+              <w:rPr>
+                <w:rFonts w:eastAsia="Times New Roman"/>
+                <w:b/>
+                <w:bCs/>
+                <w:sz w:val="26"/>
+                <w:szCs w:val="26"/>
+              </w:rPr>
+              <w:t>trò</w:t>
+            </w:r>
+            <w:proofErr w:type="spellEnd"/>
           </w:p>
         </w:tc>
       </w:tr>
@@ -1692,8 +2721,18 @@
                 <w:sz w:val="26"/>
                 <w:szCs w:val="26"/>
               </w:rPr>
-              <w:t>React 18, Vite, Ant Design, Zustand</w:t>
-            </w:r>
+              <w:t xml:space="preserve">React 18, Vite, Ant Design, </w:t>
+            </w:r>
+            <w:proofErr w:type="spellStart"/>
+            <w:r>
+              <w:rPr>
+                <w:rFonts w:eastAsia="Times New Roman"/>
+                <w:sz w:val="26"/>
+                <w:szCs w:val="26"/>
+              </w:rPr>
+              <w:t>Zustand</w:t>
+            </w:r>
+            <w:proofErr w:type="spellEnd"/>
           </w:p>
         </w:tc>
         <w:tc>
@@ -1711,7 +2750,133 @@
                 <w:sz w:val="26"/>
                 <w:szCs w:val="26"/>
               </w:rPr>
-              <w:t>Dashboard, widget, state quản lý đăng nhập, chat, theme và ngôn ngữ.</w:t>
+              <w:t xml:space="preserve">Dashboard, widget, state </w:t>
+            </w:r>
+            <w:proofErr w:type="spellStart"/>
+            <w:r>
+              <w:rPr>
+                <w:rFonts w:eastAsia="Times New Roman"/>
+                <w:sz w:val="26"/>
+                <w:szCs w:val="26"/>
+              </w:rPr>
+              <w:t>quản</w:t>
+            </w:r>
+            <w:proofErr w:type="spellEnd"/>
+            <w:r>
+              <w:rPr>
+                <w:rFonts w:eastAsia="Times New Roman"/>
+                <w:sz w:val="26"/>
+                <w:szCs w:val="26"/>
+              </w:rPr>
+              <w:t xml:space="preserve"> </w:t>
+            </w:r>
+            <w:proofErr w:type="spellStart"/>
+            <w:r>
+              <w:rPr>
+                <w:rFonts w:eastAsia="Times New Roman"/>
+                <w:sz w:val="26"/>
+                <w:szCs w:val="26"/>
+              </w:rPr>
+              <w:t>lý</w:t>
+            </w:r>
+            <w:proofErr w:type="spellEnd"/>
+            <w:r>
+              <w:rPr>
+                <w:rFonts w:eastAsia="Times New Roman"/>
+                <w:sz w:val="26"/>
+                <w:szCs w:val="26"/>
+              </w:rPr>
+              <w:t xml:space="preserve"> </w:t>
+            </w:r>
+            <w:proofErr w:type="spellStart"/>
+            <w:r>
+              <w:rPr>
+                <w:rFonts w:eastAsia="Times New Roman"/>
+                <w:sz w:val="26"/>
+                <w:szCs w:val="26"/>
+              </w:rPr>
+              <w:t>đăng</w:t>
+            </w:r>
+            <w:proofErr w:type="spellEnd"/>
+            <w:r>
+              <w:rPr>
+                <w:rFonts w:eastAsia="Times New Roman"/>
+                <w:sz w:val="26"/>
+                <w:szCs w:val="26"/>
+              </w:rPr>
+              <w:t xml:space="preserve"> </w:t>
+            </w:r>
+            <w:proofErr w:type="spellStart"/>
+            <w:r>
+              <w:rPr>
+                <w:rFonts w:eastAsia="Times New Roman"/>
+                <w:sz w:val="26"/>
+                <w:szCs w:val="26"/>
+              </w:rPr>
+              <w:t>nhập</w:t>
+            </w:r>
+            <w:proofErr w:type="spellEnd"/>
+            <w:r>
+              <w:rPr>
+                <w:rFonts w:eastAsia="Times New Roman"/>
+                <w:sz w:val="26"/>
+                <w:szCs w:val="26"/>
+              </w:rPr>
+              <w:t xml:space="preserve">, chat, theme </w:t>
+            </w:r>
+            <w:proofErr w:type="spellStart"/>
+            <w:r>
+              <w:rPr>
+                <w:rFonts w:eastAsia="Times New Roman"/>
+                <w:sz w:val="26"/>
+                <w:szCs w:val="26"/>
+              </w:rPr>
+              <w:t>và</w:t>
+            </w:r>
+            <w:proofErr w:type="spellEnd"/>
+            <w:r>
+              <w:rPr>
+                <w:rFonts w:eastAsia="Times New Roman"/>
+                <w:sz w:val="26"/>
+                <w:szCs w:val="26"/>
+              </w:rPr>
+              <w:t xml:space="preserve"> </w:t>
+            </w:r>
+            <w:proofErr w:type="spellStart"/>
+            <w:r>
+              <w:rPr>
+                <w:rFonts w:eastAsia="Times New Roman"/>
+                <w:sz w:val="26"/>
+                <w:szCs w:val="26"/>
+              </w:rPr>
+              <w:t>ngôn</w:t>
+            </w:r>
+            <w:proofErr w:type="spellEnd"/>
+            <w:r>
+              <w:rPr>
+                <w:rFonts w:eastAsia="Times New Roman"/>
+                <w:sz w:val="26"/>
+                <w:szCs w:val="26"/>
+              </w:rPr>
+              <w:t xml:space="preserve"> </w:t>
+            </w:r>
+            <w:proofErr w:type="spellStart"/>
+            <w:r>
+              <w:rPr>
+                <w:rFonts w:eastAsia="Times New Roman"/>
+                <w:sz w:val="26"/>
+                <w:szCs w:val="26"/>
+              </w:rPr>
+              <w:t>ngữ</w:t>
+            </w:r>
+            <w:proofErr w:type="spellEnd"/>
+            <w:r>
+              <w:rPr>
+                <w:rFonts w:eastAsia="Times New Roman"/>
+                <w:sz w:val="26"/>
+                <w:szCs w:val="26"/>
+              </w:rPr>
+              <w:t>.</w:t>
             </w:r>
           </w:p>
         </w:tc>
@@ -1746,13 +2911,41 @@
               <w:ind w:firstLine="0"/>
               <w:jc w:val="left"/>
             </w:pPr>
-            <w:r>
-              <w:rPr>
-                <w:rFonts w:eastAsia="Times New Roman"/>
-                <w:sz w:val="26"/>
-                <w:szCs w:val="26"/>
-              </w:rPr>
-              <w:t>FastAPI, Python 3.11, SQLAlchemy, Alembic</w:t>
+            <w:proofErr w:type="spellStart"/>
+            <w:r>
+              <w:rPr>
+                <w:rFonts w:eastAsia="Times New Roman"/>
+                <w:sz w:val="26"/>
+                <w:szCs w:val="26"/>
+              </w:rPr>
+              <w:t>FastAPI</w:t>
+            </w:r>
+            <w:proofErr w:type="spellEnd"/>
+            <w:r>
+              <w:rPr>
+                <w:rFonts w:eastAsia="Times New Roman"/>
+                <w:sz w:val="26"/>
+                <w:szCs w:val="26"/>
+              </w:rPr>
+              <w:t xml:space="preserve">, Python 3.11, </w:t>
+            </w:r>
+            <w:proofErr w:type="spellStart"/>
+            <w:r>
+              <w:rPr>
+                <w:rFonts w:eastAsia="Times New Roman"/>
+                <w:sz w:val="26"/>
+                <w:szCs w:val="26"/>
+              </w:rPr>
+              <w:t>SQLAlchemy</w:t>
+            </w:r>
+            <w:proofErr w:type="spellEnd"/>
+            <w:r>
+              <w:rPr>
+                <w:rFonts w:eastAsia="Times New Roman"/>
+                <w:sz w:val="26"/>
+                <w:szCs w:val="26"/>
+              </w:rPr>
+              <w:t>, Alembic</w:t>
             </w:r>
           </w:p>
         </w:tc>
@@ -1771,7 +2964,61 @@
                 <w:sz w:val="26"/>
                 <w:szCs w:val="26"/>
               </w:rPr>
-              <w:t>REST API, WebSocket, webhook và nghiệp vụ.</w:t>
+              <w:t xml:space="preserve">REST API, WebSocket, webhook </w:t>
+            </w:r>
+            <w:proofErr w:type="spellStart"/>
+            <w:r>
+              <w:rPr>
+                <w:rFonts w:eastAsia="Times New Roman"/>
+                <w:sz w:val="26"/>
+                <w:szCs w:val="26"/>
+              </w:rPr>
+              <w:t>và</w:t>
+            </w:r>
+            <w:proofErr w:type="spellEnd"/>
+            <w:r>
+              <w:rPr>
+                <w:rFonts w:eastAsia="Times New Roman"/>
+                <w:sz w:val="26"/>
+                <w:szCs w:val="26"/>
+              </w:rPr>
+              <w:t xml:space="preserve"> </w:t>
+            </w:r>
+            <w:proofErr w:type="spellStart"/>
+            <w:r>
+              <w:rPr>
+                <w:rFonts w:eastAsia="Times New Roman"/>
+                <w:sz w:val="26"/>
+                <w:szCs w:val="26"/>
+              </w:rPr>
+              <w:t>nghiệp</w:t>
+            </w:r>
+            <w:proofErr w:type="spellEnd"/>
+            <w:r>
+              <w:rPr>
+                <w:rFonts w:eastAsia="Times New Roman"/>
+                <w:sz w:val="26"/>
+                <w:szCs w:val="26"/>
+              </w:rPr>
+              <w:t xml:space="preserve"> </w:t>
+            </w:r>
+            <w:proofErr w:type="spellStart"/>
+            <w:r>
+              <w:rPr>
+                <w:rFonts w:eastAsia="Times New Roman"/>
+                <w:sz w:val="26"/>
+                <w:szCs w:val="26"/>
+              </w:rPr>
+              <w:t>vụ</w:t>
+            </w:r>
+            <w:proofErr w:type="spellEnd"/>
+            <w:r>
+              <w:rPr>
+                <w:rFonts w:eastAsia="Times New Roman"/>
+                <w:sz w:val="26"/>
+                <w:szCs w:val="26"/>
+              </w:rPr>
+              <w:t>.</w:t>
             </w:r>
           </w:p>
         </w:tc>
@@ -1831,7 +3078,97 @@
                 <w:sz w:val="26"/>
                 <w:szCs w:val="26"/>
               </w:rPr>
-              <w:t>Lưu dữ liệu quan hệ của CRM.</w:t>
+              <w:t xml:space="preserve">Lưu </w:t>
+            </w:r>
+            <w:proofErr w:type="spellStart"/>
+            <w:r>
+              <w:rPr>
+                <w:rFonts w:eastAsia="Times New Roman"/>
+                <w:sz w:val="26"/>
+                <w:szCs w:val="26"/>
+              </w:rPr>
+              <w:t>dữ</w:t>
+            </w:r>
+            <w:proofErr w:type="spellEnd"/>
+            <w:r>
+              <w:rPr>
+                <w:rFonts w:eastAsia="Times New Roman"/>
+                <w:sz w:val="26"/>
+                <w:szCs w:val="26"/>
+              </w:rPr>
+              <w:t xml:space="preserve"> </w:t>
+            </w:r>
+            <w:proofErr w:type="spellStart"/>
+            <w:r>
+              <w:rPr>
+                <w:rFonts w:eastAsia="Times New Roman"/>
+                <w:sz w:val="26"/>
+                <w:szCs w:val="26"/>
+              </w:rPr>
+              <w:t>liệu</w:t>
+            </w:r>
+            <w:proofErr w:type="spellEnd"/>
+            <w:r>
+              <w:rPr>
+                <w:rFonts w:eastAsia="Times New Roman"/>
+                <w:sz w:val="26"/>
+                <w:szCs w:val="26"/>
+              </w:rPr>
+              <w:t xml:space="preserve"> </w:t>
+            </w:r>
+            <w:proofErr w:type="spellStart"/>
+            <w:r>
+              <w:rPr>
+                <w:rFonts w:eastAsia="Times New Roman"/>
+                <w:sz w:val="26"/>
+                <w:szCs w:val="26"/>
+              </w:rPr>
+              <w:t>quan</w:t>
+            </w:r>
+            <w:proofErr w:type="spellEnd"/>
+            <w:r>
+              <w:rPr>
+                <w:rFonts w:eastAsia="Times New Roman"/>
+                <w:sz w:val="26"/>
+                <w:szCs w:val="26"/>
+              </w:rPr>
+              <w:t xml:space="preserve"> </w:t>
+            </w:r>
+            <w:proofErr w:type="spellStart"/>
+            <w:r>
+              <w:rPr>
+                <w:rFonts w:eastAsia="Times New Roman"/>
+                <w:sz w:val="26"/>
+                <w:szCs w:val="26"/>
+              </w:rPr>
+              <w:t>hệ</w:t>
+            </w:r>
+            <w:proofErr w:type="spellEnd"/>
+            <w:r>
+              <w:rPr>
+                <w:rFonts w:eastAsia="Times New Roman"/>
+                <w:sz w:val="26"/>
+                <w:szCs w:val="26"/>
+              </w:rPr>
+              <w:t xml:space="preserve"> </w:t>
+            </w:r>
+            <w:proofErr w:type="spellStart"/>
+            <w:r>
+              <w:rPr>
+                <w:rFonts w:eastAsia="Times New Roman"/>
+                <w:sz w:val="26"/>
+                <w:szCs w:val="26"/>
+              </w:rPr>
+              <w:t>của</w:t>
+            </w:r>
+            <w:proofErr w:type="spellEnd"/>
+            <w:r>
+              <w:rPr>
+                <w:rFonts w:eastAsia="Times New Roman"/>
+                <w:sz w:val="26"/>
+                <w:szCs w:val="26"/>
+              </w:rPr>
+              <w:t xml:space="preserve"> CRM.</w:t>
             </w:r>
           </w:p>
         </w:tc>
@@ -1872,8 +3209,18 @@
                 <w:sz w:val="26"/>
                 <w:szCs w:val="26"/>
               </w:rPr>
-              <w:t>Milvus/Zilliz</w:t>
-            </w:r>
+              <w:t>Milvus/</w:t>
+            </w:r>
+            <w:proofErr w:type="spellStart"/>
+            <w:r>
+              <w:rPr>
+                <w:rFonts w:eastAsia="Times New Roman"/>
+                <w:sz w:val="26"/>
+                <w:szCs w:val="26"/>
+              </w:rPr>
+              <w:t>Zilliz</w:t>
+            </w:r>
+            <w:proofErr w:type="spellEnd"/>
           </w:p>
         </w:tc>
         <w:tc>
@@ -1891,7 +3238,133 @@
                 <w:sz w:val="26"/>
                 <w:szCs w:val="26"/>
               </w:rPr>
-              <w:t>Lưu embedding sản phẩm và truy vấn tương đồng.</w:t>
+              <w:t xml:space="preserve">Lưu embedding </w:t>
+            </w:r>
+            <w:proofErr w:type="spellStart"/>
+            <w:r>
+              <w:rPr>
+                <w:rFonts w:eastAsia="Times New Roman"/>
+                <w:sz w:val="26"/>
+                <w:szCs w:val="26"/>
+              </w:rPr>
+              <w:t>sản</w:t>
+            </w:r>
+            <w:proofErr w:type="spellEnd"/>
+            <w:r>
+              <w:rPr>
+                <w:rFonts w:eastAsia="Times New Roman"/>
+                <w:sz w:val="26"/>
+                <w:szCs w:val="26"/>
+              </w:rPr>
+              <w:t xml:space="preserve"> </w:t>
+            </w:r>
+            <w:proofErr w:type="spellStart"/>
+            <w:r>
+              <w:rPr>
+                <w:rFonts w:eastAsia="Times New Roman"/>
+                <w:sz w:val="26"/>
+                <w:szCs w:val="26"/>
+              </w:rPr>
+              <w:t>phẩm</w:t>
+            </w:r>
+            <w:proofErr w:type="spellEnd"/>
+            <w:r>
+              <w:rPr>
+                <w:rFonts w:eastAsia="Times New Roman"/>
+                <w:sz w:val="26"/>
+                <w:szCs w:val="26"/>
+              </w:rPr>
+              <w:t xml:space="preserve"> </w:t>
+            </w:r>
+            <w:proofErr w:type="spellStart"/>
+            <w:r>
+              <w:rPr>
+                <w:rFonts w:eastAsia="Times New Roman"/>
+                <w:sz w:val="26"/>
+                <w:szCs w:val="26"/>
+              </w:rPr>
+              <w:t>và</w:t>
+            </w:r>
+            <w:proofErr w:type="spellEnd"/>
+            <w:r>
+              <w:rPr>
+                <w:rFonts w:eastAsia="Times New Roman"/>
+                <w:sz w:val="26"/>
+                <w:szCs w:val="26"/>
+              </w:rPr>
+              <w:t xml:space="preserve"> </w:t>
+            </w:r>
+            <w:proofErr w:type="spellStart"/>
+            <w:r>
+              <w:rPr>
+                <w:rFonts w:eastAsia="Times New Roman"/>
+                <w:sz w:val="26"/>
+                <w:szCs w:val="26"/>
+              </w:rPr>
+              <w:t>truy</w:t>
+            </w:r>
+            <w:proofErr w:type="spellEnd"/>
+            <w:r>
+              <w:rPr>
+                <w:rFonts w:eastAsia="Times New Roman"/>
+                <w:sz w:val="26"/>
+                <w:szCs w:val="26"/>
+              </w:rPr>
+              <w:t xml:space="preserve"> </w:t>
+            </w:r>
+            <w:proofErr w:type="spellStart"/>
+            <w:r>
+              <w:rPr>
+                <w:rFonts w:eastAsia="Times New Roman"/>
+                <w:sz w:val="26"/>
+                <w:szCs w:val="26"/>
+              </w:rPr>
+              <w:t>vấn</w:t>
+            </w:r>
+            <w:proofErr w:type="spellEnd"/>
+            <w:r>
+              <w:rPr>
+                <w:rFonts w:eastAsia="Times New Roman"/>
+                <w:sz w:val="26"/>
+                <w:szCs w:val="26"/>
+              </w:rPr>
+              <w:t xml:space="preserve"> </w:t>
+            </w:r>
+            <w:proofErr w:type="spellStart"/>
+            <w:r>
+              <w:rPr>
+                <w:rFonts w:eastAsia="Times New Roman"/>
+                <w:sz w:val="26"/>
+                <w:szCs w:val="26"/>
+              </w:rPr>
+              <w:t>tương</w:t>
+            </w:r>
+            <w:proofErr w:type="spellEnd"/>
+            <w:r>
+              <w:rPr>
+                <w:rFonts w:eastAsia="Times New Roman"/>
+                <w:sz w:val="26"/>
+                <w:szCs w:val="26"/>
+              </w:rPr>
+              <w:t xml:space="preserve"> </w:t>
+            </w:r>
+            <w:proofErr w:type="spellStart"/>
+            <w:r>
+              <w:rPr>
+                <w:rFonts w:eastAsia="Times New Roman"/>
+                <w:sz w:val="26"/>
+                <w:szCs w:val="26"/>
+              </w:rPr>
+              <w:t>đồng</w:t>
+            </w:r>
+            <w:proofErr w:type="spellEnd"/>
+            <w:r>
+              <w:rPr>
+                <w:rFonts w:eastAsia="Times New Roman"/>
+                <w:sz w:val="26"/>
+                <w:szCs w:val="26"/>
+              </w:rPr>
+              <w:t>.</w:t>
             </w:r>
           </w:p>
         </w:tc>
@@ -1951,7 +3424,169 @@
                 <w:sz w:val="26"/>
                 <w:szCs w:val="26"/>
               </w:rPr>
-              <w:t>Sinh trả lời tự động và trợ lý nội bộ.</w:t>
+              <w:t xml:space="preserve">Sinh </w:t>
+            </w:r>
+            <w:proofErr w:type="spellStart"/>
+            <w:r>
+              <w:rPr>
+                <w:rFonts w:eastAsia="Times New Roman"/>
+                <w:sz w:val="26"/>
+                <w:szCs w:val="26"/>
+              </w:rPr>
+              <w:t>trả</w:t>
+            </w:r>
+            <w:proofErr w:type="spellEnd"/>
+            <w:r>
+              <w:rPr>
+                <w:rFonts w:eastAsia="Times New Roman"/>
+                <w:sz w:val="26"/>
+                <w:szCs w:val="26"/>
+              </w:rPr>
+              <w:t xml:space="preserve"> </w:t>
+            </w:r>
+            <w:proofErr w:type="spellStart"/>
+            <w:r>
+              <w:rPr>
+                <w:rFonts w:eastAsia="Times New Roman"/>
+                <w:sz w:val="26"/>
+                <w:szCs w:val="26"/>
+              </w:rPr>
+              <w:t>lời</w:t>
+            </w:r>
+            <w:proofErr w:type="spellEnd"/>
+            <w:r>
+              <w:rPr>
+                <w:rFonts w:eastAsia="Times New Roman"/>
+                <w:sz w:val="26"/>
+                <w:szCs w:val="26"/>
+              </w:rPr>
+              <w:t xml:space="preserve"> </w:t>
+            </w:r>
+            <w:proofErr w:type="spellStart"/>
+            <w:r>
+              <w:rPr>
+                <w:rFonts w:eastAsia="Times New Roman"/>
+                <w:sz w:val="26"/>
+                <w:szCs w:val="26"/>
+              </w:rPr>
+              <w:t>tự</w:t>
+            </w:r>
+            <w:proofErr w:type="spellEnd"/>
+            <w:r>
+              <w:rPr>
+                <w:rFonts w:eastAsia="Times New Roman"/>
+                <w:sz w:val="26"/>
+                <w:szCs w:val="26"/>
+              </w:rPr>
+              <w:t xml:space="preserve"> </w:t>
+            </w:r>
+            <w:proofErr w:type="spellStart"/>
+            <w:r>
+              <w:rPr>
+                <w:rFonts w:eastAsia="Times New Roman"/>
+                <w:sz w:val="26"/>
+                <w:szCs w:val="26"/>
+              </w:rPr>
+              <w:t>động</w:t>
+            </w:r>
+            <w:proofErr w:type="spellEnd"/>
+            <w:r>
+              <w:rPr>
+                <w:rFonts w:eastAsia="Times New Roman"/>
+                <w:sz w:val="26"/>
+                <w:szCs w:val="26"/>
+              </w:rPr>
+              <w:t xml:space="preserve"> </w:t>
+            </w:r>
+            <w:proofErr w:type="spellStart"/>
+            <w:r>
+              <w:rPr>
+                <w:rFonts w:eastAsia="Times New Roman"/>
+                <w:sz w:val="26"/>
+                <w:szCs w:val="26"/>
+              </w:rPr>
+              <w:t>và</w:t>
+            </w:r>
+            <w:proofErr w:type="spellEnd"/>
+            <w:r>
+              <w:rPr>
+                <w:rFonts w:eastAsia="Times New Roman"/>
+                <w:sz w:val="26"/>
+                <w:szCs w:val="26"/>
+              </w:rPr>
+              <w:t xml:space="preserve"> </w:t>
+            </w:r>
+            <w:proofErr w:type="spellStart"/>
+            <w:r>
+              <w:rPr>
+                <w:rFonts w:eastAsia="Times New Roman"/>
+                <w:sz w:val="26"/>
+                <w:szCs w:val="26"/>
+              </w:rPr>
+              <w:t>trợ</w:t>
+            </w:r>
+            <w:proofErr w:type="spellEnd"/>
+            <w:r>
+              <w:rPr>
+                <w:rFonts w:eastAsia="Times New Roman"/>
+                <w:sz w:val="26"/>
+                <w:szCs w:val="26"/>
+              </w:rPr>
+              <w:t xml:space="preserve"> </w:t>
+            </w:r>
+            <w:proofErr w:type="spellStart"/>
+            <w:r>
+              <w:rPr>
+                <w:rFonts w:eastAsia="Times New Roman"/>
+                <w:sz w:val="26"/>
+                <w:szCs w:val="26"/>
+              </w:rPr>
+              <w:t>lý</w:t>
+            </w:r>
+            <w:proofErr w:type="spellEnd"/>
+            <w:r>
+              <w:rPr>
+                <w:rFonts w:eastAsia="Times New Roman"/>
+                <w:sz w:val="26"/>
+                <w:szCs w:val="26"/>
+              </w:rPr>
+              <w:t xml:space="preserve"> </w:t>
+            </w:r>
+            <w:proofErr w:type="spellStart"/>
+            <w:r>
+              <w:rPr>
+                <w:rFonts w:eastAsia="Times New Roman"/>
+                <w:sz w:val="26"/>
+                <w:szCs w:val="26"/>
+              </w:rPr>
+              <w:t>nội</w:t>
+            </w:r>
+            <w:proofErr w:type="spellEnd"/>
+            <w:r>
+              <w:rPr>
+                <w:rFonts w:eastAsia="Times New Roman"/>
+                <w:sz w:val="26"/>
+                <w:szCs w:val="26"/>
+              </w:rPr>
+              <w:t xml:space="preserve"> </w:t>
+            </w:r>
+            <w:proofErr w:type="spellStart"/>
+            <w:r>
+              <w:rPr>
+                <w:rFonts w:eastAsia="Times New Roman"/>
+                <w:sz w:val="26"/>
+                <w:szCs w:val="26"/>
+              </w:rPr>
+              <w:t>bộ</w:t>
+            </w:r>
+            <w:proofErr w:type="spellEnd"/>
+            <w:r>
+              <w:rPr>
+                <w:rFonts w:eastAsia="Times New Roman"/>
+                <w:sz w:val="26"/>
+                <w:szCs w:val="26"/>
+              </w:rPr>
+              <w:t>.</w:t>
             </w:r>
           </w:p>
         </w:tc>
@@ -1966,14 +3601,34 @@
               <w:spacing w:before="60" w:after="60"/>
               <w:ind w:firstLine="0"/>
             </w:pPr>
-            <w:r>
-              <w:rPr>
-                <w:rFonts w:eastAsia="Times New Roman"/>
-                <w:sz w:val="26"/>
-                <w:szCs w:val="26"/>
-              </w:rPr>
-              <w:t>Tích hợp</w:t>
-            </w:r>
+            <w:proofErr w:type="spellStart"/>
+            <w:r>
+              <w:rPr>
+                <w:rFonts w:eastAsia="Times New Roman"/>
+                <w:sz w:val="26"/>
+                <w:szCs w:val="26"/>
+              </w:rPr>
+              <w:t>Tích</w:t>
+            </w:r>
+            <w:proofErr w:type="spellEnd"/>
+            <w:r>
+              <w:rPr>
+                <w:rFonts w:eastAsia="Times New Roman"/>
+                <w:sz w:val="26"/>
+                <w:szCs w:val="26"/>
+              </w:rPr>
+              <w:t xml:space="preserve"> </w:t>
+            </w:r>
+            <w:proofErr w:type="spellStart"/>
+            <w:r>
+              <w:rPr>
+                <w:rFonts w:eastAsia="Times New Roman"/>
+                <w:sz w:val="26"/>
+                <w:szCs w:val="26"/>
+              </w:rPr>
+              <w:t>hợp</w:t>
+            </w:r>
+            <w:proofErr w:type="spellEnd"/>
           </w:p>
         </w:tc>
         <w:tc>
@@ -2005,13 +3660,95 @@
               <w:spacing w:before="60" w:after="60"/>
               <w:ind w:firstLine="0"/>
             </w:pPr>
-            <w:r>
-              <w:rPr>
-                <w:rFonts w:eastAsia="Times New Roman"/>
-                <w:sz w:val="26"/>
-                <w:szCs w:val="26"/>
-              </w:rPr>
-              <w:t>Nhận/gửi tin nhắn đa kênh.</w:t>
+            <w:proofErr w:type="spellStart"/>
+            <w:r>
+              <w:rPr>
+                <w:rFonts w:eastAsia="Times New Roman"/>
+                <w:sz w:val="26"/>
+                <w:szCs w:val="26"/>
+              </w:rPr>
+              <w:t>Nhận</w:t>
+            </w:r>
+            <w:proofErr w:type="spellEnd"/>
+            <w:r>
+              <w:rPr>
+                <w:rFonts w:eastAsia="Times New Roman"/>
+                <w:sz w:val="26"/>
+                <w:szCs w:val="26"/>
+              </w:rPr>
+              <w:t>/</w:t>
+            </w:r>
+            <w:proofErr w:type="spellStart"/>
+            <w:r>
+              <w:rPr>
+                <w:rFonts w:eastAsia="Times New Roman"/>
+                <w:sz w:val="26"/>
+                <w:szCs w:val="26"/>
+              </w:rPr>
+              <w:t>gửi</w:t>
+            </w:r>
+            <w:proofErr w:type="spellEnd"/>
+            <w:r>
+              <w:rPr>
+                <w:rFonts w:eastAsia="Times New Roman"/>
+                <w:sz w:val="26"/>
+                <w:szCs w:val="26"/>
+              </w:rPr>
+              <w:t xml:space="preserve"> tin </w:t>
+            </w:r>
+            <w:proofErr w:type="spellStart"/>
+            <w:r>
+              <w:rPr>
+                <w:rFonts w:eastAsia="Times New Roman"/>
+                <w:sz w:val="26"/>
+                <w:szCs w:val="26"/>
+              </w:rPr>
+              <w:t>nhắn</w:t>
+            </w:r>
+            <w:proofErr w:type="spellEnd"/>
+            <w:r>
+              <w:rPr>
+                <w:rFonts w:eastAsia="Times New Roman"/>
+                <w:sz w:val="26"/>
+                <w:szCs w:val="26"/>
+              </w:rPr>
+              <w:t xml:space="preserve"> </w:t>
+            </w:r>
+            <w:proofErr w:type="spellStart"/>
+            <w:r>
+              <w:rPr>
+                <w:rFonts w:eastAsia="Times New Roman"/>
+                <w:sz w:val="26"/>
+                <w:szCs w:val="26"/>
+              </w:rPr>
+              <w:t>đa</w:t>
+            </w:r>
+            <w:proofErr w:type="spellEnd"/>
+            <w:r>
+              <w:rPr>
+                <w:rFonts w:eastAsia="Times New Roman"/>
+                <w:sz w:val="26"/>
+                <w:szCs w:val="26"/>
+              </w:rPr>
+              <w:t xml:space="preserve"> </w:t>
+            </w:r>
+            <w:proofErr w:type="spellStart"/>
+            <w:r>
+              <w:rPr>
+                <w:rFonts w:eastAsia="Times New Roman"/>
+                <w:sz w:val="26"/>
+                <w:szCs w:val="26"/>
+              </w:rPr>
+              <w:t>kênh</w:t>
+            </w:r>
+            <w:proofErr w:type="spellEnd"/>
+            <w:r>
+              <w:rPr>
+                <w:rFonts w:eastAsia="Times New Roman"/>
+                <w:sz w:val="26"/>
+                <w:szCs w:val="26"/>
+              </w:rPr>
+              <w:t>.</w:t>
             </w:r>
           </w:p>
         </w:tc>
@@ -2026,14 +3763,34 @@
               <w:spacing w:before="60" w:after="60"/>
               <w:ind w:firstLine="0"/>
             </w:pPr>
-            <w:r>
-              <w:rPr>
-                <w:rFonts w:eastAsia="Times New Roman"/>
-                <w:sz w:val="26"/>
-                <w:szCs w:val="26"/>
-              </w:rPr>
-              <w:t>Triển khai</w:t>
-            </w:r>
+            <w:proofErr w:type="spellStart"/>
+            <w:r>
+              <w:rPr>
+                <w:rFonts w:eastAsia="Times New Roman"/>
+                <w:sz w:val="26"/>
+                <w:szCs w:val="26"/>
+              </w:rPr>
+              <w:t>Triển</w:t>
+            </w:r>
+            <w:proofErr w:type="spellEnd"/>
+            <w:r>
+              <w:rPr>
+                <w:rFonts w:eastAsia="Times New Roman"/>
+                <w:sz w:val="26"/>
+                <w:szCs w:val="26"/>
+              </w:rPr>
+              <w:t xml:space="preserve"> </w:t>
+            </w:r>
+            <w:proofErr w:type="spellStart"/>
+            <w:r>
+              <w:rPr>
+                <w:rFonts w:eastAsia="Times New Roman"/>
+                <w:sz w:val="26"/>
+                <w:szCs w:val="26"/>
+              </w:rPr>
+              <w:t>khai</w:t>
+            </w:r>
+            <w:proofErr w:type="spellEnd"/>
           </w:p>
         </w:tc>
         <w:tc>
@@ -2421,6 +4178,7 @@
           <w:lang w:val="vi-VN"/>
         </w:rPr>
       </w:pPr>
+      <w:proofErr w:type="spellStart"/>
       <w:r>
         <w:rPr>
           <w:sz w:val="28"/>
@@ -2428,6 +4186,7 @@
         </w:rPr>
         <w:t>Khách</w:t>
       </w:r>
+      <w:proofErr w:type="spellEnd"/>
       <w:r>
         <w:rPr>
           <w:sz w:val="28"/>
@@ -2519,11 +4278,13 @@
       <w:pPr>
         <w:pStyle w:val="ListParagraph"/>
         <w:ind w:left="1429"/>
+        <w:jc w:val="center"/>
         <w:rPr>
           <w:sz w:val="28"/>
           <w:szCs w:val="28"/>
         </w:rPr>
       </w:pPr>
+      <w:proofErr w:type="spellStart"/>
       <w:r>
         <w:rPr>
           <w:sz w:val="28"/>
@@ -2531,6 +4292,7 @@
         </w:rPr>
         <w:t>Biểu</w:t>
       </w:r>
+      <w:proofErr w:type="spellEnd"/>
       <w:r>
         <w:rPr>
           <w:sz w:val="28"/>
@@ -2552,6 +4314,13 @@
           <w:szCs w:val="28"/>
         </w:rPr>
         <w:br/>
+      </w:r>
+      <w:r>
+        <w:rPr>
+          <w:sz w:val="28"/>
+          <w:szCs w:val="28"/>
+        </w:rPr>
+        <w:t xml:space="preserve">  </w:t>
       </w:r>
     </w:p>
     <w:p>
@@ -3102,10 +4871,10 @@
           <w:lang w:val="vi-VN"/>
         </w:rPr>
         <w:drawing>
-          <wp:inline distT="0" distB="0" distL="0" distR="0" wp14:anchorId="564629E0" wp14:editId="3C248CF3">
-            <wp:extent cx="4295775" cy="1971675"/>
+          <wp:inline distT="0" distB="0" distL="0" distR="0" wp14:anchorId="51A90BA8" wp14:editId="22107004">
+            <wp:extent cx="4295775" cy="1685925"/>
             <wp:effectExtent l="0" t="0" r="9525" b="9525"/>
-            <wp:docPr id="1438925514" name="Picture 10"/>
+            <wp:docPr id="1557060675" name="Picture 1"/>
             <wp:cNvGraphicFramePr>
               <a:graphicFrameLocks xmlns:a="http://schemas.openxmlformats.org/drawingml/2006/main" noChangeAspect="1"/>
             </wp:cNvGraphicFramePr>
@@ -3113,7 +4882,7 @@
               <a:graphicData uri="http://schemas.openxmlformats.org/drawingml/2006/picture">
                 <pic:pic xmlns:pic="http://schemas.openxmlformats.org/drawingml/2006/picture">
                   <pic:nvPicPr>
-                    <pic:cNvPr id="1438925514" name="Picture 1438925514"/>
+                    <pic:cNvPr id="1557060675" name="Picture 1557060675"/>
                     <pic:cNvPicPr/>
                   </pic:nvPicPr>
                   <pic:blipFill>
@@ -3131,7 +4900,7 @@
                   <pic:spPr>
                     <a:xfrm>
                       <a:off x="0" y="0"/>
-                      <a:ext cx="4295775" cy="1971675"/>
+                      <a:ext cx="4295775" cy="1685925"/>
                     </a:xfrm>
                     <a:prstGeom prst="rect">
                       <a:avLst/>
@@ -3746,6 +5515,37 @@
         <w:lastRenderedPageBreak/>
         <w:t>viên CSKH xem danh sách hội thoại, xem chi tiết hội thoại, tải lịch sử tin nhắn theo phân trang, xem thông tin khách hàng và theo dõi lịch sử phân công hoặc thay đổi nhãn trong từng hội thoại. Đối với nhân viên, hệ thống giới hạn phạm vi truy cập theo các hội thoại được phân công nhằm đảm bảo dữ liệu khách hàng được kiểm soát đúng quyền.</w:t>
       </w:r>
+      <w:r>
+        <w:rPr>
+          <w:lang w:val="vi-VN"/>
+        </w:rPr>
+        <w:t xml:space="preserve"> </w:t>
+      </w:r>
+      <w:r>
+        <w:rPr>
+          <w:lang w:val="vi-VN"/>
+        </w:rPr>
+        <w:t>Khi k</w:t>
+      </w:r>
+      <w:r>
+        <w:rPr>
+          <w:lang w:val="vi-VN"/>
+        </w:rPr>
+        <w:t>hách hàng gửi tin nhắn từ Facebook, Instagram, Telegram hoặc Widget website, hệ thống tiếp nhận dữ liệu qua webhook hoặc endpoint widget.</w:t>
+      </w:r>
+    </w:p>
+    <w:p>
+      <w:pPr>
+        <w:rPr>
+          <w:lang w:val="vi-VN"/>
+        </w:rPr>
+      </w:pPr>
+      <w:r>
+        <w:rPr>
+          <w:lang w:val="vi-VN"/>
+        </w:rPr>
+        <w:t xml:space="preserve"> </w:t>
+      </w:r>
     </w:p>
     <w:p>
       <w:pPr>
@@ -3754,42 +5554,719 @@
           <w:lang w:val="vi-VN"/>
         </w:rPr>
       </w:pPr>
+      <w:r>
+        <w:rPr>
+          <w:noProof/>
+          <w:lang w:val="vi-VN"/>
+        </w:rPr>
+        <w:drawing>
+          <wp:inline distT="0" distB="0" distL="0" distR="0" wp14:anchorId="1EAD32E0" wp14:editId="01DC0DEF">
+            <wp:extent cx="5939790" cy="3930015"/>
+            <wp:effectExtent l="0" t="0" r="3810" b="0"/>
+            <wp:docPr id="100930390" name="Picture 2"/>
+            <wp:cNvGraphicFramePr>
+              <a:graphicFrameLocks xmlns:a="http://schemas.openxmlformats.org/drawingml/2006/main" noChangeAspect="1"/>
+            </wp:cNvGraphicFramePr>
+            <a:graphic xmlns:a="http://schemas.openxmlformats.org/drawingml/2006/main">
+              <a:graphicData uri="http://schemas.openxmlformats.org/drawingml/2006/picture">
+                <pic:pic xmlns:pic="http://schemas.openxmlformats.org/drawingml/2006/picture">
+                  <pic:nvPicPr>
+                    <pic:cNvPr id="100930390" name="Picture 100930390"/>
+                    <pic:cNvPicPr/>
+                  </pic:nvPicPr>
+                  <pic:blipFill>
+                    <a:blip r:embed="rId19">
+                      <a:extLst>
+                        <a:ext uri="{28A0092B-C50C-407E-A947-70E740481C1C}">
+                          <a14:useLocalDpi xmlns:a14="http://schemas.microsoft.com/office/drawing/2010/main" val="0"/>
+                        </a:ext>
+                      </a:extLst>
+                    </a:blip>
+                    <a:stretch>
+                      <a:fillRect/>
+                    </a:stretch>
+                  </pic:blipFill>
+                  <pic:spPr>
+                    <a:xfrm>
+                      <a:off x="0" y="0"/>
+                      <a:ext cx="5939790" cy="3930015"/>
+                    </a:xfrm>
+                    <a:prstGeom prst="rect">
+                      <a:avLst/>
+                    </a:prstGeom>
+                  </pic:spPr>
+                </pic:pic>
+              </a:graphicData>
+            </a:graphic>
+          </wp:inline>
+        </w:drawing>
+      </w:r>
     </w:p>
     <w:p>
       <w:pPr>
         <w:ind w:firstLine="0"/>
-        <w:rPr>
-          <w:lang w:val="vi-VN"/>
-        </w:rPr>
-      </w:pPr>
-      <w:r>
-        <w:rPr>
-          <w:lang w:val="vi-VN"/>
-        </w:rPr>
-        <w:t>Khi khách hàng gửi tin nhắn từ Facebook, Instagram, Telegram hoặc Widget website, hệ thống tiếp nhận dữ liệu qua webhook hoặc endpoint widget, sau đó tạo hoặc cập nhật hồ sơ khách hàng, tạo hoặc cập nhật hội thoại tương ứng và lưu nội dung tin nhắn kèm metadata file nếu có. Bên cạnh đó, người vận hành có thể gửi tin nhắn văn bản, hình ảnh, video hoặc tệp đính kèm trực tiếp từ ChatDesk; hệ thống sẽ chuyển tiếp nội dung qua API của nền tảng gốc và lưu lại mã tin nhắn, nội dung, thời gian gửi cùng thông tin tệp. Các tin nhắn mới được đồng bộ real-time qua WebSocket, giúp giao diện quản trị và widget nhận cập nhật tức thời. Chức năng này giúp doanh nghiệp tập trung quản lý toàn bộ trao đổi khách hàng trên một màn hình thống nhất, giảm phân tán dữ liệu giữa các nền tảng và nâng cao tốc độ phản hồi trong quá trình chăm sóc khách hàng.</w:t>
-      </w:r>
+        <w:jc w:val="center"/>
+        <w:rPr>
+          <w:lang w:val="vi-VN"/>
+        </w:rPr>
+      </w:pPr>
+      <w:r>
+        <w:rPr>
+          <w:lang w:val="vi-VN"/>
+        </w:rPr>
+        <w:t>Biểu đồ phân rã Usecase Quản lý</w:t>
+      </w:r>
+      <w:r>
+        <w:rPr>
+          <w:lang w:val="vi-VN"/>
+        </w:rPr>
+        <w:t xml:space="preserve"> hội thoại đa kênh</w:t>
+      </w:r>
+    </w:p>
+    <w:p>
+      <w:pPr>
+        <w:ind w:firstLine="0"/>
+        <w:rPr>
+          <w:lang w:val="vi-VN"/>
+        </w:rPr>
+      </w:pPr>
     </w:p>
     <w:p>
       <w:pPr>
         <w:pStyle w:val="Heading4"/>
-        <w:numPr>
-          <w:ilvl w:val="0"/>
-          <w:numId w:val="0"/>
-        </w:numPr>
-        <w:rPr>
-          <w:lang w:val="vi-VN"/>
-        </w:rPr>
-      </w:pPr>
-      <w:r>
-        <w:rPr>
-          <w:lang w:val="vi-VN"/>
-        </w:rPr>
-        <w:br/>
-      </w:r>
+        <w:rPr>
+          <w:b/>
+          <w:bCs w:val="0"/>
+          <w:lang w:val="vi-VN"/>
+        </w:rPr>
+      </w:pPr>
+      <w:r>
+        <w:rPr>
+          <w:b/>
+          <w:bCs w:val="0"/>
+          <w:lang w:val="vi-VN"/>
+        </w:rPr>
+        <w:t xml:space="preserve"> </w:t>
+      </w:r>
+      <w:r>
+        <w:rPr>
+          <w:b/>
+          <w:bCs w:val="0"/>
+          <w:lang w:val="vi-VN"/>
+        </w:rPr>
+        <w:t xml:space="preserve">Phân rã Usecase </w:t>
+      </w:r>
+      <w:r>
+        <w:rPr>
+          <w:b/>
+          <w:bCs w:val="0"/>
+          <w:lang w:val="vi-VN"/>
+        </w:rPr>
+        <w:t>Thống kê hoạt động doanh nghiệp</w:t>
+      </w:r>
+    </w:p>
+    <w:p>
+      <w:pPr>
+        <w:rPr>
+          <w:noProof/>
+          <w:lang w:val="vi-VN"/>
+        </w:rPr>
+      </w:pPr>
+      <w:r>
+        <w:rPr>
+          <w:noProof/>
+          <w:lang w:val="vi-VN"/>
+        </w:rPr>
+        <w:t>Biểu đồ phân rã Use case Thống kê hoạt động doanh nghiệp tập trung vào nghiệp vụ theo dõi hiệu quả vận hành inbox và khối lượng xử lý khách hàng của doanh nghiệp trong hệ thống ChatDesk. Sơ đồ xác lập chức năng cho phép Chủ doanh nghiệp truy cập màn hình thống kê, chọn khoảng thời gian theo dõi từ 7 đến 90 ngày và xem các chỉ số tổng quan như tổng số hội thoại, hội thoại đang mở, hội thoại đã đóng, tổng khách hàng, tổng tin nhắn, số tin nhắn do AI phản hồi, số hội thoại chưa phân công và thời gian phản hồi đầu tiên trung bình. Dữ liệu thống kê được hệ thống tổng hợp từ cơ sở dữ liệu hội thoại, tin nhắn, khách hàng, kênh kết nối, nhãn khách hàng và thông tin phân công nhân viên.</w:t>
+      </w:r>
+    </w:p>
+    <w:p>
+      <w:pPr>
+        <w:ind w:firstLine="0"/>
+        <w:rPr>
+          <w:noProof/>
+          <w:lang w:val="vi-VN"/>
+        </w:rPr>
+      </w:pPr>
+    </w:p>
+    <w:p>
+      <w:pPr>
+        <w:ind w:firstLine="0"/>
+        <w:rPr>
+          <w:noProof/>
+          <w:lang w:val="vi-VN"/>
+        </w:rPr>
+      </w:pPr>
+    </w:p>
+    <w:p>
+      <w:pPr>
+        <w:ind w:firstLine="0"/>
+        <w:jc w:val="center"/>
+        <w:rPr>
+          <w:lang w:val="vi-VN"/>
+        </w:rPr>
+      </w:pPr>
+      <w:r>
+        <w:rPr>
+          <w:noProof/>
+          <w:lang w:val="vi-VN"/>
+        </w:rPr>
+        <w:drawing>
+          <wp:inline distT="0" distB="0" distL="0" distR="0" wp14:anchorId="7271BF68" wp14:editId="335C94E9">
+            <wp:extent cx="4219575" cy="1866900"/>
+            <wp:effectExtent l="0" t="0" r="9525" b="0"/>
+            <wp:docPr id="481318524" name="Picture 3"/>
+            <wp:cNvGraphicFramePr>
+              <a:graphicFrameLocks xmlns:a="http://schemas.openxmlformats.org/drawingml/2006/main" noChangeAspect="1"/>
+            </wp:cNvGraphicFramePr>
+            <a:graphic xmlns:a="http://schemas.openxmlformats.org/drawingml/2006/main">
+              <a:graphicData uri="http://schemas.openxmlformats.org/drawingml/2006/picture">
+                <pic:pic xmlns:pic="http://schemas.openxmlformats.org/drawingml/2006/picture">
+                  <pic:nvPicPr>
+                    <pic:cNvPr id="481318524" name="Picture 481318524"/>
+                    <pic:cNvPicPr/>
+                  </pic:nvPicPr>
+                  <pic:blipFill>
+                    <a:blip r:embed="rId20">
+                      <a:extLst>
+                        <a:ext uri="{28A0092B-C50C-407E-A947-70E740481C1C}">
+                          <a14:useLocalDpi xmlns:a14="http://schemas.microsoft.com/office/drawing/2010/main" val="0"/>
+                        </a:ext>
+                      </a:extLst>
+                    </a:blip>
+                    <a:stretch>
+                      <a:fillRect/>
+                    </a:stretch>
+                  </pic:blipFill>
+                  <pic:spPr>
+                    <a:xfrm>
+                      <a:off x="0" y="0"/>
+                      <a:ext cx="4219575" cy="1866900"/>
+                    </a:xfrm>
+                    <a:prstGeom prst="rect">
+                      <a:avLst/>
+                    </a:prstGeom>
+                  </pic:spPr>
+                </pic:pic>
+              </a:graphicData>
+            </a:graphic>
+          </wp:inline>
+        </w:drawing>
+      </w:r>
+    </w:p>
+    <w:p>
+      <w:pPr>
+        <w:ind w:firstLine="0"/>
+        <w:jc w:val="center"/>
+        <w:rPr>
+          <w:lang w:val="vi-VN"/>
+        </w:rPr>
+      </w:pPr>
+      <w:r>
+        <w:rPr>
+          <w:lang w:val="vi-VN"/>
+        </w:rPr>
+        <w:t xml:space="preserve">Biểu đồ phân rã Usecase </w:t>
+      </w:r>
+      <w:r>
+        <w:rPr>
+          <w:lang w:val="vi-VN"/>
+        </w:rPr>
+        <w:t>Thống kê hoạt động doanh nghiệp</w:t>
+      </w:r>
+    </w:p>
+    <w:p>
+      <w:pPr>
+        <w:ind w:firstLine="0"/>
+        <w:rPr>
+          <w:lang w:val="vi-VN"/>
+        </w:rPr>
+      </w:pPr>
+    </w:p>
+    <w:p>
+      <w:pPr>
+        <w:pStyle w:val="Heading4"/>
+        <w:rPr>
+          <w:b/>
+          <w:bCs w:val="0"/>
+          <w:lang w:val="vi-VN"/>
+        </w:rPr>
+      </w:pPr>
+      <w:r>
+        <w:rPr>
+          <w:b/>
+          <w:bCs w:val="0"/>
+          <w:lang w:val="vi-VN"/>
+        </w:rPr>
+        <w:t>Phân rã Usecase Xem danh sách doanh nghiệp</w:t>
+      </w:r>
+    </w:p>
+    <w:p>
+      <w:pPr>
+        <w:rPr>
+          <w:lang w:val="vi-VN"/>
+        </w:rPr>
+      </w:pPr>
+      <w:r>
+        <w:rPr>
+          <w:lang w:val="vi-VN"/>
+        </w:rPr>
+        <w:t xml:space="preserve">Biểu đồ phân rã Use case Xem danh sách doanh nghiệp tập trung vào nghiệp vụ quản trị và giám sát các tài khoản doanh nghiệp trong hệ thống ChatDesk. Sơ đồ xác lập chức năng cho phép Admin hệ thống truy cập màn hình </w:t>
+      </w:r>
+      <w:r>
+        <w:rPr>
+          <w:lang w:val="vi-VN"/>
+        </w:rPr>
+        <w:t xml:space="preserve">danh sách doanh nghiệp </w:t>
+      </w:r>
+      <w:r>
+        <w:rPr>
+          <w:lang w:val="vi-VN"/>
+        </w:rPr>
+        <w:t>để xem toàn bộ doanh nghiệp đã đăng ký, bao gồm các thông tin như tên doanh nghiệp, email, trạng thái tài khoản, trạng thái có kênh đang hoạt động, số lượng kênh kết nối, số nhân viên, số hội thoại, số tin nhắn, số tin nhắn AI, số sản phẩm và thời điểm hoạt động gần nhất. Các dữ liệu này được hệ thống tổng hợp từ hồ sơ người dùng doanh nghiệp, kênh kết nối, nhân viên, hội thoại, tin nhắn và sản phẩm tương ứng.</w:t>
+      </w:r>
+      <w:r>
+        <w:rPr>
+          <w:lang w:val="vi-VN"/>
+        </w:rPr>
+        <w:t xml:space="preserve"> Ngoài ra còn có các tính năng như</w:t>
+      </w:r>
+      <w:r>
+        <w:rPr>
+          <w:lang w:val="vi-VN"/>
+        </w:rPr>
+        <w:t xml:space="preserve"> tìm kiếm, lọc và sắp xếp danh sách doanh nghiệp. Từ danh sách này, Admin có thể chọn một doanh nghiệp cụ thể để xem chi tiết vận hành, qua đó hỗ trợ theo dõi tình trạng sử dụng hệ thống và phát hiện các doanh nghiệp cần được kiểm tra hoặc hỗ trợ thêm.</w:t>
+      </w:r>
+    </w:p>
+    <w:p>
+      <w:pPr>
+        <w:rPr>
+          <w:lang w:val="vi-VN"/>
+        </w:rPr>
+      </w:pPr>
+    </w:p>
+    <w:p>
+      <w:pPr>
+        <w:ind w:firstLine="0"/>
+        <w:jc w:val="center"/>
+        <w:rPr>
+          <w:lang w:val="vi-VN"/>
+        </w:rPr>
+      </w:pPr>
+      <w:r>
+        <w:rPr>
+          <w:noProof/>
+          <w:lang w:val="vi-VN"/>
+        </w:rPr>
+        <w:drawing>
+          <wp:inline distT="0" distB="0" distL="0" distR="0" wp14:anchorId="47802FBE" wp14:editId="16325913">
+            <wp:extent cx="4029075" cy="1200150"/>
+            <wp:effectExtent l="0" t="0" r="9525" b="0"/>
+            <wp:docPr id="1702504563" name="Picture 4"/>
+            <wp:cNvGraphicFramePr>
+              <a:graphicFrameLocks xmlns:a="http://schemas.openxmlformats.org/drawingml/2006/main" noChangeAspect="1"/>
+            </wp:cNvGraphicFramePr>
+            <a:graphic xmlns:a="http://schemas.openxmlformats.org/drawingml/2006/main">
+              <a:graphicData uri="http://schemas.openxmlformats.org/drawingml/2006/picture">
+                <pic:pic xmlns:pic="http://schemas.openxmlformats.org/drawingml/2006/picture">
+                  <pic:nvPicPr>
+                    <pic:cNvPr id="1702504563" name="Picture 1702504563"/>
+                    <pic:cNvPicPr/>
+                  </pic:nvPicPr>
+                  <pic:blipFill>
+                    <a:blip r:embed="rId21">
+                      <a:extLst>
+                        <a:ext uri="{28A0092B-C50C-407E-A947-70E740481C1C}">
+                          <a14:useLocalDpi xmlns:a14="http://schemas.microsoft.com/office/drawing/2010/main" val="0"/>
+                        </a:ext>
+                      </a:extLst>
+                    </a:blip>
+                    <a:stretch>
+                      <a:fillRect/>
+                    </a:stretch>
+                  </pic:blipFill>
+                  <pic:spPr>
+                    <a:xfrm>
+                      <a:off x="0" y="0"/>
+                      <a:ext cx="4029075" cy="1200150"/>
+                    </a:xfrm>
+                    <a:prstGeom prst="rect">
+                      <a:avLst/>
+                    </a:prstGeom>
+                  </pic:spPr>
+                </pic:pic>
+              </a:graphicData>
+            </a:graphic>
+          </wp:inline>
+        </w:drawing>
+      </w:r>
+    </w:p>
+    <w:p>
+      <w:pPr>
+        <w:ind w:firstLine="0"/>
+        <w:jc w:val="center"/>
+        <w:rPr>
+          <w:lang w:val="vi-VN"/>
+        </w:rPr>
+      </w:pPr>
+      <w:r>
+        <w:rPr>
+          <w:lang w:val="vi-VN"/>
+        </w:rPr>
+        <w:t>Biểu đồ phân rã Usecase Xem danh sách doanh nghiệp</w:t>
+      </w:r>
+    </w:p>
+    <w:p>
+      <w:pPr>
+        <w:ind w:firstLine="0"/>
+        <w:rPr>
+          <w:lang w:val="vi-VN"/>
+        </w:rPr>
+      </w:pPr>
+    </w:p>
+    <w:p>
+      <w:pPr>
+        <w:pStyle w:val="Heading4"/>
+        <w:rPr>
+          <w:b/>
+          <w:bCs w:val="0"/>
+          <w:lang w:val="vi-VN"/>
+        </w:rPr>
+      </w:pPr>
+      <w:r>
+        <w:rPr>
+          <w:b/>
+          <w:bCs w:val="0"/>
+          <w:lang w:val="vi-VN"/>
+        </w:rPr>
+        <w:t xml:space="preserve">Phân rã Usecase </w:t>
+      </w:r>
+      <w:r>
+        <w:rPr>
+          <w:b/>
+          <w:bCs w:val="0"/>
+          <w:lang w:val="vi-VN"/>
+        </w:rPr>
+        <w:t>Thống kê hoạt động trên hệ thống</w:t>
+      </w:r>
+    </w:p>
+    <w:p>
+      <w:pPr>
+        <w:rPr>
+          <w:lang w:val="vi-VN"/>
+        </w:rPr>
+      </w:pPr>
+      <w:r>
+        <w:rPr>
+          <w:lang w:val="vi-VN"/>
+        </w:rPr>
+        <w:t xml:space="preserve">Biểu đồ phân rã Use case Thống kê hoạt động trên hệ thống tập trung vào nghiệp vụ giám sát toàn bộ hoạt động vận hành của nền tảng ChatDesk từ góc nhìn </w:t>
+      </w:r>
+      <w:r>
+        <w:rPr>
+          <w:lang w:val="vi-VN"/>
+        </w:rPr>
+        <w:lastRenderedPageBreak/>
+        <w:t>Admin hệ thống. Sơ đồ xác lập chức năng cho phép Admin xem dashboard analytics toàn hệ thống, chọn khoảng thời gian thống kê từ 7 đến 90 ngày và theo dõi các chỉ số tổng quan như tổng số doanh nghiệp, số doanh nghiệp đang hoạt động, tổng kênh kết nối, tổng hội thoại, tổng tin nhắn, tổng khách hàng, tổng sản phẩm và số lượng tin nhắn do AI tạo ra. Các dữ liệu này được hệ thống tổng hợp từ cơ sở dữ liệu người dùng doanh nghiệp, kênh kết nối, hội thoại, tin nhắn, khách hàng, sản phẩm và nhân viên.</w:t>
+      </w:r>
+      <w:r>
+        <w:rPr>
+          <w:lang w:val="vi-VN"/>
+        </w:rPr>
+        <w:t xml:space="preserve"> </w:t>
+      </w:r>
+      <w:r>
+        <w:rPr>
+          <w:lang w:val="vi-VN"/>
+        </w:rPr>
+        <w:t>Ngoài phần thống kê tổng quan, use case còn mô tả các chức năng phân tích hoạt động theo thời gian và theo nhóm dữ liệu, bao gồm biểu đồ số lượng hội thoại, tin nhắn và tin nhắn AI theo ngày; phân bổ hội thoại theo nền tảng; phân bổ tin nhắn theo loại người gửi; danh sách doanh nghiệp có nhiều hội thoại nhất và danh sách doanh nghiệp sử dụng AI nhiều nhất. Thông qua các thống kê này, Admin có thể đánh giá mức độ sử dụng hệ thống, theo dõi sức khỏe vận hành của các doanh nghiệp, nhận diện nhóm doanh nghiệp hoạt động nổi bật và kiểm soát mức độ khai thác AI trên toàn nền tảng ChatDesk.</w:t>
+      </w:r>
+    </w:p>
+    <w:p>
+      <w:pPr>
+        <w:ind w:firstLine="0"/>
+        <w:rPr>
+          <w:lang w:val="vi-VN"/>
+        </w:rPr>
+      </w:pPr>
+    </w:p>
+    <w:p>
+      <w:pPr>
+        <w:ind w:firstLine="0"/>
+        <w:jc w:val="center"/>
+        <w:rPr>
+          <w:lang w:val="vi-VN"/>
+        </w:rPr>
+      </w:pPr>
+      <w:r>
+        <w:rPr>
+          <w:noProof/>
+          <w:lang w:val="vi-VN"/>
+        </w:rPr>
+        <w:drawing>
+          <wp:inline distT="0" distB="0" distL="0" distR="0" wp14:anchorId="1389CE77" wp14:editId="26260A04">
+            <wp:extent cx="4029075" cy="1200150"/>
+            <wp:effectExtent l="0" t="0" r="9525" b="0"/>
+            <wp:docPr id="299822346" name="Picture 5"/>
+            <wp:cNvGraphicFramePr>
+              <a:graphicFrameLocks xmlns:a="http://schemas.openxmlformats.org/drawingml/2006/main" noChangeAspect="1"/>
+            </wp:cNvGraphicFramePr>
+            <a:graphic xmlns:a="http://schemas.openxmlformats.org/drawingml/2006/main">
+              <a:graphicData uri="http://schemas.openxmlformats.org/drawingml/2006/picture">
+                <pic:pic xmlns:pic="http://schemas.openxmlformats.org/drawingml/2006/picture">
+                  <pic:nvPicPr>
+                    <pic:cNvPr id="299822346" name="Picture 299822346"/>
+                    <pic:cNvPicPr/>
+                  </pic:nvPicPr>
+                  <pic:blipFill>
+                    <a:blip r:embed="rId22">
+                      <a:extLst>
+                        <a:ext uri="{28A0092B-C50C-407E-A947-70E740481C1C}">
+                          <a14:useLocalDpi xmlns:a14="http://schemas.microsoft.com/office/drawing/2010/main" val="0"/>
+                        </a:ext>
+                      </a:extLst>
+                    </a:blip>
+                    <a:stretch>
+                      <a:fillRect/>
+                    </a:stretch>
+                  </pic:blipFill>
+                  <pic:spPr>
+                    <a:xfrm>
+                      <a:off x="0" y="0"/>
+                      <a:ext cx="4029075" cy="1200150"/>
+                    </a:xfrm>
+                    <a:prstGeom prst="rect">
+                      <a:avLst/>
+                    </a:prstGeom>
+                  </pic:spPr>
+                </pic:pic>
+              </a:graphicData>
+            </a:graphic>
+          </wp:inline>
+        </w:drawing>
+      </w:r>
+    </w:p>
+    <w:p>
+      <w:pPr>
+        <w:ind w:firstLine="0"/>
+        <w:jc w:val="center"/>
+        <w:rPr>
+          <w:lang w:val="vi-VN"/>
+        </w:rPr>
+      </w:pPr>
+      <w:r>
+        <w:rPr>
+          <w:lang w:val="vi-VN"/>
+        </w:rPr>
+        <w:t>Biểu đồ phân rã Usecase</w:t>
+      </w:r>
+      <w:r>
+        <w:rPr>
+          <w:lang w:val="vi-VN"/>
+        </w:rPr>
+        <w:t xml:space="preserve"> Thống kê hoạt động trên hệ thống</w:t>
+      </w:r>
+    </w:p>
+    <w:p>
+      <w:pPr>
+        <w:ind w:firstLine="0"/>
+        <w:rPr>
+          <w:lang w:val="vi-VN"/>
+        </w:rPr>
+      </w:pPr>
+    </w:p>
+    <w:p>
+      <w:pPr>
+        <w:pStyle w:val="Heading4"/>
+        <w:rPr>
+          <w:b/>
+          <w:bCs w:val="0"/>
+          <w:lang w:val="vi-VN"/>
+        </w:rPr>
+      </w:pPr>
+      <w:r>
+        <w:rPr>
+          <w:b/>
+          <w:bCs w:val="0"/>
+          <w:lang w:val="vi-VN"/>
+        </w:rPr>
+        <w:t>Phân rã Usecase</w:t>
+      </w:r>
+      <w:r>
+        <w:rPr>
+          <w:b/>
+          <w:bCs w:val="0"/>
+          <w:lang w:val="vi-VN"/>
+        </w:rPr>
+        <w:t xml:space="preserve"> </w:t>
+      </w:r>
+      <w:r>
+        <w:rPr>
+          <w:b/>
+          <w:bCs w:val="0"/>
+          <w:lang w:val="vi-VN"/>
+        </w:rPr>
+        <w:t xml:space="preserve">Quản lý thông tin tài khoản cá </w:t>
+      </w:r>
+      <w:r>
+        <w:rPr>
+          <w:b/>
+          <w:bCs w:val="0"/>
+          <w:lang w:val="vi-VN"/>
+        </w:rPr>
+        <w:t>nhân</w:t>
+      </w:r>
+    </w:p>
+    <w:p>
+      <w:pPr>
+        <w:rPr>
+          <w:lang w:val="vi-VN"/>
+        </w:rPr>
+      </w:pPr>
+      <w:r>
+        <w:rPr>
+          <w:lang w:val="vi-VN"/>
+        </w:rPr>
+        <w:t xml:space="preserve">Biểu đồ phân rã Use case Quản lý thông tin tài khoản cá nhân của </w:t>
+      </w:r>
+      <w:r>
+        <w:rPr>
+          <w:lang w:val="vi-VN"/>
+        </w:rPr>
+        <w:t>n</w:t>
+      </w:r>
+      <w:r>
+        <w:rPr>
+          <w:lang w:val="vi-VN"/>
+        </w:rPr>
+        <w:t>hân viên tập trung vào các nghiệp vụ cho phép nhân viên tự duy trì thông tin đăng nhập và thông tin định danh cá nhân trong hệ thống ChatDesk. Sơ đồ xác lập chức năng cho phép Nhân viên truy cập màn hình Cài đặt tài khoản cá nhân để xem và cập nhật các thông tin cơ bản như họ tên và email đăng nhập. Ngoài cập nhật thông tin cá nhân, use case còn mô tả chức năng đổi mật khẩu cho chính tài khoản nhân viên. Các thao tác này giúp bảo đảm mỗi nhân viên có thể tự quản lý thông tin cá nhân và bảo mật tài khoản của mình.</w:t>
+      </w:r>
+    </w:p>
+    <w:p>
+      <w:pPr>
+        <w:ind w:firstLine="0"/>
+        <w:rPr>
+          <w:lang w:val="vi-VN"/>
+        </w:rPr>
+      </w:pPr>
+    </w:p>
+    <w:p>
+      <w:pPr>
+        <w:ind w:firstLine="0"/>
+        <w:jc w:val="center"/>
+        <w:rPr>
+          <w:lang w:val="vi-VN"/>
+        </w:rPr>
+      </w:pPr>
+      <w:r>
+        <w:rPr>
+          <w:noProof/>
+          <w:lang w:val="vi-VN"/>
+        </w:rPr>
+        <w:lastRenderedPageBreak/>
+        <w:drawing>
+          <wp:inline distT="0" distB="0" distL="0" distR="0" wp14:anchorId="6731CC6D" wp14:editId="454DCB05">
+            <wp:extent cx="5939790" cy="1560195"/>
+            <wp:effectExtent l="0" t="0" r="3810" b="1905"/>
+            <wp:docPr id="327431953" name="Picture 6"/>
+            <wp:cNvGraphicFramePr>
+              <a:graphicFrameLocks xmlns:a="http://schemas.openxmlformats.org/drawingml/2006/main" noChangeAspect="1"/>
+            </wp:cNvGraphicFramePr>
+            <a:graphic xmlns:a="http://schemas.openxmlformats.org/drawingml/2006/main">
+              <a:graphicData uri="http://schemas.openxmlformats.org/drawingml/2006/picture">
+                <pic:pic xmlns:pic="http://schemas.openxmlformats.org/drawingml/2006/picture">
+                  <pic:nvPicPr>
+                    <pic:cNvPr id="327431953" name="Picture 327431953"/>
+                    <pic:cNvPicPr/>
+                  </pic:nvPicPr>
+                  <pic:blipFill>
+                    <a:blip r:embed="rId23">
+                      <a:extLst>
+                        <a:ext uri="{28A0092B-C50C-407E-A947-70E740481C1C}">
+                          <a14:useLocalDpi xmlns:a14="http://schemas.microsoft.com/office/drawing/2010/main" val="0"/>
+                        </a:ext>
+                      </a:extLst>
+                    </a:blip>
+                    <a:stretch>
+                      <a:fillRect/>
+                    </a:stretch>
+                  </pic:blipFill>
+                  <pic:spPr>
+                    <a:xfrm>
+                      <a:off x="0" y="0"/>
+                      <a:ext cx="5939790" cy="1560195"/>
+                    </a:xfrm>
+                    <a:prstGeom prst="rect">
+                      <a:avLst/>
+                    </a:prstGeom>
+                  </pic:spPr>
+                </pic:pic>
+              </a:graphicData>
+            </a:graphic>
+          </wp:inline>
+        </w:drawing>
+      </w:r>
+    </w:p>
+    <w:p>
+      <w:pPr>
+        <w:ind w:firstLine="0"/>
+        <w:jc w:val="center"/>
+        <w:rPr>
+          <w:lang w:val="vi-VN"/>
+        </w:rPr>
+      </w:pPr>
+      <w:r>
+        <w:rPr>
+          <w:lang w:val="vi-VN"/>
+        </w:rPr>
+        <w:t>Biểu đồ phân rã Usecase</w:t>
+      </w:r>
+      <w:r>
+        <w:rPr>
+          <w:lang w:val="vi-VN"/>
+        </w:rPr>
+        <w:t xml:space="preserve"> </w:t>
+      </w:r>
+      <w:r>
+        <w:rPr>
+          <w:lang w:val="vi-VN"/>
+        </w:rPr>
+        <w:t>Quản lý thông tin tài khoản cá nhân</w:t>
+      </w:r>
+    </w:p>
+    <w:p>
+      <w:pPr>
+        <w:ind w:firstLine="0"/>
+        <w:rPr>
+          <w:lang w:val="vi-VN"/>
+        </w:rPr>
+      </w:pPr>
+    </w:p>
+    <w:p>
+      <w:pPr>
+        <w:pStyle w:val="Heading2"/>
+        <w:rPr>
+          <w:lang w:val="vi-VN"/>
+        </w:rPr>
+      </w:pPr>
+      <w:r>
+        <w:rPr>
+          <w:lang w:val="vi-VN"/>
+        </w:rPr>
+        <w:t>Biểu đồ tuần tự</w:t>
+      </w:r>
+    </w:p>
+    <w:p>
+      <w:pPr>
+        <w:ind w:firstLine="0"/>
+        <w:rPr>
+          <w:lang w:val="vi-VN"/>
+        </w:rPr>
+      </w:pPr>
     </w:p>
     <w:sectPr>
-      <w:footerReference w:type="default" r:id="rId19"/>
-      <w:footerReference w:type="first" r:id="rId20"/>
+      <w:footerReference w:type="default" r:id="rId24"/>
+      <w:footerReference w:type="first" r:id="rId25"/>
       <w:pgSz w:w="11906" w:h="16838"/>
       <w:pgMar w:top="1134" w:right="1134" w:bottom="1134" w:left="1418" w:header="397" w:footer="397" w:gutter="0"/>
       <w:pgNumType w:start="1"/>
@@ -8769,7 +11246,7 @@
   <w:style w:type="paragraph" w:default="1" w:styleId="Normal">
     <w:name w:val="Normal"/>
     <w:qFormat/>
-    <w:rsid w:val="001E16F3"/>
+    <w:rsid w:val="00CA2638"/>
     <w:pPr>
       <w:spacing w:before="120" w:after="120" w:line="276" w:lineRule="auto"/>
       <w:ind w:firstLine="709"/>
@@ -9032,6 +11509,7 @@
   <w:style w:type="character" w:default="1" w:styleId="DefaultParagraphFont">
     <w:name w:val="Default Paragraph Font"/>
     <w:uiPriority w:val="1"/>
+    <w:semiHidden/>
     <w:unhideWhenUsed/>
   </w:style>
   <w:style w:type="table" w:default="1" w:styleId="TableNormal">

--- a/Document/[ĐATN.CT6.BCĐA] CT060417. Nguyễn Gia Huy. Xây dựng Ứng dụng CRM ứng dụng AI.docx
+++ b/Document/[ĐATN.CT6.BCĐA] CT060417. Nguyễn Gia Huy. Xây dựng Ứng dụng CRM ứng dụng AI.docx
@@ -5279,57 +5279,9 @@
         <w:ind w:firstLine="0"/>
         <w:jc w:val="center"/>
         <w:rPr>
-          <w:lang w:val="vi-VN"/>
-        </w:rPr>
-      </w:pPr>
-      <w:r>
-        <w:rPr>
-          <w:noProof/>
-          <w:lang w:val="vi-VN"/>
-        </w:rPr>
-        <w:lastRenderedPageBreak/>
-        <w:drawing>
-          <wp:inline distT="0" distB="0" distL="0" distR="0" wp14:anchorId="3B3F4548" wp14:editId="72C7A2D0">
-            <wp:extent cx="5648325" cy="3200400"/>
-            <wp:effectExtent l="0" t="0" r="9525" b="0"/>
-            <wp:docPr id="945126329" name="Picture 14"/>
-            <wp:cNvGraphicFramePr>
-              <a:graphicFrameLocks xmlns:a="http://schemas.openxmlformats.org/drawingml/2006/main" noChangeAspect="1"/>
-            </wp:cNvGraphicFramePr>
-            <a:graphic xmlns:a="http://schemas.openxmlformats.org/drawingml/2006/main">
-              <a:graphicData uri="http://schemas.openxmlformats.org/drawingml/2006/picture">
-                <pic:pic xmlns:pic="http://schemas.openxmlformats.org/drawingml/2006/picture">
-                  <pic:nvPicPr>
-                    <pic:cNvPr id="945126329" name="Picture 945126329"/>
-                    <pic:cNvPicPr/>
-                  </pic:nvPicPr>
-                  <pic:blipFill>
-                    <a:blip r:embed="rId17">
-                      <a:extLst>
-                        <a:ext uri="{28A0092B-C50C-407E-A947-70E740481C1C}">
-                          <a14:useLocalDpi xmlns:a14="http://schemas.microsoft.com/office/drawing/2010/main" val="0"/>
-                        </a:ext>
-                      </a:extLst>
-                    </a:blip>
-                    <a:stretch>
-                      <a:fillRect/>
-                    </a:stretch>
-                  </pic:blipFill>
-                  <pic:spPr>
-                    <a:xfrm>
-                      <a:off x="0" y="0"/>
-                      <a:ext cx="5648325" cy="3200400"/>
-                    </a:xfrm>
-                    <a:prstGeom prst="rect">
-                      <a:avLst/>
-                    </a:prstGeom>
-                  </pic:spPr>
-                </pic:pic>
-              </a:graphicData>
-            </a:graphic>
-          </wp:inline>
-        </w:drawing>
-      </w:r>
+          <w:lang w:val="en-US"/>
+        </w:rPr>
+      </w:pPr>
     </w:p>
     <w:p>
       <w:pPr>
@@ -5382,7 +5334,14 @@
         <w:rPr>
           <w:lang w:val="vi-VN"/>
         </w:rPr>
-        <w:t>Biểu đồ phân rã Use case Quản lý hồ sơ doanh nghiệp tập trung vào các nghiệp vụ cập nhật và duy trì thông tin vận hành của doanh nghiệp trong hệ thống ChatDesk. Sơ đồ xác lập chức năng cho phép Chủ doanh nghiệp xem và chỉnh sửa các thông tin cơ bản như tên doanh nghiệp, mô tả cửa hàng, số điện thoại, hotline, địa chỉ, giờ mở cửa, chính sách vận chuyển, chính sách bảo hành/đổi trả và phương thức thanh toán. Các thông tin này được lưu trữ trong hồ sơ tài khoản doanh nghiệp và có thể được cập nhật khi hoạt động kinh doanh thay đổi.</w:t>
+        <w:t xml:space="preserve">Biểu đồ phân rã Use case Quản lý hồ sơ doanh nghiệp tập trung vào các nghiệp vụ cập nhật và duy trì thông tin vận hành của doanh nghiệp trong hệ thống ChatDesk. Sơ đồ xác lập chức năng cho phép Chủ doanh nghiệp xem và chỉnh sửa các thông </w:t>
+      </w:r>
+      <w:r>
+        <w:rPr>
+          <w:lang w:val="vi-VN"/>
+        </w:rPr>
+        <w:lastRenderedPageBreak/>
+        <w:t>tin cơ bản như tên doanh nghiệp, mô tả cửa hàng, số điện thoại, hotline, địa chỉ, giờ mở cửa, chính sách vận chuyển, chính sách bảo hành/đổi trả và phương thức thanh toán. Các thông tin này được lưu trữ trong hồ sơ tài khoản doanh nghiệp và có thể được cập nhật khi hoạt động kinh doanh thay đổi.</w:t>
       </w:r>
       <w:r>
         <w:rPr>
@@ -5428,7 +5387,7 @@
                     <pic:cNvPicPr/>
                   </pic:nvPicPr>
                   <pic:blipFill>
-                    <a:blip r:embed="rId18">
+                    <a:blip r:embed="rId17">
                       <a:extLst>
                         <a:ext uri="{28A0092B-C50C-407E-A947-70E740481C1C}">
                           <a14:useLocalDpi xmlns:a14="http://schemas.microsoft.com/office/drawing/2010/main" val="0"/>
@@ -5506,59 +5465,53 @@
         <w:rPr>
           <w:lang w:val="vi-VN"/>
         </w:rPr>
-        <w:t xml:space="preserve">Biểu đồ phân rã Use case Quản lý hội thoại đa kênh tập trung vào các nghiệp vụ tiếp nhận, hiển thị và phản hồi tin nhắn khách hàng từ nhiều nền tảng trong hệ thống ChatDesk. Sơ đồ xác lập các chức năng cho phép Chủ doanh nghiệp và Nhân </w:t>
-      </w:r>
-      <w:r>
-        <w:rPr>
+        <w:t>Biểu đồ phân rã Use case Quản lý hội thoại đa kênh tập trung vào các nghiệp vụ tiếp nhận, hiển thị và phản hồi tin nhắn khách hàng từ nhiều nền tảng trong hệ thống ChatDesk. Sơ đồ xác lập các chức năng cho phép Chủ doanh nghiệp và Nhân viên CSKH xem danh sách hội thoại, xem chi tiết hội thoại, tải lịch sử tin nhắn theo phân trang, xem thông tin khách hàng và theo dõi lịch sử phân công hoặc thay đổi nhãn trong từng hội thoại. Đối với nhân viên, hệ thống giới hạn phạm vi truy cập theo các hội thoại được phân công nhằm đảm bảo dữ liệu khách hàng được kiểm soát đúng quyền.</w:t>
+      </w:r>
+      <w:r>
+        <w:rPr>
+          <w:lang w:val="vi-VN"/>
+        </w:rPr>
+        <w:t xml:space="preserve"> </w:t>
+      </w:r>
+      <w:r>
+        <w:rPr>
+          <w:lang w:val="vi-VN"/>
+        </w:rPr>
+        <w:t>Khi k</w:t>
+      </w:r>
+      <w:r>
+        <w:rPr>
+          <w:lang w:val="vi-VN"/>
+        </w:rPr>
+        <w:t>hách hàng gửi tin nhắn từ Facebook, Instagram, Telegram hoặc Widget website, hệ thống tiếp nhận dữ liệu qua webhook hoặc endpoint widget.</w:t>
+      </w:r>
+    </w:p>
+    <w:p>
+      <w:pPr>
+        <w:rPr>
+          <w:lang w:val="vi-VN"/>
+        </w:rPr>
+      </w:pPr>
+      <w:r>
+        <w:rPr>
+          <w:lang w:val="vi-VN"/>
+        </w:rPr>
+        <w:t xml:space="preserve"> </w:t>
+      </w:r>
+    </w:p>
+    <w:p>
+      <w:pPr>
+        <w:ind w:firstLine="0"/>
+        <w:rPr>
+          <w:lang w:val="vi-VN"/>
+        </w:rPr>
+      </w:pPr>
+      <w:r>
+        <w:rPr>
+          <w:noProof/>
           <w:lang w:val="vi-VN"/>
         </w:rPr>
         <w:lastRenderedPageBreak/>
-        <w:t>viên CSKH xem danh sách hội thoại, xem chi tiết hội thoại, tải lịch sử tin nhắn theo phân trang, xem thông tin khách hàng và theo dõi lịch sử phân công hoặc thay đổi nhãn trong từng hội thoại. Đối với nhân viên, hệ thống giới hạn phạm vi truy cập theo các hội thoại được phân công nhằm đảm bảo dữ liệu khách hàng được kiểm soát đúng quyền.</w:t>
-      </w:r>
-      <w:r>
-        <w:rPr>
-          <w:lang w:val="vi-VN"/>
-        </w:rPr>
-        <w:t xml:space="preserve"> </w:t>
-      </w:r>
-      <w:r>
-        <w:rPr>
-          <w:lang w:val="vi-VN"/>
-        </w:rPr>
-        <w:t>Khi k</w:t>
-      </w:r>
-      <w:r>
-        <w:rPr>
-          <w:lang w:val="vi-VN"/>
-        </w:rPr>
-        <w:t>hách hàng gửi tin nhắn từ Facebook, Instagram, Telegram hoặc Widget website, hệ thống tiếp nhận dữ liệu qua webhook hoặc endpoint widget.</w:t>
-      </w:r>
-    </w:p>
-    <w:p>
-      <w:pPr>
-        <w:rPr>
-          <w:lang w:val="vi-VN"/>
-        </w:rPr>
-      </w:pPr>
-      <w:r>
-        <w:rPr>
-          <w:lang w:val="vi-VN"/>
-        </w:rPr>
-        <w:t xml:space="preserve"> </w:t>
-      </w:r>
-    </w:p>
-    <w:p>
-      <w:pPr>
-        <w:ind w:firstLine="0"/>
-        <w:rPr>
-          <w:lang w:val="vi-VN"/>
-        </w:rPr>
-      </w:pPr>
-      <w:r>
-        <w:rPr>
-          <w:noProof/>
-          <w:lang w:val="vi-VN"/>
-        </w:rPr>
         <w:drawing>
           <wp:inline distT="0" distB="0" distL="0" distR="0" wp14:anchorId="1EAD32E0" wp14:editId="01DC0DEF">
             <wp:extent cx="5939790" cy="3930015"/>
@@ -5575,7 +5528,7 @@
                     <pic:cNvPicPr/>
                   </pic:nvPicPr>
                   <pic:blipFill>
-                    <a:blip r:embed="rId19">
+                    <a:blip r:embed="rId18">
                       <a:extLst>
                         <a:ext uri="{28A0092B-C50C-407E-A947-70E740481C1C}">
                           <a14:useLocalDpi xmlns:a14="http://schemas.microsoft.com/office/drawing/2010/main" val="0"/>
@@ -5614,13 +5567,7 @@
         <w:rPr>
           <w:lang w:val="vi-VN"/>
         </w:rPr>
-        <w:t>Biểu đồ phân rã Usecase Quản lý</w:t>
-      </w:r>
-      <w:r>
-        <w:rPr>
-          <w:lang w:val="vi-VN"/>
-        </w:rPr>
-        <w:t xml:space="preserve"> hội thoại đa kênh</w:t>
+        <w:t>Biểu đồ phân rã Usecase Quản lý hội thoại đa kênh</w:t>
       </w:r>
     </w:p>
     <w:p>
@@ -5646,23 +5593,7 @@
           <w:bCs w:val="0"/>
           <w:lang w:val="vi-VN"/>
         </w:rPr>
-        <w:t xml:space="preserve"> </w:t>
-      </w:r>
-      <w:r>
-        <w:rPr>
-          <w:b/>
-          <w:bCs w:val="0"/>
-          <w:lang w:val="vi-VN"/>
-        </w:rPr>
-        <w:t xml:space="preserve">Phân rã Usecase </w:t>
-      </w:r>
-      <w:r>
-        <w:rPr>
-          <w:b/>
-          <w:bCs w:val="0"/>
-          <w:lang w:val="vi-VN"/>
-        </w:rPr>
-        <w:t>Thống kê hoạt động doanh nghiệp</w:t>
+        <w:t xml:space="preserve"> Phân rã Usecase Thống kê hoạt động doanh nghiệp</w:t>
       </w:r>
     </w:p>
     <w:p>
@@ -5711,6 +5642,7 @@
           <w:noProof/>
           <w:lang w:val="vi-VN"/>
         </w:rPr>
+        <w:lastRenderedPageBreak/>
         <w:drawing>
           <wp:inline distT="0" distB="0" distL="0" distR="0" wp14:anchorId="7271BF68" wp14:editId="335C94E9">
             <wp:extent cx="4219575" cy="1866900"/>
@@ -5727,7 +5659,7 @@
                     <pic:cNvPicPr/>
                   </pic:nvPicPr>
                   <pic:blipFill>
-                    <a:blip r:embed="rId20">
+                    <a:blip r:embed="rId19">
                       <a:extLst>
                         <a:ext uri="{28A0092B-C50C-407E-A947-70E740481C1C}">
                           <a14:useLocalDpi xmlns:a14="http://schemas.microsoft.com/office/drawing/2010/main" val="0"/>
@@ -5766,13 +5698,7 @@
         <w:rPr>
           <w:lang w:val="vi-VN"/>
         </w:rPr>
-        <w:t xml:space="preserve">Biểu đồ phân rã Usecase </w:t>
-      </w:r>
-      <w:r>
-        <w:rPr>
-          <w:lang w:val="vi-VN"/>
-        </w:rPr>
-        <w:t>Thống kê hoạt động doanh nghiệp</w:t>
+        <w:t>Biểu đồ phân rã Usecase Thống kê hoạt động doanh nghiệp</w:t>
       </w:r>
     </w:p>
     <w:p>
@@ -5871,6 +5797,151 @@
                 <pic:pic xmlns:pic="http://schemas.openxmlformats.org/drawingml/2006/picture">
                   <pic:nvPicPr>
                     <pic:cNvPr id="1702504563" name="Picture 1702504563"/>
+                    <pic:cNvPicPr/>
+                  </pic:nvPicPr>
+                  <pic:blipFill>
+                    <a:blip r:embed="rId20">
+                      <a:extLst>
+                        <a:ext uri="{28A0092B-C50C-407E-A947-70E740481C1C}">
+                          <a14:useLocalDpi xmlns:a14="http://schemas.microsoft.com/office/drawing/2010/main" val="0"/>
+                        </a:ext>
+                      </a:extLst>
+                    </a:blip>
+                    <a:stretch>
+                      <a:fillRect/>
+                    </a:stretch>
+                  </pic:blipFill>
+                  <pic:spPr>
+                    <a:xfrm>
+                      <a:off x="0" y="0"/>
+                      <a:ext cx="4029075" cy="1200150"/>
+                    </a:xfrm>
+                    <a:prstGeom prst="rect">
+                      <a:avLst/>
+                    </a:prstGeom>
+                  </pic:spPr>
+                </pic:pic>
+              </a:graphicData>
+            </a:graphic>
+          </wp:inline>
+        </w:drawing>
+      </w:r>
+    </w:p>
+    <w:p>
+      <w:pPr>
+        <w:ind w:firstLine="0"/>
+        <w:jc w:val="center"/>
+        <w:rPr>
+          <w:lang w:val="vi-VN"/>
+        </w:rPr>
+      </w:pPr>
+      <w:r>
+        <w:rPr>
+          <w:lang w:val="vi-VN"/>
+        </w:rPr>
+        <w:t>Biểu đồ phân rã Usecase Xem danh sách doanh nghiệp</w:t>
+      </w:r>
+    </w:p>
+    <w:p>
+      <w:pPr>
+        <w:ind w:firstLine="0"/>
+        <w:rPr>
+          <w:lang w:val="vi-VN"/>
+        </w:rPr>
+      </w:pPr>
+    </w:p>
+    <w:p>
+      <w:pPr>
+        <w:pStyle w:val="Heading4"/>
+        <w:rPr>
+          <w:b/>
+          <w:bCs w:val="0"/>
+          <w:lang w:val="vi-VN"/>
+        </w:rPr>
+      </w:pPr>
+      <w:r>
+        <w:rPr>
+          <w:b/>
+          <w:bCs w:val="0"/>
+          <w:lang w:val="vi-VN"/>
+        </w:rPr>
+        <w:t xml:space="preserve">Phân rã Usecase </w:t>
+      </w:r>
+      <w:r>
+        <w:rPr>
+          <w:b/>
+          <w:bCs w:val="0"/>
+          <w:lang w:val="vi-VN"/>
+        </w:rPr>
+        <w:t>Thống kê hoạt động trên hệ thống</w:t>
+      </w:r>
+    </w:p>
+    <w:p>
+      <w:pPr>
+        <w:rPr>
+          <w:lang w:val="vi-VN"/>
+        </w:rPr>
+      </w:pPr>
+      <w:r>
+        <w:rPr>
+          <w:lang w:val="vi-VN"/>
+        </w:rPr>
+        <w:t xml:space="preserve">Biểu đồ phân rã Use case Thống kê hoạt động trên hệ thống tập trung vào nghiệp vụ giám sát toàn bộ hoạt động vận hành của nền tảng ChatDesk từ góc nhìn Admin hệ thống. Sơ đồ xác lập chức năng cho phép Admin xem dashboard analytics </w:t>
+      </w:r>
+      <w:r>
+        <w:rPr>
+          <w:lang w:val="vi-VN"/>
+        </w:rPr>
+        <w:lastRenderedPageBreak/>
+        <w:t>toàn hệ thống, chọn khoảng thời gian thống kê từ 7 đến 90 ngày và theo dõi các chỉ số tổng quan như tổng số doanh nghiệp, số doanh nghiệp đang hoạt động, tổng kênh kết nối, tổng hội thoại, tổng tin nhắn, tổng khách hàng, tổng sản phẩm và số lượng tin nhắn do AI tạo ra. Các dữ liệu này được hệ thống tổng hợp từ cơ sở dữ liệu người dùng doanh nghiệp, kênh kết nối, hội thoại, tin nhắn, khách hàng, sản phẩm và nhân viên.</w:t>
+      </w:r>
+      <w:r>
+        <w:rPr>
+          <w:lang w:val="vi-VN"/>
+        </w:rPr>
+        <w:t xml:space="preserve"> </w:t>
+      </w:r>
+      <w:r>
+        <w:rPr>
+          <w:lang w:val="vi-VN"/>
+        </w:rPr>
+        <w:t>Ngoài phần thống kê tổng quan, use case còn mô tả các chức năng phân tích hoạt động theo thời gian và theo nhóm dữ liệu, bao gồm biểu đồ số lượng hội thoại, tin nhắn và tin nhắn AI theo ngày; phân bổ hội thoại theo nền tảng; phân bổ tin nhắn theo loại người gửi; danh sách doanh nghiệp có nhiều hội thoại nhất và danh sách doanh nghiệp sử dụng AI nhiều nhất. Thông qua các thống kê này, Admin có thể đánh giá mức độ sử dụng hệ thống, theo dõi sức khỏe vận hành của các doanh nghiệp, nhận diện nhóm doanh nghiệp hoạt động nổi bật và kiểm soát mức độ khai thác AI trên toàn nền tảng ChatDesk.</w:t>
+      </w:r>
+    </w:p>
+    <w:p>
+      <w:pPr>
+        <w:ind w:firstLine="0"/>
+        <w:rPr>
+          <w:lang w:val="vi-VN"/>
+        </w:rPr>
+      </w:pPr>
+    </w:p>
+    <w:p>
+      <w:pPr>
+        <w:ind w:firstLine="0"/>
+        <w:jc w:val="center"/>
+        <w:rPr>
+          <w:lang w:val="vi-VN"/>
+        </w:rPr>
+      </w:pPr>
+      <w:r>
+        <w:rPr>
+          <w:noProof/>
+          <w:lang w:val="vi-VN"/>
+        </w:rPr>
+        <w:drawing>
+          <wp:inline distT="0" distB="0" distL="0" distR="0" wp14:anchorId="1389CE77" wp14:editId="26260A04">
+            <wp:extent cx="4029075" cy="1200150"/>
+            <wp:effectExtent l="0" t="0" r="9525" b="0"/>
+            <wp:docPr id="299822346" name="Picture 5"/>
+            <wp:cNvGraphicFramePr>
+              <a:graphicFrameLocks xmlns:a="http://schemas.openxmlformats.org/drawingml/2006/main" noChangeAspect="1"/>
+            </wp:cNvGraphicFramePr>
+            <a:graphic xmlns:a="http://schemas.openxmlformats.org/drawingml/2006/main">
+              <a:graphicData uri="http://schemas.openxmlformats.org/drawingml/2006/picture">
+                <pic:pic xmlns:pic="http://schemas.openxmlformats.org/drawingml/2006/picture">
+                  <pic:nvPicPr>
+                    <pic:cNvPr id="299822346" name="Picture 299822346"/>
                     <pic:cNvPicPr/>
                   </pic:nvPicPr>
                   <pic:blipFill>
@@ -5913,7 +5984,13 @@
         <w:rPr>
           <w:lang w:val="vi-VN"/>
         </w:rPr>
-        <w:t>Biểu đồ phân rã Usecase Xem danh sách doanh nghiệp</w:t>
+        <w:t>Biểu đồ phân rã Usecase</w:t>
+      </w:r>
+      <w:r>
+        <w:rPr>
+          <w:lang w:val="vi-VN"/>
+        </w:rPr>
+        <w:t xml:space="preserve"> Thống kê hoạt động trên hệ thống</w:t>
       </w:r>
     </w:p>
     <w:p>
@@ -5947,173 +6024,14 @@
           <w:bCs w:val="0"/>
           <w:lang w:val="vi-VN"/>
         </w:rPr>
-        <w:t>Thống kê hoạt động trên hệ thống</w:t>
-      </w:r>
-    </w:p>
-    <w:p>
-      <w:pPr>
-        <w:rPr>
-          <w:lang w:val="vi-VN"/>
-        </w:rPr>
-      </w:pPr>
-      <w:r>
-        <w:rPr>
-          <w:lang w:val="vi-VN"/>
-        </w:rPr>
-        <w:t xml:space="preserve">Biểu đồ phân rã Use case Thống kê hoạt động trên hệ thống tập trung vào nghiệp vụ giám sát toàn bộ hoạt động vận hành của nền tảng ChatDesk từ góc nhìn </w:t>
-      </w:r>
-      <w:r>
-        <w:rPr>
-          <w:lang w:val="vi-VN"/>
-        </w:rPr>
-        <w:lastRenderedPageBreak/>
-        <w:t>Admin hệ thống. Sơ đồ xác lập chức năng cho phép Admin xem dashboard analytics toàn hệ thống, chọn khoảng thời gian thống kê từ 7 đến 90 ngày và theo dõi các chỉ số tổng quan như tổng số doanh nghiệp, số doanh nghiệp đang hoạt động, tổng kênh kết nối, tổng hội thoại, tổng tin nhắn, tổng khách hàng, tổng sản phẩm và số lượng tin nhắn do AI tạo ra. Các dữ liệu này được hệ thống tổng hợp từ cơ sở dữ liệu người dùng doanh nghiệp, kênh kết nối, hội thoại, tin nhắn, khách hàng, sản phẩm và nhân viên.</w:t>
-      </w:r>
-      <w:r>
-        <w:rPr>
-          <w:lang w:val="vi-VN"/>
-        </w:rPr>
-        <w:t xml:space="preserve"> </w:t>
-      </w:r>
-      <w:r>
-        <w:rPr>
-          <w:lang w:val="vi-VN"/>
-        </w:rPr>
-        <w:t>Ngoài phần thống kê tổng quan, use case còn mô tả các chức năng phân tích hoạt động theo thời gian và theo nhóm dữ liệu, bao gồm biểu đồ số lượng hội thoại, tin nhắn và tin nhắn AI theo ngày; phân bổ hội thoại theo nền tảng; phân bổ tin nhắn theo loại người gửi; danh sách doanh nghiệp có nhiều hội thoại nhất và danh sách doanh nghiệp sử dụng AI nhiều nhất. Thông qua các thống kê này, Admin có thể đánh giá mức độ sử dụng hệ thống, theo dõi sức khỏe vận hành của các doanh nghiệp, nhận diện nhóm doanh nghiệp hoạt động nổi bật và kiểm soát mức độ khai thác AI trên toàn nền tảng ChatDesk.</w:t>
-      </w:r>
-    </w:p>
-    <w:p>
-      <w:pPr>
-        <w:ind w:firstLine="0"/>
-        <w:rPr>
-          <w:lang w:val="vi-VN"/>
-        </w:rPr>
-      </w:pPr>
-    </w:p>
-    <w:p>
-      <w:pPr>
-        <w:ind w:firstLine="0"/>
-        <w:jc w:val="center"/>
-        <w:rPr>
-          <w:lang w:val="vi-VN"/>
-        </w:rPr>
-      </w:pPr>
-      <w:r>
-        <w:rPr>
-          <w:noProof/>
-          <w:lang w:val="vi-VN"/>
-        </w:rPr>
-        <w:drawing>
-          <wp:inline distT="0" distB="0" distL="0" distR="0" wp14:anchorId="1389CE77" wp14:editId="26260A04">
-            <wp:extent cx="4029075" cy="1200150"/>
-            <wp:effectExtent l="0" t="0" r="9525" b="0"/>
-            <wp:docPr id="299822346" name="Picture 5"/>
-            <wp:cNvGraphicFramePr>
-              <a:graphicFrameLocks xmlns:a="http://schemas.openxmlformats.org/drawingml/2006/main" noChangeAspect="1"/>
-            </wp:cNvGraphicFramePr>
-            <a:graphic xmlns:a="http://schemas.openxmlformats.org/drawingml/2006/main">
-              <a:graphicData uri="http://schemas.openxmlformats.org/drawingml/2006/picture">
-                <pic:pic xmlns:pic="http://schemas.openxmlformats.org/drawingml/2006/picture">
-                  <pic:nvPicPr>
-                    <pic:cNvPr id="299822346" name="Picture 299822346"/>
-                    <pic:cNvPicPr/>
-                  </pic:nvPicPr>
-                  <pic:blipFill>
-                    <a:blip r:embed="rId22">
-                      <a:extLst>
-                        <a:ext uri="{28A0092B-C50C-407E-A947-70E740481C1C}">
-                          <a14:useLocalDpi xmlns:a14="http://schemas.microsoft.com/office/drawing/2010/main" val="0"/>
-                        </a:ext>
-                      </a:extLst>
-                    </a:blip>
-                    <a:stretch>
-                      <a:fillRect/>
-                    </a:stretch>
-                  </pic:blipFill>
-                  <pic:spPr>
-                    <a:xfrm>
-                      <a:off x="0" y="0"/>
-                      <a:ext cx="4029075" cy="1200150"/>
-                    </a:xfrm>
-                    <a:prstGeom prst="rect">
-                      <a:avLst/>
-                    </a:prstGeom>
-                  </pic:spPr>
-                </pic:pic>
-              </a:graphicData>
-            </a:graphic>
-          </wp:inline>
-        </w:drawing>
-      </w:r>
-    </w:p>
-    <w:p>
-      <w:pPr>
-        <w:ind w:firstLine="0"/>
-        <w:jc w:val="center"/>
-        <w:rPr>
-          <w:lang w:val="vi-VN"/>
-        </w:rPr>
-      </w:pPr>
-      <w:r>
-        <w:rPr>
-          <w:lang w:val="vi-VN"/>
-        </w:rPr>
-        <w:t>Biểu đồ phân rã Usecase</w:t>
-      </w:r>
-      <w:r>
-        <w:rPr>
-          <w:lang w:val="vi-VN"/>
-        </w:rPr>
-        <w:t xml:space="preserve"> Thống kê hoạt động trên hệ thống</w:t>
-      </w:r>
-    </w:p>
-    <w:p>
-      <w:pPr>
-        <w:ind w:firstLine="0"/>
-        <w:rPr>
-          <w:lang w:val="vi-VN"/>
-        </w:rPr>
-      </w:pPr>
-    </w:p>
-    <w:p>
-      <w:pPr>
-        <w:pStyle w:val="Heading4"/>
+        <w:t xml:space="preserve">Quản lý thông tin tài khoản cá </w:t>
+      </w:r>
+      <w:r>
         <w:rPr>
           <w:b/>
           <w:bCs w:val="0"/>
           <w:lang w:val="vi-VN"/>
         </w:rPr>
-      </w:pPr>
-      <w:r>
-        <w:rPr>
-          <w:b/>
-          <w:bCs w:val="0"/>
-          <w:lang w:val="vi-VN"/>
-        </w:rPr>
-        <w:t>Phân rã Usecase</w:t>
-      </w:r>
-      <w:r>
-        <w:rPr>
-          <w:b/>
-          <w:bCs w:val="0"/>
-          <w:lang w:val="vi-VN"/>
-        </w:rPr>
-        <w:t xml:space="preserve"> </w:t>
-      </w:r>
-      <w:r>
-        <w:rPr>
-          <w:b/>
-          <w:bCs w:val="0"/>
-          <w:lang w:val="vi-VN"/>
-        </w:rPr>
-        <w:t xml:space="preserve">Quản lý thông tin tài khoản cá </w:t>
-      </w:r>
-      <w:r>
-        <w:rPr>
-          <w:b/>
-          <w:bCs w:val="0"/>
-          <w:lang w:val="vi-VN"/>
-        </w:rPr>
         <w:t>nhân</w:t>
       </w:r>
     </w:p>
@@ -6146,7 +6064,7 @@
       <w:pPr>
         <w:ind w:firstLine="0"/>
         <w:rPr>
-          <w:lang w:val="vi-VN"/>
+          <w:lang w:val="en-US"/>
         </w:rPr>
       </w:pPr>
     </w:p>
@@ -6180,7 +6098,7 @@
                     <pic:cNvPicPr/>
                   </pic:nvPicPr>
                   <pic:blipFill>
-                    <a:blip r:embed="rId23">
+                    <a:blip r:embed="rId22">
                       <a:extLst>
                         <a:ext uri="{28A0092B-C50C-407E-A947-70E740481C1C}">
                           <a14:useLocalDpi xmlns:a14="http://schemas.microsoft.com/office/drawing/2010/main" val="0"/>
@@ -6258,15 +6176,27 @@
     </w:p>
     <w:p>
       <w:pPr>
-        <w:ind w:firstLine="0"/>
-        <w:rPr>
-          <w:lang w:val="vi-VN"/>
-        </w:rPr>
-      </w:pPr>
+        <w:pStyle w:val="Heading3"/>
+        <w:rPr>
+          <w:lang w:val="vi-VN"/>
+        </w:rPr>
+      </w:pPr>
+      <w:r>
+        <w:rPr>
+          <w:lang w:val="vi-VN"/>
+        </w:rPr>
+        <w:t>Biểu</w:t>
+      </w:r>
+      <w:r>
+        <w:rPr>
+          <w:lang w:val="vi-VN"/>
+        </w:rPr>
+        <w:t xml:space="preserve"> đồ tuần tự Đăng ký tài khoản</w:t>
+      </w:r>
     </w:p>
     <w:sectPr>
-      <w:footerReference w:type="default" r:id="rId24"/>
-      <w:footerReference w:type="first" r:id="rId25"/>
+      <w:footerReference w:type="default" r:id="rId23"/>
+      <w:footerReference w:type="first" r:id="rId24"/>
       <w:pgSz w:w="11906" w:h="16838"/>
       <w:pgMar w:top="1134" w:right="1134" w:bottom="1134" w:left="1418" w:header="397" w:footer="397" w:gutter="0"/>
       <w:pgNumType w:start="1"/>

--- a/Document/[ĐATN.CT6.BCĐA] CT060417. Nguyễn Gia Huy. Xây dựng Ứng dụng CRM ứng dụng AI.docx
+++ b/Document/[ĐATN.CT6.BCĐA] CT060417. Nguyễn Gia Huy. Xây dựng Ứng dụng CRM ứng dụng AI.docx
@@ -760,15 +760,7 @@
                 <w:rFonts w:cs="Times New Roman"/>
                 <w:b/>
               </w:rPr>
-              <w:t xml:space="preserve">Hà </w:t>
-            </w:r>
-            <w:proofErr w:type="spellStart"/>
-            <w:r>
-              <w:rPr>
-                <w:rFonts w:cs="Times New Roman"/>
-                <w:b/>
-              </w:rPr>
-              <w:t>Nộ</w:t>
+              <w:t>Hà Nộ</w:t>
             </w:r>
             <w:r>
               <w:rPr>
@@ -777,7 +769,6 @@
               </w:rPr>
               <w:t>i</w:t>
             </w:r>
-            <w:proofErr w:type="spellEnd"/>
             <w:r>
               <w:rPr>
                 <w:rFonts w:cs="Times New Roman"/>
@@ -1136,7 +1127,6 @@
               <w:ind w:firstLine="0"/>
               <w:jc w:val="left"/>
             </w:pPr>
-            <w:proofErr w:type="spellStart"/>
             <w:r>
               <w:rPr>
                 <w:rFonts w:eastAsia="Times New Roman"/>
@@ -1145,31 +1135,8 @@
                 <w:sz w:val="26"/>
                 <w:szCs w:val="26"/>
               </w:rPr>
-              <w:t>Tác</w:t>
+              <w:t>Tác nhân</w:t>
             </w:r>
-            <w:proofErr w:type="spellEnd"/>
-            <w:r>
-              <w:rPr>
-                <w:rFonts w:eastAsia="Times New Roman"/>
-                <w:b/>
-                <w:bCs/>
-                <w:sz w:val="26"/>
-                <w:szCs w:val="26"/>
-              </w:rPr>
-              <w:t xml:space="preserve"> </w:t>
-            </w:r>
-            <w:proofErr w:type="spellStart"/>
-            <w:r>
-              <w:rPr>
-                <w:rFonts w:eastAsia="Times New Roman"/>
-                <w:b/>
-                <w:bCs/>
-                <w:sz w:val="26"/>
-                <w:szCs w:val="26"/>
-              </w:rPr>
-              <w:t>nhân</w:t>
-            </w:r>
-            <w:proofErr w:type="spellEnd"/>
           </w:p>
         </w:tc>
         <w:tc>
@@ -1181,7 +1148,6 @@
               <w:spacing w:before="60" w:after="60"/>
               <w:ind w:firstLine="0"/>
             </w:pPr>
-            <w:proofErr w:type="spellStart"/>
             <w:r>
               <w:rPr>
                 <w:rFonts w:eastAsia="Times New Roman"/>
@@ -1190,53 +1156,8 @@
                 <w:sz w:val="26"/>
                 <w:szCs w:val="26"/>
               </w:rPr>
-              <w:t>Nhóm</w:t>
+              <w:t>Nhóm chức năng</w:t>
             </w:r>
-            <w:proofErr w:type="spellEnd"/>
-            <w:r>
-              <w:rPr>
-                <w:rFonts w:eastAsia="Times New Roman"/>
-                <w:b/>
-                <w:bCs/>
-                <w:sz w:val="26"/>
-                <w:szCs w:val="26"/>
-              </w:rPr>
-              <w:t xml:space="preserve"> </w:t>
-            </w:r>
-            <w:proofErr w:type="spellStart"/>
-            <w:r>
-              <w:rPr>
-                <w:rFonts w:eastAsia="Times New Roman"/>
-                <w:b/>
-                <w:bCs/>
-                <w:sz w:val="26"/>
-                <w:szCs w:val="26"/>
-              </w:rPr>
-              <w:t>chức</w:t>
-            </w:r>
-            <w:proofErr w:type="spellEnd"/>
-            <w:r>
-              <w:rPr>
-                <w:rFonts w:eastAsia="Times New Roman"/>
-                <w:b/>
-                <w:bCs/>
-                <w:sz w:val="26"/>
-                <w:szCs w:val="26"/>
-              </w:rPr>
-              <w:t xml:space="preserve"> </w:t>
-            </w:r>
-            <w:proofErr w:type="spellStart"/>
-            <w:r>
-              <w:rPr>
-                <w:rFonts w:eastAsia="Times New Roman"/>
-                <w:b/>
-                <w:bCs/>
-                <w:sz w:val="26"/>
-                <w:szCs w:val="26"/>
-              </w:rPr>
-              <w:t>năng</w:t>
-            </w:r>
-            <w:proofErr w:type="spellEnd"/>
           </w:p>
         </w:tc>
         <w:tc>
@@ -1248,7 +1169,6 @@
               <w:spacing w:before="60" w:after="60"/>
               <w:ind w:firstLine="0"/>
             </w:pPr>
-            <w:proofErr w:type="spellStart"/>
             <w:r>
               <w:rPr>
                 <w:rFonts w:eastAsia="Times New Roman"/>
@@ -1257,31 +1177,8 @@
                 <w:sz w:val="26"/>
                 <w:szCs w:val="26"/>
               </w:rPr>
-              <w:t>Mô</w:t>
+              <w:t>Mô tả</w:t>
             </w:r>
-            <w:proofErr w:type="spellEnd"/>
-            <w:r>
-              <w:rPr>
-                <w:rFonts w:eastAsia="Times New Roman"/>
-                <w:b/>
-                <w:bCs/>
-                <w:sz w:val="26"/>
-                <w:szCs w:val="26"/>
-              </w:rPr>
-              <w:t xml:space="preserve"> </w:t>
-            </w:r>
-            <w:proofErr w:type="spellStart"/>
-            <w:r>
-              <w:rPr>
-                <w:rFonts w:eastAsia="Times New Roman"/>
-                <w:b/>
-                <w:bCs/>
-                <w:sz w:val="26"/>
-                <w:szCs w:val="26"/>
-              </w:rPr>
-              <w:t>tả</w:t>
-            </w:r>
-            <w:proofErr w:type="spellEnd"/>
           </w:p>
         </w:tc>
       </w:tr>
@@ -1316,70 +1213,14 @@
               <w:ind w:firstLine="0"/>
               <w:jc w:val="left"/>
             </w:pPr>
-            <w:proofErr w:type="spellStart"/>
             <w:r>
               <w:rPr>
                 <w:rFonts w:eastAsia="Times New Roman"/>
                 <w:sz w:val="26"/>
                 <w:szCs w:val="26"/>
               </w:rPr>
-              <w:t>Thống</w:t>
+              <w:t>Thống kê hệ thống</w:t>
             </w:r>
-            <w:proofErr w:type="spellEnd"/>
-            <w:r>
-              <w:rPr>
-                <w:rFonts w:eastAsia="Times New Roman"/>
-                <w:sz w:val="26"/>
-                <w:szCs w:val="26"/>
-              </w:rPr>
-              <w:t xml:space="preserve"> </w:t>
-            </w:r>
-            <w:proofErr w:type="spellStart"/>
-            <w:r>
-              <w:rPr>
-                <w:rFonts w:eastAsia="Times New Roman"/>
-                <w:sz w:val="26"/>
-                <w:szCs w:val="26"/>
-              </w:rPr>
-              <w:t>kê</w:t>
-            </w:r>
-            <w:proofErr w:type="spellEnd"/>
-            <w:r>
-              <w:rPr>
-                <w:rFonts w:eastAsia="Times New Roman"/>
-                <w:sz w:val="26"/>
-                <w:szCs w:val="26"/>
-              </w:rPr>
-              <w:t xml:space="preserve"> </w:t>
-            </w:r>
-            <w:proofErr w:type="spellStart"/>
-            <w:r>
-              <w:rPr>
-                <w:rFonts w:eastAsia="Times New Roman"/>
-                <w:sz w:val="26"/>
-                <w:szCs w:val="26"/>
-              </w:rPr>
-              <w:t>hệ</w:t>
-            </w:r>
-            <w:proofErr w:type="spellEnd"/>
-            <w:r>
-              <w:rPr>
-                <w:rFonts w:eastAsia="Times New Roman"/>
-                <w:sz w:val="26"/>
-                <w:szCs w:val="26"/>
-              </w:rPr>
-              <w:t xml:space="preserve"> </w:t>
-            </w:r>
-            <w:proofErr w:type="spellStart"/>
-            <w:r>
-              <w:rPr>
-                <w:rFonts w:eastAsia="Times New Roman"/>
-                <w:sz w:val="26"/>
-                <w:szCs w:val="26"/>
-              </w:rPr>
-              <w:t>thống</w:t>
-            </w:r>
-            <w:proofErr w:type="spellEnd"/>
           </w:p>
         </w:tc>
         <w:tc>
@@ -1397,187 +1238,7 @@
                 <w:sz w:val="26"/>
                 <w:szCs w:val="26"/>
               </w:rPr>
-              <w:t xml:space="preserve">Theo </w:t>
-            </w:r>
-            <w:proofErr w:type="spellStart"/>
-            <w:r>
-              <w:rPr>
-                <w:rFonts w:eastAsia="Times New Roman"/>
-                <w:sz w:val="26"/>
-                <w:szCs w:val="26"/>
-              </w:rPr>
-              <w:t>dõi</w:t>
-            </w:r>
-            <w:proofErr w:type="spellEnd"/>
-            <w:r>
-              <w:rPr>
-                <w:rFonts w:eastAsia="Times New Roman"/>
-                <w:sz w:val="26"/>
-                <w:szCs w:val="26"/>
-              </w:rPr>
-              <w:t xml:space="preserve"> </w:t>
-            </w:r>
-            <w:proofErr w:type="spellStart"/>
-            <w:r>
-              <w:rPr>
-                <w:rFonts w:eastAsia="Times New Roman"/>
-                <w:sz w:val="26"/>
-                <w:szCs w:val="26"/>
-              </w:rPr>
-              <w:t>doanh</w:t>
-            </w:r>
-            <w:proofErr w:type="spellEnd"/>
-            <w:r>
-              <w:rPr>
-                <w:rFonts w:eastAsia="Times New Roman"/>
-                <w:sz w:val="26"/>
-                <w:szCs w:val="26"/>
-              </w:rPr>
-              <w:t xml:space="preserve"> </w:t>
-            </w:r>
-            <w:proofErr w:type="spellStart"/>
-            <w:r>
-              <w:rPr>
-                <w:rFonts w:eastAsia="Times New Roman"/>
-                <w:sz w:val="26"/>
-                <w:szCs w:val="26"/>
-              </w:rPr>
-              <w:t>nghiệp</w:t>
-            </w:r>
-            <w:proofErr w:type="spellEnd"/>
-            <w:r>
-              <w:rPr>
-                <w:rFonts w:eastAsia="Times New Roman"/>
-                <w:sz w:val="26"/>
-                <w:szCs w:val="26"/>
-              </w:rPr>
-              <w:t xml:space="preserve">, </w:t>
-            </w:r>
-            <w:proofErr w:type="spellStart"/>
-            <w:r>
-              <w:rPr>
-                <w:rFonts w:eastAsia="Times New Roman"/>
-                <w:sz w:val="26"/>
-                <w:szCs w:val="26"/>
-              </w:rPr>
-              <w:t>kênh</w:t>
-            </w:r>
-            <w:proofErr w:type="spellEnd"/>
-            <w:r>
-              <w:rPr>
-                <w:rFonts w:eastAsia="Times New Roman"/>
-                <w:sz w:val="26"/>
-                <w:szCs w:val="26"/>
-              </w:rPr>
-              <w:t xml:space="preserve">, </w:t>
-            </w:r>
-            <w:proofErr w:type="spellStart"/>
-            <w:r>
-              <w:rPr>
-                <w:rFonts w:eastAsia="Times New Roman"/>
-                <w:sz w:val="26"/>
-                <w:szCs w:val="26"/>
-              </w:rPr>
-              <w:t>hội</w:t>
-            </w:r>
-            <w:proofErr w:type="spellEnd"/>
-            <w:r>
-              <w:rPr>
-                <w:rFonts w:eastAsia="Times New Roman"/>
-                <w:sz w:val="26"/>
-                <w:szCs w:val="26"/>
-              </w:rPr>
-              <w:t xml:space="preserve"> </w:t>
-            </w:r>
-            <w:proofErr w:type="spellStart"/>
-            <w:r>
-              <w:rPr>
-                <w:rFonts w:eastAsia="Times New Roman"/>
-                <w:sz w:val="26"/>
-                <w:szCs w:val="26"/>
-              </w:rPr>
-              <w:t>thoại</w:t>
-            </w:r>
-            <w:proofErr w:type="spellEnd"/>
-            <w:r>
-              <w:rPr>
-                <w:rFonts w:eastAsia="Times New Roman"/>
-                <w:sz w:val="26"/>
-                <w:szCs w:val="26"/>
-              </w:rPr>
-              <w:t xml:space="preserve">, tin </w:t>
-            </w:r>
-            <w:proofErr w:type="spellStart"/>
-            <w:r>
-              <w:rPr>
-                <w:rFonts w:eastAsia="Times New Roman"/>
-                <w:sz w:val="26"/>
-                <w:szCs w:val="26"/>
-              </w:rPr>
-              <w:t>nhắn</w:t>
-            </w:r>
-            <w:proofErr w:type="spellEnd"/>
-            <w:r>
-              <w:rPr>
-                <w:rFonts w:eastAsia="Times New Roman"/>
-                <w:sz w:val="26"/>
-                <w:szCs w:val="26"/>
-              </w:rPr>
-              <w:t xml:space="preserve">, </w:t>
-            </w:r>
-            <w:proofErr w:type="spellStart"/>
-            <w:r>
-              <w:rPr>
-                <w:rFonts w:eastAsia="Times New Roman"/>
-                <w:sz w:val="26"/>
-                <w:szCs w:val="26"/>
-              </w:rPr>
-              <w:t>sản</w:t>
-            </w:r>
-            <w:proofErr w:type="spellEnd"/>
-            <w:r>
-              <w:rPr>
-                <w:rFonts w:eastAsia="Times New Roman"/>
-                <w:sz w:val="26"/>
-                <w:szCs w:val="26"/>
-              </w:rPr>
-              <w:t xml:space="preserve"> </w:t>
-            </w:r>
-            <w:proofErr w:type="spellStart"/>
-            <w:r>
-              <w:rPr>
-                <w:rFonts w:eastAsia="Times New Roman"/>
-                <w:sz w:val="26"/>
-                <w:szCs w:val="26"/>
-              </w:rPr>
-              <w:t>phẩm</w:t>
-            </w:r>
-            <w:proofErr w:type="spellEnd"/>
-            <w:r>
-              <w:rPr>
-                <w:rFonts w:eastAsia="Times New Roman"/>
-                <w:sz w:val="26"/>
-                <w:szCs w:val="26"/>
-              </w:rPr>
-              <w:t xml:space="preserve"> </w:t>
-            </w:r>
-            <w:proofErr w:type="spellStart"/>
-            <w:r>
-              <w:rPr>
-                <w:rFonts w:eastAsia="Times New Roman"/>
-                <w:sz w:val="26"/>
-                <w:szCs w:val="26"/>
-              </w:rPr>
-              <w:t>và</w:t>
-            </w:r>
-            <w:proofErr w:type="spellEnd"/>
-            <w:r>
-              <w:rPr>
-                <w:rFonts w:eastAsia="Times New Roman"/>
-                <w:sz w:val="26"/>
-                <w:szCs w:val="26"/>
-              </w:rPr>
-              <w:t xml:space="preserve"> AI.</w:t>
+              <w:t>Theo dõi doanh nghiệp, kênh, hội thoại, tin nhắn, sản phẩm và AI.</w:t>
             </w:r>
           </w:p>
         </w:tc>
@@ -1612,70 +1273,14 @@
               <w:spacing w:before="60" w:after="60"/>
               <w:ind w:firstLine="0"/>
             </w:pPr>
-            <w:proofErr w:type="spellStart"/>
             <w:r>
               <w:rPr>
                 <w:rFonts w:eastAsia="Times New Roman"/>
                 <w:sz w:val="26"/>
                 <w:szCs w:val="26"/>
               </w:rPr>
-              <w:t>Cấu</w:t>
+              <w:t>Cấu hình doanh nghiệp</w:t>
             </w:r>
-            <w:proofErr w:type="spellEnd"/>
-            <w:r>
-              <w:rPr>
-                <w:rFonts w:eastAsia="Times New Roman"/>
-                <w:sz w:val="26"/>
-                <w:szCs w:val="26"/>
-              </w:rPr>
-              <w:t xml:space="preserve"> </w:t>
-            </w:r>
-            <w:proofErr w:type="spellStart"/>
-            <w:r>
-              <w:rPr>
-                <w:rFonts w:eastAsia="Times New Roman"/>
-                <w:sz w:val="26"/>
-                <w:szCs w:val="26"/>
-              </w:rPr>
-              <w:t>hình</w:t>
-            </w:r>
-            <w:proofErr w:type="spellEnd"/>
-            <w:r>
-              <w:rPr>
-                <w:rFonts w:eastAsia="Times New Roman"/>
-                <w:sz w:val="26"/>
-                <w:szCs w:val="26"/>
-              </w:rPr>
-              <w:t xml:space="preserve"> </w:t>
-            </w:r>
-            <w:proofErr w:type="spellStart"/>
-            <w:r>
-              <w:rPr>
-                <w:rFonts w:eastAsia="Times New Roman"/>
-                <w:sz w:val="26"/>
-                <w:szCs w:val="26"/>
-              </w:rPr>
-              <w:t>doanh</w:t>
-            </w:r>
-            <w:proofErr w:type="spellEnd"/>
-            <w:r>
-              <w:rPr>
-                <w:rFonts w:eastAsia="Times New Roman"/>
-                <w:sz w:val="26"/>
-                <w:szCs w:val="26"/>
-              </w:rPr>
-              <w:t xml:space="preserve"> </w:t>
-            </w:r>
-            <w:proofErr w:type="spellStart"/>
-            <w:r>
-              <w:rPr>
-                <w:rFonts w:eastAsia="Times New Roman"/>
-                <w:sz w:val="26"/>
-                <w:szCs w:val="26"/>
-              </w:rPr>
-              <w:t>nghiệp</w:t>
-            </w:r>
-            <w:proofErr w:type="spellEnd"/>
           </w:p>
         </w:tc>
         <w:tc>
@@ -1693,205 +1298,7 @@
                 <w:sz w:val="26"/>
                 <w:szCs w:val="26"/>
               </w:rPr>
-              <w:t xml:space="preserve">Thông tin </w:t>
-            </w:r>
-            <w:proofErr w:type="spellStart"/>
-            <w:r>
-              <w:rPr>
-                <w:rFonts w:eastAsia="Times New Roman"/>
-                <w:sz w:val="26"/>
-                <w:szCs w:val="26"/>
-              </w:rPr>
-              <w:t>cửa</w:t>
-            </w:r>
-            <w:proofErr w:type="spellEnd"/>
-            <w:r>
-              <w:rPr>
-                <w:rFonts w:eastAsia="Times New Roman"/>
-                <w:sz w:val="26"/>
-                <w:szCs w:val="26"/>
-              </w:rPr>
-              <w:t xml:space="preserve"> </w:t>
-            </w:r>
-            <w:proofErr w:type="spellStart"/>
-            <w:r>
-              <w:rPr>
-                <w:rFonts w:eastAsia="Times New Roman"/>
-                <w:sz w:val="26"/>
-                <w:szCs w:val="26"/>
-              </w:rPr>
-              <w:t>hàng</w:t>
-            </w:r>
-            <w:proofErr w:type="spellEnd"/>
-            <w:r>
-              <w:rPr>
-                <w:rFonts w:eastAsia="Times New Roman"/>
-                <w:sz w:val="26"/>
-                <w:szCs w:val="26"/>
-              </w:rPr>
-              <w:t xml:space="preserve">, </w:t>
-            </w:r>
-            <w:proofErr w:type="spellStart"/>
-            <w:r>
-              <w:rPr>
-                <w:rFonts w:eastAsia="Times New Roman"/>
-                <w:sz w:val="26"/>
-                <w:szCs w:val="26"/>
-              </w:rPr>
-              <w:t>kênh</w:t>
-            </w:r>
-            <w:proofErr w:type="spellEnd"/>
-            <w:r>
-              <w:rPr>
-                <w:rFonts w:eastAsia="Times New Roman"/>
-                <w:sz w:val="26"/>
-                <w:szCs w:val="26"/>
-              </w:rPr>
-              <w:t xml:space="preserve">, widget, </w:t>
-            </w:r>
-            <w:proofErr w:type="spellStart"/>
-            <w:r>
-              <w:rPr>
-                <w:rFonts w:eastAsia="Times New Roman"/>
-                <w:sz w:val="26"/>
-                <w:szCs w:val="26"/>
-              </w:rPr>
-              <w:t>sản</w:t>
-            </w:r>
-            <w:proofErr w:type="spellEnd"/>
-            <w:r>
-              <w:rPr>
-                <w:rFonts w:eastAsia="Times New Roman"/>
-                <w:sz w:val="26"/>
-                <w:szCs w:val="26"/>
-              </w:rPr>
-              <w:t xml:space="preserve"> </w:t>
-            </w:r>
-            <w:proofErr w:type="spellStart"/>
-            <w:r>
-              <w:rPr>
-                <w:rFonts w:eastAsia="Times New Roman"/>
-                <w:sz w:val="26"/>
-                <w:szCs w:val="26"/>
-              </w:rPr>
-              <w:t>phẩm</w:t>
-            </w:r>
-            <w:proofErr w:type="spellEnd"/>
-            <w:r>
-              <w:rPr>
-                <w:rFonts w:eastAsia="Times New Roman"/>
-                <w:sz w:val="26"/>
-                <w:szCs w:val="26"/>
-              </w:rPr>
-              <w:t xml:space="preserve">, </w:t>
-            </w:r>
-            <w:proofErr w:type="spellStart"/>
-            <w:r>
-              <w:rPr>
-                <w:rFonts w:eastAsia="Times New Roman"/>
-                <w:sz w:val="26"/>
-                <w:szCs w:val="26"/>
-              </w:rPr>
-              <w:t>nhân</w:t>
-            </w:r>
-            <w:proofErr w:type="spellEnd"/>
-            <w:r>
-              <w:rPr>
-                <w:rFonts w:eastAsia="Times New Roman"/>
-                <w:sz w:val="26"/>
-                <w:szCs w:val="26"/>
-              </w:rPr>
-              <w:t xml:space="preserve"> </w:t>
-            </w:r>
-            <w:proofErr w:type="spellStart"/>
-            <w:r>
-              <w:rPr>
-                <w:rFonts w:eastAsia="Times New Roman"/>
-                <w:sz w:val="26"/>
-                <w:szCs w:val="26"/>
-              </w:rPr>
-              <w:t>viên</w:t>
-            </w:r>
-            <w:proofErr w:type="spellEnd"/>
-            <w:r>
-              <w:rPr>
-                <w:rFonts w:eastAsia="Times New Roman"/>
-                <w:sz w:val="26"/>
-                <w:szCs w:val="26"/>
-              </w:rPr>
-              <w:t xml:space="preserve">, </w:t>
-            </w:r>
-            <w:proofErr w:type="spellStart"/>
-            <w:r>
-              <w:rPr>
-                <w:rFonts w:eastAsia="Times New Roman"/>
-                <w:sz w:val="26"/>
-                <w:szCs w:val="26"/>
-              </w:rPr>
-              <w:t>nhãn</w:t>
-            </w:r>
-            <w:proofErr w:type="spellEnd"/>
-            <w:r>
-              <w:rPr>
-                <w:rFonts w:eastAsia="Times New Roman"/>
-                <w:sz w:val="26"/>
-                <w:szCs w:val="26"/>
-              </w:rPr>
-              <w:t xml:space="preserve"> </w:t>
-            </w:r>
-            <w:proofErr w:type="spellStart"/>
-            <w:r>
-              <w:rPr>
-                <w:rFonts w:eastAsia="Times New Roman"/>
-                <w:sz w:val="26"/>
-                <w:szCs w:val="26"/>
-              </w:rPr>
-              <w:t>và</w:t>
-            </w:r>
-            <w:proofErr w:type="spellEnd"/>
-            <w:r>
-              <w:rPr>
-                <w:rFonts w:eastAsia="Times New Roman"/>
-                <w:sz w:val="26"/>
-                <w:szCs w:val="26"/>
-              </w:rPr>
-              <w:t xml:space="preserve"> </w:t>
-            </w:r>
-            <w:proofErr w:type="spellStart"/>
-            <w:r>
-              <w:rPr>
-                <w:rFonts w:eastAsia="Times New Roman"/>
-                <w:sz w:val="26"/>
-                <w:szCs w:val="26"/>
-              </w:rPr>
-              <w:t>phân</w:t>
-            </w:r>
-            <w:proofErr w:type="spellEnd"/>
-            <w:r>
-              <w:rPr>
-                <w:rFonts w:eastAsia="Times New Roman"/>
-                <w:sz w:val="26"/>
-                <w:szCs w:val="26"/>
-              </w:rPr>
-              <w:t xml:space="preserve"> </w:t>
-            </w:r>
-            <w:proofErr w:type="spellStart"/>
-            <w:r>
-              <w:rPr>
-                <w:rFonts w:eastAsia="Times New Roman"/>
-                <w:sz w:val="26"/>
-                <w:szCs w:val="26"/>
-              </w:rPr>
-              <w:t>công</w:t>
-            </w:r>
-            <w:proofErr w:type="spellEnd"/>
-            <w:r>
-              <w:rPr>
-                <w:rFonts w:eastAsia="Times New Roman"/>
-                <w:sz w:val="26"/>
-                <w:szCs w:val="26"/>
-              </w:rPr>
-              <w:t>.</w:t>
+              <w:t>Thông tin cửa hàng, kênh, widget, sản phẩm, nhân viên, nhãn và phân công.</w:t>
             </w:r>
           </w:p>
         </w:tc>
@@ -1926,70 +1333,14 @@
               <w:spacing w:before="60" w:after="60"/>
               <w:ind w:firstLine="0"/>
             </w:pPr>
-            <w:proofErr w:type="spellStart"/>
             <w:r>
               <w:rPr>
                 <w:rFonts w:eastAsia="Times New Roman"/>
                 <w:sz w:val="26"/>
                 <w:szCs w:val="26"/>
               </w:rPr>
-              <w:t>Xử</w:t>
+              <w:t>Xử lý hội thoại</w:t>
             </w:r>
-            <w:proofErr w:type="spellEnd"/>
-            <w:r>
-              <w:rPr>
-                <w:rFonts w:eastAsia="Times New Roman"/>
-                <w:sz w:val="26"/>
-                <w:szCs w:val="26"/>
-              </w:rPr>
-              <w:t xml:space="preserve"> </w:t>
-            </w:r>
-            <w:proofErr w:type="spellStart"/>
-            <w:r>
-              <w:rPr>
-                <w:rFonts w:eastAsia="Times New Roman"/>
-                <w:sz w:val="26"/>
-                <w:szCs w:val="26"/>
-              </w:rPr>
-              <w:t>lý</w:t>
-            </w:r>
-            <w:proofErr w:type="spellEnd"/>
-            <w:r>
-              <w:rPr>
-                <w:rFonts w:eastAsia="Times New Roman"/>
-                <w:sz w:val="26"/>
-                <w:szCs w:val="26"/>
-              </w:rPr>
-              <w:t xml:space="preserve"> </w:t>
-            </w:r>
-            <w:proofErr w:type="spellStart"/>
-            <w:r>
-              <w:rPr>
-                <w:rFonts w:eastAsia="Times New Roman"/>
-                <w:sz w:val="26"/>
-                <w:szCs w:val="26"/>
-              </w:rPr>
-              <w:t>hội</w:t>
-            </w:r>
-            <w:proofErr w:type="spellEnd"/>
-            <w:r>
-              <w:rPr>
-                <w:rFonts w:eastAsia="Times New Roman"/>
-                <w:sz w:val="26"/>
-                <w:szCs w:val="26"/>
-              </w:rPr>
-              <w:t xml:space="preserve"> </w:t>
-            </w:r>
-            <w:proofErr w:type="spellStart"/>
-            <w:r>
-              <w:rPr>
-                <w:rFonts w:eastAsia="Times New Roman"/>
-                <w:sz w:val="26"/>
-                <w:szCs w:val="26"/>
-              </w:rPr>
-              <w:t>thoại</w:t>
-            </w:r>
-            <w:proofErr w:type="spellEnd"/>
           </w:p>
         </w:tc>
         <w:tc>
@@ -2007,241 +1358,7 @@
                 <w:sz w:val="26"/>
                 <w:szCs w:val="26"/>
               </w:rPr>
-              <w:t xml:space="preserve">Xem </w:t>
-            </w:r>
-            <w:proofErr w:type="spellStart"/>
-            <w:r>
-              <w:rPr>
-                <w:rFonts w:eastAsia="Times New Roman"/>
-                <w:sz w:val="26"/>
-                <w:szCs w:val="26"/>
-              </w:rPr>
-              <w:t>hội</w:t>
-            </w:r>
-            <w:proofErr w:type="spellEnd"/>
-            <w:r>
-              <w:rPr>
-                <w:rFonts w:eastAsia="Times New Roman"/>
-                <w:sz w:val="26"/>
-                <w:szCs w:val="26"/>
-              </w:rPr>
-              <w:t xml:space="preserve"> </w:t>
-            </w:r>
-            <w:proofErr w:type="spellStart"/>
-            <w:r>
-              <w:rPr>
-                <w:rFonts w:eastAsia="Times New Roman"/>
-                <w:sz w:val="26"/>
-                <w:szCs w:val="26"/>
-              </w:rPr>
-              <w:t>thoại</w:t>
-            </w:r>
-            <w:proofErr w:type="spellEnd"/>
-            <w:r>
-              <w:rPr>
-                <w:rFonts w:eastAsia="Times New Roman"/>
-                <w:sz w:val="26"/>
-                <w:szCs w:val="26"/>
-              </w:rPr>
-              <w:t xml:space="preserve"> </w:t>
-            </w:r>
-            <w:proofErr w:type="spellStart"/>
-            <w:r>
-              <w:rPr>
-                <w:rFonts w:eastAsia="Times New Roman"/>
-                <w:sz w:val="26"/>
-                <w:szCs w:val="26"/>
-              </w:rPr>
-              <w:t>được</w:t>
-            </w:r>
-            <w:proofErr w:type="spellEnd"/>
-            <w:r>
-              <w:rPr>
-                <w:rFonts w:eastAsia="Times New Roman"/>
-                <w:sz w:val="26"/>
-                <w:szCs w:val="26"/>
-              </w:rPr>
-              <w:t xml:space="preserve"> </w:t>
-            </w:r>
-            <w:proofErr w:type="spellStart"/>
-            <w:r>
-              <w:rPr>
-                <w:rFonts w:eastAsia="Times New Roman"/>
-                <w:sz w:val="26"/>
-                <w:szCs w:val="26"/>
-              </w:rPr>
-              <w:t>giao</w:t>
-            </w:r>
-            <w:proofErr w:type="spellEnd"/>
-            <w:r>
-              <w:rPr>
-                <w:rFonts w:eastAsia="Times New Roman"/>
-                <w:sz w:val="26"/>
-                <w:szCs w:val="26"/>
-              </w:rPr>
-              <w:t xml:space="preserve">, </w:t>
-            </w:r>
-            <w:proofErr w:type="spellStart"/>
-            <w:r>
-              <w:rPr>
-                <w:rFonts w:eastAsia="Times New Roman"/>
-                <w:sz w:val="26"/>
-                <w:szCs w:val="26"/>
-              </w:rPr>
-              <w:t>gửi</w:t>
-            </w:r>
-            <w:proofErr w:type="spellEnd"/>
-            <w:r>
-              <w:rPr>
-                <w:rFonts w:eastAsia="Times New Roman"/>
-                <w:sz w:val="26"/>
-                <w:szCs w:val="26"/>
-              </w:rPr>
-              <w:t xml:space="preserve"> tin/file, </w:t>
-            </w:r>
-            <w:proofErr w:type="spellStart"/>
-            <w:r>
-              <w:rPr>
-                <w:rFonts w:eastAsia="Times New Roman"/>
-                <w:sz w:val="26"/>
-                <w:szCs w:val="26"/>
-              </w:rPr>
-              <w:t>dùng</w:t>
-            </w:r>
-            <w:proofErr w:type="spellEnd"/>
-            <w:r>
-              <w:rPr>
-                <w:rFonts w:eastAsia="Times New Roman"/>
-                <w:sz w:val="26"/>
-                <w:szCs w:val="26"/>
-              </w:rPr>
-              <w:t xml:space="preserve"> </w:t>
-            </w:r>
-            <w:proofErr w:type="spellStart"/>
-            <w:r>
-              <w:rPr>
-                <w:rFonts w:eastAsia="Times New Roman"/>
-                <w:sz w:val="26"/>
-                <w:szCs w:val="26"/>
-              </w:rPr>
-              <w:t>mẫu</w:t>
-            </w:r>
-            <w:proofErr w:type="spellEnd"/>
-            <w:r>
-              <w:rPr>
-                <w:rFonts w:eastAsia="Times New Roman"/>
-                <w:sz w:val="26"/>
-                <w:szCs w:val="26"/>
-              </w:rPr>
-              <w:t xml:space="preserve"> </w:t>
-            </w:r>
-            <w:proofErr w:type="spellStart"/>
-            <w:r>
-              <w:rPr>
-                <w:rFonts w:eastAsia="Times New Roman"/>
-                <w:sz w:val="26"/>
-                <w:szCs w:val="26"/>
-              </w:rPr>
-              <w:t>trả</w:t>
-            </w:r>
-            <w:proofErr w:type="spellEnd"/>
-            <w:r>
-              <w:rPr>
-                <w:rFonts w:eastAsia="Times New Roman"/>
-                <w:sz w:val="26"/>
-                <w:szCs w:val="26"/>
-              </w:rPr>
-              <w:t xml:space="preserve"> </w:t>
-            </w:r>
-            <w:proofErr w:type="spellStart"/>
-            <w:r>
-              <w:rPr>
-                <w:rFonts w:eastAsia="Times New Roman"/>
-                <w:sz w:val="26"/>
-                <w:szCs w:val="26"/>
-              </w:rPr>
-              <w:t>lời</w:t>
-            </w:r>
-            <w:proofErr w:type="spellEnd"/>
-            <w:r>
-              <w:rPr>
-                <w:rFonts w:eastAsia="Times New Roman"/>
-                <w:sz w:val="26"/>
-                <w:szCs w:val="26"/>
-              </w:rPr>
-              <w:t xml:space="preserve"> </w:t>
-            </w:r>
-            <w:proofErr w:type="spellStart"/>
-            <w:r>
-              <w:rPr>
-                <w:rFonts w:eastAsia="Times New Roman"/>
-                <w:sz w:val="26"/>
-                <w:szCs w:val="26"/>
-              </w:rPr>
-              <w:t>và</w:t>
-            </w:r>
-            <w:proofErr w:type="spellEnd"/>
-            <w:r>
-              <w:rPr>
-                <w:rFonts w:eastAsia="Times New Roman"/>
-                <w:sz w:val="26"/>
-                <w:szCs w:val="26"/>
-              </w:rPr>
-              <w:t xml:space="preserve"> </w:t>
-            </w:r>
-            <w:proofErr w:type="spellStart"/>
-            <w:r>
-              <w:rPr>
-                <w:rFonts w:eastAsia="Times New Roman"/>
-                <w:sz w:val="26"/>
-                <w:szCs w:val="26"/>
-              </w:rPr>
-              <w:t>hỏi</w:t>
-            </w:r>
-            <w:proofErr w:type="spellEnd"/>
-            <w:r>
-              <w:rPr>
-                <w:rFonts w:eastAsia="Times New Roman"/>
-                <w:sz w:val="26"/>
-                <w:szCs w:val="26"/>
-              </w:rPr>
-              <w:t xml:space="preserve"> AI </w:t>
-            </w:r>
-            <w:proofErr w:type="spellStart"/>
-            <w:r>
-              <w:rPr>
-                <w:rFonts w:eastAsia="Times New Roman"/>
-                <w:sz w:val="26"/>
-                <w:szCs w:val="26"/>
-              </w:rPr>
-              <w:t>nội</w:t>
-            </w:r>
-            <w:proofErr w:type="spellEnd"/>
-            <w:r>
-              <w:rPr>
-                <w:rFonts w:eastAsia="Times New Roman"/>
-                <w:sz w:val="26"/>
-                <w:szCs w:val="26"/>
-              </w:rPr>
-              <w:t xml:space="preserve"> </w:t>
-            </w:r>
-            <w:proofErr w:type="spellStart"/>
-            <w:r>
-              <w:rPr>
-                <w:rFonts w:eastAsia="Times New Roman"/>
-                <w:sz w:val="26"/>
-                <w:szCs w:val="26"/>
-              </w:rPr>
-              <w:t>bộ</w:t>
-            </w:r>
-            <w:proofErr w:type="spellEnd"/>
-            <w:r>
-              <w:rPr>
-                <w:rFonts w:eastAsia="Times New Roman"/>
-                <w:sz w:val="26"/>
-                <w:szCs w:val="26"/>
-              </w:rPr>
-              <w:t>.</w:t>
+              <w:t>Xem hội thoại được giao, gửi tin/file, dùng mẫu trả lời và hỏi AI nội bộ.</w:t>
             </w:r>
           </w:p>
         </w:tc>
@@ -2276,34 +1393,14 @@
               <w:spacing w:before="60" w:after="60"/>
               <w:ind w:firstLine="0"/>
             </w:pPr>
-            <w:proofErr w:type="spellStart"/>
             <w:r>
               <w:rPr>
                 <w:rFonts w:eastAsia="Times New Roman"/>
                 <w:sz w:val="26"/>
                 <w:szCs w:val="26"/>
               </w:rPr>
-              <w:t>Gửi</w:t>
+              <w:t>Gửi tin nhắn</w:t>
             </w:r>
-            <w:proofErr w:type="spellEnd"/>
-            <w:r>
-              <w:rPr>
-                <w:rFonts w:eastAsia="Times New Roman"/>
-                <w:sz w:val="26"/>
-                <w:szCs w:val="26"/>
-              </w:rPr>
-              <w:t xml:space="preserve"> tin </w:t>
-            </w:r>
-            <w:proofErr w:type="spellStart"/>
-            <w:r>
-              <w:rPr>
-                <w:rFonts w:eastAsia="Times New Roman"/>
-                <w:sz w:val="26"/>
-                <w:szCs w:val="26"/>
-              </w:rPr>
-              <w:t>nhắn</w:t>
-            </w:r>
-            <w:proofErr w:type="spellEnd"/>
           </w:p>
         </w:tc>
         <w:tc>
@@ -2315,113 +1412,13 @@
               <w:spacing w:before="60" w:after="60"/>
               <w:ind w:firstLine="0"/>
             </w:pPr>
-            <w:proofErr w:type="spellStart"/>
             <w:r>
               <w:rPr>
                 <w:rFonts w:eastAsia="Times New Roman"/>
                 <w:sz w:val="26"/>
                 <w:szCs w:val="26"/>
               </w:rPr>
-              <w:t>Nhắn</w:t>
-            </w:r>
-            <w:proofErr w:type="spellEnd"/>
-            <w:r>
-              <w:rPr>
-                <w:rFonts w:eastAsia="Times New Roman"/>
-                <w:sz w:val="26"/>
-                <w:szCs w:val="26"/>
-              </w:rPr>
-              <w:t xml:space="preserve"> qua Facebook, Instagram, Telegram </w:t>
-            </w:r>
-            <w:proofErr w:type="spellStart"/>
-            <w:r>
-              <w:rPr>
-                <w:rFonts w:eastAsia="Times New Roman"/>
-                <w:sz w:val="26"/>
-                <w:szCs w:val="26"/>
-              </w:rPr>
-              <w:t>hoặc</w:t>
-            </w:r>
-            <w:proofErr w:type="spellEnd"/>
-            <w:r>
-              <w:rPr>
-                <w:rFonts w:eastAsia="Times New Roman"/>
-                <w:sz w:val="26"/>
-                <w:szCs w:val="26"/>
-              </w:rPr>
-              <w:t xml:space="preserve"> widget </w:t>
-            </w:r>
-            <w:proofErr w:type="spellStart"/>
-            <w:r>
-              <w:rPr>
-                <w:rFonts w:eastAsia="Times New Roman"/>
-                <w:sz w:val="26"/>
-                <w:szCs w:val="26"/>
-              </w:rPr>
-              <w:t>và</w:t>
-            </w:r>
-            <w:proofErr w:type="spellEnd"/>
-            <w:r>
-              <w:rPr>
-                <w:rFonts w:eastAsia="Times New Roman"/>
-                <w:sz w:val="26"/>
-                <w:szCs w:val="26"/>
-              </w:rPr>
-              <w:t xml:space="preserve"> </w:t>
-            </w:r>
-            <w:proofErr w:type="spellStart"/>
-            <w:r>
-              <w:rPr>
-                <w:rFonts w:eastAsia="Times New Roman"/>
-                <w:sz w:val="26"/>
-                <w:szCs w:val="26"/>
-              </w:rPr>
-              <w:t>nhận</w:t>
-            </w:r>
-            <w:proofErr w:type="spellEnd"/>
-            <w:r>
-              <w:rPr>
-                <w:rFonts w:eastAsia="Times New Roman"/>
-                <w:sz w:val="26"/>
-                <w:szCs w:val="26"/>
-              </w:rPr>
-              <w:t xml:space="preserve"> </w:t>
-            </w:r>
-            <w:proofErr w:type="spellStart"/>
-            <w:r>
-              <w:rPr>
-                <w:rFonts w:eastAsia="Times New Roman"/>
-                <w:sz w:val="26"/>
-                <w:szCs w:val="26"/>
-              </w:rPr>
-              <w:t>phản</w:t>
-            </w:r>
-            <w:proofErr w:type="spellEnd"/>
-            <w:r>
-              <w:rPr>
-                <w:rFonts w:eastAsia="Times New Roman"/>
-                <w:sz w:val="26"/>
-                <w:szCs w:val="26"/>
-              </w:rPr>
-              <w:t xml:space="preserve"> </w:t>
-            </w:r>
-            <w:proofErr w:type="spellStart"/>
-            <w:r>
-              <w:rPr>
-                <w:rFonts w:eastAsia="Times New Roman"/>
-                <w:sz w:val="26"/>
-                <w:szCs w:val="26"/>
-              </w:rPr>
-              <w:t>hồi</w:t>
-            </w:r>
-            <w:proofErr w:type="spellEnd"/>
-            <w:r>
-              <w:rPr>
-                <w:rFonts w:eastAsia="Times New Roman"/>
-                <w:sz w:val="26"/>
-                <w:szCs w:val="26"/>
-              </w:rPr>
-              <w:t>.</w:t>
+              <w:t>Nhắn qua Facebook, Instagram, Telegram hoặc widget và nhận phản hồi.</w:t>
             </w:r>
           </w:p>
         </w:tc>
@@ -2604,7 +1601,6 @@
               <w:spacing w:before="60" w:after="60"/>
               <w:ind w:firstLine="0"/>
             </w:pPr>
-            <w:proofErr w:type="spellStart"/>
             <w:r>
               <w:rPr>
                 <w:rFonts w:eastAsia="Times New Roman"/>
@@ -2615,7 +1611,6 @@
               </w:rPr>
               <w:t>Lớp</w:t>
             </w:r>
-            <w:proofErr w:type="spellEnd"/>
           </w:p>
         </w:tc>
         <w:tc>
@@ -2635,20 +1630,8 @@
                 <w:sz w:val="26"/>
                 <w:szCs w:val="26"/>
               </w:rPr>
-              <w:t xml:space="preserve">Công </w:t>
+              <w:t>Công nghệ</w:t>
             </w:r>
-            <w:proofErr w:type="spellStart"/>
-            <w:r>
-              <w:rPr>
-                <w:rFonts w:eastAsia="Times New Roman"/>
-                <w:b/>
-                <w:bCs/>
-                <w:sz w:val="26"/>
-                <w:szCs w:val="26"/>
-              </w:rPr>
-              <w:t>nghệ</w:t>
-            </w:r>
-            <w:proofErr w:type="spellEnd"/>
           </w:p>
         </w:tc>
         <w:tc>
@@ -2668,20 +1651,8 @@
                 <w:sz w:val="26"/>
                 <w:szCs w:val="26"/>
               </w:rPr>
-              <w:t xml:space="preserve">Vai </w:t>
+              <w:t>Vai trò</w:t>
             </w:r>
-            <w:proofErr w:type="spellStart"/>
-            <w:r>
-              <w:rPr>
-                <w:rFonts w:eastAsia="Times New Roman"/>
-                <w:b/>
-                <w:bCs/>
-                <w:sz w:val="26"/>
-                <w:szCs w:val="26"/>
-              </w:rPr>
-              <w:t>trò</w:t>
-            </w:r>
-            <w:proofErr w:type="spellEnd"/>
           </w:p>
         </w:tc>
       </w:tr>
@@ -2721,18 +1692,8 @@
                 <w:sz w:val="26"/>
                 <w:szCs w:val="26"/>
               </w:rPr>
-              <w:t xml:space="preserve">React 18, Vite, Ant Design, </w:t>
+              <w:t>React 18, Vite, Ant Design, Zustand</w:t>
             </w:r>
-            <w:proofErr w:type="spellStart"/>
-            <w:r>
-              <w:rPr>
-                <w:rFonts w:eastAsia="Times New Roman"/>
-                <w:sz w:val="26"/>
-                <w:szCs w:val="26"/>
-              </w:rPr>
-              <w:t>Zustand</w:t>
-            </w:r>
-            <w:proofErr w:type="spellEnd"/>
           </w:p>
         </w:tc>
         <w:tc>
@@ -2750,133 +1711,7 @@
                 <w:sz w:val="26"/>
                 <w:szCs w:val="26"/>
               </w:rPr>
-              <w:t xml:space="preserve">Dashboard, widget, state </w:t>
-            </w:r>
-            <w:proofErr w:type="spellStart"/>
-            <w:r>
-              <w:rPr>
-                <w:rFonts w:eastAsia="Times New Roman"/>
-                <w:sz w:val="26"/>
-                <w:szCs w:val="26"/>
-              </w:rPr>
-              <w:t>quản</w:t>
-            </w:r>
-            <w:proofErr w:type="spellEnd"/>
-            <w:r>
-              <w:rPr>
-                <w:rFonts w:eastAsia="Times New Roman"/>
-                <w:sz w:val="26"/>
-                <w:szCs w:val="26"/>
-              </w:rPr>
-              <w:t xml:space="preserve"> </w:t>
-            </w:r>
-            <w:proofErr w:type="spellStart"/>
-            <w:r>
-              <w:rPr>
-                <w:rFonts w:eastAsia="Times New Roman"/>
-                <w:sz w:val="26"/>
-                <w:szCs w:val="26"/>
-              </w:rPr>
-              <w:t>lý</w:t>
-            </w:r>
-            <w:proofErr w:type="spellEnd"/>
-            <w:r>
-              <w:rPr>
-                <w:rFonts w:eastAsia="Times New Roman"/>
-                <w:sz w:val="26"/>
-                <w:szCs w:val="26"/>
-              </w:rPr>
-              <w:t xml:space="preserve"> </w:t>
-            </w:r>
-            <w:proofErr w:type="spellStart"/>
-            <w:r>
-              <w:rPr>
-                <w:rFonts w:eastAsia="Times New Roman"/>
-                <w:sz w:val="26"/>
-                <w:szCs w:val="26"/>
-              </w:rPr>
-              <w:t>đăng</w:t>
-            </w:r>
-            <w:proofErr w:type="spellEnd"/>
-            <w:r>
-              <w:rPr>
-                <w:rFonts w:eastAsia="Times New Roman"/>
-                <w:sz w:val="26"/>
-                <w:szCs w:val="26"/>
-              </w:rPr>
-              <w:t xml:space="preserve"> </w:t>
-            </w:r>
-            <w:proofErr w:type="spellStart"/>
-            <w:r>
-              <w:rPr>
-                <w:rFonts w:eastAsia="Times New Roman"/>
-                <w:sz w:val="26"/>
-                <w:szCs w:val="26"/>
-              </w:rPr>
-              <w:t>nhập</w:t>
-            </w:r>
-            <w:proofErr w:type="spellEnd"/>
-            <w:r>
-              <w:rPr>
-                <w:rFonts w:eastAsia="Times New Roman"/>
-                <w:sz w:val="26"/>
-                <w:szCs w:val="26"/>
-              </w:rPr>
-              <w:t xml:space="preserve">, chat, theme </w:t>
-            </w:r>
-            <w:proofErr w:type="spellStart"/>
-            <w:r>
-              <w:rPr>
-                <w:rFonts w:eastAsia="Times New Roman"/>
-                <w:sz w:val="26"/>
-                <w:szCs w:val="26"/>
-              </w:rPr>
-              <w:t>và</w:t>
-            </w:r>
-            <w:proofErr w:type="spellEnd"/>
-            <w:r>
-              <w:rPr>
-                <w:rFonts w:eastAsia="Times New Roman"/>
-                <w:sz w:val="26"/>
-                <w:szCs w:val="26"/>
-              </w:rPr>
-              <w:t xml:space="preserve"> </w:t>
-            </w:r>
-            <w:proofErr w:type="spellStart"/>
-            <w:r>
-              <w:rPr>
-                <w:rFonts w:eastAsia="Times New Roman"/>
-                <w:sz w:val="26"/>
-                <w:szCs w:val="26"/>
-              </w:rPr>
-              <w:t>ngôn</w:t>
-            </w:r>
-            <w:proofErr w:type="spellEnd"/>
-            <w:r>
-              <w:rPr>
-                <w:rFonts w:eastAsia="Times New Roman"/>
-                <w:sz w:val="26"/>
-                <w:szCs w:val="26"/>
-              </w:rPr>
-              <w:t xml:space="preserve"> </w:t>
-            </w:r>
-            <w:proofErr w:type="spellStart"/>
-            <w:r>
-              <w:rPr>
-                <w:rFonts w:eastAsia="Times New Roman"/>
-                <w:sz w:val="26"/>
-                <w:szCs w:val="26"/>
-              </w:rPr>
-              <w:t>ngữ</w:t>
-            </w:r>
-            <w:proofErr w:type="spellEnd"/>
-            <w:r>
-              <w:rPr>
-                <w:rFonts w:eastAsia="Times New Roman"/>
-                <w:sz w:val="26"/>
-                <w:szCs w:val="26"/>
-              </w:rPr>
-              <w:t>.</w:t>
+              <w:t>Dashboard, widget, state quản lý đăng nhập, chat, theme và ngôn ngữ.</w:t>
             </w:r>
           </w:p>
         </w:tc>
@@ -2911,41 +1746,13 @@
               <w:ind w:firstLine="0"/>
               <w:jc w:val="left"/>
             </w:pPr>
-            <w:proofErr w:type="spellStart"/>
             <w:r>
               <w:rPr>
                 <w:rFonts w:eastAsia="Times New Roman"/>
                 <w:sz w:val="26"/>
                 <w:szCs w:val="26"/>
               </w:rPr>
-              <w:t>FastAPI</w:t>
-            </w:r>
-            <w:proofErr w:type="spellEnd"/>
-            <w:r>
-              <w:rPr>
-                <w:rFonts w:eastAsia="Times New Roman"/>
-                <w:sz w:val="26"/>
-                <w:szCs w:val="26"/>
-              </w:rPr>
-              <w:t xml:space="preserve">, Python 3.11, </w:t>
-            </w:r>
-            <w:proofErr w:type="spellStart"/>
-            <w:r>
-              <w:rPr>
-                <w:rFonts w:eastAsia="Times New Roman"/>
-                <w:sz w:val="26"/>
-                <w:szCs w:val="26"/>
-              </w:rPr>
-              <w:t>SQLAlchemy</w:t>
-            </w:r>
-            <w:proofErr w:type="spellEnd"/>
-            <w:r>
-              <w:rPr>
-                <w:rFonts w:eastAsia="Times New Roman"/>
-                <w:sz w:val="26"/>
-                <w:szCs w:val="26"/>
-              </w:rPr>
-              <w:t>, Alembic</w:t>
+              <w:t>FastAPI, Python 3.11, SQLAlchemy, Alembic</w:t>
             </w:r>
           </w:p>
         </w:tc>
@@ -2964,61 +1771,7 @@
                 <w:sz w:val="26"/>
                 <w:szCs w:val="26"/>
               </w:rPr>
-              <w:t xml:space="preserve">REST API, WebSocket, webhook </w:t>
-            </w:r>
-            <w:proofErr w:type="spellStart"/>
-            <w:r>
-              <w:rPr>
-                <w:rFonts w:eastAsia="Times New Roman"/>
-                <w:sz w:val="26"/>
-                <w:szCs w:val="26"/>
-              </w:rPr>
-              <w:t>và</w:t>
-            </w:r>
-            <w:proofErr w:type="spellEnd"/>
-            <w:r>
-              <w:rPr>
-                <w:rFonts w:eastAsia="Times New Roman"/>
-                <w:sz w:val="26"/>
-                <w:szCs w:val="26"/>
-              </w:rPr>
-              <w:t xml:space="preserve"> </w:t>
-            </w:r>
-            <w:proofErr w:type="spellStart"/>
-            <w:r>
-              <w:rPr>
-                <w:rFonts w:eastAsia="Times New Roman"/>
-                <w:sz w:val="26"/>
-                <w:szCs w:val="26"/>
-              </w:rPr>
-              <w:t>nghiệp</w:t>
-            </w:r>
-            <w:proofErr w:type="spellEnd"/>
-            <w:r>
-              <w:rPr>
-                <w:rFonts w:eastAsia="Times New Roman"/>
-                <w:sz w:val="26"/>
-                <w:szCs w:val="26"/>
-              </w:rPr>
-              <w:t xml:space="preserve"> </w:t>
-            </w:r>
-            <w:proofErr w:type="spellStart"/>
-            <w:r>
-              <w:rPr>
-                <w:rFonts w:eastAsia="Times New Roman"/>
-                <w:sz w:val="26"/>
-                <w:szCs w:val="26"/>
-              </w:rPr>
-              <w:t>vụ</w:t>
-            </w:r>
-            <w:proofErr w:type="spellEnd"/>
-            <w:r>
-              <w:rPr>
-                <w:rFonts w:eastAsia="Times New Roman"/>
-                <w:sz w:val="26"/>
-                <w:szCs w:val="26"/>
-              </w:rPr>
-              <w:t>.</w:t>
+              <w:t>REST API, WebSocket, webhook và nghiệp vụ.</w:t>
             </w:r>
           </w:p>
         </w:tc>
@@ -3078,97 +1831,7 @@
                 <w:sz w:val="26"/>
                 <w:szCs w:val="26"/>
               </w:rPr>
-              <w:t xml:space="preserve">Lưu </w:t>
-            </w:r>
-            <w:proofErr w:type="spellStart"/>
-            <w:r>
-              <w:rPr>
-                <w:rFonts w:eastAsia="Times New Roman"/>
-                <w:sz w:val="26"/>
-                <w:szCs w:val="26"/>
-              </w:rPr>
-              <w:t>dữ</w:t>
-            </w:r>
-            <w:proofErr w:type="spellEnd"/>
-            <w:r>
-              <w:rPr>
-                <w:rFonts w:eastAsia="Times New Roman"/>
-                <w:sz w:val="26"/>
-                <w:szCs w:val="26"/>
-              </w:rPr>
-              <w:t xml:space="preserve"> </w:t>
-            </w:r>
-            <w:proofErr w:type="spellStart"/>
-            <w:r>
-              <w:rPr>
-                <w:rFonts w:eastAsia="Times New Roman"/>
-                <w:sz w:val="26"/>
-                <w:szCs w:val="26"/>
-              </w:rPr>
-              <w:t>liệu</w:t>
-            </w:r>
-            <w:proofErr w:type="spellEnd"/>
-            <w:r>
-              <w:rPr>
-                <w:rFonts w:eastAsia="Times New Roman"/>
-                <w:sz w:val="26"/>
-                <w:szCs w:val="26"/>
-              </w:rPr>
-              <w:t xml:space="preserve"> </w:t>
-            </w:r>
-            <w:proofErr w:type="spellStart"/>
-            <w:r>
-              <w:rPr>
-                <w:rFonts w:eastAsia="Times New Roman"/>
-                <w:sz w:val="26"/>
-                <w:szCs w:val="26"/>
-              </w:rPr>
-              <w:t>quan</w:t>
-            </w:r>
-            <w:proofErr w:type="spellEnd"/>
-            <w:r>
-              <w:rPr>
-                <w:rFonts w:eastAsia="Times New Roman"/>
-                <w:sz w:val="26"/>
-                <w:szCs w:val="26"/>
-              </w:rPr>
-              <w:t xml:space="preserve"> </w:t>
-            </w:r>
-            <w:proofErr w:type="spellStart"/>
-            <w:r>
-              <w:rPr>
-                <w:rFonts w:eastAsia="Times New Roman"/>
-                <w:sz w:val="26"/>
-                <w:szCs w:val="26"/>
-              </w:rPr>
-              <w:t>hệ</w:t>
-            </w:r>
-            <w:proofErr w:type="spellEnd"/>
-            <w:r>
-              <w:rPr>
-                <w:rFonts w:eastAsia="Times New Roman"/>
-                <w:sz w:val="26"/>
-                <w:szCs w:val="26"/>
-              </w:rPr>
-              <w:t xml:space="preserve"> </w:t>
-            </w:r>
-            <w:proofErr w:type="spellStart"/>
-            <w:r>
-              <w:rPr>
-                <w:rFonts w:eastAsia="Times New Roman"/>
-                <w:sz w:val="26"/>
-                <w:szCs w:val="26"/>
-              </w:rPr>
-              <w:t>của</w:t>
-            </w:r>
-            <w:proofErr w:type="spellEnd"/>
-            <w:r>
-              <w:rPr>
-                <w:rFonts w:eastAsia="Times New Roman"/>
-                <w:sz w:val="26"/>
-                <w:szCs w:val="26"/>
-              </w:rPr>
-              <w:t xml:space="preserve"> CRM.</w:t>
+              <w:t>Lưu dữ liệu quan hệ của CRM.</w:t>
             </w:r>
           </w:p>
         </w:tc>
@@ -3209,18 +1872,8 @@
                 <w:sz w:val="26"/>
                 <w:szCs w:val="26"/>
               </w:rPr>
-              <w:t>Milvus/</w:t>
+              <w:t>Milvus/Zilliz</w:t>
             </w:r>
-            <w:proofErr w:type="spellStart"/>
-            <w:r>
-              <w:rPr>
-                <w:rFonts w:eastAsia="Times New Roman"/>
-                <w:sz w:val="26"/>
-                <w:szCs w:val="26"/>
-              </w:rPr>
-              <w:t>Zilliz</w:t>
-            </w:r>
-            <w:proofErr w:type="spellEnd"/>
           </w:p>
         </w:tc>
         <w:tc>
@@ -3238,133 +1891,7 @@
                 <w:sz w:val="26"/>
                 <w:szCs w:val="26"/>
               </w:rPr>
-              <w:t xml:space="preserve">Lưu embedding </w:t>
-            </w:r>
-            <w:proofErr w:type="spellStart"/>
-            <w:r>
-              <w:rPr>
-                <w:rFonts w:eastAsia="Times New Roman"/>
-                <w:sz w:val="26"/>
-                <w:szCs w:val="26"/>
-              </w:rPr>
-              <w:t>sản</w:t>
-            </w:r>
-            <w:proofErr w:type="spellEnd"/>
-            <w:r>
-              <w:rPr>
-                <w:rFonts w:eastAsia="Times New Roman"/>
-                <w:sz w:val="26"/>
-                <w:szCs w:val="26"/>
-              </w:rPr>
-              <w:t xml:space="preserve"> </w:t>
-            </w:r>
-            <w:proofErr w:type="spellStart"/>
-            <w:r>
-              <w:rPr>
-                <w:rFonts w:eastAsia="Times New Roman"/>
-                <w:sz w:val="26"/>
-                <w:szCs w:val="26"/>
-              </w:rPr>
-              <w:t>phẩm</w:t>
-            </w:r>
-            <w:proofErr w:type="spellEnd"/>
-            <w:r>
-              <w:rPr>
-                <w:rFonts w:eastAsia="Times New Roman"/>
-                <w:sz w:val="26"/>
-                <w:szCs w:val="26"/>
-              </w:rPr>
-              <w:t xml:space="preserve"> </w:t>
-            </w:r>
-            <w:proofErr w:type="spellStart"/>
-            <w:r>
-              <w:rPr>
-                <w:rFonts w:eastAsia="Times New Roman"/>
-                <w:sz w:val="26"/>
-                <w:szCs w:val="26"/>
-              </w:rPr>
-              <w:t>và</w:t>
-            </w:r>
-            <w:proofErr w:type="spellEnd"/>
-            <w:r>
-              <w:rPr>
-                <w:rFonts w:eastAsia="Times New Roman"/>
-                <w:sz w:val="26"/>
-                <w:szCs w:val="26"/>
-              </w:rPr>
-              <w:t xml:space="preserve"> </w:t>
-            </w:r>
-            <w:proofErr w:type="spellStart"/>
-            <w:r>
-              <w:rPr>
-                <w:rFonts w:eastAsia="Times New Roman"/>
-                <w:sz w:val="26"/>
-                <w:szCs w:val="26"/>
-              </w:rPr>
-              <w:t>truy</w:t>
-            </w:r>
-            <w:proofErr w:type="spellEnd"/>
-            <w:r>
-              <w:rPr>
-                <w:rFonts w:eastAsia="Times New Roman"/>
-                <w:sz w:val="26"/>
-                <w:szCs w:val="26"/>
-              </w:rPr>
-              <w:t xml:space="preserve"> </w:t>
-            </w:r>
-            <w:proofErr w:type="spellStart"/>
-            <w:r>
-              <w:rPr>
-                <w:rFonts w:eastAsia="Times New Roman"/>
-                <w:sz w:val="26"/>
-                <w:szCs w:val="26"/>
-              </w:rPr>
-              <w:t>vấn</w:t>
-            </w:r>
-            <w:proofErr w:type="spellEnd"/>
-            <w:r>
-              <w:rPr>
-                <w:rFonts w:eastAsia="Times New Roman"/>
-                <w:sz w:val="26"/>
-                <w:szCs w:val="26"/>
-              </w:rPr>
-              <w:t xml:space="preserve"> </w:t>
-            </w:r>
-            <w:proofErr w:type="spellStart"/>
-            <w:r>
-              <w:rPr>
-                <w:rFonts w:eastAsia="Times New Roman"/>
-                <w:sz w:val="26"/>
-                <w:szCs w:val="26"/>
-              </w:rPr>
-              <w:t>tương</w:t>
-            </w:r>
-            <w:proofErr w:type="spellEnd"/>
-            <w:r>
-              <w:rPr>
-                <w:rFonts w:eastAsia="Times New Roman"/>
-                <w:sz w:val="26"/>
-                <w:szCs w:val="26"/>
-              </w:rPr>
-              <w:t xml:space="preserve"> </w:t>
-            </w:r>
-            <w:proofErr w:type="spellStart"/>
-            <w:r>
-              <w:rPr>
-                <w:rFonts w:eastAsia="Times New Roman"/>
-                <w:sz w:val="26"/>
-                <w:szCs w:val="26"/>
-              </w:rPr>
-              <w:t>đồng</w:t>
-            </w:r>
-            <w:proofErr w:type="spellEnd"/>
-            <w:r>
-              <w:rPr>
-                <w:rFonts w:eastAsia="Times New Roman"/>
-                <w:sz w:val="26"/>
-                <w:szCs w:val="26"/>
-              </w:rPr>
-              <w:t>.</w:t>
+              <w:t>Lưu embedding sản phẩm và truy vấn tương đồng.</w:t>
             </w:r>
           </w:p>
         </w:tc>
@@ -3424,169 +1951,7 @@
                 <w:sz w:val="26"/>
                 <w:szCs w:val="26"/>
               </w:rPr>
-              <w:t xml:space="preserve">Sinh </w:t>
-            </w:r>
-            <w:proofErr w:type="spellStart"/>
-            <w:r>
-              <w:rPr>
-                <w:rFonts w:eastAsia="Times New Roman"/>
-                <w:sz w:val="26"/>
-                <w:szCs w:val="26"/>
-              </w:rPr>
-              <w:t>trả</w:t>
-            </w:r>
-            <w:proofErr w:type="spellEnd"/>
-            <w:r>
-              <w:rPr>
-                <w:rFonts w:eastAsia="Times New Roman"/>
-                <w:sz w:val="26"/>
-                <w:szCs w:val="26"/>
-              </w:rPr>
-              <w:t xml:space="preserve"> </w:t>
-            </w:r>
-            <w:proofErr w:type="spellStart"/>
-            <w:r>
-              <w:rPr>
-                <w:rFonts w:eastAsia="Times New Roman"/>
-                <w:sz w:val="26"/>
-                <w:szCs w:val="26"/>
-              </w:rPr>
-              <w:t>lời</w:t>
-            </w:r>
-            <w:proofErr w:type="spellEnd"/>
-            <w:r>
-              <w:rPr>
-                <w:rFonts w:eastAsia="Times New Roman"/>
-                <w:sz w:val="26"/>
-                <w:szCs w:val="26"/>
-              </w:rPr>
-              <w:t xml:space="preserve"> </w:t>
-            </w:r>
-            <w:proofErr w:type="spellStart"/>
-            <w:r>
-              <w:rPr>
-                <w:rFonts w:eastAsia="Times New Roman"/>
-                <w:sz w:val="26"/>
-                <w:szCs w:val="26"/>
-              </w:rPr>
-              <w:t>tự</w:t>
-            </w:r>
-            <w:proofErr w:type="spellEnd"/>
-            <w:r>
-              <w:rPr>
-                <w:rFonts w:eastAsia="Times New Roman"/>
-                <w:sz w:val="26"/>
-                <w:szCs w:val="26"/>
-              </w:rPr>
-              <w:t xml:space="preserve"> </w:t>
-            </w:r>
-            <w:proofErr w:type="spellStart"/>
-            <w:r>
-              <w:rPr>
-                <w:rFonts w:eastAsia="Times New Roman"/>
-                <w:sz w:val="26"/>
-                <w:szCs w:val="26"/>
-              </w:rPr>
-              <w:t>động</w:t>
-            </w:r>
-            <w:proofErr w:type="spellEnd"/>
-            <w:r>
-              <w:rPr>
-                <w:rFonts w:eastAsia="Times New Roman"/>
-                <w:sz w:val="26"/>
-                <w:szCs w:val="26"/>
-              </w:rPr>
-              <w:t xml:space="preserve"> </w:t>
-            </w:r>
-            <w:proofErr w:type="spellStart"/>
-            <w:r>
-              <w:rPr>
-                <w:rFonts w:eastAsia="Times New Roman"/>
-                <w:sz w:val="26"/>
-                <w:szCs w:val="26"/>
-              </w:rPr>
-              <w:t>và</w:t>
-            </w:r>
-            <w:proofErr w:type="spellEnd"/>
-            <w:r>
-              <w:rPr>
-                <w:rFonts w:eastAsia="Times New Roman"/>
-                <w:sz w:val="26"/>
-                <w:szCs w:val="26"/>
-              </w:rPr>
-              <w:t xml:space="preserve"> </w:t>
-            </w:r>
-            <w:proofErr w:type="spellStart"/>
-            <w:r>
-              <w:rPr>
-                <w:rFonts w:eastAsia="Times New Roman"/>
-                <w:sz w:val="26"/>
-                <w:szCs w:val="26"/>
-              </w:rPr>
-              <w:t>trợ</w:t>
-            </w:r>
-            <w:proofErr w:type="spellEnd"/>
-            <w:r>
-              <w:rPr>
-                <w:rFonts w:eastAsia="Times New Roman"/>
-                <w:sz w:val="26"/>
-                <w:szCs w:val="26"/>
-              </w:rPr>
-              <w:t xml:space="preserve"> </w:t>
-            </w:r>
-            <w:proofErr w:type="spellStart"/>
-            <w:r>
-              <w:rPr>
-                <w:rFonts w:eastAsia="Times New Roman"/>
-                <w:sz w:val="26"/>
-                <w:szCs w:val="26"/>
-              </w:rPr>
-              <w:t>lý</w:t>
-            </w:r>
-            <w:proofErr w:type="spellEnd"/>
-            <w:r>
-              <w:rPr>
-                <w:rFonts w:eastAsia="Times New Roman"/>
-                <w:sz w:val="26"/>
-                <w:szCs w:val="26"/>
-              </w:rPr>
-              <w:t xml:space="preserve"> </w:t>
-            </w:r>
-            <w:proofErr w:type="spellStart"/>
-            <w:r>
-              <w:rPr>
-                <w:rFonts w:eastAsia="Times New Roman"/>
-                <w:sz w:val="26"/>
-                <w:szCs w:val="26"/>
-              </w:rPr>
-              <w:t>nội</w:t>
-            </w:r>
-            <w:proofErr w:type="spellEnd"/>
-            <w:r>
-              <w:rPr>
-                <w:rFonts w:eastAsia="Times New Roman"/>
-                <w:sz w:val="26"/>
-                <w:szCs w:val="26"/>
-              </w:rPr>
-              <w:t xml:space="preserve"> </w:t>
-            </w:r>
-            <w:proofErr w:type="spellStart"/>
-            <w:r>
-              <w:rPr>
-                <w:rFonts w:eastAsia="Times New Roman"/>
-                <w:sz w:val="26"/>
-                <w:szCs w:val="26"/>
-              </w:rPr>
-              <w:t>bộ</w:t>
-            </w:r>
-            <w:proofErr w:type="spellEnd"/>
-            <w:r>
-              <w:rPr>
-                <w:rFonts w:eastAsia="Times New Roman"/>
-                <w:sz w:val="26"/>
-                <w:szCs w:val="26"/>
-              </w:rPr>
-              <w:t>.</w:t>
+              <w:t>Sinh trả lời tự động và trợ lý nội bộ.</w:t>
             </w:r>
           </w:p>
         </w:tc>
@@ -3601,34 +1966,14 @@
               <w:spacing w:before="60" w:after="60"/>
               <w:ind w:firstLine="0"/>
             </w:pPr>
-            <w:proofErr w:type="spellStart"/>
             <w:r>
               <w:rPr>
                 <w:rFonts w:eastAsia="Times New Roman"/>
                 <w:sz w:val="26"/>
                 <w:szCs w:val="26"/>
               </w:rPr>
-              <w:t>Tích</w:t>
+              <w:t>Tích hợp</w:t>
             </w:r>
-            <w:proofErr w:type="spellEnd"/>
-            <w:r>
-              <w:rPr>
-                <w:rFonts w:eastAsia="Times New Roman"/>
-                <w:sz w:val="26"/>
-                <w:szCs w:val="26"/>
-              </w:rPr>
-              <w:t xml:space="preserve"> </w:t>
-            </w:r>
-            <w:proofErr w:type="spellStart"/>
-            <w:r>
-              <w:rPr>
-                <w:rFonts w:eastAsia="Times New Roman"/>
-                <w:sz w:val="26"/>
-                <w:szCs w:val="26"/>
-              </w:rPr>
-              <w:t>hợp</w:t>
-            </w:r>
-            <w:proofErr w:type="spellEnd"/>
           </w:p>
         </w:tc>
         <w:tc>
@@ -3660,95 +2005,13 @@
               <w:spacing w:before="60" w:after="60"/>
               <w:ind w:firstLine="0"/>
             </w:pPr>
-            <w:proofErr w:type="spellStart"/>
             <w:r>
               <w:rPr>
                 <w:rFonts w:eastAsia="Times New Roman"/>
                 <w:sz w:val="26"/>
                 <w:szCs w:val="26"/>
               </w:rPr>
-              <w:t>Nhận</w:t>
-            </w:r>
-            <w:proofErr w:type="spellEnd"/>
-            <w:r>
-              <w:rPr>
-                <w:rFonts w:eastAsia="Times New Roman"/>
-                <w:sz w:val="26"/>
-                <w:szCs w:val="26"/>
-              </w:rPr>
-              <w:t>/</w:t>
-            </w:r>
-            <w:proofErr w:type="spellStart"/>
-            <w:r>
-              <w:rPr>
-                <w:rFonts w:eastAsia="Times New Roman"/>
-                <w:sz w:val="26"/>
-                <w:szCs w:val="26"/>
-              </w:rPr>
-              <w:t>gửi</w:t>
-            </w:r>
-            <w:proofErr w:type="spellEnd"/>
-            <w:r>
-              <w:rPr>
-                <w:rFonts w:eastAsia="Times New Roman"/>
-                <w:sz w:val="26"/>
-                <w:szCs w:val="26"/>
-              </w:rPr>
-              <w:t xml:space="preserve"> tin </w:t>
-            </w:r>
-            <w:proofErr w:type="spellStart"/>
-            <w:r>
-              <w:rPr>
-                <w:rFonts w:eastAsia="Times New Roman"/>
-                <w:sz w:val="26"/>
-                <w:szCs w:val="26"/>
-              </w:rPr>
-              <w:t>nhắn</w:t>
-            </w:r>
-            <w:proofErr w:type="spellEnd"/>
-            <w:r>
-              <w:rPr>
-                <w:rFonts w:eastAsia="Times New Roman"/>
-                <w:sz w:val="26"/>
-                <w:szCs w:val="26"/>
-              </w:rPr>
-              <w:t xml:space="preserve"> </w:t>
-            </w:r>
-            <w:proofErr w:type="spellStart"/>
-            <w:r>
-              <w:rPr>
-                <w:rFonts w:eastAsia="Times New Roman"/>
-                <w:sz w:val="26"/>
-                <w:szCs w:val="26"/>
-              </w:rPr>
-              <w:t>đa</w:t>
-            </w:r>
-            <w:proofErr w:type="spellEnd"/>
-            <w:r>
-              <w:rPr>
-                <w:rFonts w:eastAsia="Times New Roman"/>
-                <w:sz w:val="26"/>
-                <w:szCs w:val="26"/>
-              </w:rPr>
-              <w:t xml:space="preserve"> </w:t>
-            </w:r>
-            <w:proofErr w:type="spellStart"/>
-            <w:r>
-              <w:rPr>
-                <w:rFonts w:eastAsia="Times New Roman"/>
-                <w:sz w:val="26"/>
-                <w:szCs w:val="26"/>
-              </w:rPr>
-              <w:t>kênh</w:t>
-            </w:r>
-            <w:proofErr w:type="spellEnd"/>
-            <w:r>
-              <w:rPr>
-                <w:rFonts w:eastAsia="Times New Roman"/>
-                <w:sz w:val="26"/>
-                <w:szCs w:val="26"/>
-              </w:rPr>
-              <w:t>.</w:t>
+              <w:t>Nhận/gửi tin nhắn đa kênh.</w:t>
             </w:r>
           </w:p>
         </w:tc>
@@ -3763,34 +2026,14 @@
               <w:spacing w:before="60" w:after="60"/>
               <w:ind w:firstLine="0"/>
             </w:pPr>
-            <w:proofErr w:type="spellStart"/>
             <w:r>
               <w:rPr>
                 <w:rFonts w:eastAsia="Times New Roman"/>
                 <w:sz w:val="26"/>
                 <w:szCs w:val="26"/>
               </w:rPr>
-              <w:t>Triển</w:t>
+              <w:t>Triển khai</w:t>
             </w:r>
-            <w:proofErr w:type="spellEnd"/>
-            <w:r>
-              <w:rPr>
-                <w:rFonts w:eastAsia="Times New Roman"/>
-                <w:sz w:val="26"/>
-                <w:szCs w:val="26"/>
-              </w:rPr>
-              <w:t xml:space="preserve"> </w:t>
-            </w:r>
-            <w:proofErr w:type="spellStart"/>
-            <w:r>
-              <w:rPr>
-                <w:rFonts w:eastAsia="Times New Roman"/>
-                <w:sz w:val="26"/>
-                <w:szCs w:val="26"/>
-              </w:rPr>
-              <w:t>khai</w:t>
-            </w:r>
-            <w:proofErr w:type="spellEnd"/>
           </w:p>
         </w:tc>
         <w:tc>
@@ -4178,7 +2421,6 @@
           <w:lang w:val="vi-VN"/>
         </w:rPr>
       </w:pPr>
-      <w:proofErr w:type="spellStart"/>
       <w:r>
         <w:rPr>
           <w:sz w:val="28"/>
@@ -4186,7 +2428,6 @@
         </w:rPr>
         <w:t>Khách</w:t>
       </w:r>
-      <w:proofErr w:type="spellEnd"/>
       <w:r>
         <w:rPr>
           <w:sz w:val="28"/>
@@ -4232,10 +2473,10 @@
         </w:rPr>
         <w:lastRenderedPageBreak/>
         <w:drawing>
-          <wp:inline distT="0" distB="0" distL="0" distR="0" wp14:anchorId="03DD9EC9" wp14:editId="5E4A68C1">
+          <wp:inline distT="0" distB="0" distL="0" distR="0" wp14:anchorId="3D08D195" wp14:editId="0D92A5C0">
             <wp:extent cx="5524500" cy="6305550"/>
             <wp:effectExtent l="0" t="0" r="0" b="0"/>
-            <wp:docPr id="632882113" name="Picture 5"/>
+            <wp:docPr id="1647029548" name="Picture 5"/>
             <wp:cNvGraphicFramePr>
               <a:graphicFrameLocks xmlns:a="http://schemas.openxmlformats.org/drawingml/2006/main" noChangeAspect="1"/>
             </wp:cNvGraphicFramePr>
@@ -4243,7 +2484,7 @@
               <a:graphicData uri="http://schemas.openxmlformats.org/drawingml/2006/picture">
                 <pic:pic xmlns:pic="http://schemas.openxmlformats.org/drawingml/2006/picture">
                   <pic:nvPicPr>
-                    <pic:cNvPr id="632882113" name="Picture 632882113"/>
+                    <pic:cNvPr id="1647029548" name="Picture 1647029548"/>
                     <pic:cNvPicPr/>
                   </pic:nvPicPr>
                   <pic:blipFill>
@@ -4276,51 +2517,23 @@
     </w:p>
     <w:p>
       <w:pPr>
-        <w:pStyle w:val="ListParagraph"/>
-        <w:ind w:left="1429"/>
+        <w:ind w:firstLine="0"/>
         <w:jc w:val="center"/>
-        <w:rPr>
-          <w:sz w:val="28"/>
-          <w:szCs w:val="28"/>
-        </w:rPr>
-      </w:pPr>
-      <w:proofErr w:type="spellStart"/>
-      <w:r>
-        <w:rPr>
-          <w:sz w:val="28"/>
-          <w:szCs w:val="28"/>
-        </w:rPr>
+      </w:pPr>
+      <w:r>
         <w:t>Biểu</w:t>
       </w:r>
-      <w:proofErr w:type="spellEnd"/>
-      <w:r>
-        <w:rPr>
-          <w:sz w:val="28"/>
-          <w:szCs w:val="28"/>
+      <w:r>
+        <w:rPr>
           <w:lang w:val="vi-VN"/>
         </w:rPr>
         <w:t xml:space="preserve"> đồ Usecase tổng quát</w:t>
       </w:r>
       <w:r>
-        <w:rPr>
-          <w:sz w:val="28"/>
-          <w:szCs w:val="28"/>
-        </w:rPr>
         <w:br/>
       </w:r>
       <w:r>
-        <w:rPr>
-          <w:sz w:val="28"/>
-          <w:szCs w:val="28"/>
-        </w:rPr>
         <w:br/>
-      </w:r>
-      <w:r>
-        <w:rPr>
-          <w:sz w:val="28"/>
-          <w:szCs w:val="28"/>
-        </w:rPr>
-        <w:t xml:space="preserve">  </w:t>
       </w:r>
     </w:p>
     <w:p>
@@ -4581,7 +2794,6 @@
           <w:noProof/>
           <w:lang w:val="vi-VN"/>
         </w:rPr>
-        <w:lastRenderedPageBreak/>
         <w:drawing>
           <wp:inline distT="0" distB="0" distL="0" distR="0" wp14:anchorId="21C92EFA" wp14:editId="4B73A9BA">
             <wp:extent cx="5838825" cy="2628900"/>
@@ -4711,12 +2923,11 @@
           <w:noProof/>
           <w:lang w:val="vi-VN"/>
         </w:rPr>
-        <w:lastRenderedPageBreak/>
         <w:drawing>
-          <wp:inline distT="0" distB="0" distL="0" distR="0" wp14:anchorId="7DA19A16" wp14:editId="6ECC9025">
+          <wp:inline distT="0" distB="0" distL="0" distR="0" wp14:anchorId="1D7AB281" wp14:editId="760213FE">
             <wp:extent cx="4391025" cy="2533650"/>
             <wp:effectExtent l="0" t="0" r="9525" b="0"/>
-            <wp:docPr id="585945767" name="Picture 8"/>
+            <wp:docPr id="1149001630" name="Picture 3"/>
             <wp:cNvGraphicFramePr>
               <a:graphicFrameLocks xmlns:a="http://schemas.openxmlformats.org/drawingml/2006/main" noChangeAspect="1"/>
             </wp:cNvGraphicFramePr>
@@ -4724,7 +2935,7 @@
               <a:graphicData uri="http://schemas.openxmlformats.org/drawingml/2006/picture">
                 <pic:pic xmlns:pic="http://schemas.openxmlformats.org/drawingml/2006/picture">
                   <pic:nvPicPr>
-                    <pic:cNvPr id="585945767" name="Picture 585945767"/>
+                    <pic:cNvPr id="1149001630" name="Picture 1149001630"/>
                     <pic:cNvPicPr/>
                   </pic:nvPicPr>
                   <pic:blipFill>
@@ -4963,7 +3174,6 @@
           <w:bCs w:val="0"/>
           <w:lang w:val="vi-VN"/>
         </w:rPr>
-        <w:lastRenderedPageBreak/>
         <w:t>Phân rã Usecase Cấu hình và xử lý phân công</w:t>
       </w:r>
     </w:p>
@@ -5136,12 +3346,11 @@
           <w:noProof/>
           <w:lang w:val="vi-VN"/>
         </w:rPr>
-        <w:lastRenderedPageBreak/>
         <w:drawing>
-          <wp:inline distT="0" distB="0" distL="0" distR="0" wp14:anchorId="29AAE1F3" wp14:editId="7B410575">
+          <wp:inline distT="0" distB="0" distL="0" distR="0" wp14:anchorId="2B11D3D2" wp14:editId="22CAEC64">
             <wp:extent cx="4219575" cy="1962150"/>
             <wp:effectExtent l="0" t="0" r="9525" b="0"/>
-            <wp:docPr id="331247367" name="Picture 13"/>
+            <wp:docPr id="783752332" name="Picture 1"/>
             <wp:cNvGraphicFramePr>
               <a:graphicFrameLocks xmlns:a="http://schemas.openxmlformats.org/drawingml/2006/main" noChangeAspect="1"/>
             </wp:cNvGraphicFramePr>
@@ -5149,7 +3358,7 @@
               <a:graphicData uri="http://schemas.openxmlformats.org/drawingml/2006/picture">
                 <pic:pic xmlns:pic="http://schemas.openxmlformats.org/drawingml/2006/picture">
                   <pic:nvPicPr>
-                    <pic:cNvPr id="331247367" name="Picture 331247367"/>
+                    <pic:cNvPr id="783752332" name="Picture 783752332"/>
                     <pic:cNvPicPr/>
                   </pic:nvPicPr>
                   <pic:blipFill>
@@ -5269,25 +3478,64 @@
     <w:p>
       <w:pPr>
         <w:ind w:firstLine="0"/>
-        <w:rPr>
-          <w:lang w:val="vi-VN"/>
-        </w:rPr>
-      </w:pPr>
+        <w:jc w:val="center"/>
+        <w:rPr>
+          <w:lang w:val="vi-VN"/>
+        </w:rPr>
+      </w:pPr>
+      <w:r>
+        <w:rPr>
+          <w:noProof/>
+          <w:lang w:val="vi-VN"/>
+        </w:rPr>
+        <w:drawing>
+          <wp:inline distT="0" distB="0" distL="0" distR="0" wp14:anchorId="7BA26933" wp14:editId="449DE13B">
+            <wp:extent cx="5648325" cy="3867150"/>
+            <wp:effectExtent l="0" t="0" r="9525" b="0"/>
+            <wp:docPr id="621998271" name="Picture 4"/>
+            <wp:cNvGraphicFramePr>
+              <a:graphicFrameLocks xmlns:a="http://schemas.openxmlformats.org/drawingml/2006/main" noChangeAspect="1"/>
+            </wp:cNvGraphicFramePr>
+            <a:graphic xmlns:a="http://schemas.openxmlformats.org/drawingml/2006/main">
+              <a:graphicData uri="http://schemas.openxmlformats.org/drawingml/2006/picture">
+                <pic:pic xmlns:pic="http://schemas.openxmlformats.org/drawingml/2006/picture">
+                  <pic:nvPicPr>
+                    <pic:cNvPr id="621998271" name="Picture 621998271"/>
+                    <pic:cNvPicPr/>
+                  </pic:nvPicPr>
+                  <pic:blipFill>
+                    <a:blip r:embed="rId17">
+                      <a:extLst>
+                        <a:ext uri="{28A0092B-C50C-407E-A947-70E740481C1C}">
+                          <a14:useLocalDpi xmlns:a14="http://schemas.microsoft.com/office/drawing/2010/main" val="0"/>
+                        </a:ext>
+                      </a:extLst>
+                    </a:blip>
+                    <a:stretch>
+                      <a:fillRect/>
+                    </a:stretch>
+                  </pic:blipFill>
+                  <pic:spPr>
+                    <a:xfrm>
+                      <a:off x="0" y="0"/>
+                      <a:ext cx="5648325" cy="3867150"/>
+                    </a:xfrm>
+                    <a:prstGeom prst="rect">
+                      <a:avLst/>
+                    </a:prstGeom>
+                  </pic:spPr>
+                </pic:pic>
+              </a:graphicData>
+            </a:graphic>
+          </wp:inline>
+        </w:drawing>
+      </w:r>
     </w:p>
     <w:p>
       <w:pPr>
         <w:ind w:firstLine="0"/>
         <w:jc w:val="center"/>
         <w:rPr>
-          <w:lang w:val="en-US"/>
-        </w:rPr>
-      </w:pPr>
-    </w:p>
-    <w:p>
-      <w:pPr>
-        <w:ind w:firstLine="0"/>
-        <w:jc w:val="center"/>
-        <w:rPr>
           <w:lang w:val="vi-VN"/>
         </w:rPr>
       </w:pPr>
@@ -5334,14 +3582,7 @@
         <w:rPr>
           <w:lang w:val="vi-VN"/>
         </w:rPr>
-        <w:t xml:space="preserve">Biểu đồ phân rã Use case Quản lý hồ sơ doanh nghiệp tập trung vào các nghiệp vụ cập nhật và duy trì thông tin vận hành của doanh nghiệp trong hệ thống ChatDesk. Sơ đồ xác lập chức năng cho phép Chủ doanh nghiệp xem và chỉnh sửa các thông </w:t>
-      </w:r>
-      <w:r>
-        <w:rPr>
-          <w:lang w:val="vi-VN"/>
-        </w:rPr>
-        <w:lastRenderedPageBreak/>
-        <w:t>tin cơ bản như tên doanh nghiệp, mô tả cửa hàng, số điện thoại, hotline, địa chỉ, giờ mở cửa, chính sách vận chuyển, chính sách bảo hành/đổi trả và phương thức thanh toán. Các thông tin này được lưu trữ trong hồ sơ tài khoản doanh nghiệp và có thể được cập nhật khi hoạt động kinh doanh thay đổi.</w:t>
+        <w:t>Biểu đồ phân rã Use case Quản lý hồ sơ doanh nghiệp tập trung vào các nghiệp vụ cập nhật và duy trì thông tin vận hành của doanh nghiệp trong hệ thống ChatDesk. Sơ đồ xác lập chức năng cho phép Chủ doanh nghiệp xem và chỉnh sửa các thông tin cơ bản như tên doanh nghiệp, mô tả cửa hàng, số điện thoại, hotline, địa chỉ, giờ mở cửa, chính sách vận chuyển, chính sách bảo hành/đổi trả và phương thức thanh toán. Các thông tin này được lưu trữ trong hồ sơ tài khoản doanh nghiệp và có thể được cập nhật khi hoạt động kinh doanh thay đổi.</w:t>
       </w:r>
       <w:r>
         <w:rPr>
@@ -5387,7 +3628,7 @@
                     <pic:cNvPicPr/>
                   </pic:nvPicPr>
                   <pic:blipFill>
-                    <a:blip r:embed="rId17">
+                    <a:blip r:embed="rId18">
                       <a:extLst>
                         <a:ext uri="{28A0092B-C50C-407E-A947-70E740481C1C}">
                           <a14:useLocalDpi xmlns:a14="http://schemas.microsoft.com/office/drawing/2010/main" val="0"/>
@@ -5511,12 +3752,11 @@
           <w:noProof/>
           <w:lang w:val="vi-VN"/>
         </w:rPr>
-        <w:lastRenderedPageBreak/>
         <w:drawing>
-          <wp:inline distT="0" distB="0" distL="0" distR="0" wp14:anchorId="1EAD32E0" wp14:editId="01DC0DEF">
-            <wp:extent cx="5939790" cy="3930015"/>
+          <wp:inline distT="0" distB="0" distL="0" distR="0" wp14:anchorId="3D111B68" wp14:editId="364E3DB8">
+            <wp:extent cx="5939790" cy="3261995"/>
             <wp:effectExtent l="0" t="0" r="3810" b="0"/>
-            <wp:docPr id="100930390" name="Picture 2"/>
+            <wp:docPr id="68797333" name="Picture 6"/>
             <wp:cNvGraphicFramePr>
               <a:graphicFrameLocks xmlns:a="http://schemas.openxmlformats.org/drawingml/2006/main" noChangeAspect="1"/>
             </wp:cNvGraphicFramePr>
@@ -5524,138 +3764,7 @@
               <a:graphicData uri="http://schemas.openxmlformats.org/drawingml/2006/picture">
                 <pic:pic xmlns:pic="http://schemas.openxmlformats.org/drawingml/2006/picture">
                   <pic:nvPicPr>
-                    <pic:cNvPr id="100930390" name="Picture 100930390"/>
-                    <pic:cNvPicPr/>
-                  </pic:nvPicPr>
-                  <pic:blipFill>
-                    <a:blip r:embed="rId18">
-                      <a:extLst>
-                        <a:ext uri="{28A0092B-C50C-407E-A947-70E740481C1C}">
-                          <a14:useLocalDpi xmlns:a14="http://schemas.microsoft.com/office/drawing/2010/main" val="0"/>
-                        </a:ext>
-                      </a:extLst>
-                    </a:blip>
-                    <a:stretch>
-                      <a:fillRect/>
-                    </a:stretch>
-                  </pic:blipFill>
-                  <pic:spPr>
-                    <a:xfrm>
-                      <a:off x="0" y="0"/>
-                      <a:ext cx="5939790" cy="3930015"/>
-                    </a:xfrm>
-                    <a:prstGeom prst="rect">
-                      <a:avLst/>
-                    </a:prstGeom>
-                  </pic:spPr>
-                </pic:pic>
-              </a:graphicData>
-            </a:graphic>
-          </wp:inline>
-        </w:drawing>
-      </w:r>
-    </w:p>
-    <w:p>
-      <w:pPr>
-        <w:ind w:firstLine="0"/>
-        <w:jc w:val="center"/>
-        <w:rPr>
-          <w:lang w:val="vi-VN"/>
-        </w:rPr>
-      </w:pPr>
-      <w:r>
-        <w:rPr>
-          <w:lang w:val="vi-VN"/>
-        </w:rPr>
-        <w:t>Biểu đồ phân rã Usecase Quản lý hội thoại đa kênh</w:t>
-      </w:r>
-    </w:p>
-    <w:p>
-      <w:pPr>
-        <w:ind w:firstLine="0"/>
-        <w:rPr>
-          <w:lang w:val="vi-VN"/>
-        </w:rPr>
-      </w:pPr>
-    </w:p>
-    <w:p>
-      <w:pPr>
-        <w:pStyle w:val="Heading4"/>
-        <w:rPr>
-          <w:b/>
-          <w:bCs w:val="0"/>
-          <w:lang w:val="vi-VN"/>
-        </w:rPr>
-      </w:pPr>
-      <w:r>
-        <w:rPr>
-          <w:b/>
-          <w:bCs w:val="0"/>
-          <w:lang w:val="vi-VN"/>
-        </w:rPr>
-        <w:t xml:space="preserve"> Phân rã Usecase Thống kê hoạt động doanh nghiệp</w:t>
-      </w:r>
-    </w:p>
-    <w:p>
-      <w:pPr>
-        <w:rPr>
-          <w:noProof/>
-          <w:lang w:val="vi-VN"/>
-        </w:rPr>
-      </w:pPr>
-      <w:r>
-        <w:rPr>
-          <w:noProof/>
-          <w:lang w:val="vi-VN"/>
-        </w:rPr>
-        <w:t>Biểu đồ phân rã Use case Thống kê hoạt động doanh nghiệp tập trung vào nghiệp vụ theo dõi hiệu quả vận hành inbox và khối lượng xử lý khách hàng của doanh nghiệp trong hệ thống ChatDesk. Sơ đồ xác lập chức năng cho phép Chủ doanh nghiệp truy cập màn hình thống kê, chọn khoảng thời gian theo dõi từ 7 đến 90 ngày và xem các chỉ số tổng quan như tổng số hội thoại, hội thoại đang mở, hội thoại đã đóng, tổng khách hàng, tổng tin nhắn, số tin nhắn do AI phản hồi, số hội thoại chưa phân công và thời gian phản hồi đầu tiên trung bình. Dữ liệu thống kê được hệ thống tổng hợp từ cơ sở dữ liệu hội thoại, tin nhắn, khách hàng, kênh kết nối, nhãn khách hàng và thông tin phân công nhân viên.</w:t>
-      </w:r>
-    </w:p>
-    <w:p>
-      <w:pPr>
-        <w:ind w:firstLine="0"/>
-        <w:rPr>
-          <w:noProof/>
-          <w:lang w:val="vi-VN"/>
-        </w:rPr>
-      </w:pPr>
-    </w:p>
-    <w:p>
-      <w:pPr>
-        <w:ind w:firstLine="0"/>
-        <w:rPr>
-          <w:noProof/>
-          <w:lang w:val="vi-VN"/>
-        </w:rPr>
-      </w:pPr>
-    </w:p>
-    <w:p>
-      <w:pPr>
-        <w:ind w:firstLine="0"/>
-        <w:jc w:val="center"/>
-        <w:rPr>
-          <w:lang w:val="vi-VN"/>
-        </w:rPr>
-      </w:pPr>
-      <w:r>
-        <w:rPr>
-          <w:noProof/>
-          <w:lang w:val="vi-VN"/>
-        </w:rPr>
-        <w:lastRenderedPageBreak/>
-        <w:drawing>
-          <wp:inline distT="0" distB="0" distL="0" distR="0" wp14:anchorId="7271BF68" wp14:editId="335C94E9">
-            <wp:extent cx="4219575" cy="1866900"/>
-            <wp:effectExtent l="0" t="0" r="9525" b="0"/>
-            <wp:docPr id="481318524" name="Picture 3"/>
-            <wp:cNvGraphicFramePr>
-              <a:graphicFrameLocks xmlns:a="http://schemas.openxmlformats.org/drawingml/2006/main" noChangeAspect="1"/>
-            </wp:cNvGraphicFramePr>
-            <a:graphic xmlns:a="http://schemas.openxmlformats.org/drawingml/2006/main">
-              <a:graphicData uri="http://schemas.openxmlformats.org/drawingml/2006/picture">
-                <pic:pic xmlns:pic="http://schemas.openxmlformats.org/drawingml/2006/picture">
-                  <pic:nvPicPr>
-                    <pic:cNvPr id="481318524" name="Picture 481318524"/>
+                    <pic:cNvPr id="68797333" name="Picture 68797333"/>
                     <pic:cNvPicPr/>
                   </pic:nvPicPr>
                   <pic:blipFill>
@@ -5673,7 +3782,7 @@
                   <pic:spPr>
                     <a:xfrm>
                       <a:off x="0" y="0"/>
-                      <a:ext cx="4219575" cy="1866900"/>
+                      <a:ext cx="5939790" cy="3261995"/>
                     </a:xfrm>
                     <a:prstGeom prst="rect">
                       <a:avLst/>
@@ -5698,7 +3807,7 @@
         <w:rPr>
           <w:lang w:val="vi-VN"/>
         </w:rPr>
-        <w:t>Biểu đồ phân rã Usecase Thống kê hoạt động doanh nghiệp</w:t>
+        <w:t>Biểu đồ phân rã Usecase Quản lý hội thoại đa kênh</w:t>
       </w:r>
     </w:p>
     <w:p>
@@ -5724,49 +3833,38 @@
           <w:bCs w:val="0"/>
           <w:lang w:val="vi-VN"/>
         </w:rPr>
-        <w:t>Phân rã Usecase Xem danh sách doanh nghiệp</w:t>
-      </w:r>
-    </w:p>
-    <w:p>
-      <w:pPr>
-        <w:rPr>
-          <w:lang w:val="vi-VN"/>
-        </w:rPr>
-      </w:pPr>
-      <w:r>
-        <w:rPr>
-          <w:lang w:val="vi-VN"/>
-        </w:rPr>
-        <w:t xml:space="preserve">Biểu đồ phân rã Use case Xem danh sách doanh nghiệp tập trung vào nghiệp vụ quản trị và giám sát các tài khoản doanh nghiệp trong hệ thống ChatDesk. Sơ đồ xác lập chức năng cho phép Admin hệ thống truy cập màn hình </w:t>
-      </w:r>
-      <w:r>
-        <w:rPr>
-          <w:lang w:val="vi-VN"/>
-        </w:rPr>
-        <w:t xml:space="preserve">danh sách doanh nghiệp </w:t>
-      </w:r>
-      <w:r>
-        <w:rPr>
-          <w:lang w:val="vi-VN"/>
-        </w:rPr>
-        <w:t>để xem toàn bộ doanh nghiệp đã đăng ký, bao gồm các thông tin như tên doanh nghiệp, email, trạng thái tài khoản, trạng thái có kênh đang hoạt động, số lượng kênh kết nối, số nhân viên, số hội thoại, số tin nhắn, số tin nhắn AI, số sản phẩm và thời điểm hoạt động gần nhất. Các dữ liệu này được hệ thống tổng hợp từ hồ sơ người dùng doanh nghiệp, kênh kết nối, nhân viên, hội thoại, tin nhắn và sản phẩm tương ứng.</w:t>
-      </w:r>
-      <w:r>
-        <w:rPr>
-          <w:lang w:val="vi-VN"/>
-        </w:rPr>
-        <w:t xml:space="preserve"> Ngoài ra còn có các tính năng như</w:t>
-      </w:r>
-      <w:r>
-        <w:rPr>
-          <w:lang w:val="vi-VN"/>
-        </w:rPr>
-        <w:t xml:space="preserve"> tìm kiếm, lọc và sắp xếp danh sách doanh nghiệp. Từ danh sách này, Admin có thể chọn một doanh nghiệp cụ thể để xem chi tiết vận hành, qua đó hỗ trợ theo dõi tình trạng sử dụng hệ thống và phát hiện các doanh nghiệp cần được kiểm tra hoặc hỗ trợ thêm.</w:t>
-      </w:r>
-    </w:p>
-    <w:p>
-      <w:pPr>
-        <w:rPr>
+        <w:t>Phân rã Usecase Thống kê hoạt động doanh nghiệp</w:t>
+      </w:r>
+    </w:p>
+    <w:p>
+      <w:pPr>
+        <w:rPr>
+          <w:noProof/>
+          <w:lang w:val="vi-VN"/>
+        </w:rPr>
+      </w:pPr>
+      <w:r>
+        <w:rPr>
+          <w:noProof/>
+          <w:lang w:val="vi-VN"/>
+        </w:rPr>
+        <w:t>Biểu đồ phân rã Use case Thống kê hoạt động doanh nghiệp tập trung vào nghiệp vụ theo dõi hiệu quả vận hành inbox và khối lượng xử lý khách hàng của doanh nghiệp trong hệ thống ChatDesk. Sơ đồ xác lập chức năng cho phép Chủ doanh nghiệp truy cập màn hình thống kê, chọn khoảng thời gian theo dõi từ 7 đến 90 ngày và xem các chỉ số tổng quan như tổng số hội thoại, hội thoại đang mở, hội thoại đã đóng, tổng khách hàng, tổng tin nhắn, số tin nhắn do AI phản hồi, số hội thoại chưa phân công và thời gian phản hồi đầu tiên trung bình. Dữ liệu thống kê được hệ thống tổng hợp từ cơ sở dữ liệu hội thoại, tin nhắn, khách hàng, kênh kết nối, nhãn khách hàng và thông tin phân công nhân viên.</w:t>
+      </w:r>
+    </w:p>
+    <w:p>
+      <w:pPr>
+        <w:ind w:firstLine="0"/>
+        <w:rPr>
+          <w:noProof/>
+          <w:lang w:val="vi-VN"/>
+        </w:rPr>
+      </w:pPr>
+    </w:p>
+    <w:p>
+      <w:pPr>
+        <w:ind w:firstLine="0"/>
+        <w:rPr>
+          <w:noProof/>
           <w:lang w:val="vi-VN"/>
         </w:rPr>
       </w:pPr>
@@ -5785,10 +3883,10 @@
           <w:lang w:val="vi-VN"/>
         </w:rPr>
         <w:drawing>
-          <wp:inline distT="0" distB="0" distL="0" distR="0" wp14:anchorId="47802FBE" wp14:editId="16325913">
-            <wp:extent cx="4029075" cy="1200150"/>
+          <wp:inline distT="0" distB="0" distL="0" distR="0" wp14:anchorId="5CEB3535" wp14:editId="0F4F5D4A">
+            <wp:extent cx="4219575" cy="1104900"/>
             <wp:effectExtent l="0" t="0" r="9525" b="0"/>
-            <wp:docPr id="1702504563" name="Picture 4"/>
+            <wp:docPr id="1736544439" name="Picture 7"/>
             <wp:cNvGraphicFramePr>
               <a:graphicFrameLocks xmlns:a="http://schemas.openxmlformats.org/drawingml/2006/main" noChangeAspect="1"/>
             </wp:cNvGraphicFramePr>
@@ -5796,7 +3894,7 @@
               <a:graphicData uri="http://schemas.openxmlformats.org/drawingml/2006/picture">
                 <pic:pic xmlns:pic="http://schemas.openxmlformats.org/drawingml/2006/picture">
                   <pic:nvPicPr>
-                    <pic:cNvPr id="1702504563" name="Picture 1702504563"/>
+                    <pic:cNvPr id="1736544439" name="Picture 1736544439"/>
                     <pic:cNvPicPr/>
                   </pic:nvPicPr>
                   <pic:blipFill>
@@ -5814,7 +3912,7 @@
                   <pic:spPr>
                     <a:xfrm>
                       <a:off x="0" y="0"/>
-                      <a:ext cx="4029075" cy="1200150"/>
+                      <a:ext cx="4219575" cy="1104900"/>
                     </a:xfrm>
                     <a:prstGeom prst="rect">
                       <a:avLst/>
@@ -5839,7 +3937,7 @@
         <w:rPr>
           <w:lang w:val="vi-VN"/>
         </w:rPr>
-        <w:t>Biểu đồ phân rã Usecase Xem danh sách doanh nghiệp</w:t>
+        <w:t>Biểu đồ phân rã Usecase Thống kê hoạt động doanh nghiệp</w:t>
       </w:r>
     </w:p>
     <w:p>
@@ -5865,52 +3963,48 @@
           <w:bCs w:val="0"/>
           <w:lang w:val="vi-VN"/>
         </w:rPr>
-        <w:t xml:space="preserve">Phân rã Usecase </w:t>
-      </w:r>
-      <w:r>
-        <w:rPr>
-          <w:b/>
-          <w:bCs w:val="0"/>
-          <w:lang w:val="vi-VN"/>
-        </w:rPr>
-        <w:t>Thống kê hoạt động trên hệ thống</w:t>
-      </w:r>
-    </w:p>
-    <w:p>
-      <w:pPr>
-        <w:rPr>
-          <w:lang w:val="vi-VN"/>
-        </w:rPr>
-      </w:pPr>
-      <w:r>
-        <w:rPr>
-          <w:lang w:val="vi-VN"/>
-        </w:rPr>
-        <w:t xml:space="preserve">Biểu đồ phân rã Use case Thống kê hoạt động trên hệ thống tập trung vào nghiệp vụ giám sát toàn bộ hoạt động vận hành của nền tảng ChatDesk từ góc nhìn Admin hệ thống. Sơ đồ xác lập chức năng cho phép Admin xem dashboard analytics </w:t>
-      </w:r>
-      <w:r>
-        <w:rPr>
-          <w:lang w:val="vi-VN"/>
-        </w:rPr>
-        <w:lastRenderedPageBreak/>
-        <w:t>toàn hệ thống, chọn khoảng thời gian thống kê từ 7 đến 90 ngày và theo dõi các chỉ số tổng quan như tổng số doanh nghiệp, số doanh nghiệp đang hoạt động, tổng kênh kết nối, tổng hội thoại, tổng tin nhắn, tổng khách hàng, tổng sản phẩm và số lượng tin nhắn do AI tạo ra. Các dữ liệu này được hệ thống tổng hợp từ cơ sở dữ liệu người dùng doanh nghiệp, kênh kết nối, hội thoại, tin nhắn, khách hàng, sản phẩm và nhân viên.</w:t>
-      </w:r>
-      <w:r>
-        <w:rPr>
-          <w:lang w:val="vi-VN"/>
-        </w:rPr>
-        <w:t xml:space="preserve"> </w:t>
-      </w:r>
-      <w:r>
-        <w:rPr>
-          <w:lang w:val="vi-VN"/>
-        </w:rPr>
-        <w:t>Ngoài phần thống kê tổng quan, use case còn mô tả các chức năng phân tích hoạt động theo thời gian và theo nhóm dữ liệu, bao gồm biểu đồ số lượng hội thoại, tin nhắn và tin nhắn AI theo ngày; phân bổ hội thoại theo nền tảng; phân bổ tin nhắn theo loại người gửi; danh sách doanh nghiệp có nhiều hội thoại nhất và danh sách doanh nghiệp sử dụng AI nhiều nhất. Thông qua các thống kê này, Admin có thể đánh giá mức độ sử dụng hệ thống, theo dõi sức khỏe vận hành của các doanh nghiệp, nhận diện nhóm doanh nghiệp hoạt động nổi bật và kiểm soát mức độ khai thác AI trên toàn nền tảng ChatDesk.</w:t>
-      </w:r>
-    </w:p>
-    <w:p>
-      <w:pPr>
-        <w:ind w:firstLine="0"/>
+        <w:t>Phân rã Usecase Xem danh sách doanh nghiệp</w:t>
+      </w:r>
+    </w:p>
+    <w:p>
+      <w:pPr>
+        <w:rPr>
+          <w:lang w:val="vi-VN"/>
+        </w:rPr>
+      </w:pPr>
+      <w:r>
+        <w:rPr>
+          <w:lang w:val="vi-VN"/>
+        </w:rPr>
+        <w:t xml:space="preserve">Biểu đồ phân rã Use case Xem danh sách doanh nghiệp tập trung vào nghiệp vụ quản trị và giám sát các tài khoản doanh nghiệp trong hệ thống ChatDesk. Sơ đồ xác lập chức năng cho phép Admin hệ thống truy cập màn hình </w:t>
+      </w:r>
+      <w:r>
+        <w:rPr>
+          <w:lang w:val="vi-VN"/>
+        </w:rPr>
+        <w:t xml:space="preserve">danh sách doanh nghiệp </w:t>
+      </w:r>
+      <w:r>
+        <w:rPr>
+          <w:lang w:val="vi-VN"/>
+        </w:rPr>
+        <w:t>để xem toàn bộ doanh nghiệp đã đăng ký, bao gồm các thông tin như tên doanh nghiệp, email, trạng thái tài khoản, trạng thái có kênh đang hoạt động, số lượng kênh kết nối, số nhân viên, số hội thoại, số tin nhắn, số tin nhắn AI, số sản phẩm và thời điểm hoạt động gần nhất. Các dữ liệu này được hệ thống tổng hợp từ hồ sơ người dùng doanh nghiệp, kênh kết nối, nhân viên, hội thoại, tin nhắn và sản phẩm tương ứng.</w:t>
+      </w:r>
+      <w:r>
+        <w:rPr>
+          <w:lang w:val="vi-VN"/>
+        </w:rPr>
+        <w:t xml:space="preserve"> Ngoài ra còn có các tính năng như</w:t>
+      </w:r>
+      <w:r>
+        <w:rPr>
+          <w:lang w:val="vi-VN"/>
+        </w:rPr>
+        <w:t xml:space="preserve"> tìm kiếm, lọc và sắp xếp danh sách doanh nghiệp. Từ danh sách này, Admin có thể chọn một doanh nghiệp cụ thể để xem chi tiết vận hành, qua đó hỗ trợ theo dõi tình trạng sử dụng hệ thống và phát hiện các doanh nghiệp cần được kiểm tra hoặc hỗ trợ thêm.</w:t>
+      </w:r>
+    </w:p>
+    <w:p>
+      <w:pPr>
         <w:rPr>
           <w:lang w:val="vi-VN"/>
         </w:rPr>
@@ -5930,10 +4024,10 @@
           <w:lang w:val="vi-VN"/>
         </w:rPr>
         <w:drawing>
-          <wp:inline distT="0" distB="0" distL="0" distR="0" wp14:anchorId="1389CE77" wp14:editId="26260A04">
+          <wp:inline distT="0" distB="0" distL="0" distR="0" wp14:anchorId="47802FBE" wp14:editId="16325913">
             <wp:extent cx="4029075" cy="1200150"/>
             <wp:effectExtent l="0" t="0" r="9525" b="0"/>
-            <wp:docPr id="299822346" name="Picture 5"/>
+            <wp:docPr id="1702504563" name="Picture 4"/>
             <wp:cNvGraphicFramePr>
               <a:graphicFrameLocks xmlns:a="http://schemas.openxmlformats.org/drawingml/2006/main" noChangeAspect="1"/>
             </wp:cNvGraphicFramePr>
@@ -5941,7 +4035,7 @@
               <a:graphicData uri="http://schemas.openxmlformats.org/drawingml/2006/picture">
                 <pic:pic xmlns:pic="http://schemas.openxmlformats.org/drawingml/2006/picture">
                   <pic:nvPicPr>
-                    <pic:cNvPr id="299822346" name="Picture 299822346"/>
+                    <pic:cNvPr id="1702504563" name="Picture 1702504563"/>
                     <pic:cNvPicPr/>
                   </pic:nvPicPr>
                   <pic:blipFill>
@@ -5984,13 +4078,7 @@
         <w:rPr>
           <w:lang w:val="vi-VN"/>
         </w:rPr>
-        <w:t>Biểu đồ phân rã Usecase</w:t>
-      </w:r>
-      <w:r>
-        <w:rPr>
-          <w:lang w:val="vi-VN"/>
-        </w:rPr>
-        <w:t xml:space="preserve"> Thống kê hoạt động trên hệ thống</w:t>
+        <w:t>Biểu đồ phân rã Usecase Xem danh sách doanh nghiệp</w:t>
       </w:r>
     </w:p>
     <w:p>
@@ -6024,14 +4112,158 @@
           <w:bCs w:val="0"/>
           <w:lang w:val="vi-VN"/>
         </w:rPr>
-        <w:t xml:space="preserve">Quản lý thông tin tài khoản cá </w:t>
-      </w:r>
-      <w:r>
+        <w:t>Thống kê hoạt động trên hệ thống</w:t>
+      </w:r>
+    </w:p>
+    <w:p>
+      <w:pPr>
+        <w:rPr>
+          <w:lang w:val="vi-VN"/>
+        </w:rPr>
+      </w:pPr>
+      <w:r>
+        <w:rPr>
+          <w:lang w:val="vi-VN"/>
+        </w:rPr>
+        <w:t>Biểu đồ phân rã Use case Thống kê hoạt động trên hệ thống tập trung vào nghiệp vụ giám sát toàn bộ hoạt động vận hành của nền tảng ChatDesk từ góc nhìn Admin hệ thống. Sơ đồ xác lập chức năng cho phép Admin xem dashboard analytics toàn hệ thống, chọn khoảng thời gian thống kê từ 7 đến 90 ngày và theo dõi các chỉ số tổng quan như tổng số doanh nghiệp, số doanh nghiệp đang hoạt động, tổng kênh kết nối, tổng hội thoại, tổng tin nhắn, tổng khách hàng, tổng sản phẩm và số lượng tin nhắn do AI tạo ra. Các dữ liệu này được hệ thống tổng hợp từ cơ sở dữ liệu người dùng doanh nghiệp, kênh kết nối, hội thoại, tin nhắn, khách hàng, sản phẩm và nhân viên.</w:t>
+      </w:r>
+      <w:r>
+        <w:rPr>
+          <w:lang w:val="vi-VN"/>
+        </w:rPr>
+        <w:t xml:space="preserve"> </w:t>
+      </w:r>
+      <w:r>
+        <w:rPr>
+          <w:lang w:val="vi-VN"/>
+        </w:rPr>
+        <w:t>Ngoài phần thống kê tổng quan, use case còn mô tả các chức năng phân tích hoạt động theo thời gian và theo nhóm dữ liệu, bao gồm biểu đồ số lượng hội thoại, tin nhắn và tin nhắn AI theo ngày; phân bổ hội thoại theo nền tảng; phân bổ tin nhắn theo loại người gửi; danh sách doanh nghiệp có nhiều hội thoại nhất và danh sách doanh nghiệp sử dụng AI nhiều nhất. Thông qua các thống kê này, Admin có thể đánh giá mức độ sử dụng hệ thống, theo dõi sức khỏe vận hành của các doanh nghiệp, nhận diện nhóm doanh nghiệp hoạt động nổi bật và kiểm soát mức độ khai thác AI trên toàn nền tảng ChatDesk.</w:t>
+      </w:r>
+    </w:p>
+    <w:p>
+      <w:pPr>
+        <w:ind w:firstLine="0"/>
+        <w:rPr>
+          <w:lang w:val="vi-VN"/>
+        </w:rPr>
+      </w:pPr>
+    </w:p>
+    <w:p>
+      <w:pPr>
+        <w:ind w:firstLine="0"/>
+        <w:jc w:val="center"/>
+        <w:rPr>
+          <w:lang w:val="vi-VN"/>
+        </w:rPr>
+      </w:pPr>
+      <w:r>
+        <w:rPr>
+          <w:noProof/>
+          <w:lang w:val="vi-VN"/>
+        </w:rPr>
+        <w:drawing>
+          <wp:inline distT="0" distB="0" distL="0" distR="0" wp14:anchorId="1389CE77" wp14:editId="26260A04">
+            <wp:extent cx="4029075" cy="1200150"/>
+            <wp:effectExtent l="0" t="0" r="9525" b="0"/>
+            <wp:docPr id="299822346" name="Picture 5"/>
+            <wp:cNvGraphicFramePr>
+              <a:graphicFrameLocks xmlns:a="http://schemas.openxmlformats.org/drawingml/2006/main" noChangeAspect="1"/>
+            </wp:cNvGraphicFramePr>
+            <a:graphic xmlns:a="http://schemas.openxmlformats.org/drawingml/2006/main">
+              <a:graphicData uri="http://schemas.openxmlformats.org/drawingml/2006/picture">
+                <pic:pic xmlns:pic="http://schemas.openxmlformats.org/drawingml/2006/picture">
+                  <pic:nvPicPr>
+                    <pic:cNvPr id="299822346" name="Picture 299822346"/>
+                    <pic:cNvPicPr/>
+                  </pic:nvPicPr>
+                  <pic:blipFill>
+                    <a:blip r:embed="rId22">
+                      <a:extLst>
+                        <a:ext uri="{28A0092B-C50C-407E-A947-70E740481C1C}">
+                          <a14:useLocalDpi xmlns:a14="http://schemas.microsoft.com/office/drawing/2010/main" val="0"/>
+                        </a:ext>
+                      </a:extLst>
+                    </a:blip>
+                    <a:stretch>
+                      <a:fillRect/>
+                    </a:stretch>
+                  </pic:blipFill>
+                  <pic:spPr>
+                    <a:xfrm>
+                      <a:off x="0" y="0"/>
+                      <a:ext cx="4029075" cy="1200150"/>
+                    </a:xfrm>
+                    <a:prstGeom prst="rect">
+                      <a:avLst/>
+                    </a:prstGeom>
+                  </pic:spPr>
+                </pic:pic>
+              </a:graphicData>
+            </a:graphic>
+          </wp:inline>
+        </w:drawing>
+      </w:r>
+    </w:p>
+    <w:p>
+      <w:pPr>
+        <w:ind w:firstLine="0"/>
+        <w:jc w:val="center"/>
+        <w:rPr>
+          <w:lang w:val="vi-VN"/>
+        </w:rPr>
+      </w:pPr>
+      <w:r>
+        <w:rPr>
+          <w:lang w:val="vi-VN"/>
+        </w:rPr>
+        <w:t>Biểu đồ phân rã Usecase</w:t>
+      </w:r>
+      <w:r>
+        <w:rPr>
+          <w:lang w:val="vi-VN"/>
+        </w:rPr>
+        <w:t xml:space="preserve"> Thống kê hoạt động trên hệ thống</w:t>
+      </w:r>
+    </w:p>
+    <w:p>
+      <w:pPr>
+        <w:ind w:firstLine="0"/>
+        <w:rPr>
+          <w:lang w:val="vi-VN"/>
+        </w:rPr>
+      </w:pPr>
+    </w:p>
+    <w:p>
+      <w:pPr>
+        <w:pStyle w:val="Heading4"/>
         <w:rPr>
           <w:b/>
           <w:bCs w:val="0"/>
           <w:lang w:val="vi-VN"/>
         </w:rPr>
+      </w:pPr>
+      <w:r>
+        <w:rPr>
+          <w:b/>
+          <w:bCs w:val="0"/>
+          <w:lang w:val="vi-VN"/>
+        </w:rPr>
+        <w:t xml:space="preserve">Phân rã Usecase </w:t>
+      </w:r>
+      <w:r>
+        <w:rPr>
+          <w:b/>
+          <w:bCs w:val="0"/>
+          <w:lang w:val="vi-VN"/>
+        </w:rPr>
+        <w:t xml:space="preserve">Quản lý thông tin tài khoản cá </w:t>
+      </w:r>
+      <w:r>
+        <w:rPr>
+          <w:b/>
+          <w:bCs w:val="0"/>
+          <w:lang w:val="vi-VN"/>
+        </w:rPr>
         <w:t>nhân</w:t>
       </w:r>
     </w:p>
@@ -6064,7 +4296,7 @@
       <w:pPr>
         <w:ind w:firstLine="0"/>
         <w:rPr>
-          <w:lang w:val="en-US"/>
+          <w:lang w:val="vi-VN"/>
         </w:rPr>
       </w:pPr>
     </w:p>
@@ -6081,7 +4313,6 @@
           <w:noProof/>
           <w:lang w:val="vi-VN"/>
         </w:rPr>
-        <w:lastRenderedPageBreak/>
         <w:drawing>
           <wp:inline distT="0" distB="0" distL="0" distR="0" wp14:anchorId="6731CC6D" wp14:editId="454DCB05">
             <wp:extent cx="5939790" cy="1560195"/>
@@ -6098,7 +4329,7 @@
                     <pic:cNvPicPr/>
                   </pic:nvPicPr>
                   <pic:blipFill>
-                    <a:blip r:embed="rId22">
+                    <a:blip r:embed="rId23">
                       <a:extLst>
                         <a:ext uri="{28A0092B-C50C-407E-A947-70E740481C1C}">
                           <a14:useLocalDpi xmlns:a14="http://schemas.microsoft.com/office/drawing/2010/main" val="0"/>
@@ -6154,25 +4385,88 @@
     </w:p>
     <w:p>
       <w:pPr>
+        <w:pStyle w:val="Heading2"/>
+        <w:rPr>
+          <w:lang w:val="vi-VN"/>
+        </w:rPr>
+      </w:pPr>
+      <w:r>
+        <w:rPr>
+          <w:lang w:val="vi-VN"/>
+        </w:rPr>
+        <w:t>Biểu đồ tuần tự</w:t>
+      </w:r>
+    </w:p>
+    <w:p>
+      <w:pPr>
+        <w:pStyle w:val="Heading3"/>
+        <w:rPr>
+          <w:lang w:val="vi-VN"/>
+        </w:rPr>
+      </w:pPr>
+      <w:r>
+        <w:rPr>
+          <w:lang w:val="vi-VN"/>
+        </w:rPr>
+        <w:t>Biểu</w:t>
+      </w:r>
+      <w:r>
+        <w:rPr>
+          <w:lang w:val="vi-VN"/>
+        </w:rPr>
+        <w:t xml:space="preserve"> đồ tuần tự Đăng ký tài khoản</w:t>
+      </w:r>
+    </w:p>
+    <w:p>
+      <w:pPr>
+        <w:rPr>
+          <w:lang w:val="en-US"/>
+        </w:rPr>
+      </w:pPr>
+      <w:r>
+        <w:rPr>
+          <w:lang w:val="vi-VN"/>
+        </w:rPr>
+        <w:t xml:space="preserve">Biểu đồ tuần tự chức năng </w:t>
+      </w:r>
+      <w:r>
+        <w:rPr>
+          <w:lang w:val="vi-VN"/>
+        </w:rPr>
+        <w:t>đ</w:t>
+      </w:r>
+      <w:r>
+        <w:rPr>
+          <w:lang w:val="vi-VN"/>
+        </w:rPr>
+        <w:t xml:space="preserve">ăng ký mô tả luồng xử lý khi </w:t>
+      </w:r>
+      <w:r>
+        <w:rPr>
+          <w:lang w:val="vi-VN"/>
+        </w:rPr>
+        <w:t>c</w:t>
+      </w:r>
+      <w:r>
+        <w:rPr>
+          <w:lang w:val="vi-VN"/>
+        </w:rPr>
+        <w:t>hủ doanh nghiệp tạo tài khoản mới trên Màn hình đăng ký của hệ thống ChatDesk. Người dùng nhập tên doanh nghiệp, email, mật khẩu và số điện thoại; frontend kiểm tra dữ liệu nhập cơ bản, sau đó gửi thông tin đăng ký đến Backend ChatDesk qua endpoint POST /api/auth/register. Backend kiểm tra định dạng dữ liệu, truy vấn CSDL PostgreSQL để xác định email đã tồn tại hay chưa, mã hóa mật khẩu bằng bcrypt, tạo tài khoản mới với vai trò business, lưu vào bảng</w:t>
+      </w:r>
+      <w:r>
+        <w:rPr>
+          <w:lang w:val="vi-VN"/>
+        </w:rPr>
+        <w:t>.</w:t>
+      </w:r>
+    </w:p>
+    <w:p>
+      <w:pPr>
         <w:ind w:firstLine="0"/>
         <w:rPr>
-          <w:lang w:val="vi-VN"/>
-        </w:rPr>
-      </w:pPr>
-    </w:p>
-    <w:p>
-      <w:pPr>
-        <w:pStyle w:val="Heading2"/>
-        <w:rPr>
-          <w:lang w:val="vi-VN"/>
-        </w:rPr>
-      </w:pPr>
-      <w:r>
-        <w:rPr>
-          <w:lang w:val="vi-VN"/>
-        </w:rPr>
-        <w:t>Biểu đồ tuần tự</w:t>
-      </w:r>
+          <w:lang w:val="en-US"/>
+        </w:rPr>
+      </w:pPr>
     </w:p>
     <w:p>
       <w:pPr>
@@ -6183,7 +4477,7 @@
       </w:pPr>
       <w:r>
         <w:rPr>
-          <w:lang w:val="vi-VN"/>
+          <w:lang w:val="en-US"/>
         </w:rPr>
         <w:t>Biểu</w:t>
       </w:r>
@@ -6191,12 +4485,4904 @@
         <w:rPr>
           <w:lang w:val="vi-VN"/>
         </w:rPr>
-        <w:t xml:space="preserve"> đồ tuần tự Đăng ký tài khoản</w:t>
-      </w:r>
+        <w:t xml:space="preserve"> đồ tuần tự Đăng nhập</w:t>
+      </w:r>
+    </w:p>
+    <w:p>
+      <w:pPr>
+        <w:rPr>
+          <w:lang w:val="vi-VN"/>
+        </w:rPr>
+      </w:pPr>
+      <w:r>
+        <w:rPr>
+          <w:lang w:val="vi-VN"/>
+        </w:rPr>
+        <w:t>Biểu đồ tuần tự chức năng</w:t>
+      </w:r>
+      <w:r>
+        <w:rPr>
+          <w:lang w:val="vi-VN"/>
+        </w:rPr>
+        <w:t xml:space="preserve"> đ</w:t>
+      </w:r>
+      <w:r>
+        <w:rPr>
+          <w:lang w:val="vi-VN"/>
+        </w:rPr>
+        <w:t>ăng nhập mô tả luồng xử lý khi người dùng nhập email, mật khẩu trên màn hình đăng nhập của ChatDesk và gửi thông tin lên hệ thống. Màn hình đăng nhập kiểm tra dữ liệu nhập, sau đó gọi Backend ChatDesk để xác thực tài khoản. Backend truy vấn CSDL PostgreSQL theo email, kiểm tra mật khẩu bằng bcrypt và nếu hợp lệ sẽ tạo JWT access_token trả về cho frontend.</w:t>
+      </w:r>
+    </w:p>
+    <w:p>
+      <w:pPr>
+        <w:rPr>
+          <w:lang w:val="vi-VN"/>
+        </w:rPr>
+      </w:pPr>
+      <w:r>
+        <w:rPr>
+          <w:lang w:val="vi-VN"/>
+        </w:rPr>
+        <w:t>Sau khi nhận token, frontend tiếp tục gọi API lấy thông tin người dùng hiện tại để xác định vai trò và trạng thái tài khoản. Backend giải mã JWT, truy vấn CSDL PostgreSQL để lấy thông tin người dùng, kiểm tra is_active, rồi trả dữ liệu về màn hình đăng nhập. Nếu đăng nhập thành công, hệ thống hiển thị thông báo thành công và điều hướng Admin hệ thống đến trang Admin, còn Chủ doanh nghiệp hoặc Nhân viên đến màn hình trò chuyện. Nếu thông tin đăng nhập sai, token không hợp lệ hoặc tài khoản bị vô hiệu hóa, hệ thống hiển thị thông báo thất bại cho người dùng.</w:t>
+      </w:r>
+    </w:p>
+    <w:p>
+      <w:pPr>
+        <w:ind w:firstLine="0"/>
+        <w:rPr>
+          <w:lang w:val="vi-VN"/>
+        </w:rPr>
+      </w:pPr>
+    </w:p>
+    <w:p>
+      <w:pPr>
+        <w:pStyle w:val="Heading3"/>
+        <w:rPr>
+          <w:lang w:val="vi-VN"/>
+        </w:rPr>
+      </w:pPr>
+      <w:r>
+        <w:rPr>
+          <w:lang w:val="vi-VN"/>
+        </w:rPr>
+        <w:t>Biểu đồ tuần tự nhóm Usecase Quản lý nhân viên</w:t>
+      </w:r>
+    </w:p>
+    <w:p>
+      <w:pPr>
+        <w:pStyle w:val="Heading4"/>
+        <w:rPr>
+          <w:b/>
+          <w:bCs w:val="0"/>
+          <w:lang w:val="vi-VN"/>
+        </w:rPr>
+      </w:pPr>
+      <w:r>
+        <w:rPr>
+          <w:b/>
+          <w:bCs w:val="0"/>
+          <w:lang w:val="vi-VN"/>
+        </w:rPr>
+        <w:t>Biểu đồ tuần tự Xem thông tin nhân viên</w:t>
+      </w:r>
+    </w:p>
+    <w:p>
+      <w:pPr>
+        <w:rPr>
+          <w:lang w:val="vi-VN"/>
+        </w:rPr>
+      </w:pPr>
+      <w:r>
+        <w:rPr>
+          <w:lang w:val="vi-VN"/>
+        </w:rPr>
+        <w:t xml:space="preserve">Biểu đồ tuần tự chức năng </w:t>
+      </w:r>
+      <w:r>
+        <w:rPr>
+          <w:lang w:val="vi-VN"/>
+        </w:rPr>
+        <w:t>x</w:t>
+      </w:r>
+      <w:r>
+        <w:rPr>
+          <w:lang w:val="vi-VN"/>
+        </w:rPr>
+        <w:t xml:space="preserve">em danh sách nhân viên mô tả luồng xử lý khi </w:t>
+      </w:r>
+      <w:r>
+        <w:rPr>
+          <w:lang w:val="vi-VN"/>
+        </w:rPr>
+        <w:t>c</w:t>
+      </w:r>
+      <w:r>
+        <w:rPr>
+          <w:lang w:val="vi-VN"/>
+        </w:rPr>
+        <w:t xml:space="preserve">hủ doanh nghiệp truy cập màn hình cài đặt nhân viên trong hệ thống ChatDesk. Ở phía giao diện, hệ thống kiểm tra token và vai trò người dùng; nếu chưa đăng nhập hoặc không phải vai trò </w:t>
+      </w:r>
+      <w:r>
+        <w:rPr>
+          <w:lang w:val="vi-VN"/>
+        </w:rPr>
+        <w:t>c</w:t>
+      </w:r>
+      <w:r>
+        <w:rPr>
+          <w:lang w:val="vi-VN"/>
+        </w:rPr>
+        <w:t>hủ doanh nghiệp thì người dùng được điều hướng sang màn hình phù hợp. Khi đủ quyền truy cập, màn hình gửi yêu cầu lấy danh sách nhân viên đến Backend ChatDesk thông qua endpoint GET /api/employees.</w:t>
+      </w:r>
+      <w:r>
+        <w:rPr>
+          <w:lang w:val="vi-VN"/>
+        </w:rPr>
+        <w:t xml:space="preserve"> B</w:t>
+      </w:r>
+      <w:r>
+        <w:rPr>
+          <w:lang w:val="vi-VN"/>
+        </w:rPr>
+        <w:t xml:space="preserve">ackend truy vấn CSDL PostgreSQL trong bảng users để lấy các tài khoản có business_id thuộc </w:t>
+      </w:r>
+      <w:r>
+        <w:rPr>
+          <w:lang w:val="vi-VN"/>
+        </w:rPr>
+        <w:t>c</w:t>
+      </w:r>
+      <w:r>
+        <w:rPr>
+          <w:lang w:val="vi-VN"/>
+        </w:rPr>
+        <w:t>hủ doanh nghiệp hiện tại và role là employee, sắp xếp theo thời gian tạo, sau đó trả danh sách về giao diện để hiển thị trong bảng nhân viên.</w:t>
+      </w:r>
+    </w:p>
+    <w:p>
+      <w:pPr>
+        <w:ind w:firstLine="0"/>
+        <w:rPr>
+          <w:lang w:val="vi-VN"/>
+        </w:rPr>
+      </w:pPr>
+    </w:p>
+    <w:p>
+      <w:pPr>
+        <w:pStyle w:val="Heading4"/>
+        <w:rPr>
+          <w:b/>
+          <w:bCs w:val="0"/>
+          <w:lang w:val="vi-VN"/>
+        </w:rPr>
+      </w:pPr>
+      <w:r>
+        <w:rPr>
+          <w:b/>
+          <w:bCs w:val="0"/>
+          <w:lang w:val="vi-VN"/>
+        </w:rPr>
+        <w:t>Biểu đồ tuần tự Sửa thông tin cơ bản nhân viên</w:t>
+      </w:r>
+    </w:p>
+    <w:p>
+      <w:pPr>
+        <w:rPr>
+          <w:lang w:val="vi-VN"/>
+        </w:rPr>
+      </w:pPr>
+      <w:r>
+        <w:rPr>
+          <w:lang w:val="vi-VN"/>
+        </w:rPr>
+        <w:t xml:space="preserve">Biểu đồ tuần tự chức năng </w:t>
+      </w:r>
+      <w:r>
+        <w:rPr>
+          <w:lang w:val="vi-VN"/>
+        </w:rPr>
+        <w:t>s</w:t>
+      </w:r>
+      <w:r>
+        <w:rPr>
+          <w:lang w:val="vi-VN"/>
+        </w:rPr>
+        <w:t xml:space="preserve">ửa thông tin cơ bản của nhân viên mô tả luồng xử lý khi </w:t>
+      </w:r>
+      <w:r>
+        <w:rPr>
+          <w:lang w:val="vi-VN"/>
+        </w:rPr>
+        <w:t>c</w:t>
+      </w:r>
+      <w:r>
+        <w:rPr>
+          <w:lang w:val="vi-VN"/>
+        </w:rPr>
+        <w:t xml:space="preserve">hủ doanh nghiệp thao tác trên Màn hình quản lý nhân viên để cập nhật họ tên và email của một nhân viên. Khi màn hình được mở, hệ thống tải danh sách nhân viên thuộc doanh nghiệp hiện tại từ CSDL PostgreSQL. Sau đó </w:t>
+      </w:r>
+      <w:r>
+        <w:rPr>
+          <w:lang w:val="vi-VN"/>
+        </w:rPr>
+        <w:t>c</w:t>
+      </w:r>
+      <w:r>
+        <w:rPr>
+          <w:lang w:val="vi-VN"/>
+        </w:rPr>
+        <w:t>hủ doanh nghiệp chọn nhân viên cần chỉnh sửa, màn hình điền sẵn thông tin hiện có và kiểm tra dữ liệu nhập trước khi gửi yêu cầu cập nhật đến Backend ChatDesk. Nếu dữ liệu hợp lệ, backend kiểm tra email trùng, chuẩn hóa họ tên rồi cập nhật các trường email, full_name và updated_at trong bảng users. Khi cập nhật thành công, frontend hiển thị thông báo thành công và tải lại danh sách nhân viê</w:t>
+      </w:r>
+      <w:r>
+        <w:rPr>
+          <w:lang w:val="vi-VN"/>
+        </w:rPr>
+        <w:t>n</w:t>
+      </w:r>
+      <w:r>
+        <w:rPr>
+          <w:lang w:val="vi-VN"/>
+        </w:rPr>
+        <w:t>.</w:t>
+      </w:r>
+    </w:p>
+    <w:p>
+      <w:pPr>
+        <w:ind w:firstLine="0"/>
+        <w:rPr>
+          <w:lang w:val="en-US"/>
+        </w:rPr>
+      </w:pPr>
+    </w:p>
+    <w:p>
+      <w:pPr>
+        <w:pStyle w:val="Heading4"/>
+        <w:rPr>
+          <w:b/>
+          <w:bCs w:val="0"/>
+          <w:lang w:val="vi-VN"/>
+        </w:rPr>
+      </w:pPr>
+      <w:r>
+        <w:rPr>
+          <w:b/>
+          <w:bCs w:val="0"/>
+          <w:lang w:val="en-US"/>
+        </w:rPr>
+        <w:t>Biểu</w:t>
+      </w:r>
+      <w:r>
+        <w:rPr>
+          <w:b/>
+          <w:bCs w:val="0"/>
+          <w:lang w:val="vi-VN"/>
+        </w:rPr>
+        <w:t xml:space="preserve"> đồ tuần tự Đổi mật khẩu nhân viên</w:t>
+      </w:r>
+    </w:p>
+    <w:p>
+      <w:pPr>
+        <w:rPr>
+          <w:lang w:val="vi-VN"/>
+        </w:rPr>
+      </w:pPr>
+      <w:r>
+        <w:rPr>
+          <w:lang w:val="vi-VN"/>
+        </w:rPr>
+        <w:t>Biểu đồ tuần tự chức năng Đổi mật khẩu tài khoản nhân viên mô tả luồng xử lý khi nhân viên đăng nhập vào hệ thống ChatDesk, truy cập màn hình cài đặt nhân viên và nhập mật khẩu hiện tại, mật khẩu mới, xác nhận mật khẩu mới. Ở phía giao diện, hệ thống kiểm tra dữ liệu nhập như bắt buộc nhập mật khẩu hiện tại, mật khẩu mới tối thiểu 6 ký tự và xác nhận mật khẩu phải trùng khớp. Khi dữ liệu hợp lệ, màn hình gửi yêu cầu cập nhật mật khẩu đến Backend ChatDesk thông qua endpoint PATCH /api/employees/me/password, kèm JWT và thông tin mật khẩu cần thay đổi.</w:t>
+      </w:r>
+      <w:r>
+        <w:rPr>
+          <w:lang w:val="vi-VN"/>
+        </w:rPr>
+        <w:t xml:space="preserve"> </w:t>
+      </w:r>
+      <w:r>
+        <w:rPr>
+          <w:lang w:val="vi-VN"/>
+        </w:rPr>
+        <w:t xml:space="preserve">Backend </w:t>
+      </w:r>
+      <w:r>
+        <w:rPr>
+          <w:lang w:val="vi-VN"/>
+        </w:rPr>
+        <w:t xml:space="preserve">truy </w:t>
+      </w:r>
+      <w:r>
+        <w:rPr>
+          <w:lang w:val="vi-VN"/>
+        </w:rPr>
+        <w:t>vấn CSDL PostgreSQL để lấy tài khoản tương ứng, kiểm tra trạng thái hoạt động và xác nhận người dùng có vai trò nhân viên. Sau đó hệ thống kiểm tra độ dài mật khẩu mới, xác minh mật khẩu hiện tại bằng bcrypt, rồi mã hóa mật khẩu mới và cập nhật trường password_hash trong bảng users. Nếu xử lý thành công, backend trả về kết quả thành công, giao diện xóa dữ liệu trong form và hiển thị thông báo đổi mật khẩu thành công cho nhân viên. Nếu mật khẩu mới không hợp lệ hoặc mật khẩu hiện tại không đúng, hệ thống trả về lỗi và giao diện hiển thị thông báo thất bại tương ứng.</w:t>
+      </w:r>
+    </w:p>
+    <w:p>
+      <w:pPr>
+        <w:ind w:firstLine="0"/>
+        <w:rPr>
+          <w:lang w:val="vi-VN"/>
+        </w:rPr>
+      </w:pPr>
+    </w:p>
+    <w:p>
+      <w:pPr>
+        <w:pStyle w:val="Heading4"/>
+        <w:rPr>
+          <w:b/>
+          <w:bCs w:val="0"/>
+          <w:lang w:val="vi-VN"/>
+        </w:rPr>
+      </w:pPr>
+      <w:r>
+        <w:rPr>
+          <w:b/>
+          <w:bCs w:val="0"/>
+          <w:lang w:val="vi-VN"/>
+        </w:rPr>
+        <w:t xml:space="preserve">Biểu đồ tuần tự </w:t>
+      </w:r>
+      <w:r>
+        <w:rPr>
+          <w:b/>
+          <w:bCs w:val="0"/>
+          <w:lang w:val="vi-VN"/>
+        </w:rPr>
+        <w:t>Khóa tài khoản nhân viên</w:t>
+      </w:r>
+    </w:p>
+    <w:p>
+      <w:pPr>
+        <w:rPr>
+          <w:lang w:val="vi-VN"/>
+        </w:rPr>
+      </w:pPr>
+      <w:r>
+        <w:rPr>
+          <w:lang w:val="vi-VN"/>
+        </w:rPr>
+        <w:t xml:space="preserve">Biểu đồ tuần tự chức năng </w:t>
+      </w:r>
+      <w:r>
+        <w:rPr>
+          <w:lang w:val="vi-VN"/>
+        </w:rPr>
+        <w:t>k</w:t>
+      </w:r>
+      <w:r>
+        <w:rPr>
+          <w:lang w:val="vi-VN"/>
+        </w:rPr>
+        <w:t xml:space="preserve">hóa tài khoản nhân viên mô tả luồng xử lý khi </w:t>
+      </w:r>
+      <w:r>
+        <w:rPr>
+          <w:lang w:val="vi-VN"/>
+        </w:rPr>
+        <w:t>c</w:t>
+      </w:r>
+      <w:r>
+        <w:rPr>
+          <w:lang w:val="vi-VN"/>
+        </w:rPr>
+        <w:t xml:space="preserve">hủ doanh nghiệp thao tác tại </w:t>
+      </w:r>
+      <w:r>
+        <w:rPr>
+          <w:lang w:val="vi-VN"/>
+        </w:rPr>
+        <w:t>m</w:t>
+      </w:r>
+      <w:r>
+        <w:rPr>
+          <w:lang w:val="vi-VN"/>
+        </w:rPr>
+        <w:t xml:space="preserve">àn hình cài đặt nhân viên để vô hiệu hóa tài khoản của một nhân viên. Khi </w:t>
+      </w:r>
+      <w:r>
+        <w:rPr>
+          <w:lang w:val="vi-VN"/>
+        </w:rPr>
+        <w:t>c</w:t>
+      </w:r>
+      <w:r>
+        <w:rPr>
+          <w:lang w:val="vi-VN"/>
+        </w:rPr>
+        <w:t>hủ doanh nghiệp chọn khóa tài khoản, frontend gửi yêu cầu cập nhật trạng thái is_active = false đến endpoint PATCH /api/employees/{employee_id}.</w:t>
+      </w:r>
+      <w:r>
+        <w:rPr>
+          <w:lang w:val="vi-VN"/>
+        </w:rPr>
+        <w:t xml:space="preserve"> </w:t>
+      </w:r>
+      <w:r>
+        <w:rPr>
+          <w:lang w:val="vi-VN"/>
+        </w:rPr>
+        <w:t>Backend</w:t>
+      </w:r>
+      <w:r>
+        <w:rPr>
+          <w:lang w:val="vi-VN"/>
+        </w:rPr>
+        <w:t xml:space="preserve"> </w:t>
+      </w:r>
+      <w:r>
+        <w:rPr>
+          <w:lang w:val="vi-VN"/>
+        </w:rPr>
+        <w:t xml:space="preserve">truy vấn CSDL PostgreSQL để xác định nhân viên có thuộc đúng doanh nghiệp và có vai trò employee hay không. Nếu hợp lệ, hệ thống cập nhật trường is_active của nhân viên thành false, trả kết quả về frontend và màn hình hiển thị thông báo khóa thành công. </w:t>
+      </w:r>
+      <w:r>
+        <w:rPr>
+          <w:lang w:val="vi-VN"/>
+        </w:rPr>
+        <w:t xml:space="preserve">Nếu </w:t>
+      </w:r>
+      <w:r>
+        <w:rPr>
+          <w:lang w:val="vi-VN"/>
+        </w:rPr>
+        <w:t>không tìm thấy nhân viên, hệ thống trả lỗi tương ứng và frontend hiển thị thông báo thất bại.</w:t>
+      </w:r>
+    </w:p>
+    <w:p>
+      <w:pPr>
+        <w:ind w:firstLine="0"/>
+        <w:rPr>
+          <w:lang w:val="vi-VN"/>
+        </w:rPr>
+      </w:pPr>
+    </w:p>
+    <w:p>
+      <w:pPr>
+        <w:pStyle w:val="Heading4"/>
+        <w:rPr>
+          <w:b/>
+          <w:bCs w:val="0"/>
+          <w:lang w:val="vi-VN"/>
+        </w:rPr>
+      </w:pPr>
+      <w:r>
+        <w:rPr>
+          <w:b/>
+          <w:bCs w:val="0"/>
+          <w:lang w:val="vi-VN"/>
+        </w:rPr>
+        <w:t>Biểu đồ tuần tự Xóa tài khoản nhân viên</w:t>
+      </w:r>
+    </w:p>
+    <w:p>
+      <w:pPr>
+        <w:rPr>
+          <w:lang w:val="vi-VN"/>
+        </w:rPr>
+      </w:pPr>
+      <w:r>
+        <w:rPr>
+          <w:lang w:val="vi-VN"/>
+        </w:rPr>
+        <w:t xml:space="preserve">Biểu đồ tuần tự chức năng </w:t>
+      </w:r>
+      <w:r>
+        <w:rPr>
+          <w:lang w:val="vi-VN"/>
+        </w:rPr>
+        <w:t>x</w:t>
+      </w:r>
+      <w:r>
+        <w:rPr>
+          <w:lang w:val="vi-VN"/>
+        </w:rPr>
+        <w:t xml:space="preserve">óa tài khoản nhân viên mô tả luồng xử lý khi </w:t>
+      </w:r>
+      <w:r>
+        <w:rPr>
+          <w:lang w:val="vi-VN"/>
+        </w:rPr>
+        <w:t>c</w:t>
+      </w:r>
+      <w:r>
+        <w:rPr>
+          <w:lang w:val="vi-VN"/>
+        </w:rPr>
+        <w:t xml:space="preserve">hủ doanh nghiệp thao tác tại </w:t>
+      </w:r>
+      <w:r>
+        <w:rPr>
+          <w:lang w:val="vi-VN"/>
+        </w:rPr>
+        <w:t>m</w:t>
+      </w:r>
+      <w:r>
+        <w:rPr>
+          <w:lang w:val="vi-VN"/>
+        </w:rPr>
+        <w:t>àn hình cài đặt nhân viên để xóa một tài khoản nhân viên khỏi hệ thống ChatDesk. Giao diện kiểm tra vai trò người dùng, lấy danh sách nhân viên từ Backend ChatDesk và hiển thị dữ liệu từ CSDL PostgreSQL. Khi Chủ doanh nghiệp bấm xóa và xác nhận, frontend gửi yêu cầu xóa tài khoản nhân viên lên backend.</w:t>
+      </w:r>
+      <w:r>
+        <w:rPr>
+          <w:lang w:val="vi-VN"/>
+        </w:rPr>
+        <w:t xml:space="preserve"> </w:t>
+      </w:r>
+      <w:r>
+        <w:rPr>
+          <w:lang w:val="vi-VN"/>
+        </w:rPr>
+        <w:t>Backend</w:t>
+      </w:r>
+      <w:r>
+        <w:rPr>
+          <w:lang w:val="vi-VN"/>
+        </w:rPr>
+        <w:t xml:space="preserve"> </w:t>
+      </w:r>
+      <w:r>
+        <w:rPr>
+          <w:lang w:val="vi-VN"/>
+        </w:rPr>
+        <w:t>truy vấn CSDL PostgreSQL để tìm đúng nhân viên có employee_id, thuộc doanh nghiệp hiện tại và có role là employee. Nếu không tìm thấy nhân viên phù hợp, hệ thống trả về lỗi và giao diện hiển thị thông báo thất bại. Nếu hợp lệ, backend xóa bản ghi tài khoản nhân viên trong bảng users, lưu thay đổi vào cơ sở dữ liệu, trả về kết quả thành công; giao diện hiển thị thông báo xóa thành công và tải lại danh sách nhân viên mới.</w:t>
+      </w:r>
+    </w:p>
+    <w:p>
+      <w:pPr>
+        <w:ind w:firstLine="0"/>
+        <w:rPr>
+          <w:lang w:val="vi-VN"/>
+        </w:rPr>
+      </w:pPr>
+    </w:p>
+    <w:p>
+      <w:pPr>
+        <w:pStyle w:val="Heading3"/>
+        <w:rPr>
+          <w:lang w:val="vi-VN"/>
+        </w:rPr>
+      </w:pPr>
+      <w:r>
+        <w:rPr>
+          <w:lang w:val="vi-VN"/>
+        </w:rPr>
+        <w:t>Biểu đồ tuần tự nhóm Usecase Quản lý thông tin sản phẩm</w:t>
+      </w:r>
+    </w:p>
+    <w:p>
+      <w:pPr>
+        <w:pStyle w:val="Heading4"/>
+        <w:rPr>
+          <w:b/>
+          <w:bCs w:val="0"/>
+          <w:lang w:val="vi-VN"/>
+        </w:rPr>
+      </w:pPr>
+      <w:r>
+        <w:rPr>
+          <w:b/>
+          <w:bCs w:val="0"/>
+          <w:lang w:val="vi-VN"/>
+        </w:rPr>
+        <w:t>Biểu đồ tuần tự Xem thông tin sản phẩm</w:t>
+      </w:r>
+    </w:p>
+    <w:p>
+      <w:pPr>
+        <w:rPr>
+          <w:lang w:val="vi-VN"/>
+        </w:rPr>
+      </w:pPr>
+      <w:r>
+        <w:rPr>
+          <w:lang w:val="vi-VN"/>
+        </w:rPr>
+        <w:t xml:space="preserve">Biểu đồ tuần tự chức năng </w:t>
+      </w:r>
+      <w:r>
+        <w:rPr>
+          <w:lang w:val="vi-VN"/>
+        </w:rPr>
+        <w:t>x</w:t>
+      </w:r>
+      <w:r>
+        <w:rPr>
+          <w:lang w:val="vi-VN"/>
+        </w:rPr>
+        <w:t xml:space="preserve">em danh sách sản phẩm mô tả luồng xử lý khi </w:t>
+      </w:r>
+      <w:r>
+        <w:rPr>
+          <w:lang w:val="vi-VN"/>
+        </w:rPr>
+        <w:t>c</w:t>
+      </w:r>
+      <w:r>
+        <w:rPr>
+          <w:lang w:val="vi-VN"/>
+        </w:rPr>
+        <w:t xml:space="preserve">hủ doanh nghiệp yêu cầu xem các sản phẩm đã được lưu trong hệ thống ChatDesk tại màn hình Sản phẩm. Màn hình gửi yêu cầu lấy danh sách sản phẩm đến Backend ChatDesk thông qua endpoint GET /api/products; backend kiểm tra quyền </w:t>
+      </w:r>
+      <w:r>
+        <w:rPr>
+          <w:lang w:val="vi-VN"/>
+        </w:rPr>
+        <w:t>c</w:t>
+      </w:r>
+      <w:r>
+        <w:rPr>
+          <w:lang w:val="vi-VN"/>
+        </w:rPr>
+        <w:t>hủ doanh nghiệp, sau đó truy vấn CSDL PostgreSQL để lấy các sản phẩm thuộc business_id của người dùng hiện tại và sắp xếp theo thời gian tạo mới nhất.</w:t>
+      </w:r>
+      <w:r>
+        <w:rPr>
+          <w:lang w:val="vi-VN"/>
+        </w:rPr>
+        <w:t xml:space="preserve"> </w:t>
+      </w:r>
+      <w:r>
+        <w:rPr>
+          <w:lang w:val="vi-VN"/>
+        </w:rPr>
+        <w:t xml:space="preserve">Khi truy vấn thành công, backend trả về danh sách sản phẩm gồm các thông tin như tên sản phẩm, SKU, danh mục, mô tả, giá, số lượng tồn kho, trạng thái và thời gian cập nhật để frontend hiển thị trên bảng. </w:t>
+      </w:r>
+      <w:r>
+        <w:rPr>
+          <w:lang w:val="vi-VN"/>
+        </w:rPr>
+        <w:t>Nếu</w:t>
+      </w:r>
+      <w:r>
+        <w:rPr>
+          <w:lang w:val="vi-VN"/>
+        </w:rPr>
+        <w:t xml:space="preserve"> quá trình tải dữ liệu thất bại, hệ thống trả lỗi và màn hình </w:t>
+      </w:r>
+      <w:r>
+        <w:rPr>
+          <w:lang w:val="vi-VN"/>
+        </w:rPr>
+        <w:t>s</w:t>
+      </w:r>
+      <w:r>
+        <w:rPr>
+          <w:lang w:val="vi-VN"/>
+        </w:rPr>
+        <w:t xml:space="preserve">ản phẩm hiển thị thông báo thất bại cho </w:t>
+      </w:r>
+      <w:r>
+        <w:rPr>
+          <w:lang w:val="vi-VN"/>
+        </w:rPr>
+        <w:t>c</w:t>
+      </w:r>
+      <w:r>
+        <w:rPr>
+          <w:lang w:val="vi-VN"/>
+        </w:rPr>
+        <w:t>hủ doanh nghiệp.</w:t>
+      </w:r>
+    </w:p>
+    <w:p>
+      <w:pPr>
+        <w:ind w:firstLine="0"/>
+        <w:rPr>
+          <w:lang w:val="vi-VN"/>
+        </w:rPr>
+      </w:pPr>
+    </w:p>
+    <w:p>
+      <w:pPr>
+        <w:pStyle w:val="Heading4"/>
+        <w:rPr>
+          <w:b/>
+          <w:bCs w:val="0"/>
+          <w:lang w:val="vi-VN"/>
+        </w:rPr>
+      </w:pPr>
+      <w:r>
+        <w:rPr>
+          <w:b/>
+          <w:bCs w:val="0"/>
+          <w:lang w:val="vi-VN"/>
+        </w:rPr>
+        <w:t xml:space="preserve">Biểu đồ tuần tự Thêm sản phẩm thủ </w:t>
+      </w:r>
+      <w:r>
+        <w:rPr>
+          <w:b/>
+          <w:bCs w:val="0"/>
+          <w:lang w:val="vi-VN"/>
+        </w:rPr>
+        <w:t>công</w:t>
+      </w:r>
+    </w:p>
+    <w:p>
+      <w:pPr>
+        <w:rPr>
+          <w:lang w:val="vi-VN"/>
+        </w:rPr>
+      </w:pPr>
+      <w:r>
+        <w:rPr>
+          <w:lang w:val="vi-VN"/>
+        </w:rPr>
+        <w:t xml:space="preserve">Biểu đồ tuần tự chức năng </w:t>
+      </w:r>
+      <w:r>
+        <w:rPr>
+          <w:lang w:val="vi-VN"/>
+        </w:rPr>
+        <w:t>t</w:t>
+      </w:r>
+      <w:r>
+        <w:rPr>
+          <w:lang w:val="vi-VN"/>
+        </w:rPr>
+        <w:t xml:space="preserve">hêm sản phẩm thủ công mô tả luồng xử lý khi </w:t>
+      </w:r>
+      <w:r>
+        <w:rPr>
+          <w:lang w:val="vi-VN"/>
+        </w:rPr>
+        <w:t>c</w:t>
+      </w:r>
+      <w:r>
+        <w:rPr>
+          <w:lang w:val="vi-VN"/>
+        </w:rPr>
+        <w:t xml:space="preserve">hủ doanh nghiệp thao tác trên màn hình </w:t>
+      </w:r>
+      <w:r>
+        <w:rPr>
+          <w:lang w:val="vi-VN"/>
+        </w:rPr>
+        <w:t>s</w:t>
+      </w:r>
+      <w:r>
+        <w:rPr>
+          <w:lang w:val="vi-VN"/>
+        </w:rPr>
+        <w:t xml:space="preserve">ản phẩm để tạo một sản phẩm mới. Người dùng bấm </w:t>
+      </w:r>
+      <w:r>
+        <w:rPr>
+          <w:lang w:val="vi-VN"/>
+        </w:rPr>
+        <w:t>t</w:t>
+      </w:r>
+      <w:r>
+        <w:rPr>
+          <w:lang w:val="vi-VN"/>
+        </w:rPr>
+        <w:t>hêm sản phẩm, nhập các thông tin như tên sản phẩm, SKU, danh mục, mô tả, giá, số lượng tồn kho và trạng thái, sau đó hệ thống frontend kiểm tra dữ liệu form trước khi gửi yêu cầu POST /api/products đến Backend ChatDesk.</w:t>
+      </w:r>
+      <w:r>
+        <w:rPr>
+          <w:lang w:val="vi-VN"/>
+        </w:rPr>
+        <w:t xml:space="preserve"> </w:t>
+      </w:r>
+      <w:r>
+        <w:rPr>
+          <w:lang w:val="vi-VN"/>
+        </w:rPr>
+        <w:t>Backend ChatDesk tiếp nhận dữ liệu, kiểm tra theo cấu trúc ProductCreate, lưu bản ghi sản phẩm vào CSDL PostgreSQL trong bảng products, sau đó tạo nội dung mô tả sản phẩm để sinh embedding và lưu vector vào Vector DB phục vụ tra cứu sản phẩm bằng AI. Nếu toàn bộ quá trình thành công, backend trả về thông tin sản phẩm mới để màn hình hiển thị thông báo thêm sản phẩm thành công, đóng form và cập nhật giao diện. Nếu dữ liệu không hợp lệ hoặc quá trình xử lý thất bại, hệ thống trả về lỗi và màn hình hiển thị thông báo thất bại cho người dùng.</w:t>
+      </w:r>
+    </w:p>
+    <w:p>
+      <w:pPr>
+        <w:ind w:firstLine="0"/>
+        <w:rPr>
+          <w:lang w:val="en-US"/>
+        </w:rPr>
+      </w:pPr>
+    </w:p>
+    <w:p>
+      <w:pPr>
+        <w:pStyle w:val="Heading4"/>
+        <w:rPr>
+          <w:b/>
+          <w:bCs w:val="0"/>
+          <w:lang w:val="vi-VN"/>
+        </w:rPr>
+      </w:pPr>
+      <w:r>
+        <w:rPr>
+          <w:b/>
+          <w:bCs w:val="0"/>
+          <w:lang w:val="vi-VN"/>
+        </w:rPr>
+        <w:t>Biểu đồ tuần tự Thêm sản phẩm từ file</w:t>
+      </w:r>
+    </w:p>
+    <w:p>
+      <w:pPr>
+        <w:rPr>
+          <w:lang w:val="vi-VN"/>
+        </w:rPr>
+      </w:pPr>
+      <w:r>
+        <w:rPr>
+          <w:lang w:val="vi-VN"/>
+        </w:rPr>
+        <w:t xml:space="preserve">Biểu đồ tuần tự chức năng </w:t>
+      </w:r>
+      <w:r>
+        <w:rPr>
+          <w:lang w:val="vi-VN"/>
+        </w:rPr>
+        <w:t>t</w:t>
+      </w:r>
+      <w:r>
+        <w:rPr>
+          <w:lang w:val="vi-VN"/>
+        </w:rPr>
+        <w:t xml:space="preserve">hêm sản phẩm từ file mô tả luồng xử lý khi </w:t>
+      </w:r>
+      <w:r>
+        <w:rPr>
+          <w:lang w:val="vi-VN"/>
+        </w:rPr>
+        <w:t>c</w:t>
+      </w:r>
+      <w:r>
+        <w:rPr>
+          <w:lang w:val="vi-VN"/>
+        </w:rPr>
+        <w:t>hủ doanh nghiệp thao tác trên màn hình sản phẩm để import danh sách sản phẩm từ file JSON. Hệ thống frontend đọc nội dung file, parse dữ liệu JSON và lấy danh sách sản phẩm từ mảng JSON hoặc trường products, sau đó gửi danh sách này đến Backend ChatDesk qua endpoint POST /api/products/import.</w:t>
+      </w:r>
+      <w:r>
+        <w:rPr>
+          <w:lang w:val="vi-VN"/>
+        </w:rPr>
+        <w:t xml:space="preserve"> </w:t>
+      </w:r>
+      <w:r>
+        <w:rPr>
+          <w:lang w:val="vi-VN"/>
+        </w:rPr>
+        <w:t>Backend ChatDesk kiểm tra dữ liệu sản phẩm và giới hạn tối đa 50 sản phẩm cho mỗi lần import. Nếu dữ liệu hợp lệ, hệ thống lần lượt tạo từng sản phẩm trong CSDL PostgreSQL, sinh nội dung tri thức từ thông tin sản phẩm và lưu embedding tương ứng vào Vector DB Milvus để phục vụ chatbot tra cứu sản phẩm. Khi xử lý thành công, backend trả về danh sách sản phẩm đã import và màn hình hiển thị thông báo thành công; nếu file không hợp lệ, rỗng hoặc backend trả lỗi, màn hình hiển thị thông báo thất bại cho người dùng.</w:t>
+      </w:r>
+    </w:p>
+    <w:p>
+      <w:pPr>
+        <w:ind w:firstLine="0"/>
+        <w:rPr>
+          <w:lang w:val="vi-VN"/>
+        </w:rPr>
+      </w:pPr>
+    </w:p>
+    <w:p>
+      <w:pPr>
+        <w:pStyle w:val="Heading4"/>
+        <w:rPr>
+          <w:b/>
+          <w:bCs w:val="0"/>
+          <w:lang w:val="vi-VN"/>
+        </w:rPr>
+      </w:pPr>
+      <w:r>
+        <w:rPr>
+          <w:b/>
+          <w:bCs w:val="0"/>
+          <w:lang w:val="vi-VN"/>
+        </w:rPr>
+        <w:t>Biểu đồ tuần tự Xóa sản phẩm</w:t>
+      </w:r>
+    </w:p>
+    <w:p>
+      <w:pPr>
+        <w:rPr>
+          <w:lang w:val="vi-VN"/>
+        </w:rPr>
+      </w:pPr>
+      <w:r>
+        <w:rPr>
+          <w:lang w:val="vi-VN"/>
+        </w:rPr>
+        <w:t xml:space="preserve">Biểu đồ tuần tự chức năng </w:t>
+      </w:r>
+      <w:r>
+        <w:rPr>
+          <w:lang w:val="vi-VN"/>
+        </w:rPr>
+        <w:t>x</w:t>
+      </w:r>
+      <w:r>
+        <w:rPr>
+          <w:lang w:val="vi-VN"/>
+        </w:rPr>
+        <w:t xml:space="preserve">óa sản phẩm mô tả luồng xử lý khi </w:t>
+      </w:r>
+      <w:r>
+        <w:rPr>
+          <w:lang w:val="vi-VN"/>
+        </w:rPr>
+        <w:t>c</w:t>
+      </w:r>
+      <w:r>
+        <w:rPr>
+          <w:lang w:val="vi-VN"/>
+        </w:rPr>
+        <w:t>hủ doanh nghiệp thao tác trên màn hình sản phẩm để xóa một sản phẩm khỏi kho tri thức. Sau khi người dùng bấm nút xóa và xác nhận, màn hình sản phẩm gửi yêu cầu DELETE /api/products/{id} đến Backend ChatDesk với mã sản phẩm cần xóa. Backend tìm sản phẩm tương ứng trong CSDL PostgreSQL, nếu không tìm thấy thì trả về lỗi và giao diện hiển thị thông báo xóa thất bại.</w:t>
+      </w:r>
+      <w:r>
+        <w:rPr>
+          <w:lang w:val="vi-VN"/>
+        </w:rPr>
+        <w:t xml:space="preserve"> </w:t>
+      </w:r>
+      <w:r>
+        <w:rPr>
+          <w:lang w:val="vi-VN"/>
+        </w:rPr>
+        <w:t>Nếu sản phẩm tồn tại, Backend ChatDesk xóa embedding của sản phẩm trong Vector DB, sau đó xóa bản ghi sản phẩm khỏi bảng products trong CSDL PostgreSQL. Khi quá trình xóa hoàn tất, backend trả về kết quả thành công, màn hình sản phẩm cập nhật lại dữ liệu hiển thị và thông báo “Xóa sản phẩm thành công” cho người dùng.</w:t>
+      </w:r>
+    </w:p>
+    <w:p>
+      <w:pPr>
+        <w:ind w:firstLine="0"/>
+        <w:rPr>
+          <w:lang w:val="vi-VN"/>
+        </w:rPr>
+      </w:pPr>
+    </w:p>
+    <w:p>
+      <w:pPr>
+        <w:pStyle w:val="Heading4"/>
+        <w:rPr>
+          <w:b/>
+          <w:bCs w:val="0"/>
+          <w:lang w:val="vi-VN"/>
+        </w:rPr>
+      </w:pPr>
+      <w:r>
+        <w:rPr>
+          <w:b/>
+          <w:bCs w:val="0"/>
+          <w:lang w:val="vi-VN"/>
+        </w:rPr>
+        <w:t>Biểu đồ tuần tự Sửa thông tin sản phẩm</w:t>
+      </w:r>
+    </w:p>
+    <w:p>
+      <w:pPr>
+        <w:rPr>
+          <w:lang w:val="vi-VN"/>
+        </w:rPr>
+      </w:pPr>
+      <w:r>
+        <w:rPr>
+          <w:lang w:val="vi-VN"/>
+        </w:rPr>
+        <w:t xml:space="preserve">Biểu đồ tuần tự chức năng </w:t>
+      </w:r>
+      <w:r>
+        <w:rPr>
+          <w:lang w:val="vi-VN"/>
+        </w:rPr>
+        <w:t>s</w:t>
+      </w:r>
+      <w:r>
+        <w:rPr>
+          <w:lang w:val="vi-VN"/>
+        </w:rPr>
+        <w:t xml:space="preserve">ửa thông tin sản phẩm mô tả luồng xử lý khi </w:t>
+      </w:r>
+      <w:r>
+        <w:rPr>
+          <w:lang w:val="vi-VN"/>
+        </w:rPr>
+        <w:t>c</w:t>
+      </w:r>
+      <w:r>
+        <w:rPr>
+          <w:lang w:val="vi-VN"/>
+        </w:rPr>
+        <w:t xml:space="preserve">hủ doanh nghiệp chỉnh sửa một sản phẩm trên màn hình </w:t>
+      </w:r>
+      <w:r>
+        <w:rPr>
+          <w:lang w:val="vi-VN"/>
+        </w:rPr>
+        <w:t>s</w:t>
+      </w:r>
+      <w:r>
+        <w:rPr>
+          <w:lang w:val="vi-VN"/>
+        </w:rPr>
+        <w:t>ản phẩm. Người dùng bấm biểu tượng sửa, nhập các thông tin như tên sản phẩm, SKU, danh mục, mô tả, giá, số lượng tồn kho và trạng thái, sau đó chọn cập nhật. Màn hình kiểm tra dữ liệu form, trong đó tên sản phẩm là bắt buộc; nếu dữ liệu không hợp lệ thì hệ thống hiển thị thông báo thất bại và không gửi yêu cầu lên backend.</w:t>
+      </w:r>
+      <w:r>
+        <w:rPr>
+          <w:lang w:val="vi-VN"/>
+        </w:rPr>
+        <w:t xml:space="preserve"> </w:t>
+      </w:r>
+      <w:r>
+        <w:rPr>
+          <w:lang w:val="vi-VN"/>
+        </w:rPr>
+        <w:t>Khi dữ liệu hợp lệ, frontend gửi yêu cầu PUT /api/products/{product_id} đến Backend ChatDesk. Backend tìm sản phẩm trong CSDL PostgreSQL, nếu không tìm thấy thì trả về lỗi để màn hình hiển thị thông báo thất bại. Nếu sản phẩm tồn tại, backend cập nhật các trường được gửi, tạo lại nội dung sản phẩm để sinh vector embedding mới, cập nhật embedding vào Vector DB, sau đó ghi thay đổi vào PostgreSQL và trả về thông tin sản phẩm đã cập nhật. Frontend nhận kết quả thành công, đóng form chỉnh sửa, hiển thị thông báo cập nhật sản phẩm thành công và cập nhật lại giao diện.</w:t>
+      </w:r>
+    </w:p>
+    <w:p>
+      <w:pPr>
+        <w:ind w:firstLine="0"/>
+        <w:rPr>
+          <w:lang w:val="vi-VN"/>
+        </w:rPr>
+      </w:pPr>
+    </w:p>
+    <w:p>
+      <w:pPr>
+        <w:pStyle w:val="Heading3"/>
+        <w:rPr>
+          <w:lang w:val="vi-VN"/>
+        </w:rPr>
+      </w:pPr>
+      <w:r>
+        <w:rPr>
+          <w:lang w:val="vi-VN"/>
+        </w:rPr>
+        <w:t>Biểu đồ tuần tự nhóm Usecase Quản lý mẫu trả lời nhanh</w:t>
+      </w:r>
+    </w:p>
+    <w:p>
+      <w:pPr>
+        <w:pStyle w:val="Heading4"/>
+        <w:rPr>
+          <w:b/>
+          <w:bCs w:val="0"/>
+          <w:lang w:val="vi-VN"/>
+        </w:rPr>
+      </w:pPr>
+      <w:r>
+        <w:rPr>
+          <w:b/>
+          <w:bCs w:val="0"/>
+          <w:lang w:val="vi-VN"/>
+        </w:rPr>
+        <w:t>Biểu đồ tuần tự Xem thông tin mẫu trả lời</w:t>
+      </w:r>
+    </w:p>
+    <w:p>
+      <w:pPr>
+        <w:rPr>
+          <w:lang w:val="vi-VN"/>
+        </w:rPr>
+      </w:pPr>
+      <w:r>
+        <w:rPr>
+          <w:lang w:val="vi-VN"/>
+        </w:rPr>
+        <w:t xml:space="preserve">Biểu đồ tuần tự chức năng </w:t>
+      </w:r>
+      <w:r>
+        <w:rPr>
+          <w:lang w:val="vi-VN"/>
+        </w:rPr>
+        <w:t>x</w:t>
+      </w:r>
+      <w:r>
+        <w:rPr>
+          <w:lang w:val="vi-VN"/>
+        </w:rPr>
+        <w:t xml:space="preserve">em thông tin mẫu trả lời mô tả luồng xử lý khi Chủ doanh nghiệp hoặc </w:t>
+      </w:r>
+      <w:r>
+        <w:rPr>
+          <w:lang w:val="vi-VN"/>
+        </w:rPr>
+        <w:t>n</w:t>
+      </w:r>
+      <w:r>
+        <w:rPr>
+          <w:lang w:val="vi-VN"/>
+        </w:rPr>
+        <w:t xml:space="preserve">hân viên yêu cầu xem các mẫu trả lời trên màn hình </w:t>
+      </w:r>
+      <w:r>
+        <w:rPr>
+          <w:lang w:val="vi-VN"/>
+        </w:rPr>
+        <w:t>m</w:t>
+      </w:r>
+      <w:r>
+        <w:rPr>
+          <w:lang w:val="vi-VN"/>
+        </w:rPr>
+        <w:t>ẫu trả lời. Màn hình gửi yêu cầu GET /api/saved-replies đến Backend ChatDesk, sau đó backend xác định phạm vi dữ liệu cần hiển thị và truy vấn bảng saved_replies trong CSDL PostgreSQL theo thông tin doanh nghiệp, phạm vi hiển thị và người sở hữu mẫu trả lời.</w:t>
+      </w:r>
+      <w:r>
+        <w:rPr>
+          <w:lang w:val="vi-VN"/>
+        </w:rPr>
+        <w:t xml:space="preserve"> </w:t>
+      </w:r>
+      <w:r>
+        <w:rPr>
+          <w:lang w:val="vi-VN"/>
+        </w:rPr>
+        <w:t>Khi truy xuất thành công, hệ thống trả về danh sách mẫu trả lời gồm tiêu đề, shortcut, phạm vi, nội dung và thời gian tạo/cập nhật để frontend hiển thị lên bảng. Nếu không có dữ liệu, màn hình hiển thị trạng thái chưa có template nào. Trường hợp truy xuất thất bại, frontend hiển thị thông báo tải mẫu trả lời thất bại cho người dùng.</w:t>
+      </w:r>
+    </w:p>
+    <w:p>
+      <w:pPr>
+        <w:ind w:firstLine="0"/>
+        <w:rPr>
+          <w:lang w:val="vi-VN"/>
+        </w:rPr>
+      </w:pPr>
+    </w:p>
+    <w:p>
+      <w:pPr>
+        <w:pStyle w:val="Heading4"/>
+        <w:rPr>
+          <w:b/>
+          <w:bCs w:val="0"/>
+          <w:lang w:val="vi-VN"/>
+        </w:rPr>
+      </w:pPr>
+      <w:r>
+        <w:rPr>
+          <w:b/>
+          <w:bCs w:val="0"/>
+          <w:lang w:val="vi-VN"/>
+        </w:rPr>
+        <w:t>Biểu đồ tuần tự Thêm mẫu trả lời</w:t>
+      </w:r>
+    </w:p>
+    <w:p>
+      <w:pPr>
+        <w:rPr>
+          <w:lang w:val="vi-VN"/>
+        </w:rPr>
+      </w:pPr>
+      <w:r>
+        <w:rPr>
+          <w:lang w:val="vi-VN"/>
+        </w:rPr>
+        <w:t xml:space="preserve">Biểu đồ tuần tự chức năng </w:t>
+      </w:r>
+      <w:r>
+        <w:rPr>
+          <w:lang w:val="vi-VN"/>
+        </w:rPr>
+        <w:t>t</w:t>
+      </w:r>
+      <w:r>
+        <w:rPr>
+          <w:lang w:val="vi-VN"/>
+        </w:rPr>
+        <w:t xml:space="preserve">hêm mẫu trả lời mô tả luồng xử lý khi </w:t>
+      </w:r>
+      <w:r>
+        <w:rPr>
+          <w:lang w:val="vi-VN"/>
+        </w:rPr>
+        <w:t>c</w:t>
+      </w:r>
+      <w:r>
+        <w:rPr>
+          <w:lang w:val="vi-VN"/>
+        </w:rPr>
+        <w:t xml:space="preserve">hủ doanh nghiệp hoặc </w:t>
+      </w:r>
+      <w:r>
+        <w:rPr>
+          <w:lang w:val="vi-VN"/>
+        </w:rPr>
+        <w:t>n</w:t>
+      </w:r>
+      <w:r>
+        <w:rPr>
+          <w:lang w:val="vi-VN"/>
+        </w:rPr>
+        <w:t xml:space="preserve">hân viên tạo một mẫu trả lời mới trên màn hình </w:t>
+      </w:r>
+      <w:r>
+        <w:rPr>
+          <w:lang w:val="vi-VN"/>
+        </w:rPr>
+        <w:t>m</w:t>
+      </w:r>
+      <w:r>
+        <w:rPr>
+          <w:lang w:val="vi-VN"/>
+        </w:rPr>
+        <w:t xml:space="preserve">ẫu trả lời. Người dùng bấm nút thêm template, nhập tiêu đề, shortcut và nội dung mẫu trả lời, sau đó màn hình kiểm tra dữ liệu bắt buộc và định dạng shortcut trước khi gửi yêu cầu POST /api/saved-replies đến Backend </w:t>
+      </w:r>
+      <w:r>
+        <w:rPr>
+          <w:lang w:val="vi-VN"/>
+        </w:rPr>
+        <w:t xml:space="preserve">ChatDesk. </w:t>
+      </w:r>
+      <w:r>
+        <w:rPr>
+          <w:lang w:val="vi-VN"/>
+        </w:rPr>
+        <w:t>Backend ChatDesk tiếp nhận dữ liệu, chuẩn hóa shortcut, tiêu đề và nội dung, sau đó kiểm tra trong CSDL PostgreSQL xem shortcut đã tồn tại trong cùng phạm vi hay chưa. Nếu dữ liệu không hợp lệ hoặc shortcut bị trùng, hệ thống trả lỗi để giao diện hiển thị thông báo thất bại. Nếu hợp lệ, backend tạo bản ghi mới trong bảng saved_replies, trả về mẫu trả lời vừa tạo, giao diện đóng form, cập nhật lại danh sách và hiển thị thông báo tạo thành công cho người dùng.</w:t>
+      </w:r>
+    </w:p>
+    <w:p>
+      <w:pPr>
+        <w:ind w:firstLine="0"/>
+        <w:rPr>
+          <w:lang w:val="vi-VN"/>
+        </w:rPr>
+      </w:pPr>
+    </w:p>
+    <w:p>
+      <w:pPr>
+        <w:pStyle w:val="Heading4"/>
+        <w:rPr>
+          <w:b/>
+          <w:bCs w:val="0"/>
+          <w:lang w:val="vi-VN"/>
+        </w:rPr>
+      </w:pPr>
+      <w:r>
+        <w:rPr>
+          <w:b/>
+          <w:bCs w:val="0"/>
+          <w:lang w:val="vi-VN"/>
+        </w:rPr>
+        <w:t>Biểu đồ tuần tự Sửa mẫu trả lời</w:t>
+      </w:r>
+    </w:p>
+    <w:p>
+      <w:pPr>
+        <w:rPr>
+          <w:lang w:val="vi-VN"/>
+        </w:rPr>
+      </w:pPr>
+      <w:r>
+        <w:rPr>
+          <w:lang w:val="vi-VN"/>
+        </w:rPr>
+        <w:t xml:space="preserve">Biểu đồ tuần tự chức năng </w:t>
+      </w:r>
+      <w:r>
+        <w:rPr>
+          <w:lang w:val="vi-VN"/>
+        </w:rPr>
+        <w:t>s</w:t>
+      </w:r>
+      <w:r>
+        <w:rPr>
+          <w:lang w:val="vi-VN"/>
+        </w:rPr>
+        <w:t xml:space="preserve">ửa mẫu trả lời mô tả luồng xử lý khi </w:t>
+      </w:r>
+      <w:r>
+        <w:rPr>
+          <w:lang w:val="vi-VN"/>
+        </w:rPr>
+        <w:t>c</w:t>
+      </w:r>
+      <w:r>
+        <w:rPr>
+          <w:lang w:val="vi-VN"/>
+        </w:rPr>
+        <w:t xml:space="preserve">hủ doanh nghiệp hoặc </w:t>
+      </w:r>
+      <w:r>
+        <w:rPr>
+          <w:lang w:val="vi-VN"/>
+        </w:rPr>
+        <w:t>n</w:t>
+      </w:r>
+      <w:r>
+        <w:rPr>
+          <w:lang w:val="vi-VN"/>
+        </w:rPr>
+        <w:t xml:space="preserve">hân viên CSKH chỉnh sửa một mẫu trả lời nhanh trên màn hình </w:t>
+      </w:r>
+      <w:r>
+        <w:rPr>
+          <w:lang w:val="vi-VN"/>
+        </w:rPr>
+        <w:t>m</w:t>
+      </w:r>
+      <w:r>
+        <w:rPr>
+          <w:lang w:val="vi-VN"/>
+        </w:rPr>
+        <w:t xml:space="preserve">ẫu trả lời. Người dùng bấm </w:t>
+      </w:r>
+      <w:r>
+        <w:rPr>
+          <w:lang w:val="vi-VN"/>
+        </w:rPr>
+        <w:t>s</w:t>
+      </w:r>
+      <w:r>
+        <w:rPr>
+          <w:lang w:val="vi-VN"/>
+        </w:rPr>
+        <w:t xml:space="preserve">ửa, hệ thống hiển thị biểu mẫu với dữ liệu hiện tại, sau đó người dùng cập nhật tiêu đề, shortcut và nội dung rồi bấm </w:t>
+      </w:r>
+      <w:r>
+        <w:rPr>
+          <w:lang w:val="vi-VN"/>
+        </w:rPr>
+        <w:t>c</w:t>
+      </w:r>
+      <w:r>
+        <w:rPr>
+          <w:lang w:val="vi-VN"/>
+        </w:rPr>
+        <w:t>ập nhật. Giao diện kiểm tra các trường bắt buộc và định dạng shortcut trước khi gửi yêu cầu PUT /api/saved-replies/{reply_id} đến Backend ChatDesk.</w:t>
+      </w:r>
+      <w:r>
+        <w:rPr>
+          <w:lang w:val="vi-VN"/>
+        </w:rPr>
+        <w:t xml:space="preserve"> </w:t>
+      </w:r>
+      <w:r>
+        <w:rPr>
+          <w:lang w:val="vi-VN"/>
+        </w:rPr>
+        <w:t>Backend ChatDesk tìm mẫu trả lời trong CSDL PostgreSQL, chuẩn hóa dữ liệu đầu vào, kiểm tra tính hợp lệ và kiểm tra shortcut có bị trùng trong cùng phạm vi hay không. Nếu dữ liệu hợp lệ và shortcut chưa tồn tại, hệ thống cập nhật bản ghi trong bảng saved_replies, trả về mẫu trả lời đã cập nhật, giao diện đóng modal, cập nhật lại danh sách và hiển thị thông báo thành công. Nếu mẫu không tồn tại, dữ liệu không hợp lệ hoặc shortcut đã tồn tại, hệ thống trả về lỗi và giao diện hiển thị thông báo thất bại cho người dùng.</w:t>
+      </w:r>
+    </w:p>
+    <w:p>
+      <w:pPr>
+        <w:ind w:firstLine="0"/>
+        <w:rPr>
+          <w:lang w:val="vi-VN"/>
+        </w:rPr>
+      </w:pPr>
+    </w:p>
+    <w:p>
+      <w:pPr>
+        <w:pStyle w:val="Heading4"/>
+        <w:rPr>
+          <w:b/>
+          <w:bCs w:val="0"/>
+          <w:lang w:val="vi-VN"/>
+        </w:rPr>
+      </w:pPr>
+      <w:r>
+        <w:rPr>
+          <w:b/>
+          <w:bCs w:val="0"/>
+          <w:lang w:val="vi-VN"/>
+        </w:rPr>
+        <w:t>Biểu đồ tuần tự Xóa mẫu trả lời</w:t>
+      </w:r>
+    </w:p>
+    <w:p>
+      <w:pPr>
+        <w:rPr>
+          <w:lang w:val="vi-VN"/>
+        </w:rPr>
+      </w:pPr>
+      <w:r>
+        <w:rPr>
+          <w:lang w:val="vi-VN"/>
+        </w:rPr>
+        <w:t xml:space="preserve">Biểu đồ tuần tự chức năng </w:t>
+      </w:r>
+      <w:r>
+        <w:rPr>
+          <w:lang w:val="vi-VN"/>
+        </w:rPr>
+        <w:t>x</w:t>
+      </w:r>
+      <w:r>
+        <w:rPr>
+          <w:lang w:val="vi-VN"/>
+        </w:rPr>
+        <w:t xml:space="preserve">óa mẫu trả lời mô tả luồng xử lý khi người dùng nội bộ thực hiện xóa một mẫu trả lời trên màn hình </w:t>
+      </w:r>
+      <w:r>
+        <w:rPr>
+          <w:lang w:val="vi-VN"/>
+        </w:rPr>
+        <w:t>m</w:t>
+      </w:r>
+      <w:r>
+        <w:rPr>
+          <w:lang w:val="vi-VN"/>
+        </w:rPr>
+        <w:t>ẫu trả lời. Người dùng bấm nút xóa, hệ thống hiển thị hộp xác nhận, sau đó frontend gửi yêu cầu DELETE /api/saved-replies/{replyId} đến Backend ChatDesk với định danh mẫu trả lời cần xóa.</w:t>
+      </w:r>
+      <w:r>
+        <w:rPr>
+          <w:lang w:val="vi-VN"/>
+        </w:rPr>
+        <w:t xml:space="preserve"> </w:t>
+      </w:r>
+      <w:r>
+        <w:rPr>
+          <w:lang w:val="vi-VN"/>
+        </w:rPr>
+        <w:t>Backend ChatDesk truy vấn bảng saved_replies trong CSDL PostgreSQL để tìm mẫu trả lời tương ứng. Nếu mẫu trả lời tồn tại và có thể xóa, backend thực hiện xóa bản ghi khỏi cơ sở dữ liệu, trả về kết quả thành công, frontend hiển thị thông báo đã xóa và cập nhật lại danh sách. Nếu không tìm thấy mẫu trả lời, backend trả về lỗi và màn hình hiển thị thông báo xóa thất bại cho người dùng.</w:t>
+      </w:r>
+    </w:p>
+    <w:p>
+      <w:pPr>
+        <w:ind w:firstLine="0"/>
+        <w:rPr>
+          <w:lang w:val="vi-VN"/>
+        </w:rPr>
+      </w:pPr>
+    </w:p>
+    <w:p>
+      <w:pPr>
+        <w:pStyle w:val="Heading3"/>
+        <w:rPr>
+          <w:lang w:val="vi-VN"/>
+        </w:rPr>
+      </w:pPr>
+      <w:r>
+        <w:rPr>
+          <w:lang w:val="vi-VN"/>
+        </w:rPr>
+        <w:t>Biểu đồ tuần tự nhóm Usecase Trợ lý AI nội bộ</w:t>
+      </w:r>
+    </w:p>
+    <w:p>
+      <w:pPr>
+        <w:pStyle w:val="Heading4"/>
+        <w:rPr>
+          <w:b/>
+          <w:bCs w:val="0"/>
+          <w:lang w:val="vi-VN"/>
+        </w:rPr>
+      </w:pPr>
+      <w:r>
+        <w:rPr>
+          <w:b/>
+          <w:bCs w:val="0"/>
+          <w:lang w:val="vi-VN"/>
+        </w:rPr>
+        <w:t>Biểu đồ tuần tự Xem lịch sử hỏi đáp</w:t>
+      </w:r>
+    </w:p>
+    <w:p>
+      <w:pPr>
+        <w:rPr>
+          <w:lang w:val="vi-VN"/>
+        </w:rPr>
+      </w:pPr>
+      <w:r>
+        <w:rPr>
+          <w:lang w:val="vi-VN"/>
+        </w:rPr>
+        <w:t xml:space="preserve">Biểu đồ tuần tự chức năng </w:t>
+      </w:r>
+      <w:r>
+        <w:rPr>
+          <w:lang w:val="vi-VN"/>
+        </w:rPr>
+        <w:t>x</w:t>
+      </w:r>
+      <w:r>
+        <w:rPr>
+          <w:lang w:val="vi-VN"/>
+        </w:rPr>
+        <w:t xml:space="preserve">em lịch sử hỏi đáp với trợ lý AI nội bộ mô tả luồng xử lý khi </w:t>
+      </w:r>
+      <w:r>
+        <w:rPr>
+          <w:lang w:val="vi-VN"/>
+        </w:rPr>
+        <w:t>n</w:t>
+      </w:r>
+      <w:r>
+        <w:rPr>
+          <w:lang w:val="vi-VN"/>
+        </w:rPr>
+        <w:t xml:space="preserve">hân viên CSKH hoặc </w:t>
+      </w:r>
+      <w:r>
+        <w:rPr>
+          <w:lang w:val="vi-VN"/>
+        </w:rPr>
+        <w:t>c</w:t>
+      </w:r>
+      <w:r>
+        <w:rPr>
+          <w:lang w:val="vi-VN"/>
+        </w:rPr>
+        <w:t xml:space="preserve">hủ doanh nghiệp bấm nút “Trợ lý AI” trên giao diện ChatDesk để xem lại các câu hỏi và câu trả lời đã trao đổi với trợ lý AI nội bộ. Màn hình </w:t>
+      </w:r>
+      <w:r>
+        <w:rPr>
+          <w:lang w:val="vi-VN"/>
+        </w:rPr>
+        <w:t>t</w:t>
+      </w:r>
+      <w:r>
+        <w:rPr>
+          <w:lang w:val="vi-VN"/>
+        </w:rPr>
+        <w:t>rợ lý AI nội bộ gửi yêu cầu lấy lịch sử đến Backend ChatDesk qua endpoint GET /api/ai-assistant/history, kèm tham số phân trang như limit và có thể có before khi tải các bản ghi cũ hơn. Backend truy vấn bảng ai_assistant_messages trong CSDL PostgreSQL, sắp xếp dữ liệu theo thời gian, xác định trạng thái còn dữ liệu hay không thông qua has_more và next_cursor, sau đó trả kết quả về frontend.</w:t>
+      </w:r>
+      <w:r>
+        <w:rPr>
+          <w:lang w:val="vi-VN"/>
+        </w:rPr>
+        <w:t xml:space="preserve"> </w:t>
+      </w:r>
+      <w:r>
+        <w:rPr>
+          <w:lang w:val="vi-VN"/>
+        </w:rPr>
+        <w:t>Khi truy vấn thành công, màn hình hiển thị danh sách lịch sử hỏi đáp trong modal; nếu chưa có dữ liệu thì hiển thị trạng thái rỗng. Khi người dùng cuộn lên đầu danh sách và hệ thống còn lịch sử cũ hơn, frontend tiếp tục gọi cùng endpoint với cursor để tải thêm dữ liệu và ghép vào đầu danh sách hiện tại. Nếu quá trình tải lịch sử hoặc tải thêm thất bại, hệ thống dừng trạng thái tải và hiển thị thông báo lỗi “Không thể tải lịch sử trợ lý AI” cho người dùng.</w:t>
+      </w:r>
+    </w:p>
+    <w:p>
+      <w:pPr>
+        <w:ind w:firstLine="0"/>
+        <w:rPr>
+          <w:lang w:val="vi-VN"/>
+        </w:rPr>
+      </w:pPr>
+    </w:p>
+    <w:p>
+      <w:pPr>
+        <w:pStyle w:val="Heading4"/>
+        <w:rPr>
+          <w:b/>
+          <w:bCs w:val="0"/>
+          <w:lang w:val="vi-VN"/>
+        </w:rPr>
+      </w:pPr>
+      <w:r>
+        <w:rPr>
+          <w:b/>
+          <w:bCs w:val="0"/>
+          <w:lang w:val="vi-VN"/>
+        </w:rPr>
+        <w:t xml:space="preserve">Biểu đồ tuần tự </w:t>
+      </w:r>
+      <w:r>
+        <w:rPr>
+          <w:b/>
+          <w:bCs w:val="0"/>
+          <w:lang w:val="vi-VN"/>
+        </w:rPr>
+        <w:t>Gửi câu hỏi tới AI nội bộ</w:t>
+      </w:r>
+    </w:p>
+    <w:p>
+      <w:pPr>
+        <w:rPr>
+          <w:lang w:val="vi-VN"/>
+        </w:rPr>
+      </w:pPr>
+      <w:r>
+        <w:rPr>
+          <w:lang w:val="vi-VN"/>
+        </w:rPr>
+        <w:t xml:space="preserve">Biểu đồ tuần tự chức năng </w:t>
+      </w:r>
+      <w:r>
+        <w:rPr>
+          <w:lang w:val="vi-VN"/>
+        </w:rPr>
+        <w:t>g</w:t>
+      </w:r>
+      <w:r>
+        <w:rPr>
+          <w:lang w:val="vi-VN"/>
+        </w:rPr>
+        <w:t xml:space="preserve">ửi câu hỏi cho AI nội bộ mô tả luồng xử lý khi </w:t>
+      </w:r>
+      <w:r>
+        <w:rPr>
+          <w:lang w:val="vi-VN"/>
+        </w:rPr>
+        <w:t>c</w:t>
+      </w:r>
+      <w:r>
+        <w:rPr>
+          <w:lang w:val="vi-VN"/>
+        </w:rPr>
+        <w:t xml:space="preserve">hủ doanh nghiệp hoặc </w:t>
+      </w:r>
+      <w:r>
+        <w:rPr>
+          <w:lang w:val="vi-VN"/>
+        </w:rPr>
+        <w:t>n</w:t>
+      </w:r>
+      <w:r>
+        <w:rPr>
+          <w:lang w:val="vi-VN"/>
+        </w:rPr>
+        <w:t xml:space="preserve">hân viên nhập câu hỏi trên màn hình </w:t>
+      </w:r>
+      <w:r>
+        <w:rPr>
+          <w:lang w:val="vi-VN"/>
+        </w:rPr>
+        <w:t>t</w:t>
+      </w:r>
+      <w:r>
+        <w:rPr>
+          <w:lang w:val="vi-VN"/>
+        </w:rPr>
+        <w:t>rợ lý AI nội bộ và gửi lên hệ thống. Màn hình kiểm tra nội dung câu hỏi, sau đó gọi POST /api/ai-assistant/ask kèm câu hỏi và có thể kèm conversation_id của hội thoại đang mở. Backend ChatDesk chuẩn hóa dữ liệu, lấy thông tin doanh nghiệp, lịch sử trợ lý gần nhất, dữ liệu sản phẩm liên quan từ Vector DB và PostgreSQL, đồng thời bổ sung ngữ cảnh hội thoại nếu có.</w:t>
+      </w:r>
+      <w:r>
+        <w:rPr>
+          <w:lang w:val="vi-VN"/>
+        </w:rPr>
+        <w:t xml:space="preserve"> </w:t>
+      </w:r>
+      <w:r>
+        <w:rPr>
+          <w:lang w:val="vi-VN"/>
+        </w:rPr>
+        <w:t>Sau khi tổng hợp ngữ cảnh, Backend tạo prompt và gửi đến Groq/OpenAI API để sinh câu trả lời. Nếu AI trả lời thành công, hệ thống lưu cả câu hỏi của người dùng và câu trả lời của trợ lý vào bảng ai_assistant_messages, trả dữ liệu về frontend để cập nhật lịch sử và hiển thị câu trả lời trong modal. Nếu câu hỏi không hợp lệ hoặc AI không tạo được câu trả lời, hệ thống trả lỗi, frontend khôi phục nội dung câu hỏi và hiển thị thông báo thất bại cho người dùng.</w:t>
+      </w:r>
+    </w:p>
+    <w:p>
+      <w:pPr>
+        <w:ind w:firstLine="0"/>
+        <w:rPr>
+          <w:lang w:val="vi-VN"/>
+        </w:rPr>
+      </w:pPr>
+    </w:p>
+    <w:p>
+      <w:pPr>
+        <w:pStyle w:val="Heading3"/>
+        <w:rPr>
+          <w:lang w:val="vi-VN"/>
+        </w:rPr>
+      </w:pPr>
+      <w:r>
+        <w:rPr>
+          <w:lang w:val="vi-VN"/>
+        </w:rPr>
+        <w:t>Biểu đồ tuần tự nhóm Usecase Cấu hình và xử lý phân công</w:t>
+      </w:r>
+    </w:p>
+    <w:p>
+      <w:pPr>
+        <w:pStyle w:val="Heading4"/>
+        <w:rPr>
+          <w:b/>
+          <w:bCs w:val="0"/>
+          <w:lang w:val="vi-VN"/>
+        </w:rPr>
+      </w:pPr>
+      <w:r>
+        <w:rPr>
+          <w:b/>
+          <w:bCs w:val="0"/>
+          <w:lang w:val="vi-VN"/>
+        </w:rPr>
+        <w:t>Biểu đồ tuần tự Xem cấu hình phân công</w:t>
+      </w:r>
+    </w:p>
+    <w:p>
+      <w:pPr>
+        <w:rPr>
+          <w:lang w:val="vi-VN"/>
+        </w:rPr>
+      </w:pPr>
+      <w:r>
+        <w:rPr>
+          <w:lang w:val="vi-VN"/>
+        </w:rPr>
+        <w:t xml:space="preserve">Biểu đồ tuần tự chức năng </w:t>
+      </w:r>
+      <w:r>
+        <w:rPr>
+          <w:lang w:val="vi-VN"/>
+        </w:rPr>
+        <w:t>x</w:t>
+      </w:r>
+      <w:r>
+        <w:rPr>
+          <w:lang w:val="vi-VN"/>
+        </w:rPr>
+        <w:t xml:space="preserve">em cấu hình phân công mô tả luồng xử lý khi </w:t>
+      </w:r>
+      <w:r>
+        <w:rPr>
+          <w:lang w:val="vi-VN"/>
+        </w:rPr>
+        <w:t>c</w:t>
+      </w:r>
+      <w:r>
+        <w:rPr>
+          <w:lang w:val="vi-VN"/>
+        </w:rPr>
+        <w:t xml:space="preserve">hủ doanh nghiệp truy cập màn hình </w:t>
+      </w:r>
+      <w:r>
+        <w:rPr>
+          <w:lang w:val="vi-VN"/>
+        </w:rPr>
+        <w:t>c</w:t>
+      </w:r>
+      <w:r>
+        <w:rPr>
+          <w:lang w:val="vi-VN"/>
+        </w:rPr>
+        <w:t>ấu hình phân công để xem trạng thái điều phối hội thoại trong hệ thống ChatDesk. Màn hình gửi các yêu cầu lấy cấu hình phân công, tổng quan phân công, danh sách người nhận phân công và danh sách nhãn; Backend ChatDesk truy xuất dữ liệu từ CSDL PostgreSQL, bao gồm bảng assignment_settings, conversations, users và labels.</w:t>
+      </w:r>
+      <w:r>
+        <w:rPr>
+          <w:lang w:val="vi-VN"/>
+        </w:rPr>
+        <w:t xml:space="preserve"> </w:t>
+      </w:r>
+      <w:r>
+        <w:rPr>
+          <w:lang w:val="vi-VN"/>
+        </w:rPr>
+        <w:t>Trong quá trình xử lý, nếu doanh nghiệp chưa có cấu hình phân công, hệ thống tự tạo cấu hình mặc định trước khi trả dữ liệu về giao diện. Khi tải dữ liệu thành công, màn hình hiển thị các thiết lập như khóa quyền đổi assignee, trạng thái auto assignment, strategy, routing rules theo channel/label và thống kê hội thoại theo nhân viên. Nếu có lỗi khi tải dữ liệu, hệ thống hiển thị thông báo thất bại cho người dùng.</w:t>
+      </w:r>
+    </w:p>
+    <w:p>
+      <w:pPr>
+        <w:ind w:firstLine="0"/>
+        <w:rPr>
+          <w:lang w:val="vi-VN"/>
+        </w:rPr>
+      </w:pPr>
+    </w:p>
+    <w:p>
+      <w:pPr>
+        <w:pStyle w:val="Heading4"/>
+        <w:rPr>
+          <w:b/>
+          <w:bCs w:val="0"/>
+          <w:lang w:val="vi-VN"/>
+        </w:rPr>
+      </w:pPr>
+      <w:r>
+        <w:rPr>
+          <w:b/>
+          <w:bCs w:val="0"/>
+          <w:lang w:val="vi-VN"/>
+        </w:rPr>
+        <w:t>Biểu đồ tuần tự Cập nhật cấu hình phân công theo kênh liên lạc</w:t>
+      </w:r>
+    </w:p>
+    <w:p>
+      <w:pPr>
+        <w:rPr>
+          <w:lang w:val="vi-VN"/>
+        </w:rPr>
+      </w:pPr>
+      <w:r>
+        <w:rPr>
+          <w:lang w:val="vi-VN"/>
+        </w:rPr>
+        <w:t xml:space="preserve">Biểu đồ tuần tự chức năng </w:t>
+      </w:r>
+      <w:r>
+        <w:rPr>
+          <w:lang w:val="vi-VN"/>
+        </w:rPr>
+        <w:t>c</w:t>
+      </w:r>
+      <w:r>
+        <w:rPr>
+          <w:lang w:val="vi-VN"/>
+        </w:rPr>
+        <w:t xml:space="preserve">ập nhật quy tắc phân công theo kênh liên lạc mô tả luồng xử lý khi </w:t>
+      </w:r>
+      <w:r>
+        <w:rPr>
+          <w:lang w:val="vi-VN"/>
+        </w:rPr>
+        <w:t>c</w:t>
+      </w:r>
+      <w:r>
+        <w:rPr>
+          <w:lang w:val="vi-VN"/>
+        </w:rPr>
+        <w:t xml:space="preserve">hủ doanh nghiệp thao tác tại màn hình </w:t>
+      </w:r>
+      <w:r>
+        <w:rPr>
+          <w:lang w:val="vi-VN"/>
+        </w:rPr>
+        <w:t>c</w:t>
+      </w:r>
+      <w:r>
+        <w:rPr>
+          <w:lang w:val="vi-VN"/>
+        </w:rPr>
+        <w:t xml:space="preserve">ấu hình phân công để chọn nhóm nhân viên phụ trách cho từng kênh như Facebook, Instagram, Telegram hoặc Widget. Sau khi người dùng thay đổi </w:t>
+      </w:r>
+      <w:r>
+        <w:rPr>
+          <w:lang w:val="vi-VN"/>
+        </w:rPr>
+        <w:t>danh</w:t>
+      </w:r>
+      <w:r>
+        <w:rPr>
+          <w:lang w:val="vi-VN"/>
+        </w:rPr>
+        <w:t xml:space="preserve"> sách nhân viên của một kênh, giao diện cập nhật tạm thời cấu hình và gửi dữ liệu channel_assignment_rules đến Backend ChatDesk thông qua endpoint PATCH /api/assignments/settings.</w:t>
+      </w:r>
+      <w:r>
+        <w:rPr>
+          <w:lang w:val="vi-VN"/>
+        </w:rPr>
+        <w:t xml:space="preserve"> </w:t>
+      </w:r>
+      <w:r>
+        <w:rPr>
+          <w:lang w:val="vi-VN"/>
+        </w:rPr>
+        <w:t>Backend ChatDesk lấy hoặc tạo cấu hình phân công tương ứng trong CSDL PostgreSQL, truy vấn danh sách nhân viên đang hoạt động có thể nhận phân công, sau đó lọc quy tắc gửi lên để loại bỏ giá trị rỗng, nhân viên không hợp lệ hoặc trùng lặp. Nếu xử lý thành công, hệ thống lưu quy tắc mới vào trường channel_assignment_rules của bảng assignment_settings, trả về cấu hình đã cập nhật và màn hình hiển thị thông báo thành công. Trường hợp cập nhật thất bại, giao diện khôi phục cấu hình trước đó và hiển thị thông báo lỗi cho người dùng.</w:t>
+      </w:r>
+    </w:p>
+    <w:p>
+      <w:pPr>
+        <w:ind w:firstLine="0"/>
+        <w:rPr>
+          <w:lang w:val="vi-VN"/>
+        </w:rPr>
+      </w:pPr>
+    </w:p>
+    <w:p>
+      <w:pPr>
+        <w:pStyle w:val="Heading4"/>
+        <w:rPr>
+          <w:b/>
+          <w:bCs w:val="0"/>
+          <w:lang w:val="vi-VN"/>
+        </w:rPr>
+      </w:pPr>
+      <w:r>
+        <w:rPr>
+          <w:b/>
+          <w:bCs w:val="0"/>
+          <w:lang w:val="vi-VN"/>
+        </w:rPr>
+        <w:t>Biểu đồ tuần tự Cập nhật cấu hình phân công theo nhãn khách hàng</w:t>
+      </w:r>
+    </w:p>
+    <w:p>
+      <w:pPr>
+        <w:rPr>
+          <w:lang w:val="vi-VN"/>
+        </w:rPr>
+      </w:pPr>
+      <w:r>
+        <w:rPr>
+          <w:lang w:val="vi-VN"/>
+        </w:rPr>
+        <w:t xml:space="preserve">Biểu đồ tuần tự chức năng </w:t>
+      </w:r>
+      <w:r>
+        <w:rPr>
+          <w:lang w:val="vi-VN"/>
+        </w:rPr>
+        <w:t>c</w:t>
+      </w:r>
+      <w:r>
+        <w:rPr>
+          <w:lang w:val="vi-VN"/>
+        </w:rPr>
+        <w:t xml:space="preserve">ập nhật quy tắc phân công theo nhãn khách hàng mô tả luồng xử lý khi </w:t>
+      </w:r>
+      <w:r>
+        <w:rPr>
+          <w:lang w:val="vi-VN"/>
+        </w:rPr>
+        <w:t>c</w:t>
+      </w:r>
+      <w:r>
+        <w:rPr>
+          <w:lang w:val="vi-VN"/>
+        </w:rPr>
+        <w:t xml:space="preserve">hủ doanh nghiệp thao tác trên màn hình </w:t>
+      </w:r>
+      <w:r>
+        <w:rPr>
+          <w:lang w:val="vi-VN"/>
+        </w:rPr>
+        <w:t>t</w:t>
+      </w:r>
+      <w:r>
+        <w:rPr>
+          <w:lang w:val="vi-VN"/>
+        </w:rPr>
+        <w:t>rung tâm phân công để chọn một nhãn khách hàng và cấu hình danh sách nhân viên sẽ nhận hội thoại tương ứng với nhãn đó. Khi người dùng thay đổi danh sách nhân viên, giao diện cập nhật tạm thời cấu hình và gửi dữ liệu label_assignment_rules đến Backend ChatDesk thông qua endpoint PATCH /api/assignments/settings.</w:t>
+      </w:r>
+      <w:r>
+        <w:rPr>
+          <w:lang w:val="vi-VN"/>
+        </w:rPr>
+        <w:t xml:space="preserve"> </w:t>
+      </w:r>
+      <w:r>
+        <w:rPr>
+          <w:lang w:val="vi-VN"/>
+        </w:rPr>
+        <w:t xml:space="preserve">Backend ChatDesk tìm hoặc tạo cấu hình phân công của doanh nghiệp trong CSDL PostgreSQL, lấy danh sách nhân viên có thể nhận phân công tự động, sau đó làm sạch dữ liệu quy tắc bằng cách loại bỏ giá trị rỗng, nhân viên không hợp lệ hoặc bị trùng. Nếu dữ liệu hợp lệ, hệ thống lưu quy tắc mới vào bảng assignment_settings, trả về cấu hình đã cập nhật và màn hình hiển thị thông báo thành công. Nếu quá trình cập nhật thất bại, giao diện khôi phục cấu hình cũ và hiển thị thông báo thất bại cho </w:t>
+      </w:r>
+      <w:r>
+        <w:rPr>
+          <w:lang w:val="vi-VN"/>
+        </w:rPr>
+        <w:t>c</w:t>
+      </w:r>
+      <w:r>
+        <w:rPr>
+          <w:lang w:val="vi-VN"/>
+        </w:rPr>
+        <w:t>hủ doanh nghiệp.</w:t>
+      </w:r>
+    </w:p>
+    <w:p>
+      <w:pPr>
+        <w:ind w:firstLine="0"/>
+        <w:rPr>
+          <w:lang w:val="vi-VN"/>
+        </w:rPr>
+      </w:pPr>
+    </w:p>
+    <w:p>
+      <w:pPr>
+        <w:pStyle w:val="Heading4"/>
+        <w:rPr>
+          <w:b/>
+          <w:bCs w:val="0"/>
+          <w:lang w:val="vi-VN"/>
+        </w:rPr>
+      </w:pPr>
+      <w:r>
+        <w:rPr>
+          <w:b/>
+          <w:bCs w:val="0"/>
+          <w:lang w:val="vi-VN"/>
+        </w:rPr>
+        <w:t>Biểu đồ tuần tự Khóa quyền nhân viên tự đổi phân công</w:t>
+      </w:r>
+    </w:p>
+    <w:p>
+      <w:pPr>
+        <w:rPr>
+          <w:lang w:val="vi-VN"/>
+        </w:rPr>
+      </w:pPr>
+      <w:r>
+        <w:rPr>
+          <w:lang w:val="vi-VN"/>
+        </w:rPr>
+        <w:t xml:space="preserve">Biểu đồ tuần tự chức năng </w:t>
+      </w:r>
+      <w:r>
+        <w:rPr>
+          <w:lang w:val="vi-VN"/>
+        </w:rPr>
+        <w:t>k</w:t>
+      </w:r>
+      <w:r>
+        <w:rPr>
+          <w:lang w:val="vi-VN"/>
+        </w:rPr>
+        <w:t xml:space="preserve">hóa quyền nhân viên tự đổi phân công mô tả luồng xử lý khi </w:t>
+      </w:r>
+      <w:r>
+        <w:rPr>
+          <w:lang w:val="vi-VN"/>
+        </w:rPr>
+        <w:t>c</w:t>
+      </w:r>
+      <w:r>
+        <w:rPr>
+          <w:lang w:val="vi-VN"/>
+        </w:rPr>
+        <w:t xml:space="preserve">hủ doanh nghiệp bật công tắc khóa tại màn hình </w:t>
+      </w:r>
+      <w:r>
+        <w:rPr>
+          <w:lang w:val="vi-VN"/>
+        </w:rPr>
+        <w:t>c</w:t>
+      </w:r>
+      <w:r>
+        <w:rPr>
+          <w:lang w:val="vi-VN"/>
+        </w:rPr>
+        <w:t>ấu hình phân công. Màn hình cập nhật tạm thời trạng thái công tắc, gửi yêu cầu PATCH /api/assignments/settings lên Backend ChatDesk với dữ liệu employee_assignment_locked = true. Backend tìm hoặc tạo bản ghi cấu hình phân công tương ứng trong CSDL PostgreSQL, cập nhật trường khóa quyền tự đổi phân công của nhân viên và trả về cấu hình mới sau khi lưu thành công.</w:t>
+      </w:r>
+      <w:r>
+        <w:rPr>
+          <w:lang w:val="vi-VN"/>
+        </w:rPr>
+        <w:t xml:space="preserve"> </w:t>
+      </w:r>
+      <w:r>
+        <w:rPr>
+          <w:lang w:val="vi-VN"/>
+        </w:rPr>
+        <w:t>Khi cập nhật thành công, màn hình đồng bộ lại trạng thái theo dữ liệu backend trả về và hiển thị thông báo đã cập nhật cấu hình. Nếu quá trình ghi dữ liệu thất bại, hệ thống trả lỗi, màn hình khôi phục trạng thái công tắc trước đó và hiển thị thông báo cập nhật thất bại. Cấu hình này được hệ thống sử dụng để ngăn nhân viên tự bỏ phân công hoặc chuyển phân công hội thoại khi chức năng khóa đang bật.</w:t>
+      </w:r>
+      <w:r>
+        <w:rPr>
+          <w:lang w:val="vi-VN"/>
+        </w:rPr>
+        <w:tab/>
+      </w:r>
+    </w:p>
+    <w:p>
+      <w:pPr>
+        <w:ind w:firstLine="0"/>
+        <w:rPr>
+          <w:lang w:val="vi-VN"/>
+        </w:rPr>
+      </w:pPr>
+    </w:p>
+    <w:p>
+      <w:pPr>
+        <w:pStyle w:val="Heading3"/>
+        <w:rPr>
+          <w:lang w:val="vi-VN"/>
+        </w:rPr>
+      </w:pPr>
+      <w:r>
+        <w:rPr>
+          <w:lang w:val="vi-VN"/>
+        </w:rPr>
+        <w:t>Biểu đồ tuần tự nhóm Usecase</w:t>
+      </w:r>
+      <w:r>
+        <w:rPr>
+          <w:lang w:val="vi-VN"/>
+        </w:rPr>
+        <w:t xml:space="preserve"> Quản lý nhãn khách hàng</w:t>
+      </w:r>
+    </w:p>
+    <w:p>
+      <w:pPr>
+        <w:pStyle w:val="Heading4"/>
+        <w:rPr>
+          <w:b/>
+          <w:bCs w:val="0"/>
+          <w:lang w:val="vi-VN"/>
+        </w:rPr>
+      </w:pPr>
+      <w:r>
+        <w:rPr>
+          <w:b/>
+          <w:bCs w:val="0"/>
+          <w:lang w:val="vi-VN"/>
+        </w:rPr>
+        <w:t xml:space="preserve">Biểu đồ tuần tự </w:t>
+      </w:r>
+      <w:r>
+        <w:rPr>
+          <w:b/>
+          <w:bCs w:val="0"/>
+          <w:lang w:val="vi-VN"/>
+        </w:rPr>
+        <w:t xml:space="preserve">Tạo </w:t>
+      </w:r>
+      <w:r>
+        <w:rPr>
+          <w:b/>
+          <w:bCs w:val="0"/>
+          <w:lang w:val="vi-VN"/>
+        </w:rPr>
+        <w:t>nhãn</w:t>
+      </w:r>
+    </w:p>
+    <w:p>
+      <w:pPr>
+        <w:rPr>
+          <w:lang w:val="vi-VN"/>
+        </w:rPr>
+      </w:pPr>
+      <w:r>
+        <w:rPr>
+          <w:lang w:val="vi-VN"/>
+        </w:rPr>
+        <w:t xml:space="preserve">Biểu đồ tuần tự chức năng </w:t>
+      </w:r>
+      <w:r>
+        <w:rPr>
+          <w:lang w:val="vi-VN"/>
+        </w:rPr>
+        <w:t>t</w:t>
+      </w:r>
+      <w:r>
+        <w:rPr>
+          <w:lang w:val="vi-VN"/>
+        </w:rPr>
+        <w:t xml:space="preserve">ạo thêm nhãn mô tả luồng xử lý khi </w:t>
+      </w:r>
+      <w:r>
+        <w:rPr>
+          <w:lang w:val="vi-VN"/>
+        </w:rPr>
+        <w:t>c</w:t>
+      </w:r>
+      <w:r>
+        <w:rPr>
+          <w:lang w:val="vi-VN"/>
+        </w:rPr>
+        <w:t>hủ doanh nghiệp thao tác trên màn hình quản lý nhãn để tạo một nhãn mới dùng phân loại khách hàng trong hội thoại. Người dùng nhập tên nhãn, chọn màu và có thể nhập ghi chú nội bộ, sau đó màn hình kiểm tra dữ liệu cơ bản như tên bắt buộc, độ dài tối đa và màu nhãn trước khi gửi yêu cầu POST /api/labels đến Backend ChatDesk.</w:t>
+      </w:r>
+      <w:r>
+        <w:rPr>
+          <w:lang w:val="vi-VN"/>
+        </w:rPr>
+        <w:t xml:space="preserve"> </w:t>
+      </w:r>
+      <w:r>
+        <w:rPr>
+          <w:lang w:val="vi-VN"/>
+        </w:rPr>
+        <w:t>Backend ChatDesk chuẩn hóa tên nhãn, kiểm tra dữ liệu đầu vào và ghi bản ghi mới vào bảng labels trong CSDL PostgreSQL với các thông tin như name, color, internal_note. Nếu tạo thành công, hệ thống trả về thông tin nhãn mới, màn hình đóng hộp thoại, cập nhật lại danh sách nhãn và hiển thị thông báo thành công. Nếu dữ liệu không hợp lệ hoặc tên nhãn đã tồn tại trong cùng doanh nghiệp, hệ thống trả về lỗi và màn hình hiển thị thông báo thất bại cho người dùng.</w:t>
+      </w:r>
+    </w:p>
+    <w:p>
+      <w:pPr>
+        <w:ind w:firstLine="0"/>
+        <w:rPr>
+          <w:lang w:val="vi-VN"/>
+        </w:rPr>
+      </w:pPr>
+    </w:p>
+    <w:p>
+      <w:pPr>
+        <w:pStyle w:val="Heading4"/>
+        <w:rPr>
+          <w:b/>
+          <w:bCs w:val="0"/>
+          <w:lang w:val="vi-VN"/>
+        </w:rPr>
+      </w:pPr>
+      <w:r>
+        <w:rPr>
+          <w:b/>
+          <w:bCs w:val="0"/>
+          <w:lang w:val="vi-VN"/>
+        </w:rPr>
+        <w:t xml:space="preserve">Biểu đồ tuần tự Sửa </w:t>
+      </w:r>
+      <w:r>
+        <w:rPr>
+          <w:b/>
+          <w:bCs w:val="0"/>
+          <w:lang w:val="vi-VN"/>
+        </w:rPr>
+        <w:t>thông tin nhãn</w:t>
+      </w:r>
+    </w:p>
+    <w:p>
+      <w:pPr>
+        <w:rPr>
+          <w:lang w:val="vi-VN"/>
+        </w:rPr>
+      </w:pPr>
+      <w:r>
+        <w:rPr>
+          <w:lang w:val="vi-VN"/>
+        </w:rPr>
+        <w:t xml:space="preserve">Biểu đồ tuần tự chức năng </w:t>
+      </w:r>
+      <w:r>
+        <w:rPr>
+          <w:lang w:val="vi-VN"/>
+        </w:rPr>
+        <w:t>s</w:t>
+      </w:r>
+      <w:r>
+        <w:rPr>
+          <w:lang w:val="vi-VN"/>
+        </w:rPr>
+        <w:t xml:space="preserve">ửa thông tin nhãn mô tả luồng xử lý khi </w:t>
+      </w:r>
+      <w:r>
+        <w:rPr>
+          <w:lang w:val="vi-VN"/>
+        </w:rPr>
+        <w:t>c</w:t>
+      </w:r>
+      <w:r>
+        <w:rPr>
+          <w:lang w:val="vi-VN"/>
+        </w:rPr>
+        <w:t xml:space="preserve">hủ doanh nghiệp chỉnh sửa một nhãn trên màn hình </w:t>
+      </w:r>
+      <w:r>
+        <w:rPr>
+          <w:lang w:val="vi-VN"/>
+        </w:rPr>
+        <w:t>q</w:t>
+      </w:r>
+      <w:r>
+        <w:rPr>
+          <w:lang w:val="vi-VN"/>
+        </w:rPr>
+        <w:t>uản lý nhãn. Người dùng bấm nút sửa, hệ thống hiển thị form với dữ liệu hiện tại của nhãn gồm tên nhãn, màu nhãn và ghi chú nội bộ. Sau khi người dùng nhập thông tin mới và bấm cập nhật, frontend kiểm tra dữ liệu bắt buộc, sau đó gửi yêu cầu PUT /api/labels/{label_id} lên Backend ChatDesk.</w:t>
+      </w:r>
+      <w:r>
+        <w:rPr>
+          <w:lang w:val="vi-VN"/>
+        </w:rPr>
+        <w:t xml:space="preserve"> </w:t>
+      </w:r>
+      <w:r>
+        <w:rPr>
+          <w:lang w:val="vi-VN"/>
+        </w:rPr>
+        <w:t>Backend ChatDesk tiếp nhận dữ liệu, tìm nhãn tương ứng trong CSDL PostgreSQL, chuẩn hóa tên nhãn và cập nhật các thông tin thay đổi vào bảng labels. Nếu nhãn không tồn tại, tên nhãn rỗng hoặc tên bị trùng, hệ thống trả về lỗi và màn hình hiển thị thông báo thất bại. Nếu cập nhật thành công, backend trả về thông tin nhãn mới, frontend đóng form chỉnh sửa, cập nhật lại giao diện danh sách nhãn và hiển thị thông báo cập nhật thành công cho người dùng.</w:t>
+      </w:r>
+    </w:p>
+    <w:p>
+      <w:pPr>
+        <w:rPr>
+          <w:lang w:val="vi-VN"/>
+        </w:rPr>
+      </w:pPr>
+    </w:p>
+    <w:p>
+      <w:pPr>
+        <w:pStyle w:val="Heading4"/>
+        <w:rPr>
+          <w:b/>
+          <w:bCs w:val="0"/>
+          <w:lang w:val="vi-VN"/>
+        </w:rPr>
+      </w:pPr>
+      <w:r>
+        <w:rPr>
+          <w:b/>
+          <w:bCs w:val="0"/>
+          <w:lang w:val="vi-VN"/>
+        </w:rPr>
+        <w:t>Biểu đồ tuần tự Xóa nhãn</w:t>
+      </w:r>
+    </w:p>
+    <w:p>
+      <w:pPr>
+        <w:rPr>
+          <w:lang w:val="vi-VN"/>
+        </w:rPr>
+      </w:pPr>
+      <w:r>
+        <w:rPr>
+          <w:lang w:val="vi-VN"/>
+        </w:rPr>
+        <w:t xml:space="preserve">Biểu đồ tuần tự chức năng </w:t>
+      </w:r>
+      <w:r>
+        <w:rPr>
+          <w:lang w:val="vi-VN"/>
+        </w:rPr>
+        <w:t>x</w:t>
+      </w:r>
+      <w:r>
+        <w:rPr>
+          <w:lang w:val="vi-VN"/>
+        </w:rPr>
+        <w:t xml:space="preserve">óa nhãn khách hàng mô tả luồng xử lý khi </w:t>
+      </w:r>
+      <w:r>
+        <w:rPr>
+          <w:lang w:val="vi-VN"/>
+        </w:rPr>
+        <w:t>c</w:t>
+      </w:r>
+      <w:r>
+        <w:rPr>
+          <w:lang w:val="vi-VN"/>
+        </w:rPr>
+        <w:t xml:space="preserve">hủ doanh nghiệp thực hiện xóa một nhãn trong màn hình </w:t>
+      </w:r>
+      <w:r>
+        <w:rPr>
+          <w:lang w:val="vi-VN"/>
+        </w:rPr>
+        <w:t>q</w:t>
+      </w:r>
+      <w:r>
+        <w:rPr>
+          <w:lang w:val="vi-VN"/>
+        </w:rPr>
+        <w:t>uản lý nhãn khách hàng. Sau khi người dùng bấm nút xóa và xác nhận, giao diện gửi yêu cầu DELETE /api/labels/{label_id} lên Backend ChatDesk. Backend tìm nhãn tương ứng trong CSDL PostgreSQL, nếu nhãn tồn tại thì thực hiện xóa bản ghi trong bảng labels; các liên kết giữa nhãn và khách hàng trong contact_labels được gỡ theo ràng buộc cascade của cơ sở dữ liệu.</w:t>
+      </w:r>
+      <w:r>
+        <w:rPr>
+          <w:lang w:val="vi-VN"/>
+        </w:rPr>
+        <w:t xml:space="preserve"> </w:t>
+      </w:r>
+      <w:r>
+        <w:rPr>
+          <w:lang w:val="vi-VN"/>
+        </w:rPr>
+        <w:t>Khi xóa thành công, hệ thống trả kết quả về frontend để hiển thị thông báo thành công và cập nhật lại danh sách nhãn trên giao diện. Trường hợp nhãn không tồn tại, backend trả lỗi không tìm thấy nhãn và màn hình hiển thị thông báo xóa nhãn thất bại cho người dùng.</w:t>
+      </w:r>
+    </w:p>
+    <w:p>
+      <w:pPr>
+        <w:ind w:firstLine="0"/>
+        <w:rPr>
+          <w:lang w:val="vi-VN"/>
+        </w:rPr>
+      </w:pPr>
+    </w:p>
+    <w:p>
+      <w:pPr>
+        <w:ind w:firstLine="0"/>
+        <w:rPr>
+          <w:lang w:val="vi-VN"/>
+        </w:rPr>
+      </w:pPr>
+    </w:p>
+    <w:p>
+      <w:pPr>
+        <w:pStyle w:val="Heading3"/>
+        <w:rPr>
+          <w:lang w:val="vi-VN"/>
+        </w:rPr>
+      </w:pPr>
+      <w:r>
+        <w:rPr>
+          <w:lang w:val="vi-VN"/>
+        </w:rPr>
+        <w:t>Biểu đồ tuần tự nhóm Usecase Quản lý kênh liên lạc khách hàng</w:t>
+      </w:r>
+    </w:p>
+    <w:p>
+      <w:pPr>
+        <w:pStyle w:val="Heading4"/>
+        <w:rPr>
+          <w:b/>
+          <w:bCs w:val="0"/>
+          <w:lang w:val="vi-VN"/>
+        </w:rPr>
+      </w:pPr>
+      <w:r>
+        <w:rPr>
+          <w:b/>
+          <w:bCs w:val="0"/>
+          <w:lang w:val="vi-VN"/>
+        </w:rPr>
+        <w:t xml:space="preserve">Biểu đồ tuần tự </w:t>
+      </w:r>
+      <w:r>
+        <w:rPr>
+          <w:b/>
+          <w:bCs w:val="0"/>
+          <w:lang w:val="vi-VN"/>
+        </w:rPr>
+        <w:t>Xem danh sách kênh liên lạc khách hàng</w:t>
+      </w:r>
+    </w:p>
+    <w:p>
+      <w:pPr>
+        <w:rPr>
+          <w:lang w:val="vi-VN"/>
+        </w:rPr>
+      </w:pPr>
+      <w:r>
+        <w:rPr>
+          <w:lang w:val="vi-VN"/>
+        </w:rPr>
+        <w:t xml:space="preserve">Biểu đồ tuần tự chức năng </w:t>
+      </w:r>
+      <w:r>
+        <w:rPr>
+          <w:lang w:val="vi-VN"/>
+        </w:rPr>
+        <w:t>xe</w:t>
+      </w:r>
+      <w:r>
+        <w:rPr>
+          <w:lang w:val="vi-VN"/>
+        </w:rPr>
+        <w:t xml:space="preserve">m danh sách kênh kết nối mô tả luồng xử lý khi </w:t>
+      </w:r>
+      <w:r>
+        <w:rPr>
+          <w:lang w:val="vi-VN"/>
+        </w:rPr>
+        <w:t>d</w:t>
+      </w:r>
+      <w:r>
+        <w:rPr>
+          <w:lang w:val="vi-VN"/>
+        </w:rPr>
+        <w:t xml:space="preserve">oanh nghiệp truy cập màn hình </w:t>
+      </w:r>
+      <w:r>
+        <w:rPr>
+          <w:lang w:val="vi-VN"/>
+        </w:rPr>
+        <w:t>k</w:t>
+      </w:r>
+      <w:r>
+        <w:rPr>
+          <w:lang w:val="vi-VN"/>
+        </w:rPr>
+        <w:t xml:space="preserve">ênh kết nối để xem các kênh đã liên kết với hệ thống ChatDesk. Màn hình gửi yêu cầu GET /api/channels đến Backend ChatDesk, không gửi dữ liệu nhập thêm trong phần thân request. Backend truy vấn CSDL PostgreSQL tại bảng channels theo doanh nghiệp hiện tại, sau đó sắp xếp theo thời điểm tạo mới nhất và trả về danh sách </w:t>
+      </w:r>
+      <w:r>
+        <w:rPr>
+          <w:lang w:val="vi-VN"/>
+        </w:rPr>
+        <w:t>kênh</w:t>
+      </w:r>
+      <w:r>
+        <w:rPr>
+          <w:lang w:val="vi-VN"/>
+        </w:rPr>
+        <w:t>.</w:t>
+      </w:r>
+      <w:r>
+        <w:rPr>
+          <w:lang w:val="vi-VN"/>
+        </w:rPr>
+        <w:t xml:space="preserve"> </w:t>
+      </w:r>
+      <w:r>
+        <w:rPr>
+          <w:lang w:val="vi-VN"/>
+        </w:rPr>
+        <w:t>Khi nhận kết quả thành công, frontend lưu danh sách vào trạng thái giao diện và hiển thị bảng gồm nền tảng, tên kênh, Platform ID, trạng thái hoạt động, ngày kết nối và thao tác tương ứng. Nếu danh sách rỗng, màn hình hiển thị trạng thái chưa có kênh nào được kết nối. Trường hợp không lấy được dữ liệu, frontend kết thúc trạng thái tải và giữ nguyên giao diện hiện tại theo luồng xử lý trong code.</w:t>
+      </w:r>
+    </w:p>
+    <w:p>
+      <w:pPr>
+        <w:ind w:firstLine="0"/>
+        <w:rPr>
+          <w:lang w:val="vi-VN"/>
+        </w:rPr>
+      </w:pPr>
+    </w:p>
+    <w:p>
+      <w:pPr>
+        <w:ind w:firstLine="0"/>
+        <w:rPr>
+          <w:lang w:val="vi-VN"/>
+        </w:rPr>
+      </w:pPr>
+    </w:p>
+    <w:p>
+      <w:pPr>
+        <w:pStyle w:val="Heading4"/>
+        <w:rPr>
+          <w:b/>
+          <w:bCs w:val="0"/>
+          <w:lang w:val="vi-VN"/>
+        </w:rPr>
+      </w:pPr>
+      <w:r>
+        <w:rPr>
+          <w:b/>
+          <w:bCs w:val="0"/>
+          <w:lang w:val="vi-VN"/>
+        </w:rPr>
+        <w:t>Biểu đồ tuần tự Thêm kết nối Meta</w:t>
+      </w:r>
+    </w:p>
+    <w:p>
+      <w:pPr>
+        <w:rPr>
+          <w:lang w:val="vi-VN"/>
+        </w:rPr>
+      </w:pPr>
+      <w:r>
+        <w:rPr>
+          <w:lang w:val="vi-VN"/>
+        </w:rPr>
+        <w:t xml:space="preserve">Biểu đồ tuần tự chức năng </w:t>
+      </w:r>
+      <w:r>
+        <w:rPr>
+          <w:lang w:val="vi-VN"/>
+        </w:rPr>
+        <w:t>t</w:t>
+      </w:r>
+      <w:r>
+        <w:rPr>
+          <w:lang w:val="vi-VN"/>
+        </w:rPr>
+        <w:t xml:space="preserve">hêm kết nối Meta mô tả luồng xử lý khi </w:t>
+      </w:r>
+      <w:r>
+        <w:rPr>
+          <w:lang w:val="vi-VN"/>
+        </w:rPr>
+        <w:t>c</w:t>
+      </w:r>
+      <w:r>
+        <w:rPr>
+          <w:lang w:val="vi-VN"/>
+        </w:rPr>
+        <w:t xml:space="preserve">hủ doanh nghiệp thực hiện kết nối Meta tại màn hình </w:t>
+      </w:r>
+      <w:r>
+        <w:rPr>
+          <w:lang w:val="vi-VN"/>
+        </w:rPr>
+        <w:t>1</w:t>
+      </w:r>
+      <w:r>
+        <w:rPr>
+          <w:lang w:val="vi-VN"/>
+        </w:rPr>
+        <w:t xml:space="preserve">uản lý kênh. Sau khi người dùng bấm tiếp tục trong modal </w:t>
+      </w:r>
+      <w:r>
+        <w:rPr>
+          <w:lang w:val="vi-VN"/>
+        </w:rPr>
+        <w:t>k</w:t>
+      </w:r>
+      <w:r>
+        <w:rPr>
+          <w:lang w:val="vi-VN"/>
+        </w:rPr>
+        <w:t>ết nối Meta, frontend gửi yêu cầu tạo URL OAuth đến Backend ChatDesk qua endpoint GET /api/channels/facebook/oauth, sau đó chuyển trình duyệt sang Meta/Facebook API để người dùng chọn Page và đồng ý cấp quyền. Khi Meta chuyển hướng callback về GET /api/channels/facebook/callback, backend đổi mã ủy quyền lấy access_token, lấy danh sách Facebook Page, đăng ký webhook cho từng Page và kiểm tra Instagram Professional account được liên kết.</w:t>
+      </w:r>
+      <w:r>
+        <w:rPr>
+          <w:lang w:val="vi-VN"/>
+        </w:rPr>
+        <w:t xml:space="preserve"> </w:t>
+      </w:r>
+      <w:r>
+        <w:rPr>
+          <w:lang w:val="vi-VN"/>
+        </w:rPr>
+        <w:t>Với mỗi Facebook Page hoặc Instagram account tìm được, Backend ChatDesk tra cứu bảng channels trong CSDL PostgreSQL để quyết định cập nhật kênh đã tồn tại hoặc tạo kênh mới, lưu các thông tin như nền tảng, platform_page_id, tên trang, access_token và trạng thái hoạt động. Nếu xử lý thành công, hệ thống commit dữ liệu, chuyển hướng về màn hình Quản lý kênh và hiển thị thông báo kết nối Meta thành công kèm số lượng Facebook Page và Instagram đã thêm. Nếu không tìm thấy Page hoặc phát sinh lỗi trong quá trình xử lý, hệ thống chuyển hướng về màn hình kênh với thông báo thất bại tương ứng.</w:t>
+      </w:r>
+    </w:p>
+    <w:p>
+      <w:pPr>
+        <w:ind w:firstLine="0"/>
+        <w:rPr>
+          <w:lang w:val="vi-VN"/>
+        </w:rPr>
+      </w:pPr>
+    </w:p>
+    <w:p>
+      <w:pPr>
+        <w:ind w:firstLine="0"/>
+        <w:rPr>
+          <w:lang w:val="vi-VN"/>
+        </w:rPr>
+      </w:pPr>
+    </w:p>
+    <w:p>
+      <w:pPr>
+        <w:ind w:firstLine="0"/>
+        <w:rPr>
+          <w:lang w:val="vi-VN"/>
+        </w:rPr>
+      </w:pPr>
+    </w:p>
+    <w:p>
+      <w:pPr>
+        <w:ind w:firstLine="0"/>
+        <w:rPr>
+          <w:lang w:val="vi-VN"/>
+        </w:rPr>
+      </w:pPr>
+    </w:p>
+    <w:p>
+      <w:pPr>
+        <w:ind w:firstLine="0"/>
+        <w:rPr>
+          <w:lang w:val="vi-VN"/>
+        </w:rPr>
+      </w:pPr>
+    </w:p>
+    <w:p>
+      <w:pPr>
+        <w:pStyle w:val="Heading4"/>
+        <w:rPr>
+          <w:b/>
+          <w:bCs w:val="0"/>
+          <w:lang w:val="vi-VN"/>
+        </w:rPr>
+      </w:pPr>
+      <w:r>
+        <w:rPr>
+          <w:b/>
+          <w:bCs w:val="0"/>
+          <w:lang w:val="vi-VN"/>
+        </w:rPr>
+        <w:t>Biểu đồ tuần tự Thêm kết nối Widget</w:t>
+      </w:r>
+    </w:p>
+    <w:p>
+      <w:pPr>
+        <w:rPr>
+          <w:lang w:val="vi-VN"/>
+        </w:rPr>
+      </w:pPr>
+      <w:r>
+        <w:rPr>
+          <w:lang w:val="vi-VN"/>
+        </w:rPr>
+        <w:t xml:space="preserve">Biểu đồ tuần tự chức năng </w:t>
+      </w:r>
+      <w:r>
+        <w:rPr>
+          <w:lang w:val="vi-VN"/>
+        </w:rPr>
+        <w:t>t</w:t>
+      </w:r>
+      <w:r>
+        <w:rPr>
+          <w:lang w:val="vi-VN"/>
+        </w:rPr>
+        <w:t xml:space="preserve">hêm kết nối Widget mô tả luồng xử lý khi </w:t>
+      </w:r>
+      <w:r>
+        <w:rPr>
+          <w:lang w:val="vi-VN"/>
+        </w:rPr>
+        <w:t>c</w:t>
+      </w:r>
+      <w:r>
+        <w:rPr>
+          <w:lang w:val="vi-VN"/>
+        </w:rPr>
+        <w:t xml:space="preserve">hủ doanh nghiệp thao tác trên màn hình </w:t>
+      </w:r>
+      <w:r>
+        <w:rPr>
+          <w:lang w:val="vi-VN"/>
+        </w:rPr>
+        <w:t>k</w:t>
+      </w:r>
+      <w:r>
+        <w:rPr>
+          <w:lang w:val="vi-VN"/>
+        </w:rPr>
+        <w:t>ênh kết nối để tạo một Widget chat mới cho website. Người dùng bấm Thêm Widget, nhập tên Widget và danh sách Allowed Origins, sau đó màn hình chuẩn hóa danh sách domain trước khi gửi yêu cầu POST /api/widgets/create lên Backend ChatDesk với dữ liệu widget_name và allowed_origins.</w:t>
+      </w:r>
+      <w:r>
+        <w:rPr>
+          <w:lang w:val="vi-VN"/>
+        </w:rPr>
+        <w:t xml:space="preserve"> </w:t>
+      </w:r>
+      <w:r>
+        <w:rPr>
+          <w:lang w:val="vi-VN"/>
+        </w:rPr>
+        <w:t>Backend ChatDesk sinh widget_id và widget_secret, tạo bản ghi kênh có platform="widget" rồi lưu vào bảng channels trong CSDL PostgreSQL. Nếu tạo thành công, hệ thống trả về cấu hình Widget gồm mã định danh, secret, danh sách domain và đường dẫn script nhúng; frontend cập nhật Widget mới vào danh sách, đóng form và hiển thị thông báo thành công. Nếu dữ liệu domain không hợp lệ hoặc backend xử lý thất bại, màn hình hiển thị thông báo thất bại tương ứng.</w:t>
+      </w:r>
+    </w:p>
+    <w:p>
+      <w:pPr>
+        <w:pStyle w:val="Heading4"/>
+        <w:rPr>
+          <w:b/>
+          <w:bCs w:val="0"/>
+          <w:lang w:val="vi-VN"/>
+        </w:rPr>
+      </w:pPr>
+      <w:r>
+        <w:rPr>
+          <w:b/>
+          <w:bCs w:val="0"/>
+          <w:lang w:val="vi-VN"/>
+        </w:rPr>
+        <w:t>Biểu đồ tuần tự Thêm kết nối Telegram</w:t>
+      </w:r>
+    </w:p>
+    <w:p>
+      <w:pPr>
+        <w:rPr>
+          <w:lang w:val="vi-VN"/>
+        </w:rPr>
+      </w:pPr>
+      <w:r>
+        <w:rPr>
+          <w:lang w:val="vi-VN"/>
+        </w:rPr>
+        <w:t xml:space="preserve">Biểu đồ tuần tự chức năng </w:t>
+      </w:r>
+      <w:r>
+        <w:rPr>
+          <w:lang w:val="vi-VN"/>
+        </w:rPr>
+        <w:t>t</w:t>
+      </w:r>
+      <w:r>
+        <w:rPr>
+          <w:lang w:val="vi-VN"/>
+        </w:rPr>
+        <w:t xml:space="preserve">hêm kết nối </w:t>
+      </w:r>
+      <w:r>
+        <w:rPr>
+          <w:lang w:val="vi-VN"/>
+        </w:rPr>
+        <w:t>t</w:t>
+      </w:r>
+      <w:r>
+        <w:rPr>
+          <w:lang w:val="vi-VN"/>
+        </w:rPr>
+        <w:t xml:space="preserve">elegram mô tả luồng xử lý khi </w:t>
+      </w:r>
+      <w:r>
+        <w:rPr>
+          <w:lang w:val="vi-VN"/>
+        </w:rPr>
+        <w:t>c</w:t>
+      </w:r>
+      <w:r>
+        <w:rPr>
+          <w:lang w:val="vi-VN"/>
+        </w:rPr>
+        <w:t xml:space="preserve">hủ doanh nghiệp thao tác trên màn hình </w:t>
+      </w:r>
+      <w:r>
+        <w:rPr>
+          <w:lang w:val="vi-VN"/>
+        </w:rPr>
+        <w:t>q</w:t>
+      </w:r>
+      <w:r>
+        <w:rPr>
+          <w:lang w:val="vi-VN"/>
+        </w:rPr>
+        <w:t>uản lý kênh để kết nối một Telegram Bot vào hệ thống ChatDesk. Người dùng mở hộp thoại kết nối, nhập Bot Token và xác nhận. Frontend kiểm tra dữ liệu đầu vào, sau đó gửi Bot Token đến Backend ChatDesk qua endpoint POST /api/channels/telegram/connect.</w:t>
+      </w:r>
+      <w:r>
+        <w:rPr>
+          <w:lang w:val="vi-VN"/>
+        </w:rPr>
+        <w:t xml:space="preserve"> </w:t>
+      </w:r>
+      <w:r>
+        <w:rPr>
+          <w:lang w:val="vi-VN"/>
+        </w:rPr>
+        <w:t>Backend ChatDesk sử dụng Telegram API để kiểm tra Bot Token bằng getMe, kiểm tra trong CSDL PostgreSQL xem bot đã được kết nối trước đó hay chưa, sau đó đăng ký webhook nhận tin nhắn bằng setWebhook. Nếu các bước xử lý thành công, hệ thống lưu thông tin kênh Telegram vào bảng channels, trả về dữ liệu kênh mới để frontend cập nhật danh sách và hiển thị thông báo thành công. Trường hợp Bot Token không hợp lệ, bot đã tồn tại hoặc đăng ký webhook thất bại, hệ thống trả về lỗi tương ứng và màn hình hiển thị thông báo thất bại cho người dùng.</w:t>
+      </w:r>
+    </w:p>
+    <w:p>
+      <w:pPr>
+        <w:rPr>
+          <w:lang w:val="vi-VN"/>
+        </w:rPr>
+      </w:pPr>
+    </w:p>
+    <w:p>
+      <w:pPr>
+        <w:pStyle w:val="Heading4"/>
+        <w:rPr>
+          <w:b/>
+          <w:bCs w:val="0"/>
+          <w:lang w:val="vi-VN"/>
+        </w:rPr>
+      </w:pPr>
+      <w:r>
+        <w:rPr>
+          <w:b/>
+          <w:bCs w:val="0"/>
+          <w:lang w:val="vi-VN"/>
+        </w:rPr>
+        <w:t>Biểu đồ tuần tự Ngắt kết nối Meta</w:t>
+      </w:r>
+    </w:p>
+    <w:p>
+      <w:pPr>
+        <w:rPr>
+          <w:lang w:val="vi-VN"/>
+        </w:rPr>
+      </w:pPr>
+      <w:r>
+        <w:rPr>
+          <w:lang w:val="vi-VN"/>
+        </w:rPr>
+        <w:t xml:space="preserve">Biểu đồ tuần tự chức năng </w:t>
+      </w:r>
+      <w:r>
+        <w:rPr>
+          <w:lang w:val="vi-VN"/>
+        </w:rPr>
+        <w:t>n</w:t>
+      </w:r>
+      <w:r>
+        <w:rPr>
+          <w:lang w:val="vi-VN"/>
+        </w:rPr>
+        <w:t xml:space="preserve">gắt kết nối Meta mô tả luồng xử lý khi </w:t>
+      </w:r>
+      <w:r>
+        <w:rPr>
+          <w:lang w:val="vi-VN"/>
+        </w:rPr>
+        <w:t>c</w:t>
+      </w:r>
+      <w:r>
+        <w:rPr>
+          <w:lang w:val="vi-VN"/>
+        </w:rPr>
+        <w:t xml:space="preserve">hủ doanh nghiệp thao tác trên màn hình </w:t>
+      </w:r>
+      <w:r>
+        <w:rPr>
+          <w:lang w:val="vi-VN"/>
+        </w:rPr>
+        <w:t>k</w:t>
+      </w:r>
+      <w:r>
+        <w:rPr>
+          <w:lang w:val="vi-VN"/>
+        </w:rPr>
+        <w:t>ênh để ngắt một kênh Facebook hoặc Instagram đã kết nối. Sau khi người dùng bấm nút ngắt và xác nhận, frontend gửi yêu cầu DELETE /api/channels/{channel_id} đến Backend ChatDesk. Backend tìm bản ghi kênh tương ứng trong CSDL PostgreSQL, nếu tồn tại thì xóa bản ghi kênh Meta khỏi bảng channels và ghi nhận thay đổi.</w:t>
+      </w:r>
+      <w:r>
+        <w:rPr>
+          <w:lang w:val="vi-VN"/>
+        </w:rPr>
+        <w:t xml:space="preserve"> </w:t>
+      </w:r>
+      <w:r>
+        <w:rPr>
+          <w:lang w:val="vi-VN"/>
+        </w:rPr>
+        <w:t xml:space="preserve">Khi xử lý thành công, hệ thống trả kết quả về màn hình </w:t>
+      </w:r>
+      <w:r>
+        <w:rPr>
+          <w:lang w:val="vi-VN"/>
+        </w:rPr>
+        <w:t>k</w:t>
+      </w:r>
+      <w:r>
+        <w:rPr>
+          <w:lang w:val="vi-VN"/>
+        </w:rPr>
+        <w:t>ênh, frontend loại kênh vừa ngắt khỏi danh sách đang hiển thị và thông báo “Đã ngắt kết nối” cho người dùng. Nếu không tìm thấy kênh cần ngắt, backend trả về lỗi và màn hình hiển thị thông báo ngắt kết nối thất bại.</w:t>
+      </w:r>
+    </w:p>
+    <w:p>
+      <w:pPr>
+        <w:ind w:firstLine="0"/>
+        <w:rPr>
+          <w:lang w:val="vi-VN"/>
+        </w:rPr>
+      </w:pPr>
+    </w:p>
+    <w:p>
+      <w:pPr>
+        <w:pStyle w:val="Heading4"/>
+        <w:rPr>
+          <w:b/>
+          <w:bCs w:val="0"/>
+          <w:lang w:val="vi-VN"/>
+        </w:rPr>
+      </w:pPr>
+      <w:r>
+        <w:rPr>
+          <w:b/>
+          <w:bCs w:val="0"/>
+          <w:lang w:val="vi-VN"/>
+        </w:rPr>
+        <w:t>Biểu đồ tuần tự Ngắt kết nối Widget</w:t>
+      </w:r>
+    </w:p>
+    <w:p>
+      <w:pPr>
+        <w:rPr>
+          <w:lang w:val="vi-VN"/>
+        </w:rPr>
+      </w:pPr>
+      <w:r>
+        <w:rPr>
+          <w:lang w:val="vi-VN"/>
+        </w:rPr>
+        <w:t xml:space="preserve">Biểu đồ tuần tự chức năng </w:t>
+      </w:r>
+      <w:r>
+        <w:rPr>
+          <w:lang w:val="vi-VN"/>
+        </w:rPr>
+        <w:t>n</w:t>
+      </w:r>
+      <w:r>
+        <w:rPr>
+          <w:lang w:val="vi-VN"/>
+        </w:rPr>
+        <w:t xml:space="preserve">gắt kết nối Widget mô tả luồng xử lý khi </w:t>
+      </w:r>
+      <w:r>
+        <w:rPr>
+          <w:lang w:val="vi-VN"/>
+        </w:rPr>
+        <w:t>c</w:t>
+      </w:r>
+      <w:r>
+        <w:rPr>
+          <w:lang w:val="vi-VN"/>
+        </w:rPr>
+        <w:t>hủ doanh nghiệp thao tác trên màn hình quản lý Widget để xóa một Widget khỏi hệ thống ChatDesk. Sau khi người dùng bấm nút ngắt kết nối và xác nhận, frontend gửi yêu cầu DELETE /api/widgets/{widget_id} đến Backend ChatDesk. Backend tìm bản ghi kênh Widget tương ứng trong CSDL PostgreSQL theo widget_id, sau đó xóa bản ghi này khỏi bảng channels nếu tồn tại.</w:t>
+      </w:r>
+      <w:r>
+        <w:rPr>
+          <w:lang w:val="vi-VN"/>
+        </w:rPr>
+        <w:t xml:space="preserve"> </w:t>
+      </w:r>
+      <w:r>
+        <w:rPr>
+          <w:lang w:val="vi-VN"/>
+        </w:rPr>
+        <w:t>Khi thao tác xóa thành công, backend trả về kết quả cho frontend, màn hình quản lý Widget loại bỏ Widget khỏi danh sách hiện tại và hiển thị thông báo thành công cho người dùng. Trường hợp không tìm thấy Widget hoặc quá trình xóa phát sinh lỗi, hệ thống trả về lỗi và frontend hiển thị thông báo ngắt kết nối thất bại.</w:t>
+      </w:r>
+    </w:p>
+    <w:p>
+      <w:pPr>
+        <w:rPr>
+          <w:lang w:val="vi-VN"/>
+        </w:rPr>
+      </w:pPr>
+    </w:p>
+    <w:p>
+      <w:pPr>
+        <w:pStyle w:val="Heading4"/>
+        <w:rPr>
+          <w:b/>
+          <w:bCs w:val="0"/>
+          <w:lang w:val="vi-VN"/>
+        </w:rPr>
+      </w:pPr>
+      <w:r>
+        <w:rPr>
+          <w:b/>
+          <w:bCs w:val="0"/>
+          <w:lang w:val="vi-VN"/>
+        </w:rPr>
+        <w:t>Biểu đồ tuần tự Ngắt kết nối Telegram</w:t>
+      </w:r>
+    </w:p>
+    <w:p>
+      <w:pPr>
+        <w:rPr>
+          <w:lang w:val="vi-VN"/>
+        </w:rPr>
+      </w:pPr>
+      <w:r>
+        <w:rPr>
+          <w:lang w:val="vi-VN"/>
+        </w:rPr>
+        <w:t xml:space="preserve">Biểu đồ tuần tự chức năng </w:t>
+      </w:r>
+      <w:r>
+        <w:rPr>
+          <w:lang w:val="vi-VN"/>
+        </w:rPr>
+        <w:t>n</w:t>
+      </w:r>
+      <w:r>
+        <w:rPr>
+          <w:lang w:val="vi-VN"/>
+        </w:rPr>
+        <w:t xml:space="preserve">gắt kết nối Telegram mô tả luồng xử lý khi </w:t>
+      </w:r>
+      <w:r>
+        <w:rPr>
+          <w:lang w:val="vi-VN"/>
+        </w:rPr>
+        <w:t>c</w:t>
+      </w:r>
+      <w:r>
+        <w:rPr>
+          <w:lang w:val="vi-VN"/>
+        </w:rPr>
+        <w:t>hủ doanh nghiệp thao tác tại màn hình quản lý kênh và xác nhận ngắt kết nối một kênh Telegram đã liên kết. Sau khi người dùng xác nhận, frontend gửi yêu cầu DELETE /api/channels/{channel_id} lên Backend ChatDesk. Backend tìm bản ghi kênh trong CSDL PostgreSQL, nếu đây là kênh Telegram thì hệ thống gọi Telegram API để xóa webhook của bot thông qua deleteWebhook, sau đó xóa bản ghi kênh khỏi bảng channels và lưu thay đổi.</w:t>
+      </w:r>
+      <w:r>
+        <w:rPr>
+          <w:lang w:val="vi-VN"/>
+        </w:rPr>
+        <w:t xml:space="preserve"> </w:t>
+      </w:r>
+      <w:r>
+        <w:rPr>
+          <w:lang w:val="vi-VN"/>
+        </w:rPr>
+        <w:t>Trong trường hợp xử lý thành công, backend trả về kết quả ngắt kết nối, frontend loại kênh Telegram khỏi danh sách đang hiển thị và thông báo thành công cho người dùng. Nếu không tìm thấy kênh tương ứng, backend trả về lỗi và màn hình hiển thị thông báo ngắt kết nối thất bại.</w:t>
+      </w:r>
+    </w:p>
+    <w:p>
+      <w:pPr>
+        <w:ind w:firstLine="0"/>
+        <w:rPr>
+          <w:lang w:val="vi-VN"/>
+        </w:rPr>
+      </w:pPr>
+    </w:p>
+    <w:p>
+      <w:pPr>
+        <w:pStyle w:val="Heading3"/>
+        <w:rPr>
+          <w:lang w:val="vi-VN"/>
+        </w:rPr>
+      </w:pPr>
+      <w:r>
+        <w:rPr>
+          <w:lang w:val="vi-VN"/>
+        </w:rPr>
+        <w:t xml:space="preserve">Biểu đồ tuần tự nhóm Usecase Quản lý hồ sơ doanh </w:t>
+      </w:r>
+      <w:r>
+        <w:rPr>
+          <w:lang w:val="vi-VN"/>
+        </w:rPr>
+        <w:t>nghiệp</w:t>
+      </w:r>
+    </w:p>
+    <w:p>
+      <w:pPr>
+        <w:pStyle w:val="Heading4"/>
+        <w:rPr>
+          <w:b/>
+          <w:bCs w:val="0"/>
+          <w:lang w:val="vi-VN"/>
+        </w:rPr>
+      </w:pPr>
+      <w:r>
+        <w:rPr>
+          <w:b/>
+          <w:bCs w:val="0"/>
+          <w:lang w:val="vi-VN"/>
+        </w:rPr>
+        <w:t>Biểu đồ tuần tự Xem hồ sơ doanh nghiệp</w:t>
+      </w:r>
+    </w:p>
+    <w:p>
+      <w:pPr>
+        <w:rPr>
+          <w:lang w:val="vi-VN"/>
+        </w:rPr>
+      </w:pPr>
+      <w:r>
+        <w:rPr>
+          <w:lang w:val="vi-VN"/>
+        </w:rPr>
+        <w:t xml:space="preserve">Biểu đồ tuần tự chức năng </w:t>
+      </w:r>
+      <w:r>
+        <w:rPr>
+          <w:lang w:val="vi-VN"/>
+        </w:rPr>
+        <w:t>x</w:t>
+      </w:r>
+      <w:r>
+        <w:rPr>
+          <w:lang w:val="vi-VN"/>
+        </w:rPr>
+        <w:t xml:space="preserve">em hồ sơ doanh nghiệp mô tả luồng xử lý khi </w:t>
+      </w:r>
+      <w:r>
+        <w:rPr>
+          <w:lang w:val="vi-VN"/>
+        </w:rPr>
+        <w:t>c</w:t>
+      </w:r>
+      <w:r>
+        <w:rPr>
+          <w:lang w:val="vi-VN"/>
+        </w:rPr>
+        <w:t xml:space="preserve">hủ doanh nghiệp yêu cầu xem thông tin hồ sơ tại màn hình </w:t>
+      </w:r>
+      <w:r>
+        <w:rPr>
+          <w:lang w:val="vi-VN"/>
+        </w:rPr>
+        <w:t>t</w:t>
+      </w:r>
+      <w:r>
+        <w:rPr>
+          <w:lang w:val="vi-VN"/>
+        </w:rPr>
+        <w:t>hông tin doanh nghiệp. Màn hình gửi yêu cầu lấy hồ sơ đến Backend ChatDesk thông qua endpoint GET /api/users/profile; backend truy xuất dữ liệu trong bảng users của CSDL PostgreSQL và trả về các thông tin như email, tên doanh nghiệp, mô tả, số điện thoại, hotline, địa chỉ cửa hàng, giờ mở cửa, chính sách vận chuyển, chính sách bảo hành và phương thức thanh toán.</w:t>
+      </w:r>
+      <w:r>
+        <w:rPr>
+          <w:lang w:val="vi-VN"/>
+        </w:rPr>
+        <w:t xml:space="preserve"> </w:t>
+      </w:r>
+      <w:r>
+        <w:rPr>
+          <w:lang w:val="vi-VN"/>
+        </w:rPr>
+        <w:t xml:space="preserve">Nếu truy xuất thành công, màn hình điền dữ liệu nhận được vào biểu mẫu và hiển thị hồ sơ doanh nghiệp cho </w:t>
+      </w:r>
+      <w:r>
+        <w:rPr>
+          <w:lang w:val="vi-VN"/>
+        </w:rPr>
+        <w:t>c</w:t>
+      </w:r>
+      <w:r>
+        <w:rPr>
+          <w:lang w:val="vi-VN"/>
+        </w:rPr>
+        <w:t>hủ doanh nghiệp xem. Nếu không truy xuất được dữ liệu, hệ thống giữ nguyên trạng thái hiện tại của biểu mẫu và hiển thị thông báo thất bại cho người dùng.</w:t>
+      </w:r>
+    </w:p>
+    <w:p>
+      <w:pPr>
+        <w:rPr>
+          <w:lang w:val="vi-VN"/>
+        </w:rPr>
+      </w:pPr>
+    </w:p>
+    <w:p>
+      <w:pPr>
+        <w:pStyle w:val="Heading4"/>
+        <w:rPr>
+          <w:b/>
+          <w:bCs w:val="0"/>
+          <w:lang w:val="vi-VN"/>
+        </w:rPr>
+      </w:pPr>
+      <w:r>
+        <w:rPr>
+          <w:b/>
+          <w:bCs w:val="0"/>
+          <w:lang w:val="vi-VN"/>
+        </w:rPr>
+        <w:t>Biểu đồ tuần tự Sửa hồ sơ doanh nghiệp</w:t>
+      </w:r>
+    </w:p>
+    <w:p>
+      <w:pPr>
+        <w:rPr>
+          <w:lang w:val="vi-VN"/>
+        </w:rPr>
+      </w:pPr>
+      <w:r>
+        <w:rPr>
+          <w:lang w:val="vi-VN"/>
+        </w:rPr>
+        <w:t xml:space="preserve">Biểu đồ tuần tự chức năng </w:t>
+      </w:r>
+      <w:r>
+        <w:rPr>
+          <w:lang w:val="vi-VN"/>
+        </w:rPr>
+        <w:t>s</w:t>
+      </w:r>
+      <w:r>
+        <w:rPr>
+          <w:lang w:val="vi-VN"/>
+        </w:rPr>
+        <w:t xml:space="preserve">ửa hồ sơ doanh nghiệp mô tả luồng xử lý khi </w:t>
+      </w:r>
+      <w:r>
+        <w:rPr>
+          <w:lang w:val="vi-VN"/>
+        </w:rPr>
+        <w:t>c</w:t>
+      </w:r>
+      <w:r>
+        <w:rPr>
+          <w:lang w:val="vi-VN"/>
+        </w:rPr>
+        <w:t xml:space="preserve">hủ doanh nghiệp chỉnh sửa thông tin tại màn hình </w:t>
+      </w:r>
+      <w:r>
+        <w:rPr>
+          <w:lang w:val="vi-VN"/>
+        </w:rPr>
+        <w:t>t</w:t>
+      </w:r>
+      <w:r>
+        <w:rPr>
+          <w:lang w:val="vi-VN"/>
+        </w:rPr>
+        <w:t>hông tin doanh nghiệp và bấm lưu. Hệ thống frontend kiểm tra dữ liệu biểu mẫu, trong đó tên doanh nghiệp là thông tin bắt buộc. Khi dữ liệu hợp lệ, màn hình gửi yêu cầu PUT /api/users/profile lên Backend ChatDesk với các thông tin như tên doanh nghiệp, mô tả, số điện thoại, hotline, địa chỉ cửa hàng, giờ mở cửa, chính sách vận chuyển, chính sách bảo hành và phương thức thanh toán.</w:t>
+      </w:r>
+      <w:r>
+        <w:rPr>
+          <w:lang w:val="vi-VN"/>
+        </w:rPr>
+        <w:t xml:space="preserve"> </w:t>
+      </w:r>
+      <w:r>
+        <w:rPr>
+          <w:lang w:val="vi-VN"/>
+        </w:rPr>
+        <w:t xml:space="preserve">Backend ChatDesk nhận dữ liệu, xác định các trường được gửi lên, cập nhật hồ sơ tương ứng trong bảng users của CSDL PostgreSQL, sau đó đọc lại bản ghi đã cập nhật và trả kết quả về frontend. Nếu cập nhật thành công, giao diện đồng bộ lại thông tin hồ sơ và hiển thị thông báo thành công cho </w:t>
+      </w:r>
+      <w:r>
+        <w:rPr>
+          <w:lang w:val="vi-VN"/>
+        </w:rPr>
+        <w:t>c</w:t>
+      </w:r>
+      <w:r>
+        <w:rPr>
+          <w:lang w:val="vi-VN"/>
+        </w:rPr>
+        <w:t>hủ doanh nghiệp; nếu dữ liệu không hợp lệ hoặc quá trình lưu thất bại, hệ thống hiển thị thông báo thất bại để người dùng biết thao tác chưa được hoàn tất.</w:t>
+      </w:r>
+    </w:p>
+    <w:p>
+      <w:pPr>
+        <w:rPr>
+          <w:lang w:val="vi-VN"/>
+        </w:rPr>
+      </w:pPr>
+    </w:p>
+    <w:p>
+      <w:pPr>
+        <w:pStyle w:val="Heading3"/>
+        <w:rPr>
+          <w:lang w:val="vi-VN"/>
+        </w:rPr>
+      </w:pPr>
+      <w:r>
+        <w:rPr>
+          <w:lang w:val="vi-VN"/>
+        </w:rPr>
+        <w:t>Biểu đồ tuần tự nhóm Usecase Quản lý hội thoại đa kênh</w:t>
+      </w:r>
+    </w:p>
+    <w:p>
+      <w:pPr>
+        <w:pStyle w:val="Heading4"/>
+        <w:rPr>
+          <w:b/>
+          <w:bCs w:val="0"/>
+          <w:lang w:val="vi-VN"/>
+        </w:rPr>
+      </w:pPr>
+      <w:r>
+        <w:rPr>
+          <w:b/>
+          <w:bCs w:val="0"/>
+          <w:lang w:val="vi-VN"/>
+        </w:rPr>
+        <w:t>Biểu đồ tuần tự Xem danh sách hội thoại</w:t>
+      </w:r>
+    </w:p>
+    <w:p>
+      <w:pPr>
+        <w:rPr>
+          <w:lang w:val="vi-VN"/>
+        </w:rPr>
+      </w:pPr>
+      <w:r>
+        <w:rPr>
+          <w:lang w:val="vi-VN"/>
+        </w:rPr>
+        <w:t xml:space="preserve">Biểu đồ tuần tự chức năng </w:t>
+      </w:r>
+      <w:r>
+        <w:rPr>
+          <w:lang w:val="vi-VN"/>
+        </w:rPr>
+        <w:t>x</w:t>
+      </w:r>
+      <w:r>
+        <w:rPr>
+          <w:lang w:val="vi-VN"/>
+        </w:rPr>
+        <w:t xml:space="preserve">em danh sách hội thoại mô tả luồng xử lý khi </w:t>
+      </w:r>
+      <w:r>
+        <w:rPr>
+          <w:lang w:val="vi-VN"/>
+        </w:rPr>
+        <w:t>c</w:t>
+      </w:r>
+      <w:r>
+        <w:rPr>
+          <w:lang w:val="vi-VN"/>
+        </w:rPr>
+        <w:t xml:space="preserve">hủ doanh nghiệp hoặc </w:t>
+      </w:r>
+      <w:r>
+        <w:rPr>
+          <w:lang w:val="vi-VN"/>
+        </w:rPr>
+        <w:t>n</w:t>
+      </w:r>
+      <w:r>
+        <w:rPr>
+          <w:lang w:val="vi-VN"/>
+        </w:rPr>
+        <w:t xml:space="preserve">hân viên CSKH chọn xem danh sách hội thoại trên màn hình </w:t>
+      </w:r>
+      <w:r>
+        <w:rPr>
+          <w:lang w:val="vi-VN"/>
+        </w:rPr>
+        <w:t>h</w:t>
+      </w:r>
+      <w:r>
+        <w:rPr>
+          <w:lang w:val="vi-VN"/>
+        </w:rPr>
+        <w:t xml:space="preserve">ội thoại. Màn hình gửi yêu cầu GET /api/conversations tới Backend ChatDesk; backend truy vấn CSDL PostgreSQL để lấy các hội thoại thuộc doanh nghiệp, kèm thông tin khách hàng, nhãn, kênh liên lạc, người được phân công và sắp xếp theo thời điểm tin nhắn cuối gần nhất. Hệ thống đồng thời tính số tin chưa đọc dựa trên bảng messages và conversation_read_states, sau đó trả về danh sách </w:t>
+      </w:r>
+      <w:r>
+        <w:rPr>
+          <w:lang w:val="vi-VN"/>
+        </w:rPr>
+        <w:t xml:space="preserve">hội thoại </w:t>
+      </w:r>
+      <w:r>
+        <w:rPr>
+          <w:lang w:val="vi-VN"/>
+        </w:rPr>
+        <w:t>cho giao diện.</w:t>
+      </w:r>
+      <w:r>
+        <w:rPr>
+          <w:lang w:val="vi-VN"/>
+        </w:rPr>
+        <w:t xml:space="preserve"> </w:t>
+      </w:r>
+      <w:r>
+        <w:rPr>
+          <w:lang w:val="vi-VN"/>
+        </w:rPr>
+        <w:t>Khi nhận dữ liệu thành công, màn hình lưu danh sách hội thoại, áp dụng các bộ lọc hiển thị hiện có nếu có, rồi hiển thị thông tin khách hàng, nền tảng, thời điểm tin nhắn cuối, nhãn, trạng thái AI và số tin chưa đọc. Nếu danh sách rỗng, giao diện hiển thị trạng thái chưa có hội thoại; nếu quá trình lấy dữ liệu thất bại, màn hình dừng trạng thái tải và không cập nhật danh sách hiện tại.</w:t>
+      </w:r>
+    </w:p>
+    <w:p>
+      <w:pPr>
+        <w:rPr>
+          <w:lang w:val="vi-VN"/>
+        </w:rPr>
+      </w:pPr>
+    </w:p>
+    <w:p>
+      <w:pPr>
+        <w:pStyle w:val="Heading4"/>
+        <w:rPr>
+          <w:b/>
+          <w:bCs w:val="0"/>
+          <w:lang w:val="vi-VN"/>
+        </w:rPr>
+      </w:pPr>
+      <w:r>
+        <w:rPr>
+          <w:b/>
+          <w:bCs w:val="0"/>
+          <w:lang w:val="vi-VN"/>
+        </w:rPr>
+        <w:t>Biểu đồ tuần tự Lọc hội thoại</w:t>
+      </w:r>
+    </w:p>
+    <w:p>
+      <w:pPr>
+        <w:rPr>
+          <w:lang w:val="vi-VN"/>
+        </w:rPr>
+      </w:pPr>
+      <w:r>
+        <w:rPr>
+          <w:lang w:val="vi-VN"/>
+        </w:rPr>
+        <w:t xml:space="preserve">Biểu đồ tuần tự chức năng </w:t>
+      </w:r>
+      <w:r>
+        <w:rPr>
+          <w:lang w:val="vi-VN"/>
+        </w:rPr>
+        <w:t>l</w:t>
+      </w:r>
+      <w:r>
+        <w:rPr>
+          <w:lang w:val="vi-VN"/>
+        </w:rPr>
+        <w:t xml:space="preserve">ọc hội thoại mô tả luồng xử lý khi </w:t>
+      </w:r>
+      <w:r>
+        <w:rPr>
+          <w:lang w:val="vi-VN"/>
+        </w:rPr>
+        <w:t>c</w:t>
+      </w:r>
+      <w:r>
+        <w:rPr>
+          <w:lang w:val="vi-VN"/>
+        </w:rPr>
+        <w:t>hủ doanh nghiệp hoặc Nhân viên thao tác trên màn hình Chat để lọc danh sách hội thoại. Người dùng nhập từ khóa hoặc chọn các điều kiện lọc như hàng đợi phân công, nhãn khách hàng và nền tảng hội thoại. Màn hình Chat cập nhật tiêu chí, sau đó gửi yêu cầu GET /api/conversations kèm các tham số lọc xuống Backend ChatDesk.</w:t>
+      </w:r>
+      <w:r>
+        <w:rPr>
+          <w:lang w:val="vi-VN"/>
+        </w:rPr>
+        <w:t xml:space="preserve"> </w:t>
+      </w:r>
+      <w:r>
+        <w:rPr>
+          <w:lang w:val="vi-VN"/>
+        </w:rPr>
+        <w:t>Backend ChatDesk tiếp nhận các điều kiện lọc và tạo truy vấn tới CSDL PostgreSQL dựa trên thông tin hội thoại, liên hệ khách hàng, nhãn và nền tảng. Sau khi lấy được danh sách hội thoại phù hợp, backend tính thêm số tin nhắn chưa đọc cho từng hội thoại rồi trả kết quả về frontend. Nếu có dữ liệu phù hợp, màn hình Chat hiển thị danh sách hội thoại đã lọc; nếu không có kết quả, màn hình hiển thị thông báo không có hội thoại phù hợp. Trường hợp xử lý thất bại, frontend ghi nhận lỗi và không cập nhật danh sách hiện tại.</w:t>
+      </w:r>
+    </w:p>
+    <w:p>
+      <w:pPr>
+        <w:rPr>
+          <w:lang w:val="vi-VN"/>
+        </w:rPr>
+      </w:pPr>
+    </w:p>
+    <w:p>
+      <w:pPr>
+        <w:pStyle w:val="Heading4"/>
+        <w:rPr>
+          <w:b/>
+          <w:bCs w:val="0"/>
+          <w:lang w:val="vi-VN"/>
+        </w:rPr>
+      </w:pPr>
+      <w:r>
+        <w:rPr>
+          <w:b/>
+          <w:bCs w:val="0"/>
+          <w:lang w:val="vi-VN"/>
+        </w:rPr>
+        <w:t xml:space="preserve">Biểu đồ tuần tự Xem </w:t>
+      </w:r>
+      <w:r>
+        <w:rPr>
+          <w:b/>
+          <w:bCs w:val="0"/>
+          <w:lang w:val="vi-VN"/>
+        </w:rPr>
+        <w:t xml:space="preserve">cuộc </w:t>
+      </w:r>
+      <w:r>
+        <w:rPr>
+          <w:b/>
+          <w:bCs w:val="0"/>
+          <w:lang w:val="vi-VN"/>
+        </w:rPr>
+        <w:t>hội thoại</w:t>
+      </w:r>
+    </w:p>
+    <w:p>
+      <w:pPr>
+        <w:rPr>
+          <w:lang w:val="vi-VN"/>
+        </w:rPr>
+      </w:pPr>
+      <w:r>
+        <w:rPr>
+          <w:lang w:val="vi-VN"/>
+        </w:rPr>
+        <w:t xml:space="preserve">Biểu đồ tuần tự chức năng </w:t>
+      </w:r>
+      <w:r>
+        <w:rPr>
+          <w:lang w:val="vi-VN"/>
+        </w:rPr>
+        <w:t>x</w:t>
+      </w:r>
+      <w:r>
+        <w:rPr>
+          <w:lang w:val="vi-VN"/>
+        </w:rPr>
+        <w:t>em cuộc hội thoại mô tả luồng xử lý khi người dùng ChatDesk chọn một cuộc hội thoại trên màn hình ChatDesk để xem nội dung tin nhắn. Màn hình ghi nhận cuộc hội thoại đang được chọn, xóa dữ liệu tin nhắn cũ trên giao diện và gửi yêu cầu</w:t>
+      </w:r>
+      <w:r>
+        <w:rPr>
+          <w:lang w:val="vi-VN"/>
+        </w:rPr>
+        <w:t xml:space="preserve"> </w:t>
+      </w:r>
+      <w:r>
+        <w:rPr>
+          <w:lang w:val="vi-VN"/>
+        </w:rPr>
+        <w:t>lên Backend ChatDesk</w:t>
+      </w:r>
+      <w:r>
+        <w:rPr>
+          <w:lang w:val="vi-VN"/>
+        </w:rPr>
+        <w:t xml:space="preserve"> </w:t>
+      </w:r>
+      <w:r>
+        <w:rPr>
+          <w:lang w:val="vi-VN"/>
+        </w:rPr>
+        <w:t xml:space="preserve">với giới hạn số lượng tin nhắn cần </w:t>
+      </w:r>
+      <w:r>
+        <w:rPr>
+          <w:lang w:val="vi-VN"/>
+        </w:rPr>
+        <w:t xml:space="preserve">lấy: </w:t>
+      </w:r>
+      <w:r>
+        <w:rPr>
+          <w:lang w:val="vi-VN"/>
+        </w:rPr>
+        <w:t>GET /api/conversations/{conversation_id}/messages. Backend kiểm tra sự tồn tại của cuộc hội thoại trong CSDL PostgreSQL, sau đó truy vấn bảng tin nhắn theo cuộc hội thoại, sắp xếp và trả về danh sách tin nhắn kèm thông tin phân trang gồm has_more và next_cursor.</w:t>
+      </w:r>
+      <w:r>
+        <w:rPr>
+          <w:lang w:val="vi-VN"/>
+        </w:rPr>
+        <w:t xml:space="preserve"> </w:t>
+      </w:r>
+      <w:r>
+        <w:rPr>
+          <w:lang w:val="vi-VN"/>
+        </w:rPr>
+        <w:t>Khi dữ liệu được trả về thành công, màn hình ChatDesk cập nhật danh sách tin nhắn, lưu trạng thái còn tin nhắn cũ và hiển thị nội dung cuộc hội thoại cho người dùng. Nếu không tìm thấy cuộc hội thoại hoặc quá trình tải dữ liệu thất bại, màn hình dừng trạng thái tải và không cập nhật danh sách tin nhắn. Trong trường hợp người dùng cuộn lên đầu danh sách và hệ thống còn tin nhắn cũ, frontend tiếp tục gửi yêu cầu lấy thêm với tham số before, Backend truy vấn các tin nhắn cũ hơn mốc này trong PostgreSQL và trả về trang dữ liệu tiếp theo để màn hình bổ sung vào đầu danh sách hiện tại.</w:t>
+      </w:r>
+    </w:p>
+    <w:p>
+      <w:pPr>
+        <w:ind w:firstLine="0"/>
+        <w:rPr>
+          <w:lang w:val="vi-VN"/>
+        </w:rPr>
+      </w:pPr>
+    </w:p>
+    <w:p>
+      <w:pPr>
+        <w:pStyle w:val="Heading4"/>
+        <w:rPr>
+          <w:b/>
+          <w:bCs w:val="0"/>
+          <w:lang w:val="vi-VN"/>
+        </w:rPr>
+      </w:pPr>
+      <w:r>
+        <w:rPr>
+          <w:b/>
+          <w:bCs w:val="0"/>
+          <w:lang w:val="vi-VN"/>
+        </w:rPr>
+        <w:t>Biểu đồ tuần tự Xem chi tiết cuộc hội thoại</w:t>
+      </w:r>
+    </w:p>
+    <w:p>
+      <w:pPr>
+        <w:rPr>
+          <w:lang w:val="vi-VN"/>
+        </w:rPr>
+      </w:pPr>
+      <w:r>
+        <w:rPr>
+          <w:lang w:val="vi-VN"/>
+        </w:rPr>
+        <w:t xml:space="preserve">Biểu đồ tuần tự chức năng </w:t>
+      </w:r>
+      <w:r>
+        <w:rPr>
+          <w:lang w:val="vi-VN"/>
+        </w:rPr>
+        <w:t>x</w:t>
+      </w:r>
+      <w:r>
+        <w:rPr>
+          <w:lang w:val="vi-VN"/>
+        </w:rPr>
+        <w:t xml:space="preserve">em thông tin mở rộng của hội thoại mô tả luồng xử lý khi người dùng bấm nút </w:t>
+      </w:r>
+      <w:r>
+        <w:rPr>
+          <w:lang w:val="vi-VN"/>
+        </w:rPr>
+        <w:t>c</w:t>
+      </w:r>
+      <w:r>
+        <w:rPr>
+          <w:lang w:val="vi-VN"/>
+        </w:rPr>
+        <w:t>hi tiết trên màn hình Chat để mở panel thông tin mở rộng của hội thoại đang chọn. Màn hình Chat cập nhật trạng thái hiển thị panel, sử dụng dữ liệu hội thoại hiện có trên giao diện như người phụ trách, label, thông tin khách hàng và kênh liên lạc; đồng thời gửi yêu cầu đến Backend ChatDesk qua endpoint GET /api/conversations/{conversation_id}/history để lấy lịch sử mở rộng của hội thoại.</w:t>
+      </w:r>
+      <w:r>
+        <w:rPr>
+          <w:lang w:val="vi-VN"/>
+        </w:rPr>
+        <w:t xml:space="preserve"> </w:t>
+      </w:r>
+      <w:r>
+        <w:rPr>
+          <w:lang w:val="vi-VN"/>
+        </w:rPr>
+        <w:t>Backend ChatDesk tìm hội thoại trong CSDL PostgreSQL, sau đó truy vấn lịch sử phân công, lịch sử gắn hoặc xóa label, thông tin users và labels liên quan để ghép thành danh sách sự kiện theo thứ tự mới nhất trước. Nếu lấy dữ liệu thành công, màn hình hiển thị đầy đủ thông tin mở rộng gồm phân công, label, thông tin khách hàng, kênh và lịch sử thao tác. Nếu không tìm thấy hội thoại hoặc không lấy được lịch sử, màn hình vẫn hiển thị panel chi tiết dựa trên dữ liệu hội thoại hiện có và phần lịch sử ở trạng thái không có dữ liệu.</w:t>
+      </w:r>
+    </w:p>
+    <w:p>
+      <w:pPr>
+        <w:rPr>
+          <w:lang w:val="vi-VN"/>
+        </w:rPr>
+      </w:pPr>
+    </w:p>
+    <w:p>
+      <w:pPr>
+        <w:pStyle w:val="Heading4"/>
+        <w:rPr>
+          <w:b/>
+          <w:bCs w:val="0"/>
+          <w:lang w:val="vi-VN"/>
+        </w:rPr>
+      </w:pPr>
+      <w:r>
+        <w:rPr>
+          <w:b/>
+          <w:bCs w:val="0"/>
+          <w:lang w:val="vi-VN"/>
+        </w:rPr>
+        <w:t>Biểu đồ tuần tự Bật chế độ trả lời tự động với AI</w:t>
+      </w:r>
+    </w:p>
+    <w:p>
+      <w:pPr>
+        <w:rPr>
+          <w:lang w:val="vi-VN"/>
+        </w:rPr>
+      </w:pPr>
+      <w:r>
+        <w:rPr>
+          <w:lang w:val="vi-VN"/>
+        </w:rPr>
+        <w:t xml:space="preserve">Biểu đồ tuần tự chức năng </w:t>
+      </w:r>
+      <w:r>
+        <w:rPr>
+          <w:lang w:val="vi-VN"/>
+        </w:rPr>
+        <w:t>b</w:t>
+      </w:r>
+      <w:r>
+        <w:rPr>
+          <w:lang w:val="vi-VN"/>
+        </w:rPr>
+        <w:t xml:space="preserve">ật chế độ AI trả lời tự động mô tả luồng xử lý khi người quản lý hội thoại thao tác bật công tắc AI tự động trên màn hình </w:t>
+      </w:r>
+      <w:r>
+        <w:rPr>
+          <w:lang w:val="vi-VN"/>
+        </w:rPr>
+        <w:t>h</w:t>
+      </w:r>
+      <w:r>
+        <w:rPr>
+          <w:lang w:val="vi-VN"/>
+        </w:rPr>
+        <w:t>ội thoại ChatDesk. Màn hình gửi yêu cầu cập nhật đến Backend ChatDesk thông qua endpoint PATCH /api/conversations/{conversation_id}/ai với dữ liệu is_ai_enabled = true. Backend tìm hội thoại tương ứng trong CSDL PostgreSQL, cập nhật trường is_ai_enabled của hội thoại và trả về thông tin hội thoại sau khi thay đổi.</w:t>
+      </w:r>
+      <w:r>
+        <w:rPr>
+          <w:lang w:val="vi-VN"/>
+        </w:rPr>
+        <w:t xml:space="preserve"> </w:t>
+      </w:r>
+      <w:r>
+        <w:rPr>
+          <w:lang w:val="vi-VN"/>
+        </w:rPr>
+        <w:t>Nếu cập nhật thành công, giao diện cập nhật lại trạng thái công tắc AI và dấu hiệu AI trên danh sách hội thoại để thể hiện rằng hội thoại đã được bật chế độ AI trả lời tự động. Nếu không tìm thấy hội thoại hoặc cập nhật thất bại, hệ thống trả về lỗi và giao diện giữ nguyên trạng thái hiện tại, không ghi nhận việc bật AI cho hội thoại đó.</w:t>
+      </w:r>
+    </w:p>
+    <w:p>
+      <w:pPr>
+        <w:rPr>
+          <w:lang w:val="vi-VN"/>
+        </w:rPr>
+      </w:pPr>
+    </w:p>
+    <w:p>
+      <w:pPr>
+        <w:pStyle w:val="Heading4"/>
+        <w:rPr>
+          <w:b/>
+          <w:bCs w:val="0"/>
+          <w:lang w:val="vi-VN"/>
+        </w:rPr>
+      </w:pPr>
+      <w:r>
+        <w:rPr>
+          <w:b/>
+          <w:bCs w:val="0"/>
+          <w:lang w:val="vi-VN"/>
+        </w:rPr>
+        <w:t>Biểu đồ tuần tự Gửi tin nhắn</w:t>
+      </w:r>
+    </w:p>
+    <w:p>
+      <w:pPr>
+        <w:rPr>
+          <w:lang w:val="en-US"/>
+        </w:rPr>
+      </w:pPr>
+      <w:r>
+        <w:rPr>
+          <w:lang w:val="vi-VN"/>
+        </w:rPr>
+        <w:t xml:space="preserve">Biểu đồ tuần tự chức năng </w:t>
+      </w:r>
+      <w:r>
+        <w:rPr>
+          <w:lang w:val="vi-VN"/>
+        </w:rPr>
+        <w:t>g</w:t>
+      </w:r>
+      <w:r>
+        <w:rPr>
+          <w:lang w:val="vi-VN"/>
+        </w:rPr>
+        <w:t xml:space="preserve">ửi tin nhắn mô tả luồng xử lý khi </w:t>
+      </w:r>
+      <w:r>
+        <w:rPr>
+          <w:lang w:val="vi-VN"/>
+        </w:rPr>
+        <w:t>n</w:t>
+      </w:r>
+      <w:r>
+        <w:rPr>
+          <w:lang w:val="vi-VN"/>
+        </w:rPr>
+        <w:t xml:space="preserve">hân viên </w:t>
+      </w:r>
+      <w:r>
+        <w:rPr>
+          <w:lang w:val="vi-VN"/>
+        </w:rPr>
+        <w:t xml:space="preserve">CSKH </w:t>
+      </w:r>
+      <w:r>
+        <w:rPr>
+          <w:lang w:val="vi-VN"/>
+        </w:rPr>
+        <w:t>hoặc Chủ doanh nghiệp nhập nội dung tại màn hình Chat và bấm gửi tin nhắn trong một cuộc hội thoại. Màn hình kiểm tra nội dung nhập và cuộc hội thoại đang chọn, sau đó gửi yêu cầu POST /api/conversations/{conversation_id}/messages lên Backend ChatDesk. Backend truy xuất thông tin cuộc hội thoại, kênh và khách hàng từ CSDL PostgreSQL, sau đó gửi nội dung tin nhắn đến kênh tương ứng như Meta/Facebook API, Meta/Instagram API hoặc Telegram API; riêng kênh Widget không gọi API ngoài mà dùng WebSocket để chuyển tin nhắn đến widget khách hàng.</w:t>
+      </w:r>
+      <w:r>
+        <w:rPr>
+          <w:lang w:val="vi-VN"/>
+        </w:rPr>
+        <w:t xml:space="preserve"> </w:t>
+      </w:r>
+      <w:r>
+        <w:rPr>
+          <w:lang w:val="vi-VN"/>
+        </w:rPr>
+        <w:t>Nếu quá trình gửi ra kênh ngoài phát sinh lỗi, backend trả lỗi về màn hình và giao diện dừng trạng thái đang gửi. Nếu xử lý thành công, backend lưu bản ghi tin nhắn vào bảng messages, cập nhật thời điểm tin nhắn cuối của cuộc hội thoại trong conversations, phát sự kiện new_message để màn hình Chat cập nhật danh sách tin nhắn và trả về thông tin tin nhắn đã tạo. Giao diện sau đó xoá nội dung ô nhập và hiển thị tin nhắn vừa gửi trong cuộc hội thoại.</w:t>
+      </w:r>
+    </w:p>
+    <w:p>
+      <w:pPr>
+        <w:rPr>
+          <w:lang w:val="en-US"/>
+        </w:rPr>
+      </w:pPr>
+    </w:p>
+    <w:p>
+      <w:pPr>
+        <w:pStyle w:val="Heading4"/>
+        <w:rPr>
+          <w:b/>
+          <w:bCs w:val="0"/>
+          <w:lang w:val="vi-VN"/>
+        </w:rPr>
+      </w:pPr>
+      <w:r>
+        <w:rPr>
+          <w:b/>
+          <w:bCs w:val="0"/>
+          <w:lang w:val="vi-VN"/>
+        </w:rPr>
+        <w:t>Biểu đồ tuần tự Phân công hội thoại</w:t>
+      </w:r>
+    </w:p>
+    <w:p>
+      <w:pPr>
+        <w:rPr>
+          <w:lang w:val="vi-VN"/>
+        </w:rPr>
+      </w:pPr>
+      <w:r>
+        <w:rPr>
+          <w:lang w:val="vi-VN"/>
+        </w:rPr>
+        <w:t xml:space="preserve">Biểu đồ tuần tự chức năng </w:t>
+      </w:r>
+      <w:r>
+        <w:rPr>
+          <w:lang w:val="vi-VN"/>
+        </w:rPr>
+        <w:t>p</w:t>
+      </w:r>
+      <w:r>
+        <w:rPr>
+          <w:lang w:val="vi-VN"/>
+        </w:rPr>
+        <w:t xml:space="preserve">hân công hội thoại mô tả luồng xử lý khi </w:t>
+      </w:r>
+      <w:r>
+        <w:rPr>
+          <w:lang w:val="vi-VN"/>
+        </w:rPr>
+        <w:t>c</w:t>
+      </w:r>
+      <w:r>
+        <w:rPr>
+          <w:lang w:val="vi-VN"/>
+        </w:rPr>
+        <w:t xml:space="preserve">hủ doanh nghiệp hoặc </w:t>
+      </w:r>
+      <w:r>
+        <w:rPr>
+          <w:lang w:val="vi-VN"/>
+        </w:rPr>
+        <w:t>n</w:t>
+      </w:r>
+      <w:r>
+        <w:rPr>
+          <w:lang w:val="vi-VN"/>
+        </w:rPr>
+        <w:t xml:space="preserve">hân viên CSKH thao tác tại màn hình </w:t>
+      </w:r>
+      <w:r>
+        <w:rPr>
+          <w:lang w:val="vi-VN"/>
+        </w:rPr>
+        <w:t>h</w:t>
+      </w:r>
+      <w:r>
+        <w:rPr>
+          <w:lang w:val="vi-VN"/>
+        </w:rPr>
+        <w:t>ội thoại để chọn người nhận xử lý cho một hội thoại cụ thể. Màn hình gửi dữ liệu phân công gồm assigned_to_id và assigned_to_business đến Backend ChatDesk thông qua endpoint PATCH /api/conversations/{conversation_id}/assignee. Backend kiểm tra hội thoại trong CSDL PostgreSQL, kiểm tra nhân viên nhận phân công nếu người nhận là nhân viên, sau đó xác định phân công mới có khác trạng thái hiện tại hay không.</w:t>
+      </w:r>
+      <w:r>
+        <w:rPr>
+          <w:lang w:val="vi-VN"/>
+        </w:rPr>
+        <w:t xml:space="preserve"> </w:t>
+      </w:r>
+      <w:r>
+        <w:rPr>
+          <w:lang w:val="vi-VN"/>
+        </w:rPr>
+        <w:t>Nếu dữ liệu không hợp lệ như không tìm thấy hội thoại hoặc nhân viên nhận phân công, hệ thống trả về lỗi và màn hình hiển thị thông báo thất bại. Nếu phân công hợp lệ và có thay đổi, Backend cập nhật bảng conversations, ghi lịch sử vào conversation_assignment_history, trả về thông tin hội thoại đã cập nhật để giao diện hiển thị người nhận mới trong danh sách và chi tiết hội thoại.</w:t>
+      </w:r>
+    </w:p>
+    <w:p>
+      <w:pPr>
+        <w:pStyle w:val="Heading4"/>
+        <w:rPr>
+          <w:b/>
+          <w:bCs w:val="0"/>
+          <w:lang w:val="vi-VN"/>
+        </w:rPr>
+      </w:pPr>
+      <w:r>
+        <w:rPr>
+          <w:b/>
+          <w:bCs w:val="0"/>
+          <w:lang w:val="vi-VN"/>
+        </w:rPr>
+        <w:t>Biểu đồ tuần tự Dán nhãn hội thoại</w:t>
+      </w:r>
+    </w:p>
+    <w:p>
+      <w:pPr>
+        <w:rPr>
+          <w:lang w:val="vi-VN"/>
+        </w:rPr>
+      </w:pPr>
+      <w:r>
+        <w:rPr>
+          <w:lang w:val="vi-VN"/>
+        </w:rPr>
+        <w:t xml:space="preserve">Biểu đồ tuần tự chức năng </w:t>
+      </w:r>
+      <w:r>
+        <w:rPr>
+          <w:lang w:val="vi-VN"/>
+        </w:rPr>
+        <w:t>d</w:t>
+      </w:r>
+      <w:r>
+        <w:rPr>
+          <w:lang w:val="vi-VN"/>
+        </w:rPr>
+        <w:t xml:space="preserve">án nhãn hội thoại mô tả luồng xử lý khi </w:t>
+      </w:r>
+      <w:r>
+        <w:rPr>
+          <w:lang w:val="vi-VN"/>
+        </w:rPr>
+        <w:t>n</w:t>
+      </w:r>
+      <w:r>
+        <w:rPr>
+          <w:lang w:val="vi-VN"/>
+        </w:rPr>
+        <w:t xml:space="preserve">hân viên CSKH hoặc </w:t>
+      </w:r>
+      <w:r>
+        <w:rPr>
+          <w:lang w:val="vi-VN"/>
+        </w:rPr>
+        <w:t>c</w:t>
+      </w:r>
+      <w:r>
+        <w:rPr>
+          <w:lang w:val="vi-VN"/>
+        </w:rPr>
+        <w:t xml:space="preserve">hủ doanh nghiệp chọn một nhãn trong phần chi tiết của màn hình </w:t>
+      </w:r>
+      <w:r>
+        <w:rPr>
+          <w:lang w:val="vi-VN"/>
+        </w:rPr>
+        <w:t>h</w:t>
+      </w:r>
+      <w:r>
+        <w:rPr>
+          <w:lang w:val="vi-VN"/>
+        </w:rPr>
+        <w:t>ội thoại. Màn hình gửi label_id và conversation_id lên POST /api/contacts/{contact_id}/labels; Backend ChatDesk kiểm tra khách hàng, nhãn và hội thoại tương ứng trong CSDL PostgreSQL, sau đó lưu liên kết nhãn vào bảng contact_labels và ghi lịch sử thao tác vào conversation_label_history.</w:t>
+      </w:r>
+      <w:r>
+        <w:rPr>
+          <w:lang w:val="vi-VN"/>
+        </w:rPr>
+        <w:t xml:space="preserve"> </w:t>
+      </w:r>
+      <w:r>
+        <w:rPr>
+          <w:lang w:val="vi-VN"/>
+        </w:rPr>
+        <w:t>Khi nhãn được dán thành công, hệ thống trả về thông tin khách hàng kèm danh sách nhãn mới để giao diện cập nhật nhãn trên hội thoại và danh sách hội thoại. Nếu hội thoại đủ điều kiện phân công tự động, backend có thể cập nhật người phụ trách và ghi lịch sử phân công; nếu không, thông tin phân công được giữ nguyên. Trường hợp không tìm thấy khách hàng, nhãn hoặc hội thoại, hệ thống trả về lỗi và màn hình hiển thị thông báo dán nhãn thất bại cho người dùng.</w:t>
+      </w:r>
+    </w:p>
+    <w:p>
+      <w:pPr>
+        <w:pStyle w:val="Heading3"/>
+        <w:rPr>
+          <w:lang w:val="vi-VN"/>
+        </w:rPr>
+      </w:pPr>
+      <w:r>
+        <w:rPr>
+          <w:lang w:val="vi-VN"/>
+        </w:rPr>
+        <w:t>Biểu đồ tuần tự nhóm Usecase Thống kê hoạt động doanh nghiệp</w:t>
+      </w:r>
+    </w:p>
+    <w:p>
+      <w:pPr>
+        <w:pStyle w:val="Heading4"/>
+        <w:rPr>
+          <w:b/>
+          <w:bCs w:val="0"/>
+          <w:lang w:val="en-US"/>
+        </w:rPr>
+      </w:pPr>
+      <w:r>
+        <w:rPr>
+          <w:b/>
+          <w:bCs w:val="0"/>
+          <w:lang w:val="vi-VN"/>
+        </w:rPr>
+        <w:t>Biểu đồ tuần tự Thống kê về hội thoại và tin nhắn</w:t>
+      </w:r>
+    </w:p>
+    <w:p>
+      <w:pPr>
+        <w:rPr>
+          <w:lang w:val="en-US"/>
+        </w:rPr>
+      </w:pPr>
+      <w:r>
+        <w:rPr>
+          <w:lang w:val="en-US"/>
+        </w:rPr>
+        <w:t xml:space="preserve">Biểu đồ tuần tự chức năng </w:t>
+      </w:r>
+      <w:r>
+        <w:rPr>
+          <w:lang w:val="en-US"/>
+        </w:rPr>
+        <w:t>t</w:t>
+      </w:r>
+      <w:r>
+        <w:rPr>
+          <w:lang w:val="en-US"/>
+        </w:rPr>
+        <w:t xml:space="preserve">hống kê hội thoại và tin nhắn mô tả luồng xử lý khi </w:t>
+      </w:r>
+      <w:r>
+        <w:rPr>
+          <w:lang w:val="en-US"/>
+        </w:rPr>
+        <w:t>c</w:t>
+      </w:r>
+      <w:r>
+        <w:rPr>
+          <w:lang w:val="en-US"/>
+        </w:rPr>
+        <w:t xml:space="preserve">hủ doanh nghiệp thao tác trên màn hình </w:t>
+      </w:r>
+      <w:r>
+        <w:rPr>
+          <w:lang w:val="en-US"/>
+        </w:rPr>
+        <w:t>t</w:t>
+      </w:r>
+      <w:r>
+        <w:rPr>
+          <w:lang w:val="en-US"/>
+        </w:rPr>
+        <w:t>hống kê để xem số liệu theo khoảng thời gian đã chọn. Màn hình gửi tham số days đến endpoint GET /api/statistics/business; Backend ChatDesk tiếp nhận yêu cầu, xác định khoảng ngày thống kê và truy vấn CSDL PostgreSQL để lấy các số liệu tổng quan như tổng hội thoại, hội thoại đang mở/đã đóng, tổng liên hệ, tổng tin nhắn, tin nhắn AI và hội thoại chưa phân công.</w:t>
+      </w:r>
+      <w:r>
+        <w:rPr>
+          <w:lang w:val="vi-VN"/>
+        </w:rPr>
+        <w:t xml:space="preserve"> </w:t>
+      </w:r>
+      <w:r>
+        <w:rPr>
+          <w:lang w:val="vi-VN"/>
+        </w:rPr>
+        <w:t xml:space="preserve">Sau đó, backend tiếp tục tổng hợp dữ liệu phục vụ biểu đồ gồm số hội thoại và tin nhắn theo ngày, thống kê theo nền tảng, kênh, phân công xử lý, loại người gửi, nhãn phổ biến và thời gian phản hồi đầu tiên. </w:t>
+      </w:r>
+      <w:r>
+        <w:rPr>
+          <w:lang w:val="en-US"/>
+        </w:rPr>
+        <w:t xml:space="preserve">Khi truy vấn thành công, hệ thống trả dữ liệu tổng hợp để màn hình hiển thị các thẻ chỉ số và biểu đồ cho </w:t>
+      </w:r>
+      <w:r>
+        <w:rPr>
+          <w:lang w:val="en-US"/>
+        </w:rPr>
+        <w:t>c</w:t>
+      </w:r>
+      <w:r>
+        <w:rPr>
+          <w:lang w:val="en-US"/>
+        </w:rPr>
+        <w:t>hủ doanh nghiệp; nếu tham số không hợp lệ hoặc quá trình tải dữ liệu thất bại, màn hình dừng trạng thái tải và hiển thị thông báo lỗi tương ứng.</w:t>
+      </w:r>
+    </w:p>
+    <w:p>
+      <w:pPr>
+        <w:pStyle w:val="Heading4"/>
+        <w:rPr>
+          <w:b/>
+          <w:bCs w:val="0"/>
+          <w:lang w:val="vi-VN"/>
+        </w:rPr>
+      </w:pPr>
+      <w:r>
+        <w:rPr>
+          <w:b/>
+          <w:bCs w:val="0"/>
+          <w:lang w:val="vi-VN"/>
+        </w:rPr>
+        <w:t xml:space="preserve">Biểu đồ tuần tự Thống kê phân </w:t>
+      </w:r>
+      <w:r>
+        <w:rPr>
+          <w:b/>
+          <w:bCs w:val="0"/>
+          <w:lang w:val="vi-VN"/>
+        </w:rPr>
+        <w:t>công</w:t>
+      </w:r>
+    </w:p>
+    <w:p>
+      <w:pPr>
+        <w:rPr>
+          <w:lang w:val="vi-VN"/>
+        </w:rPr>
+      </w:pPr>
+      <w:r>
+        <w:rPr>
+          <w:lang w:val="vi-VN"/>
+        </w:rPr>
+        <w:t xml:space="preserve">Biểu đồ tuần tự chức năng </w:t>
+      </w:r>
+      <w:r>
+        <w:rPr>
+          <w:lang w:val="vi-VN"/>
+        </w:rPr>
+        <w:t>t</w:t>
+      </w:r>
+      <w:r>
+        <w:rPr>
+          <w:lang w:val="vi-VN"/>
+        </w:rPr>
+        <w:t xml:space="preserve">hống kê phân công mô tả luồng xử lý khi </w:t>
+      </w:r>
+      <w:r>
+        <w:rPr>
+          <w:lang w:val="vi-VN"/>
+        </w:rPr>
+        <w:t>c</w:t>
+      </w:r>
+      <w:r>
+        <w:rPr>
+          <w:lang w:val="vi-VN"/>
+        </w:rPr>
+        <w:t xml:space="preserve">hủ doanh nghiệp thao tác trên màn hình </w:t>
+      </w:r>
+      <w:r>
+        <w:rPr>
+          <w:lang w:val="vi-VN"/>
+        </w:rPr>
+        <w:t>t</w:t>
+      </w:r>
+      <w:r>
+        <w:rPr>
+          <w:lang w:val="vi-VN"/>
+        </w:rPr>
+        <w:t>hống kê để xem tình hình phân bổ hội thoại theo khoảng thời gian đã chọn. Màn hình gửi yêu cầu GET /api/statistics/business kèm tham số days đến Backend ChatDesk. Backend xử lý dữ liệu từ CSDL PostgreSQL bằng cách thống kê số hội thoại chưa phân công, số hội thoại đang giao cho shop, số hội thoại được giao cho từng nhân viên và lấy danh sách nhân viên thuộc doanh nghiệp.</w:t>
+      </w:r>
+      <w:r>
+        <w:rPr>
+          <w:lang w:val="vi-VN"/>
+        </w:rPr>
+        <w:t xml:space="preserve"> </w:t>
+      </w:r>
+      <w:r>
+        <w:rPr>
+          <w:lang w:val="vi-VN"/>
+        </w:rPr>
+        <w:t xml:space="preserve">Sau khi tổng hợp dữ liệu, hệ thống tạo danh sách workload phân công gồm nhóm chưa phân công, shop và từng nhân viên, sau đó sắp xếp theo số lượng hội thoại giảm dần và trả về cho frontend. Nếu xử lý thành công, màn hình Thống kê cập nhật biểu đồ Workload phân công và thẻ số hội thoại chưa phân công để </w:t>
+      </w:r>
+      <w:r>
+        <w:rPr>
+          <w:lang w:val="vi-VN"/>
+        </w:rPr>
+        <w:t>c</w:t>
+      </w:r>
+      <w:r>
+        <w:rPr>
+          <w:lang w:val="vi-VN"/>
+        </w:rPr>
+        <w:t>hủ doanh nghiệp theo dõi. Nếu xảy ra lỗi trong quá trình truy vấn hoặc xử lý dữ liệu, màn hình hiển thị thông báo thất bại.</w:t>
+      </w:r>
+    </w:p>
+    <w:p>
+      <w:pPr>
+        <w:rPr>
+          <w:lang w:val="vi-VN"/>
+        </w:rPr>
+      </w:pPr>
+    </w:p>
+    <w:p>
+      <w:pPr>
+        <w:pStyle w:val="Heading3"/>
+        <w:rPr>
+          <w:lang w:val="vi-VN"/>
+        </w:rPr>
+      </w:pPr>
+      <w:r>
+        <w:rPr>
+          <w:lang w:val="vi-VN"/>
+        </w:rPr>
+        <w:t>Biểu đồ tuần tự nhóm Usecase Xem danh sách doanh nghiệp</w:t>
+      </w:r>
+    </w:p>
+    <w:p>
+      <w:pPr>
+        <w:pStyle w:val="Heading4"/>
+        <w:rPr>
+          <w:b/>
+          <w:bCs w:val="0"/>
+          <w:lang w:val="en-US"/>
+        </w:rPr>
+      </w:pPr>
+      <w:r>
+        <w:rPr>
+          <w:b/>
+          <w:bCs w:val="0"/>
+          <w:lang w:val="vi-VN"/>
+        </w:rPr>
+        <w:t>Biểu đồ tuần tự Xem danh sách doanh nghiệp</w:t>
+      </w:r>
+    </w:p>
+    <w:p>
+      <w:pPr>
+        <w:rPr>
+          <w:lang w:val="en-US"/>
+        </w:rPr>
+      </w:pPr>
+      <w:r>
+        <w:rPr>
+          <w:lang w:val="en-US"/>
+        </w:rPr>
+        <w:t xml:space="preserve">Biểu đồ tuần tự chức năng </w:t>
+      </w:r>
+      <w:r>
+        <w:rPr>
+          <w:lang w:val="en-US"/>
+        </w:rPr>
+        <w:t>x</w:t>
+      </w:r>
+      <w:r>
+        <w:rPr>
+          <w:lang w:val="en-US"/>
+        </w:rPr>
+        <w:t xml:space="preserve">em danh sách doanh nghiệp mô tả luồng xử lý khi </w:t>
+      </w:r>
+      <w:r>
+        <w:rPr>
+          <w:lang w:val="en-US"/>
+        </w:rPr>
+        <w:t>1</w:t>
+      </w:r>
+      <w:r>
+        <w:rPr>
+          <w:lang w:val="en-US"/>
+        </w:rPr>
+        <w:t xml:space="preserve">uản trị viên hệ thống yêu cầu xem danh sách doanh nghiệp trên màn hình </w:t>
+      </w:r>
+      <w:r>
+        <w:rPr>
+          <w:lang w:val="en-US"/>
+        </w:rPr>
+        <w:t>d</w:t>
+      </w:r>
+      <w:r>
+        <w:rPr>
+          <w:lang w:val="en-US"/>
+        </w:rPr>
+        <w:t>anh sách doanh nghiệp. Màn hình gửi yêu cầu đến Backend ChatDesk qua endpoint GET /api/admin/businesses, kèm các tham số lọc và sắp xếp như từ khóa tìm kiếm, trạng thái hoạt động và kiểu sắp xếp nếu có.</w:t>
+      </w:r>
+      <w:r>
+        <w:rPr>
+          <w:lang w:val="en-US"/>
+        </w:rPr>
+        <w:t xml:space="preserve"> </w:t>
+      </w:r>
+      <w:r>
+        <w:rPr>
+          <w:lang w:val="en-US"/>
+        </w:rPr>
+        <w:t xml:space="preserve">Backend ChatDesk truy vấn CSDL PostgreSQL để lấy các tài khoản có role = business, sau đó thống kê thêm số kênh, nhân viên, liên hệ, sản phẩm, hội thoại, tin nhắn, tin nhắn AI và thời điểm hoạt động gần nhất của từng doanh nghiệp. Khi xử lý thành công, hệ thống trả về danh sách doanh nghiệp để frontend hiển thị dưới dạng bảng; nếu xảy ra lỗi truy vấn hoặc xử lý dữ liệu, màn hình tắt trạng thái đang tải và hiển thị thông báo tải dữ liệu thất bại cho </w:t>
+      </w:r>
+      <w:r>
+        <w:rPr>
+          <w:lang w:val="en-US"/>
+        </w:rPr>
+        <w:t>1</w:t>
+      </w:r>
+      <w:r>
+        <w:rPr>
+          <w:lang w:val="en-US"/>
+        </w:rPr>
+        <w:t>uản trị viên hệ thống.</w:t>
+      </w:r>
+    </w:p>
+    <w:p>
+      <w:pPr>
+        <w:pStyle w:val="Heading4"/>
+        <w:rPr>
+          <w:b/>
+          <w:bCs w:val="0"/>
+          <w:lang w:val="vi-VN"/>
+        </w:rPr>
+      </w:pPr>
+      <w:r>
+        <w:rPr>
+          <w:b/>
+          <w:bCs w:val="0"/>
+          <w:lang w:val="vi-VN"/>
+        </w:rPr>
+        <w:t xml:space="preserve">Biểu đồ tuần tự </w:t>
+      </w:r>
+      <w:r>
+        <w:rPr>
+          <w:b/>
+          <w:bCs w:val="0"/>
+          <w:lang w:val="vi-VN"/>
+        </w:rPr>
+        <w:t>Xem chi tiết thông tin doanh nghiệp</w:t>
+      </w:r>
+    </w:p>
+    <w:p>
+      <w:pPr>
+        <w:rPr>
+          <w:lang w:val="vi-VN"/>
+        </w:rPr>
+      </w:pPr>
+      <w:r>
+        <w:rPr>
+          <w:lang w:val="vi-VN"/>
+        </w:rPr>
+        <w:t xml:space="preserve">Biểu đồ tuần tự chức năng </w:t>
+      </w:r>
+      <w:r>
+        <w:rPr>
+          <w:lang w:val="vi-VN"/>
+        </w:rPr>
+        <w:t>x</w:t>
+      </w:r>
+      <w:r>
+        <w:rPr>
+          <w:lang w:val="vi-VN"/>
+        </w:rPr>
+        <w:t>em chi tiết thông tin doanh nghiệp mô tả luồng xử lý khi Admin hệ thống chọn xem chi tiết một doanh nghiệp trên màn hình quản lý doanh nghiệp. Màn hình frontend điều hướng đến trang chi tiết theo businessId và gửi yêu cầu GET /api/admin/businesses/{business_id} đến Backend ChatDesk. Backend truy vấn CSDL PostgreSQL để tìm doanh nghiệp, sau đó tổng hợp các thông tin liên quan như số lượng kênh, nhân viên, khách hàng, hội thoại, tin nhắn, tin nhắn AI, sản phẩm, trạng thái sản phẩm, phân bổ nền tảng, phân công hội thoại và danh sách hội thoại gần đây.</w:t>
+      </w:r>
+      <w:r>
+        <w:rPr>
+          <w:lang w:val="vi-VN"/>
+        </w:rPr>
+        <w:t xml:space="preserve"> </w:t>
+      </w:r>
+      <w:r>
+        <w:rPr>
+          <w:lang w:val="vi-VN"/>
+        </w:rPr>
+        <w:t>Nếu doanh nghiệp tồn tại, Backend trả về dữ liệu chi tiết để màn hình hiển thị thông tin doanh nghiệp, các chỉ số thống kê, biểu đồ và các bảng dữ liệu liên quan cho Admin hệ thống. Nếu không tìm thấy doanh nghiệp hoặc quá trình tải dữ liệu thất bại, hệ thống trả về lỗi và frontend hiển thị thông báo không tải được dữ liệu cho người dùng.</w:t>
+      </w:r>
+    </w:p>
+    <w:p>
+      <w:pPr>
+        <w:pStyle w:val="Heading4"/>
+        <w:rPr>
+          <w:b/>
+          <w:bCs w:val="0"/>
+          <w:lang w:val="en-US"/>
+        </w:rPr>
+      </w:pPr>
+      <w:r>
+        <w:rPr>
+          <w:b/>
+          <w:bCs w:val="0"/>
+          <w:lang w:val="vi-VN"/>
+        </w:rPr>
+        <w:t>Biểu đồ tuần tự Tìm kiếm doanh nghiệp</w:t>
+      </w:r>
+    </w:p>
+    <w:p>
+      <w:pPr>
+        <w:rPr>
+          <w:lang w:val="en-US"/>
+        </w:rPr>
+      </w:pPr>
+      <w:r>
+        <w:rPr>
+          <w:lang w:val="en-US"/>
+        </w:rPr>
+        <w:t xml:space="preserve">Biểu đồ tuần tự chức năng </w:t>
+      </w:r>
+      <w:r>
+        <w:rPr>
+          <w:lang w:val="en-US"/>
+        </w:rPr>
+        <w:t>t</w:t>
+      </w:r>
+      <w:r>
+        <w:rPr>
+          <w:lang w:val="en-US"/>
+        </w:rPr>
+        <w:t xml:space="preserve">ìm kiếm doanh nghiệp mô tả luồng xử lý khi </w:t>
+      </w:r>
+      <w:r>
+        <w:rPr>
+          <w:lang w:val="en-US"/>
+        </w:rPr>
+        <w:t>q</w:t>
+      </w:r>
+      <w:r>
+        <w:rPr>
+          <w:lang w:val="en-US"/>
+        </w:rPr>
+        <w:t xml:space="preserve">uản trị viên hệ thống nhập từ khóa trên màn hình danh bạ doanh nghiệp và bấm </w:t>
+      </w:r>
+      <w:r>
+        <w:rPr>
+          <w:lang w:val="en-US"/>
+        </w:rPr>
+        <w:t>t</w:t>
+      </w:r>
+      <w:r>
+        <w:rPr>
+          <w:lang w:val="en-US"/>
+        </w:rPr>
+        <w:t>ìm kiếm. Màn hình gửi yêu cầu GET /api/admin/businesses kèm từ khóa tìm kiếm, trạng thái lọc và cách sắp xếp hiện tại lên Backend ChatDesk. Backend chuẩn hóa từ khóa, truy vấn CSDL PostgreSQL để tìm các tài khoản có vai trò doanh nghiệp theo email hoặc tên doanh nghiệp, sau đó lấy thêm các số liệu liên quan như số kênh, nhân viên, khách hàng, hội thoại, tin nhắn, AI message và sản phẩm.</w:t>
+      </w:r>
+      <w:r>
+        <w:rPr>
+          <w:lang w:val="en-US"/>
+        </w:rPr>
+        <w:t xml:space="preserve"> </w:t>
+      </w:r>
+      <w:r>
+        <w:rPr>
+          <w:lang w:val="en-US"/>
+        </w:rPr>
+        <w:t>Sau khi tổng hợp dữ liệu, Backend lọc theo trạng thái hoạt động của kênh nếu có, sắp xếp kết quả và trả danh sách doanh nghiệp về frontend. Nếu xử lý thành công, màn hình cập nhật bảng danh bạ và hiển thị kết quả tìm kiếm cho quản trị viên; nếu có lỗi trong quá trình truy vấn hoặc xử lý, hệ thống hiển thị thông báo thất bại tương ứng.</w:t>
+      </w:r>
+    </w:p>
+    <w:p>
+      <w:pPr>
+        <w:pStyle w:val="Heading3"/>
+        <w:rPr>
+          <w:lang w:val="vi-VN"/>
+        </w:rPr>
+      </w:pPr>
+      <w:r>
+        <w:rPr>
+          <w:lang w:val="vi-VN"/>
+        </w:rPr>
+        <w:t>Biểu đồ tuần tự nhóm Usecase Thống kê hoạt động trên hệ thống</w:t>
+      </w:r>
+    </w:p>
+    <w:p>
+      <w:pPr>
+        <w:pStyle w:val="Heading4"/>
+        <w:rPr>
+          <w:b/>
+          <w:bCs w:val="0"/>
+          <w:lang w:val="vi-VN"/>
+        </w:rPr>
+      </w:pPr>
+      <w:r>
+        <w:rPr>
+          <w:b/>
+          <w:bCs w:val="0"/>
+          <w:lang w:val="vi-VN"/>
+        </w:rPr>
+        <w:t>Biểu đồ tuần tự Xem traffic toàn hệ thống</w:t>
+      </w:r>
+    </w:p>
+    <w:p>
+      <w:pPr>
+        <w:rPr>
+          <w:lang w:val="vi-VN"/>
+        </w:rPr>
+      </w:pPr>
+      <w:r>
+        <w:rPr>
+          <w:lang w:val="vi-VN"/>
+        </w:rPr>
+        <w:t xml:space="preserve">Biểu đồ tuần tự chức năng </w:t>
+      </w:r>
+      <w:r>
+        <w:rPr>
+          <w:lang w:val="vi-VN"/>
+        </w:rPr>
+        <w:t>x</w:t>
+      </w:r>
+      <w:r>
+        <w:rPr>
+          <w:lang w:val="vi-VN"/>
+        </w:rPr>
+        <w:t xml:space="preserve">em traffic toàn hệ thống mô tả luồng xử lý khi </w:t>
+      </w:r>
+      <w:r>
+        <w:rPr>
+          <w:lang w:val="vi-VN"/>
+        </w:rPr>
+        <w:t>1</w:t>
+      </w:r>
+      <w:r>
+        <w:rPr>
+          <w:lang w:val="vi-VN"/>
+        </w:rPr>
+        <w:t>uản trị viên hệ thống thao tác trên màn hình Admin Analytics để xem tình hình vận hành chung của ChatDesk theo khoảng thời gian đã chọn. Màn hình gửi tham số days đến Backend ChatDesk qua endpoint GET /api/admin/analytics, sau đó backend xác định khoảng ngày thống kê và truy vấn CSDL PostgreSQL để lấy các số liệu tổng quan, traffic theo ngày, phân bố theo nền tảng, loại người gửi và chỉ số hoạt động theo từng doanh nghiệp.</w:t>
+      </w:r>
+      <w:r>
+        <w:rPr>
+          <w:lang w:val="vi-VN"/>
+        </w:rPr>
+        <w:t xml:space="preserve"> </w:t>
+      </w:r>
+      <w:r>
+        <w:rPr>
+          <w:lang w:val="vi-VN"/>
+        </w:rPr>
+        <w:t xml:space="preserve">Sau khi nhận dữ liệu từ CSDL PostgreSQL, Backend ChatDesk tổng hợp kết quả gồm tổng doanh nghiệp, kênh, hội thoại, tin nhắn, tin nhắn AI, khách hàng, sản phẩm, biểu đồ lưu lượng và các doanh nghiệp có nhiều hội thoại hoặc sử dụng AI nhiều nhất. Nếu xử lý thành công, màn hình hiển thị các thẻ chỉ số và biểu đồ traffic toàn hệ thống cho </w:t>
+      </w:r>
+      <w:r>
+        <w:rPr>
+          <w:lang w:val="vi-VN"/>
+        </w:rPr>
+        <w:t>1</w:t>
+      </w:r>
+      <w:r>
+        <w:rPr>
+          <w:lang w:val="vi-VN"/>
+        </w:rPr>
+        <w:t>uản trị viên hệ thống; nếu có lỗi trong quá trình tải dữ liệu, màn hình hiển thị thông báo thất bại.</w:t>
+      </w:r>
+    </w:p>
+    <w:p>
+      <w:pPr>
+        <w:pStyle w:val="Heading4"/>
+        <w:rPr>
+          <w:b/>
+          <w:bCs w:val="0"/>
+          <w:lang w:val="en-US"/>
+        </w:rPr>
+      </w:pPr>
+      <w:r>
+        <w:rPr>
+          <w:b/>
+          <w:bCs w:val="0"/>
+          <w:lang w:val="vi-VN"/>
+        </w:rPr>
+        <w:t xml:space="preserve">Biểu đồ tuần tự Thống kê về doanh </w:t>
+      </w:r>
+      <w:r>
+        <w:rPr>
+          <w:b/>
+          <w:bCs w:val="0"/>
+          <w:lang w:val="vi-VN"/>
+        </w:rPr>
+        <w:t>nghiệp</w:t>
+      </w:r>
+    </w:p>
+    <w:p>
+      <w:pPr>
+        <w:rPr>
+          <w:lang w:val="en-US"/>
+        </w:rPr>
+      </w:pPr>
+      <w:r>
+        <w:rPr>
+          <w:lang w:val="en-US"/>
+        </w:rPr>
+        <w:t>Biểu đồ tuần tự chức năng Thống kê về các doanh nghiệp mô tả luồng xử lý khi Admin hệ thống thao tác trên màn hình Thống kê doanh nghiệp để xem hoặc làm mới dữ liệu theo một khoảng thời gian. Màn hình gửi yêu cầu GET /api/admin/analytics kèm số ngày cần thống kê đến Backend ChatDesk. Backend tính khoảng thời gian, truy vấn CSDL PostgreSQL để lấy số liệu hội thoại, tin nhắn, tin nhắn AI theo ngày, phân bố theo nền tảng, phân bố theo loại người gửi, danh sách doanh nghiệp và các chỉ số liên quan như kênh, khách hàng, sản phẩm, nhân viên, hội thoại và tin nhắn</w:t>
+      </w:r>
+      <w:r>
+        <w:rPr>
+          <w:lang w:val="en-US"/>
+        </w:rPr>
+        <w:t xml:space="preserve">. </w:t>
+      </w:r>
+      <w:r>
+        <w:rPr>
+          <w:lang w:val="en-US"/>
+        </w:rPr>
+        <w:t>Sau khi truy vấn dữ liệu, Backend ChatDesk tổng hợp thành dữ liệu tổng quan toàn hệ thống, biểu đồ lưu lượng, biểu đồ nền tảng, biểu đồ loại người gửi và danh sách top doanh nghiệp theo số hội thoại hoặc mức sử dụng AI rồi trả về frontend. Nếu xử lý thành công, màn hình cập nhật các thẻ thống kê và biểu đồ để Admin theo dõi tình hình hoạt động của các doanh nghiệp; nếu có lỗi, hệ thống hiển thị thông báo tải thống kê thất bại.</w:t>
+      </w:r>
+    </w:p>
+    <w:p>
+      <w:pPr>
+        <w:pStyle w:val="Heading3"/>
+        <w:rPr>
+          <w:lang w:val="vi-VN"/>
+        </w:rPr>
+      </w:pPr>
+      <w:r>
+        <w:rPr>
+          <w:lang w:val="vi-VN"/>
+        </w:rPr>
+        <w:t>Biểu đồ tuần tự nhóm Usecase Quản lý thông tin tài khoản cá nhân</w:t>
+      </w:r>
+    </w:p>
+    <w:p>
+      <w:pPr>
+        <w:pStyle w:val="Heading4"/>
+        <w:rPr>
+          <w:b/>
+          <w:bCs w:val="0"/>
+          <w:lang w:val="en-US"/>
+        </w:rPr>
+      </w:pPr>
+      <w:r>
+        <w:rPr>
+          <w:b/>
+          <w:bCs w:val="0"/>
+          <w:lang w:val="vi-VN"/>
+        </w:rPr>
+        <w:t>Biểu đồ tuần tự Xem thông tin tài khoản cá nhân</w:t>
+      </w:r>
+      <w:r>
+        <w:rPr>
+          <w:b/>
+          <w:bCs w:val="0"/>
+          <w:lang w:val="vi-VN"/>
+        </w:rPr>
+        <w:t xml:space="preserve"> (nhân viên CSKH)</w:t>
+      </w:r>
+    </w:p>
+    <w:p>
+      <w:pPr>
+        <w:rPr>
+          <w:lang w:val="en-US"/>
+        </w:rPr>
+      </w:pPr>
+      <w:r>
+        <w:rPr>
+          <w:lang w:val="en-US"/>
+        </w:rPr>
+        <w:t xml:space="preserve">Biểu đồ tuần tự chức năng </w:t>
+      </w:r>
+      <w:r>
+        <w:rPr>
+          <w:lang w:val="en-US"/>
+        </w:rPr>
+        <w:t>x</w:t>
+      </w:r>
+      <w:r>
+        <w:rPr>
+          <w:lang w:val="en-US"/>
+        </w:rPr>
+        <w:t xml:space="preserve">em thông tin tài khoản cá nhân mô tả luồng xử lý khi </w:t>
+      </w:r>
+      <w:r>
+        <w:rPr>
+          <w:lang w:val="en-US"/>
+        </w:rPr>
+        <w:t>n</w:t>
+      </w:r>
+      <w:r>
+        <w:rPr>
+          <w:lang w:val="en-US"/>
+        </w:rPr>
+        <w:t xml:space="preserve">hân viên CSKH truy cập màn hình </w:t>
+      </w:r>
+      <w:r>
+        <w:rPr>
+          <w:lang w:val="en-US"/>
+        </w:rPr>
+        <w:t>c</w:t>
+      </w:r>
+      <w:r>
+        <w:rPr>
+          <w:lang w:val="en-US"/>
+        </w:rPr>
+        <w:t>ài đặt tài khoản để xem thông tin cá nhân của mình. Màn hình gửi yêu cầu GET /api/auth/me đến Backend ChatDesk, backend truy xuất dữ liệu tài khoản tương ứng trong bảng users của CSDL PostgreSQL và trả về thông tin tài khoản như họ tên, email đăng nhập, vai trò, mã doanh nghiệp liên kết và trạng thái tài khoản.</w:t>
+      </w:r>
+      <w:r>
+        <w:rPr>
+          <w:lang w:val="en-US"/>
+        </w:rPr>
+        <w:t xml:space="preserve"> </w:t>
+      </w:r>
+      <w:r>
+        <w:rPr>
+          <w:lang w:val="en-US"/>
+        </w:rPr>
+        <w:t xml:space="preserve">Sau khi nhận phản hồi, giao diện điền các trường full_name và email vào biểu mẫu thông tin cơ bản để nhân viên có thể xem lại thông tin tài khoản đang sử dụng. </w:t>
+      </w:r>
+    </w:p>
+    <w:p>
+      <w:pPr>
+        <w:pStyle w:val="Heading4"/>
+        <w:rPr>
+          <w:b/>
+          <w:bCs w:val="0"/>
+          <w:lang w:val="en-US"/>
+        </w:rPr>
+      </w:pPr>
+      <w:r>
+        <w:rPr>
+          <w:b/>
+          <w:bCs w:val="0"/>
+          <w:lang w:val="vi-VN"/>
+        </w:rPr>
+        <w:t xml:space="preserve">Biểu đồ tuần tự Sửa thông tin cơ bản tài </w:t>
+      </w:r>
+      <w:r>
+        <w:rPr>
+          <w:b/>
+          <w:bCs w:val="0"/>
+          <w:lang w:val="vi-VN"/>
+        </w:rPr>
+        <w:t>khoản (nhân viên CSKH)</w:t>
+      </w:r>
+    </w:p>
+    <w:p>
+      <w:pPr>
+        <w:rPr>
+          <w:lang w:val="en-US"/>
+        </w:rPr>
+      </w:pPr>
+      <w:r>
+        <w:rPr>
+          <w:lang w:val="en-US"/>
+        </w:rPr>
+        <w:t xml:space="preserve">Biểu đồ tuần tự chức năng </w:t>
+      </w:r>
+      <w:r>
+        <w:rPr>
+          <w:lang w:val="en-US"/>
+        </w:rPr>
+        <w:t>s</w:t>
+      </w:r>
+      <w:r>
+        <w:rPr>
+          <w:lang w:val="en-US"/>
+        </w:rPr>
+        <w:t xml:space="preserve">ửa thông tin cơ bản tài khoản mô tả luồng xử lý khi </w:t>
+      </w:r>
+      <w:r>
+        <w:rPr>
+          <w:lang w:val="en-US"/>
+        </w:rPr>
+        <w:t>n</w:t>
+      </w:r>
+      <w:r>
+        <w:rPr>
+          <w:lang w:val="en-US"/>
+        </w:rPr>
+        <w:t>hân viên CSKH thao tác trên màn hình cài đặt tài khoản nhân viên để cập nhật họ tên và email đăng nhập. Sau khi người dùng nhập thông tin và bấm lưu, giao diện kiểm tra các điều kiện cơ bản như họ tên bắt buộc, email bắt buộc và đúng định dạng; nếu dữ liệu không hợp lệ thì hệ thống hiển thị thông báo thất bại ngay trên giao diện.</w:t>
+      </w:r>
+      <w:r>
+        <w:rPr>
+          <w:lang w:val="en-US"/>
+        </w:rPr>
+        <w:t xml:space="preserve"> </w:t>
+      </w:r>
+      <w:r>
+        <w:rPr>
+          <w:lang w:val="en-US"/>
+        </w:rPr>
+        <w:t>Khi dữ liệu hợp lệ, màn hình gửi yêu cầu PATCH /api/employees/me/profile đến Backend ChatDesk với full_name và email. Backend kiểm tra dữ liệu, chuẩn hóa họ tên, kiểm tra email có bị trùng với tài khoản khác trong CSDL PostgreSQL hay không, sau đó cập nhật các trường email, full_name và updated_at trong bảng users nếu thông tin hợp lệ. Trường hợp email đã tồn tại hoặc họ tên không hợp lệ, hệ thống trả lỗi và hiển thị thông báo thất bại; ngược lại, hệ thống trả về thông tin tài khoản đã cập nhật và giao diện hiển thị thông báo thành công cho Nhân viên CSKH.</w:t>
+      </w:r>
+    </w:p>
+    <w:p>
+      <w:pPr>
+        <w:pStyle w:val="Heading4"/>
+        <w:rPr>
+          <w:b/>
+          <w:bCs w:val="0"/>
+          <w:lang w:val="vi-VN"/>
+        </w:rPr>
+      </w:pPr>
+      <w:r>
+        <w:rPr>
+          <w:b/>
+          <w:bCs w:val="0"/>
+          <w:lang w:val="vi-VN"/>
+        </w:rPr>
+        <w:t>Biểu đồ tuần tự Đổi mật khẩu</w:t>
+      </w:r>
+      <w:r>
+        <w:rPr>
+          <w:b/>
+          <w:bCs w:val="0"/>
+          <w:lang w:val="vi-VN"/>
+        </w:rPr>
+        <w:t xml:space="preserve"> (nhân viên CSKH)</w:t>
+      </w:r>
+    </w:p>
+    <w:p>
+      <w:pPr>
+        <w:rPr>
+          <w:lang w:val="vi-VN"/>
+        </w:rPr>
+      </w:pPr>
+      <w:r>
+        <w:rPr>
+          <w:lang w:val="vi-VN"/>
+        </w:rPr>
+        <w:t xml:space="preserve">Biểu đồ tuần tự chức năng </w:t>
+      </w:r>
+      <w:r>
+        <w:rPr>
+          <w:lang w:val="vi-VN"/>
+        </w:rPr>
+        <w:t>đ</w:t>
+      </w:r>
+      <w:r>
+        <w:rPr>
+          <w:lang w:val="vi-VN"/>
+        </w:rPr>
+        <w:t xml:space="preserve">ổi mật </w:t>
+      </w:r>
+      <w:r>
+        <w:rPr>
+          <w:lang w:val="vi-VN"/>
+        </w:rPr>
+        <w:t>khẩu</w:t>
+      </w:r>
+      <w:r>
+        <w:rPr>
+          <w:lang w:val="vi-VN"/>
+        </w:rPr>
+        <w:t xml:space="preserve"> mô tả luồng xử lý khi nhân viên CSKH thao tác tại màn hình cài đặt nhân viên để thay đổi mật khẩu cá nhân. Nhân viên nhập mật khẩu hiện tại, mật khẩu mới và xác nhận mật khẩu mới; frontend kiểm tra các điều kiện nhập liệu như bắt buộc nhập mật khẩu hiện tại, mật khẩu mới tối thiểu 6 ký tự và xác nhận mật khẩu phải khớp trước khi gửi yêu cầu đổi mật khẩu đến Backend ChatDesk.</w:t>
+      </w:r>
+      <w:r>
+        <w:rPr>
+          <w:lang w:val="vi-VN"/>
+        </w:rPr>
+        <w:t xml:space="preserve"> </w:t>
+      </w:r>
+      <w:r>
+        <w:rPr>
+          <w:lang w:val="vi-VN"/>
+        </w:rPr>
+        <w:t>Sau khi nhận yêu cầu, Backend ChatDesk kiểm tra độ dài mật khẩu mới, xác minh mật khẩu hiện tại bằng bcrypt, sau đó mã hóa mật khẩu mới và cập nhật trường password_hash của nhân viên trong bảng users tại CSDL PostgreSQL. Nếu dữ liệu không hợp lệ hoặc mật khẩu hiện tại không đúng, hệ thống trả về lỗi và màn hình hiển thị thông báo thất bại; nếu cập nhật thành công, form mật khẩu được xóa và nhân viên nhận thông báo đổi mật khẩu thành công.</w:t>
+      </w:r>
+    </w:p>
+    <w:p>
+      <w:pPr>
+        <w:pStyle w:val="Heading3"/>
+        <w:rPr>
+          <w:lang w:val="vi-VN"/>
+        </w:rPr>
+      </w:pPr>
+      <w:r>
+        <w:rPr>
+          <w:lang w:val="vi-VN"/>
+        </w:rPr>
+        <w:t xml:space="preserve">Biểu đồ tuần tự </w:t>
+      </w:r>
+      <w:r>
+        <w:rPr>
+          <w:lang w:val="vi-VN"/>
+        </w:rPr>
+        <w:t>Nhắn tin qua Widget (khách hàng)</w:t>
+      </w:r>
+    </w:p>
+    <w:p>
+      <w:pPr>
+        <w:rPr>
+          <w:lang w:val="vi-VN"/>
+        </w:rPr>
+      </w:pPr>
+      <w:r>
+        <w:rPr>
+          <w:lang w:val="vi-VN"/>
+        </w:rPr>
+        <w:t xml:space="preserve">Biểu đồ tuần tự chức năng </w:t>
+      </w:r>
+      <w:r>
+        <w:rPr>
+          <w:lang w:val="vi-VN"/>
+        </w:rPr>
+        <w:t>n</w:t>
+      </w:r>
+      <w:r>
+        <w:rPr>
+          <w:lang w:val="vi-VN"/>
+        </w:rPr>
+        <w:t>hắn tin qua widget mô tả luồng xử lý khi khách hàng nhập nội dung và gửi tin nhắn trực tiếp trên Widget ChatDesk được nhúng trên website. Màn hình Widget kiểm tra dữ liệu nhập, sau đó gửi thông tin visitor và nội dung tin nhắn đến POST /api/widgets/send. Backend ChatDesk tìm kênh Widget tương ứng, tìm hoặc tạo contact, tìm hoặc tạo conversation trên nền tảng widget, lưu tin nhắn của khách hàng vào bảng messages, cập nhật thời điểm tin nhắn cuối của hội thoại và phát sự kiện WebSocket để màn hình Chat nội bộ hiển thị tin nhắn mới.</w:t>
+      </w:r>
+      <w:r>
+        <w:rPr>
+          <w:lang w:val="vi-VN"/>
+        </w:rPr>
+        <w:t xml:space="preserve"> N</w:t>
+      </w:r>
+      <w:r>
+        <w:rPr>
+          <w:lang w:val="vi-VN"/>
+        </w:rPr>
+        <w:t>ếu dữ liệu gửi không hợp lệ hoặc Widget không hợp lệ, hệ thống trả lỗi và Widget hiển thị thông báo thất bại cho khách hàng.</w:t>
+      </w:r>
+    </w:p>
+    <w:p>
+      <w:pPr>
+        <w:ind w:firstLine="0"/>
+        <w:rPr>
+          <w:lang w:val="vi-VN"/>
+        </w:rPr>
+      </w:pPr>
     </w:p>
     <w:sectPr>
-      <w:footerReference w:type="default" r:id="rId23"/>
-      <w:footerReference w:type="first" r:id="rId24"/>
+      <w:footerReference w:type="default" r:id="rId24"/>
+      <w:footerReference w:type="first" r:id="rId25"/>
       <w:pgSz w:w="11906" w:h="16838"/>
       <w:pgMar w:top="1134" w:right="1134" w:bottom="1134" w:left="1418" w:header="397" w:footer="397" w:gutter="0"/>
       <w:pgNumType w:start="1"/>
